--- a/Informe.docx
+++ b/Informe.docx
@@ -4,90 +4,295 @@
   <w:body>
     <w:p>
       <w:pPr>
+        <w:jc w:val="center"/>
+        <w:rPr>
+          <w:rFonts w:ascii="Arial" w:hAnsi="Arial" w:cs="Arial"/>
+        </w:rPr>
+      </w:pPr>
+      <w:r>
+        <w:rPr>
+          <w:noProof/>
+        </w:rPr>
+        <w:drawing>
+          <wp:inline distT="0" distB="0" distL="0" distR="0" wp14:anchorId="6020C14F" wp14:editId="64DA3D37">
+            <wp:extent cx="4176346" cy="1592580"/>
+            <wp:effectExtent l="0" t="0" r="0" b="0"/>
+            <wp:docPr id="627678957" name="Picture 1"/>
+            <wp:cNvGraphicFramePr>
+              <a:graphicFrameLocks xmlns:a="http://schemas.openxmlformats.org/drawingml/2006/main" noChangeAspect="1"/>
+            </wp:cNvGraphicFramePr>
+            <a:graphic xmlns:a="http://schemas.openxmlformats.org/drawingml/2006/main">
+              <a:graphicData uri="http://schemas.openxmlformats.org/drawingml/2006/picture">
+                <pic:pic xmlns:pic="http://schemas.openxmlformats.org/drawingml/2006/picture">
+                  <pic:nvPicPr>
+                    <pic:cNvPr id="0" name="Picture 18"/>
+                    <pic:cNvPicPr>
+                      <a:picLocks noChangeAspect="1" noChangeArrowheads="1"/>
+                    </pic:cNvPicPr>
+                  </pic:nvPicPr>
+                  <pic:blipFill>
+                    <a:blip r:embed="rId6">
+                      <a:extLst>
+                        <a:ext uri="{28A0092B-C50C-407E-A947-70E740481C1C}">
+                          <a14:useLocalDpi xmlns:a14="http://schemas.microsoft.com/office/drawing/2010/main" val="0"/>
+                        </a:ext>
+                      </a:extLst>
+                    </a:blip>
+                    <a:srcRect/>
+                    <a:stretch>
+                      <a:fillRect/>
+                    </a:stretch>
+                  </pic:blipFill>
+                  <pic:spPr bwMode="auto">
+                    <a:xfrm>
+                      <a:off x="0" y="0"/>
+                      <a:ext cx="4191010" cy="1598172"/>
+                    </a:xfrm>
+                    <a:prstGeom prst="rect">
+                      <a:avLst/>
+                    </a:prstGeom>
+                    <a:noFill/>
+                    <a:ln>
+                      <a:noFill/>
+                    </a:ln>
+                  </pic:spPr>
+                </pic:pic>
+              </a:graphicData>
+            </a:graphic>
+          </wp:inline>
+        </w:drawing>
+      </w:r>
+    </w:p>
+    <w:p>
+      <w:pPr>
+        <w:jc w:val="center"/>
+        <w:rPr>
+          <w:sz w:val="56"/>
+          <w:szCs w:val="56"/>
+        </w:rPr>
+      </w:pPr>
+      <w:r>
         <w:rPr>
           <w:b/>
           <w:bCs/>
+          <w:sz w:val="56"/>
+          <w:szCs w:val="56"/>
+        </w:rPr>
+        <w:t>Universidad Católica</w:t>
+      </w:r>
+    </w:p>
+    <w:p>
+      <w:pPr>
+        <w:jc w:val="center"/>
+        <w:rPr>
+          <w:sz w:val="56"/>
+          <w:szCs w:val="56"/>
         </w:rPr>
       </w:pPr>
       <w:r>
         <w:rPr>
           <w:b/>
           <w:bCs/>
-        </w:rPr>
-        <w:t>Informe — Parte 1: Variable Aleatoria con Representación Binaria</w:t>
-      </w:r>
-    </w:p>
-    <w:p>
-      <w:r>
-        <w:t>Probabilidad y Estadística Aplicada</w:t>
-      </w:r>
-    </w:p>
-    <w:p>
-      <w:r>
-        <w:pict w14:anchorId="03394D52">
-          <v:rect id="_x0000_i1025" style="width:0;height:1.5pt" o:hralign="center" o:hrstd="t" o:hr="t" fillcolor="#a0a0a0" stroked="f"/>
-        </w:pict>
-      </w:r>
-    </w:p>
-    <w:p>
-      <w:pPr>
+          <w:sz w:val="56"/>
+          <w:szCs w:val="56"/>
+        </w:rPr>
+        <w:t>del Uruguay</w:t>
+      </w:r>
+    </w:p>
+    <w:p>
+      <w:pPr>
+        <w:jc w:val="center"/>
+      </w:pPr>
+      <w:r>
+        <w:t>Probabilidad y estadística aplicada</w:t>
+      </w:r>
+    </w:p>
+    <w:p>
+      <w:pPr>
+        <w:jc w:val="center"/>
+      </w:pPr>
+    </w:p>
+    <w:p>
+      <w:pPr>
+        <w:jc w:val="center"/>
+      </w:pPr>
+      <w:r>
         <w:rPr>
           <w:b/>
           <w:bCs/>
         </w:rPr>
+        <w:t>Docente:</w:t>
+      </w:r>
+      <w:r>
+        <w:t> </w:t>
+      </w:r>
+      <w:r>
+        <w:t>Sebastián Decuadro</w:t>
+      </w:r>
+    </w:p>
+    <w:p>
+      <w:pPr>
+        <w:jc w:val="center"/>
+      </w:pPr>
+    </w:p>
+    <w:p>
+      <w:pPr>
+        <w:jc w:val="center"/>
+      </w:pPr>
+    </w:p>
+    <w:p>
+      <w:pPr>
+        <w:jc w:val="center"/>
       </w:pPr>
       <w:r>
         <w:rPr>
           <w:b/>
           <w:bCs/>
         </w:rPr>
-        <w:t>1. Distribución de cada ( M</w:t>
+        <w:t>Alumn</w:t>
       </w:r>
       <w:r>
         <w:rPr>
           <w:b/>
           <w:bCs/>
-          <w:vertAlign w:val="subscript"/>
-        </w:rPr>
-        <w:t>i</w:t>
+        </w:rPr>
+        <w:t>os</w:t>
       </w:r>
       <w:r>
         <w:rPr>
           <w:b/>
           <w:bCs/>
         </w:rPr>
+        <w:t>:</w:t>
+      </w:r>
+    </w:p>
+    <w:p>
+      <w:pPr>
+        <w:jc w:val="center"/>
+      </w:pPr>
+      <w:r>
+        <w:t>Rodrigo Fagundez</w:t>
+      </w:r>
+    </w:p>
+    <w:p>
+      <w:pPr>
+        <w:jc w:val="center"/>
+      </w:pPr>
+      <w:r>
+        <w:t>Santiago Pellejero</w:t>
+      </w:r>
+      <w:r>
+        <w:t xml:space="preserve"> – 5.344.618-2</w:t>
+      </w:r>
+    </w:p>
+    <w:p/>
+    <w:p/>
+    <w:p/>
+    <w:p/>
+    <w:p/>
+    <w:p/>
+    <w:p/>
+    <w:p/>
+    <w:p/>
+    <w:p/>
+    <w:p>
+      <w:pPr>
+        <w:jc w:val="center"/>
+      </w:pPr>
+      <w:r>
+        <w:t>08</w:t>
+      </w:r>
+      <w:r>
+        <w:t>/0</w:t>
+      </w:r>
+      <w:r>
+        <w:t>5</w:t>
+      </w:r>
+      <w:r>
+        <w:t>/2026 </w:t>
+      </w:r>
+      <w:r>
+        <w:br w:type="page"/>
+      </w:r>
+    </w:p>
+    <w:p>
+      <w:pPr>
+        <w:pStyle w:val="Heading1"/>
+      </w:pPr>
+      <w:r>
+        <w:lastRenderedPageBreak/>
+        <w:t xml:space="preserve">1. Distribución de cada </w:t>
+      </w:r>
+      <w:proofErr w:type="gramStart"/>
+      <w:r>
+        <w:t>( M</w:t>
+      </w:r>
+      <w:r>
+        <w:rPr>
+          <w:vertAlign w:val="subscript"/>
+        </w:rPr>
+        <w:t>i</w:t>
+      </w:r>
+      <w:proofErr w:type="gramEnd"/>
+      <w:r>
         <w:t>)</w:t>
       </w:r>
     </w:p>
     <w:p>
       <w:pPr>
         <w:rPr>
+          <w:rFonts w:ascii="Arial" w:hAnsi="Arial" w:cs="Arial"/>
           <w:lang w:val="en-US"/>
         </w:rPr>
       </w:pPr>
       <w:r>
-        <w:t>Cada variable ( M</w:t>
-      </w:r>
-      <w:r>
-        <w:rPr>
+        <w:rPr>
+          <w:rFonts w:ascii="Arial" w:hAnsi="Arial" w:cs="Arial"/>
+        </w:rPr>
+        <w:t xml:space="preserve">Cada variable </w:t>
+      </w:r>
+      <w:proofErr w:type="gramStart"/>
+      <w:r>
+        <w:rPr>
+          <w:rFonts w:ascii="Arial" w:hAnsi="Arial" w:cs="Arial"/>
+        </w:rPr>
+        <w:t>( M</w:t>
+      </w:r>
+      <w:r>
+        <w:rPr>
+          <w:rFonts w:ascii="Arial" w:hAnsi="Arial" w:cs="Arial"/>
           <w:vertAlign w:val="subscript"/>
         </w:rPr>
         <w:t>i</w:t>
       </w:r>
-      <w:r>
+      <w:proofErr w:type="gramEnd"/>
+      <w:r>
+        <w:rPr>
+          <w:rFonts w:ascii="Arial" w:hAnsi="Arial" w:cs="Arial"/>
+        </w:rPr>
         <w:t xml:space="preserve"> ) representa el resultado de lanzar una moneda equilibrada. </w:t>
       </w:r>
-      <w:r>
-        <w:rPr>
+      <w:proofErr w:type="spellStart"/>
+      <w:r>
+        <w:rPr>
+          <w:rFonts w:ascii="Arial" w:hAnsi="Arial" w:cs="Arial"/>
           <w:lang w:val="en-US"/>
         </w:rPr>
-        <w:t>Formalmente:</w:t>
-      </w:r>
-    </w:p>
-    <w:p>
-      <w:pPr>
-        <w:rPr>
-          <w:rFonts w:ascii="Cambria Math" w:hAnsi="Cambria Math"/>
+        <w:t>Formalmente</w:t>
+      </w:r>
+      <w:proofErr w:type="spellEnd"/>
+      <w:r>
+        <w:rPr>
+          <w:rFonts w:ascii="Arial" w:hAnsi="Arial" w:cs="Arial"/>
+          <w:lang w:val="en-US"/>
+        </w:rPr>
+        <w:t>:</w:t>
+      </w:r>
+    </w:p>
+    <w:p>
+      <w:pPr>
+        <w:rPr>
+          <w:rFonts w:ascii="Arial" w:hAnsi="Arial" w:cs="Arial"/>
           <w:i/>
         </w:rPr>
       </w:pPr>
@@ -97,7 +302,7 @@
             <m:sSubPr>
               <m:ctrlPr>
                 <w:rPr>
-                  <w:rFonts w:ascii="Cambria Math" w:hAnsi="Cambria Math"/>
+                  <w:rFonts w:ascii="Cambria Math" w:hAnsi="Cambria Math" w:cs="Arial"/>
                   <w:i/>
                 </w:rPr>
               </m:ctrlPr>
@@ -105,7 +310,7 @@
             <m:e>
               <m:r>
                 <w:rPr>
-                  <w:rFonts w:ascii="Cambria Math" w:hAnsi="Cambria Math"/>
+                  <w:rFonts w:ascii="Cambria Math" w:hAnsi="Cambria Math" w:cs="Arial"/>
                 </w:rPr>
                 <m:t>M</m:t>
               </m:r>
@@ -113,7 +318,7 @@
             <m:sub>
               <m:r>
                 <w:rPr>
-                  <w:rFonts w:ascii="Cambria Math" w:hAnsi="Cambria Math"/>
+                  <w:rFonts w:ascii="Cambria Math" w:hAnsi="Cambria Math" w:cs="Arial"/>
                 </w:rPr>
                 <m:t>i</m:t>
               </m:r>
@@ -121,7 +326,7 @@
           </m:sSub>
           <m:r>
             <w:rPr>
-              <w:rFonts w:ascii="Cambria Math" w:hAnsi="Cambria Math"/>
+              <w:rFonts w:ascii="Cambria Math" w:hAnsi="Cambria Math" w:cs="Arial"/>
             </w:rPr>
             <m:t xml:space="preserve"> </m:t>
           </m:r>
@@ -130,13 +335,13 @@
               <m:sty m:val="p"/>
             </m:rPr>
             <w:rPr>
-              <w:rFonts w:ascii="Cambria Math" w:hAnsi="Cambria Math"/>
+              <w:rFonts w:ascii="Cambria Math" w:hAnsi="Cambria Math" w:cs="Arial"/>
             </w:rPr>
             <w:softHyphen/>
           </m:r>
           <m:r>
             <w:rPr>
-              <w:rFonts w:ascii="Cambria Math" w:hAnsi="Cambria Math"/>
+              <w:rFonts w:ascii="Cambria Math" w:hAnsi="Cambria Math" w:cs="Arial"/>
             </w:rPr>
             <m:t xml:space="preserve">~ Bernoulli </m:t>
           </m:r>
@@ -144,7 +349,7 @@
             <m:dPr>
               <m:ctrlPr>
                 <w:rPr>
-                  <w:rFonts w:ascii="Cambria Math" w:hAnsi="Cambria Math"/>
+                  <w:rFonts w:ascii="Cambria Math" w:hAnsi="Cambria Math" w:cs="Arial"/>
                   <w:i/>
                 </w:rPr>
               </m:ctrlPr>
@@ -152,7 +357,7 @@
             <m:e>
               <m:r>
                 <w:rPr>
-                  <w:rFonts w:ascii="Cambria Math" w:hAnsi="Cambria Math"/>
+                  <w:rFonts w:ascii="Cambria Math" w:hAnsi="Cambria Math" w:cs="Arial"/>
                 </w:rPr>
                 <m:t xml:space="preserve"> </m:t>
               </m:r>
@@ -160,7 +365,7 @@
                 <m:fPr>
                   <m:ctrlPr>
                     <w:rPr>
-                      <w:rFonts w:ascii="Cambria Math" w:hAnsi="Cambria Math"/>
+                      <w:rFonts w:ascii="Cambria Math" w:hAnsi="Cambria Math" w:cs="Arial"/>
                       <w:i/>
                       <w:lang w:val="en-US"/>
                     </w:rPr>
@@ -169,7 +374,7 @@
                 <m:num>
                   <m:r>
                     <w:rPr>
-                      <w:rFonts w:ascii="Cambria Math" w:hAnsi="Cambria Math"/>
+                      <w:rFonts w:ascii="Cambria Math" w:hAnsi="Cambria Math" w:cs="Arial"/>
                     </w:rPr>
                     <m:t>1</m:t>
                   </m:r>
@@ -177,7 +382,7 @@
                 <m:den>
                   <m:r>
                     <w:rPr>
-                      <w:rFonts w:ascii="Cambria Math" w:hAnsi="Cambria Math"/>
+                      <w:rFonts w:ascii="Cambria Math" w:hAnsi="Cambria Math" w:cs="Arial"/>
                     </w:rPr>
                     <m:t>2</m:t>
                   </m:r>
@@ -185,7 +390,7 @@
               </m:f>
               <m:r>
                 <w:rPr>
-                  <w:rFonts w:ascii="Cambria Math" w:eastAsiaTheme="minorEastAsia" w:hAnsi="Cambria Math"/>
+                  <w:rFonts w:ascii="Cambria Math" w:eastAsiaTheme="minorEastAsia" w:hAnsi="Cambria Math" w:cs="Arial"/>
                 </w:rPr>
                 <m:t xml:space="preserve"> </m:t>
               </m:r>
@@ -193,7 +398,7 @@
           </m:d>
           <m:r>
             <w:rPr>
-              <w:rFonts w:ascii="Cambria Math" w:hAnsi="Cambria Math"/>
+              <w:rFonts w:ascii="Cambria Math" w:hAnsi="Cambria Math" w:cs="Arial"/>
             </w:rPr>
             <m:t xml:space="preserve">,  </m:t>
           </m:r>
@@ -201,7 +406,7 @@
             <m:sSubPr>
               <m:ctrlPr>
                 <w:rPr>
-                  <w:rFonts w:ascii="Cambria Math" w:hAnsi="Cambria Math"/>
+                  <w:rFonts w:ascii="Cambria Math" w:hAnsi="Cambria Math" w:cs="Arial"/>
                   <w:i/>
                 </w:rPr>
               </m:ctrlPr>
@@ -209,7 +414,7 @@
             <m:e>
               <m:r>
                 <w:rPr>
-                  <w:rFonts w:ascii="Cambria Math" w:hAnsi="Cambria Math"/>
+                  <w:rFonts w:ascii="Cambria Math" w:hAnsi="Cambria Math" w:cs="Arial"/>
                 </w:rPr>
                 <m:t>M</m:t>
               </m:r>
@@ -217,7 +422,7 @@
             <m:sub>
               <m:r>
                 <w:rPr>
-                  <w:rFonts w:ascii="Cambria Math" w:hAnsi="Cambria Math"/>
+                  <w:rFonts w:ascii="Cambria Math" w:hAnsi="Cambria Math" w:cs="Arial"/>
                 </w:rPr>
                 <m:t>i</m:t>
               </m:r>
@@ -225,7 +430,7 @@
           </m:sSub>
           <m:r>
             <w:rPr>
-              <w:rFonts w:ascii="Cambria Math" w:hAnsi="Cambria Math"/>
+              <w:rFonts w:ascii="Cambria Math" w:hAnsi="Cambria Math" w:cs="Arial"/>
             </w:rPr>
             <m:t xml:space="preserve"> ∈ </m:t>
           </m:r>
@@ -235,7 +440,7 @@
               <m:endChr m:val="}"/>
               <m:ctrlPr>
                 <w:rPr>
-                  <w:rFonts w:ascii="Cambria Math" w:hAnsi="Cambria Math"/>
+                  <w:rFonts w:ascii="Cambria Math" w:hAnsi="Cambria Math" w:cs="Arial"/>
                   <w:i/>
                 </w:rPr>
               </m:ctrlPr>
@@ -243,7 +448,7 @@
             <m:e>
               <m:r>
                 <w:rPr>
-                  <w:rFonts w:ascii="Cambria Math" w:hAnsi="Cambria Math"/>
+                  <w:rFonts w:ascii="Cambria Math" w:hAnsi="Cambria Math" w:cs="Arial"/>
                 </w:rPr>
                 <m:t>0,1</m:t>
               </m:r>
@@ -252,56 +457,118 @@
         </m:oMath>
       </m:oMathPara>
     </w:p>
-    <w:p/>
-    <w:p>
-      <w:r>
-        <w:t>con: P(</w:t>
-      </w:r>
-      <w:r>
+    <w:p>
+      <w:pPr>
+        <w:rPr>
+          <w:rFonts w:ascii="Arial" w:hAnsi="Arial" w:cs="Arial"/>
+        </w:rPr>
+      </w:pPr>
+    </w:p>
+    <w:p>
+      <w:pPr>
+        <w:rPr>
+          <w:rFonts w:ascii="Arial" w:hAnsi="Arial" w:cs="Arial"/>
+        </w:rPr>
+      </w:pPr>
+      <w:r>
+        <w:rPr>
+          <w:rFonts w:ascii="Arial" w:hAnsi="Arial" w:cs="Arial"/>
+        </w:rPr>
+        <w:t xml:space="preserve">con: </w:t>
+      </w:r>
+      <w:proofErr w:type="gramStart"/>
+      <w:r>
+        <w:rPr>
+          <w:rFonts w:ascii="Arial" w:hAnsi="Arial" w:cs="Arial"/>
+        </w:rPr>
+        <w:t>P(</w:t>
+      </w:r>
+      <w:r>
+        <w:rPr>
+          <w:rFonts w:ascii="Arial" w:hAnsi="Arial" w:cs="Arial"/>
+        </w:rPr>
         <w:t xml:space="preserve"> </w:t>
       </w:r>
       <w:r>
+        <w:rPr>
+          <w:rFonts w:ascii="Arial" w:hAnsi="Arial" w:cs="Arial"/>
+        </w:rPr>
         <w:t>M</w:t>
       </w:r>
       <w:r>
         <w:rPr>
+          <w:rFonts w:ascii="Arial" w:hAnsi="Arial" w:cs="Arial"/>
           <w:vertAlign w:val="subscript"/>
         </w:rPr>
         <w:t>i</w:t>
       </w:r>
-      <w:r>
+      <w:proofErr w:type="gramEnd"/>
+      <w:r>
+        <w:rPr>
+          <w:rFonts w:ascii="Arial" w:hAnsi="Arial" w:cs="Arial"/>
+        </w:rPr>
         <w:t xml:space="preserve"> </w:t>
       </w:r>
       <w:r>
+        <w:rPr>
+          <w:rFonts w:ascii="Arial" w:hAnsi="Arial" w:cs="Arial"/>
+        </w:rPr>
         <w:t xml:space="preserve">) </w:t>
       </w:r>
       <w:r>
-        <w:t>= 0 = P(</w:t>
-      </w:r>
-      <w:r>
+        <w:rPr>
+          <w:rFonts w:ascii="Arial" w:hAnsi="Arial" w:cs="Arial"/>
+        </w:rPr>
+        <w:t xml:space="preserve">= 0 = </w:t>
+      </w:r>
+      <w:proofErr w:type="gramStart"/>
+      <w:r>
+        <w:rPr>
+          <w:rFonts w:ascii="Arial" w:hAnsi="Arial" w:cs="Arial"/>
+        </w:rPr>
+        <w:t>P(</w:t>
+      </w:r>
+      <w:r>
+        <w:rPr>
+          <w:rFonts w:ascii="Arial" w:hAnsi="Arial" w:cs="Arial"/>
+        </w:rPr>
         <w:t xml:space="preserve"> </w:t>
       </w:r>
       <w:r>
+        <w:rPr>
+          <w:rFonts w:ascii="Arial" w:hAnsi="Arial" w:cs="Arial"/>
+        </w:rPr>
         <w:t>M</w:t>
       </w:r>
       <w:r>
         <w:rPr>
+          <w:rFonts w:ascii="Arial" w:hAnsi="Arial" w:cs="Arial"/>
           <w:vertAlign w:val="subscript"/>
         </w:rPr>
         <w:t>i</w:t>
       </w:r>
-      <w:r>
+      <w:proofErr w:type="gramEnd"/>
+      <w:r>
+        <w:rPr>
+          <w:rFonts w:ascii="Arial" w:hAnsi="Arial" w:cs="Arial"/>
+        </w:rPr>
         <w:t xml:space="preserve"> </w:t>
       </w:r>
       <w:r>
+        <w:rPr>
+          <w:rFonts w:ascii="Arial" w:hAnsi="Arial" w:cs="Arial"/>
+        </w:rPr>
         <w:t xml:space="preserve">) </w:t>
       </w:r>
       <w:r>
+        <w:rPr>
+          <w:rFonts w:ascii="Arial" w:hAnsi="Arial" w:cs="Arial"/>
+        </w:rPr>
         <w:t xml:space="preserve">= 1 = </w:t>
       </w:r>
       <w:r>
         <w:rPr>
-          <w:rFonts w:ascii="Cambria Math" w:hAnsi="Cambria Math"/>
+          <w:rFonts w:ascii="Arial" w:hAnsi="Arial" w:cs="Arial"/>
           <w:i/>
         </w:rPr>
         <w:t>(</w:t>
@@ -309,7 +576,7 @@
       <m:oMath>
         <m:r>
           <w:rPr>
-            <w:rFonts w:ascii="Cambria Math" w:hAnsi="Cambria Math"/>
+            <w:rFonts w:ascii="Cambria Math" w:hAnsi="Cambria Math" w:cs="Arial"/>
           </w:rPr>
           <m:t xml:space="preserve">  </m:t>
         </m:r>
@@ -317,7 +584,7 @@
           <m:fPr>
             <m:ctrlPr>
               <w:rPr>
-                <w:rFonts w:ascii="Cambria Math" w:hAnsi="Cambria Math"/>
+                <w:rFonts w:ascii="Cambria Math" w:hAnsi="Cambria Math" w:cs="Arial"/>
                 <w:i/>
                 <w:lang w:val="en-US"/>
               </w:rPr>
@@ -326,7 +593,7 @@
           <m:num>
             <m:r>
               <w:rPr>
-                <w:rFonts w:ascii="Cambria Math" w:hAnsi="Cambria Math"/>
+                <w:rFonts w:ascii="Cambria Math" w:hAnsi="Cambria Math" w:cs="Arial"/>
               </w:rPr>
               <m:t>1</m:t>
             </m:r>
@@ -334,7 +601,7 @@
           <m:den>
             <m:r>
               <w:rPr>
-                <w:rFonts w:ascii="Cambria Math" w:hAnsi="Cambria Math"/>
+                <w:rFonts w:ascii="Cambria Math" w:hAnsi="Cambria Math" w:cs="Arial"/>
               </w:rPr>
               <m:t>2</m:t>
             </m:r>
@@ -343,51 +610,67 @@
       </m:oMath>
       <w:r>
         <w:rPr>
-          <w:rFonts w:ascii="Cambria Math" w:eastAsiaTheme="minorEastAsia" w:hAnsi="Cambria Math"/>
+          <w:rFonts w:ascii="Arial" w:eastAsiaTheme="minorEastAsia" w:hAnsi="Arial" w:cs="Arial"/>
           <w:i/>
         </w:rPr>
         <w:t xml:space="preserve"> </w:t>
       </w:r>
       <w:r>
         <w:rPr>
-          <w:rFonts w:ascii="Cambria Math" w:hAnsi="Cambria Math"/>
+          <w:rFonts w:ascii="Arial" w:hAnsi="Arial" w:cs="Arial"/>
           <w:i/>
         </w:rPr>
         <w:t>)</w:t>
       </w:r>
       <w:r>
-        <w:t xml:space="preserve"> </w:t>
-      </w:r>
-      <w:r>
-        <w:t>y las variables M</w:t>
-      </w:r>
-      <w:r>
-        <w:rPr>
+        <w:rPr>
+          <w:rFonts w:ascii="Arial" w:hAnsi="Arial" w:cs="Arial"/>
+        </w:rPr>
+        <w:t xml:space="preserve"> y las variables </w:t>
+      </w:r>
+      <w:proofErr w:type="gramStart"/>
+      <w:r>
+        <w:rPr>
+          <w:rFonts w:ascii="Arial" w:hAnsi="Arial" w:cs="Arial"/>
+        </w:rPr>
+        <w:t>M</w:t>
+      </w:r>
+      <w:r>
+        <w:rPr>
+          <w:rFonts w:ascii="Arial" w:hAnsi="Arial" w:cs="Arial"/>
           <w:vertAlign w:val="subscript"/>
         </w:rPr>
         <w:t xml:space="preserve">i </w:t>
       </w:r>
       <w:r>
-        <w:t xml:space="preserve"> son independientes entre sí. De esto se deduce:</w:t>
-      </w:r>
-      <w:r>
-        <w:t xml:space="preserve"> </w:t>
-      </w:r>
-      <w:r>
-        <w:t>E[M</w:t>
-      </w:r>
-      <w:r>
-        <w:rPr>
+        <w:rPr>
+          <w:rFonts w:ascii="Arial" w:hAnsi="Arial" w:cs="Arial"/>
+        </w:rPr>
+        <w:t xml:space="preserve"> son</w:t>
+      </w:r>
+      <w:proofErr w:type="gramEnd"/>
+      <w:r>
+        <w:rPr>
+          <w:rFonts w:ascii="Arial" w:hAnsi="Arial" w:cs="Arial"/>
+        </w:rPr>
+        <w:t xml:space="preserve"> independientes entre sí. De esto se deduce: E[M</w:t>
+      </w:r>
+      <w:r>
+        <w:rPr>
+          <w:rFonts w:ascii="Arial" w:hAnsi="Arial" w:cs="Arial"/>
           <w:vertAlign w:val="subscript"/>
         </w:rPr>
         <w:t>i</w:t>
       </w:r>
       <w:r>
+        <w:rPr>
+          <w:rFonts w:ascii="Arial" w:hAnsi="Arial" w:cs="Arial"/>
+        </w:rPr>
         <w:t xml:space="preserve">] = </w:t>
       </w:r>
       <w:r>
         <w:rPr>
-          <w:rFonts w:ascii="Cambria Math" w:hAnsi="Cambria Math"/>
+          <w:rFonts w:ascii="Arial" w:hAnsi="Arial" w:cs="Arial"/>
           <w:i/>
         </w:rPr>
         <w:t>(</w:t>
@@ -395,7 +678,7 @@
       <m:oMath>
         <m:r>
           <w:rPr>
-            <w:rFonts w:ascii="Cambria Math" w:hAnsi="Cambria Math"/>
+            <w:rFonts w:ascii="Cambria Math" w:hAnsi="Cambria Math" w:cs="Arial"/>
           </w:rPr>
           <m:t xml:space="preserve"> </m:t>
         </m:r>
@@ -403,7 +686,7 @@
           <m:fPr>
             <m:ctrlPr>
               <w:rPr>
-                <w:rFonts w:ascii="Cambria Math" w:hAnsi="Cambria Math"/>
+                <w:rFonts w:ascii="Cambria Math" w:hAnsi="Cambria Math" w:cs="Arial"/>
                 <w:i/>
                 <w:lang w:val="en-US"/>
               </w:rPr>
@@ -412,7 +695,7 @@
           <m:num>
             <m:r>
               <w:rPr>
-                <w:rFonts w:ascii="Cambria Math" w:hAnsi="Cambria Math"/>
+                <w:rFonts w:ascii="Cambria Math" w:hAnsi="Cambria Math" w:cs="Arial"/>
               </w:rPr>
               <m:t>1</m:t>
             </m:r>
@@ -420,7 +703,7 @@
           <m:den>
             <m:r>
               <w:rPr>
-                <w:rFonts w:ascii="Cambria Math" w:hAnsi="Cambria Math"/>
+                <w:rFonts w:ascii="Cambria Math" w:hAnsi="Cambria Math" w:cs="Arial"/>
               </w:rPr>
               <m:t>2</m:t>
             </m:r>
@@ -429,50 +712,61 @@
       </m:oMath>
       <w:r>
         <w:rPr>
-          <w:rFonts w:ascii="Cambria Math" w:eastAsiaTheme="minorEastAsia" w:hAnsi="Cambria Math"/>
+          <w:rFonts w:ascii="Arial" w:eastAsiaTheme="minorEastAsia" w:hAnsi="Arial" w:cs="Arial"/>
           <w:i/>
         </w:rPr>
         <w:t xml:space="preserve"> </w:t>
       </w:r>
       <w:r>
         <w:rPr>
-          <w:rFonts w:ascii="Cambria Math" w:hAnsi="Cambria Math"/>
+          <w:rFonts w:ascii="Arial" w:hAnsi="Arial" w:cs="Arial"/>
           <w:i/>
         </w:rPr>
-        <w:t>)</w:t>
-      </w:r>
-      <w:r>
-        <w:rPr>
-          <w:rFonts w:ascii="Cambria Math" w:hAnsi="Cambria Math"/>
+        <w:t xml:space="preserve">) </w:t>
+      </w:r>
+      <w:r>
+        <w:rPr>
+          <w:rFonts w:ascii="Arial" w:hAnsi="Arial" w:cs="Arial"/>
+        </w:rPr>
+        <w:t xml:space="preserve">y </w:t>
+      </w:r>
+      <w:proofErr w:type="gramStart"/>
+      <w:r>
+        <w:rPr>
+          <w:rFonts w:ascii="Arial" w:hAnsi="Arial" w:cs="Arial"/>
+        </w:rPr>
+        <w:t>Var(</w:t>
+      </w:r>
+      <w:proofErr w:type="gramEnd"/>
+      <w:r>
+        <w:rPr>
+          <w:rFonts w:ascii="Arial" w:hAnsi="Arial" w:cs="Arial"/>
+        </w:rPr>
+        <w:t>M</w:t>
+      </w:r>
+      <w:r>
+        <w:rPr>
+          <w:rFonts w:ascii="Arial" w:hAnsi="Arial" w:cs="Arial"/>
+          <w:vertAlign w:val="subscript"/>
+        </w:rPr>
+        <w:t>i</w:t>
+      </w:r>
+      <w:r>
+        <w:rPr>
+          <w:rFonts w:ascii="Arial" w:hAnsi="Arial" w:cs="Arial"/>
+        </w:rPr>
+        <w:t xml:space="preserve">) = </w:t>
+      </w:r>
+      <w:r>
+        <w:rPr>
+          <w:rFonts w:ascii="Arial" w:hAnsi="Arial" w:cs="Arial"/>
           <w:i/>
         </w:rPr>
-        <w:t xml:space="preserve"> </w:t>
-      </w:r>
-      <w:r>
-        <w:t xml:space="preserve">y </w:t>
-      </w:r>
-      <w:r>
-        <w:t>Var(M</w:t>
-      </w:r>
-      <w:r>
-        <w:rPr>
-          <w:vertAlign w:val="subscript"/>
-        </w:rPr>
-        <w:t>i</w:t>
-      </w:r>
-      <w:r>
-        <w:t xml:space="preserve">) = </w:t>
-      </w:r>
-      <w:r>
-        <w:rPr>
-          <w:rFonts w:ascii="Cambria Math" w:hAnsi="Cambria Math"/>
-          <w:i/>
-        </w:rPr>
         <w:t>(</w:t>
       </w:r>
       <w:r>
         <w:rPr>
-          <w:rFonts w:ascii="Cambria Math" w:hAnsi="Cambria Math"/>
+          <w:rFonts w:ascii="Arial" w:hAnsi="Arial" w:cs="Arial"/>
           <w:i/>
         </w:rPr>
         <w:t xml:space="preserve"> </w:t>
@@ -482,7 +776,7 @@
           <m:fPr>
             <m:ctrlPr>
               <w:rPr>
-                <w:rFonts w:ascii="Cambria Math" w:hAnsi="Cambria Math"/>
+                <w:rFonts w:ascii="Cambria Math" w:hAnsi="Cambria Math" w:cs="Arial"/>
                 <w:i/>
                 <w:lang w:val="en-US"/>
               </w:rPr>
@@ -491,13 +785,13 @@
           <m:num>
             <m:r>
               <w:rPr>
-                <w:rFonts w:ascii="Cambria Math" w:hAnsi="Cambria Math"/>
+                <w:rFonts w:ascii="Cambria Math" w:hAnsi="Cambria Math" w:cs="Arial"/>
               </w:rPr>
               <m:t>1</m:t>
             </m:r>
             <m:ctrlPr>
               <w:rPr>
-                <w:rFonts w:ascii="Cambria Math" w:hAnsi="Cambria Math"/>
+                <w:rFonts w:ascii="Cambria Math" w:hAnsi="Cambria Math" w:cs="Arial"/>
                 <w:i/>
               </w:rPr>
             </m:ctrlPr>
@@ -505,7 +799,7 @@
           <m:den>
             <m:r>
               <w:rPr>
-                <w:rFonts w:ascii="Cambria Math" w:hAnsi="Cambria Math"/>
+                <w:rFonts w:ascii="Cambria Math" w:hAnsi="Cambria Math" w:cs="Arial"/>
               </w:rPr>
               <m:t>4</m:t>
             </m:r>
@@ -514,17 +808,28 @@
       </m:oMath>
       <w:r>
         <w:rPr>
-          <w:rFonts w:ascii="Cambria Math" w:hAnsi="Cambria Math"/>
+          <w:rFonts w:ascii="Arial" w:hAnsi="Arial" w:cs="Arial"/>
           <w:i/>
         </w:rPr>
         <w:t>)</w:t>
       </w:r>
       <w:r>
+        <w:rPr>
+          <w:rFonts w:ascii="Arial" w:hAnsi="Arial" w:cs="Arial"/>
+        </w:rPr>
         <w:br/>
       </w:r>
     </w:p>
     <w:p>
-      <w:r>
+      <w:pPr>
+        <w:rPr>
+          <w:rFonts w:ascii="Arial" w:hAnsi="Arial" w:cs="Arial"/>
+        </w:rPr>
+      </w:pPr>
+      <w:r>
+        <w:rPr>
+          <w:rFonts w:ascii="Arial" w:hAnsi="Arial" w:cs="Arial"/>
+        </w:rPr>
         <w:pict w14:anchorId="4857E2DC">
           <v:rect id="_x0000_i1026" style="width:0;height:1.5pt" o:hralign="center" o:hrstd="t" o:hr="t" fillcolor="#a0a0a0" stroked="f"/>
         </w:pict>
@@ -532,16 +837,9 @@
     </w:p>
     <w:p>
       <w:pPr>
-        <w:rPr>
-          <w:b/>
-          <w:bCs/>
-        </w:rPr>
-      </w:pPr>
-      <w:r>
-        <w:rPr>
-          <w:b/>
-          <w:bCs/>
-        </w:rPr>
+        <w:pStyle w:val="Heading1"/>
+      </w:pPr>
+      <w:r>
         <w:t xml:space="preserve">2. Demostración de que ( </w:t>
       </w:r>
       <m:oMath>
@@ -552,7 +850,13 @@
           <w:rPr>
             <w:rFonts w:ascii="Cambria Math" w:hAnsi="Cambria Math"/>
           </w:rPr>
-          <m:t xml:space="preserve">X  ∈ </m:t>
+          <m:t>X</m:t>
+        </m:r>
+        <m:r>
+          <w:rPr>
+            <w:rFonts w:ascii="Cambria Math" w:hAnsi="Cambria Math"/>
+          </w:rPr>
+          <m:t xml:space="preserve">  ∈ </m:t>
         </m:r>
         <m:d>
           <m:dPr>
@@ -561,8 +865,6 @@
             <m:ctrlPr>
               <w:rPr>
                 <w:rFonts w:ascii="Cambria Math" w:hAnsi="Cambria Math"/>
-                <w:b/>
-                <w:bCs/>
                 <w:i/>
               </w:rPr>
             </m:ctrlPr>
@@ -575,30 +877,54 @@
               <w:rPr>
                 <w:rFonts w:ascii="Cambria Math" w:hAnsi="Cambria Math"/>
               </w:rPr>
-              <m:t>0,1</m:t>
+              <m:t>0</m:t>
+            </m:r>
+            <m:r>
+              <w:rPr>
+                <w:rFonts w:ascii="Cambria Math" w:hAnsi="Cambria Math"/>
+              </w:rPr>
+              <m:t>,</m:t>
+            </m:r>
+            <m:r>
+              <m:rPr>
+                <m:sty m:val="bi"/>
+              </m:rPr>
+              <w:rPr>
+                <w:rFonts w:ascii="Cambria Math" w:hAnsi="Cambria Math"/>
+              </w:rPr>
+              <m:t>1</m:t>
             </m:r>
           </m:e>
         </m:d>
       </m:oMath>
       <w:r>
-        <w:rPr>
-          <w:b/>
-          <w:bCs/>
-        </w:rPr>
         <w:t xml:space="preserve"> )</w:t>
       </w:r>
     </w:p>
     <w:p>
-      <w:r>
+      <w:pPr>
+        <w:rPr>
+          <w:rFonts w:ascii="Arial" w:hAnsi="Arial" w:cs="Arial"/>
+        </w:rPr>
+      </w:pPr>
+      <w:r>
+        <w:rPr>
+          <w:rFonts w:ascii="Arial" w:hAnsi="Arial" w:cs="Arial"/>
+        </w:rPr>
         <w:t>La variable aleatoria X se define como:</w:t>
       </w:r>
     </w:p>
     <w:p>
+      <w:pPr>
+        <w:rPr>
+          <w:rFonts w:ascii="Arial" w:hAnsi="Arial" w:cs="Arial"/>
+        </w:rPr>
+      </w:pPr>
       <m:oMathPara>
         <m:oMath>
           <m:r>
             <w:rPr>
-              <w:rFonts w:ascii="Cambria Math" w:hAnsi="Cambria Math"/>
+              <w:rFonts w:ascii="Cambria Math" w:hAnsi="Cambria Math" w:cs="Arial"/>
             </w:rPr>
             <m:t>X=</m:t>
           </m:r>
@@ -608,7 +934,7 @@
               <m:limLoc m:val="undOvr"/>
               <m:ctrlPr>
                 <w:rPr>
-                  <w:rFonts w:ascii="Cambria Math" w:hAnsi="Cambria Math"/>
+                  <w:rFonts w:ascii="Cambria Math" w:hAnsi="Cambria Math" w:cs="Arial"/>
                   <w:i/>
                 </w:rPr>
               </m:ctrlPr>
@@ -616,7 +942,7 @@
             <m:sub>
               <m:r>
                 <w:rPr>
-                  <w:rFonts w:ascii="Cambria Math" w:hAnsi="Cambria Math"/>
+                  <w:rFonts w:ascii="Cambria Math" w:hAnsi="Cambria Math" w:cs="Arial"/>
                 </w:rPr>
                 <m:t>i=1</m:t>
               </m:r>
@@ -624,7 +950,7 @@
             <m:sup>
               <m:r>
                 <w:rPr>
-                  <w:rFonts w:ascii="Cambria Math" w:hAnsi="Cambria Math"/>
+                  <w:rFonts w:ascii="Cambria Math" w:hAnsi="Cambria Math" w:cs="Arial"/>
                 </w:rPr>
                 <m:t>10</m:t>
               </m:r>
@@ -634,7 +960,7 @@
                 <m:fPr>
                   <m:ctrlPr>
                     <w:rPr>
-                      <w:rFonts w:ascii="Cambria Math" w:hAnsi="Cambria Math"/>
+                      <w:rFonts w:ascii="Cambria Math" w:hAnsi="Cambria Math" w:cs="Arial"/>
                       <w:i/>
                     </w:rPr>
                   </m:ctrlPr>
@@ -644,7 +970,7 @@
                     <m:sSubPr>
                       <m:ctrlPr>
                         <w:rPr>
-                          <w:rFonts w:ascii="Cambria Math" w:hAnsi="Cambria Math"/>
+                          <w:rFonts w:ascii="Cambria Math" w:hAnsi="Cambria Math" w:cs="Arial"/>
                           <w:i/>
                         </w:rPr>
                       </m:ctrlPr>
@@ -652,7 +978,7 @@
                     <m:e>
                       <m:r>
                         <w:rPr>
-                          <w:rFonts w:ascii="Cambria Math" w:hAnsi="Cambria Math"/>
+                          <w:rFonts w:ascii="Cambria Math" w:hAnsi="Cambria Math" w:cs="Arial"/>
                         </w:rPr>
                         <m:t>M</m:t>
                       </m:r>
@@ -660,7 +986,7 @@
                     <m:sub>
                       <m:r>
                         <w:rPr>
-                          <w:rFonts w:ascii="Cambria Math" w:hAnsi="Cambria Math"/>
+                          <w:rFonts w:ascii="Cambria Math" w:hAnsi="Cambria Math" w:cs="Arial"/>
                         </w:rPr>
                         <m:t>i</m:t>
                       </m:r>
@@ -672,7 +998,7 @@
                     <m:sSupPr>
                       <m:ctrlPr>
                         <w:rPr>
-                          <w:rFonts w:ascii="Cambria Math" w:hAnsi="Cambria Math"/>
+                          <w:rFonts w:ascii="Cambria Math" w:hAnsi="Cambria Math" w:cs="Arial"/>
                           <w:i/>
                         </w:rPr>
                       </m:ctrlPr>
@@ -680,7 +1006,7 @@
                     <m:e>
                       <m:r>
                         <w:rPr>
-                          <w:rFonts w:ascii="Cambria Math" w:hAnsi="Cambria Math"/>
+                          <w:rFonts w:ascii="Cambria Math" w:hAnsi="Cambria Math" w:cs="Arial"/>
                         </w:rPr>
                         <m:t>2</m:t>
                       </m:r>
@@ -688,7 +1014,7 @@
                     <m:sup>
                       <m:r>
                         <w:rPr>
-                          <w:rFonts w:ascii="Cambria Math" w:hAnsi="Cambria Math"/>
+                          <w:rFonts w:ascii="Cambria Math" w:hAnsi="Cambria Math" w:cs="Arial"/>
                         </w:rPr>
                         <m:t>i</m:t>
                       </m:r>
@@ -700,7 +1026,7 @@
           </m:nary>
           <m:r>
             <w:rPr>
-              <w:rFonts w:ascii="Cambria Math" w:hAnsi="Cambria Math"/>
+              <w:rFonts w:ascii="Cambria Math" w:hAnsi="Cambria Math" w:cs="Arial"/>
             </w:rPr>
             <m:t>​​</m:t>
           </m:r>
@@ -708,7 +1034,15 @@
       </m:oMathPara>
     </w:p>
     <w:p>
-      <w:r>
+      <w:pPr>
+        <w:rPr>
+          <w:rFonts w:ascii="Arial" w:hAnsi="Arial" w:cs="Arial"/>
+        </w:rPr>
+      </w:pPr>
+      <w:r>
+        <w:rPr>
+          <w:rFonts w:ascii="Arial" w:hAnsi="Arial" w:cs="Arial"/>
+        </w:rPr>
         <w:t xml:space="preserve">Como cada  </w:t>
       </w:r>
       <m:oMath>
@@ -716,7 +1050,7 @@
           <m:sSubPr>
             <m:ctrlPr>
               <w:rPr>
-                <w:rFonts w:ascii="Cambria Math" w:hAnsi="Cambria Math"/>
+                <w:rFonts w:ascii="Cambria Math" w:hAnsi="Cambria Math" w:cs="Arial"/>
                 <w:i/>
               </w:rPr>
             </m:ctrlPr>
@@ -724,7 +1058,7 @@
           <m:e>
             <m:r>
               <w:rPr>
-                <w:rFonts w:ascii="Cambria Math" w:hAnsi="Cambria Math"/>
+                <w:rFonts w:ascii="Cambria Math" w:hAnsi="Cambria Math" w:cs="Arial"/>
               </w:rPr>
               <m:t>M</m:t>
             </m:r>
@@ -732,7 +1066,7 @@
           <m:sub>
             <m:r>
               <w:rPr>
-                <w:rFonts w:ascii="Cambria Math" w:hAnsi="Cambria Math"/>
+                <w:rFonts w:ascii="Cambria Math" w:hAnsi="Cambria Math" w:cs="Arial"/>
               </w:rPr>
               <m:t>i</m:t>
             </m:r>
@@ -740,7 +1074,7 @@
         </m:sSub>
         <m:r>
           <w:rPr>
-            <w:rFonts w:ascii="Cambria Math" w:hAnsi="Cambria Math"/>
+            <w:rFonts w:ascii="Cambria Math" w:hAnsi="Cambria Math" w:cs="Arial"/>
           </w:rPr>
           <m:t xml:space="preserve">  ∈ </m:t>
         </m:r>
@@ -750,7 +1084,7 @@
             <m:endChr m:val="}"/>
             <m:ctrlPr>
               <w:rPr>
-                <w:rFonts w:ascii="Cambria Math" w:hAnsi="Cambria Math"/>
+                <w:rFonts w:ascii="Cambria Math" w:hAnsi="Cambria Math" w:cs="Arial"/>
                 <w:i/>
               </w:rPr>
             </m:ctrlPr>
@@ -758,7 +1092,7 @@
           <m:e>
             <m:r>
               <w:rPr>
-                <w:rFonts w:ascii="Cambria Math" w:hAnsi="Cambria Math"/>
+                <w:rFonts w:ascii="Cambria Math" w:hAnsi="Cambria Math" w:cs="Arial"/>
               </w:rPr>
               <m:t>0,1</m:t>
             </m:r>
@@ -766,40 +1100,136 @@
         </m:d>
       </m:oMath>
       <w:r>
-        <w:t xml:space="preserve"> , el mínimo de X ocurre cuando todos los ( M</w:t>
-      </w:r>
-      <w:r>
-        <w:rPr>
+        <w:rPr>
+          <w:rFonts w:ascii="Arial" w:hAnsi="Arial" w:cs="Arial"/>
+        </w:rPr>
+        <w:t xml:space="preserve"> , el mínimo de X ocurre cuando todos los </w:t>
+      </w:r>
+      <w:proofErr w:type="gramStart"/>
+      <w:r>
+        <w:rPr>
+          <w:rFonts w:ascii="Arial" w:hAnsi="Arial" w:cs="Arial"/>
+        </w:rPr>
+        <w:t>( M</w:t>
+      </w:r>
+      <w:r>
+        <w:rPr>
+          <w:rFonts w:ascii="Arial" w:hAnsi="Arial" w:cs="Arial"/>
           <w:vertAlign w:val="subscript"/>
         </w:rPr>
         <w:t>i</w:t>
       </w:r>
-      <w:r>
-        <w:t xml:space="preserve"> = 0 ), dando ( X = 0 ).</w:t>
-      </w:r>
-    </w:p>
-    <w:p>
-      <w:r>
-        <w:t>El máximo ocurre cuando todos los ( M</w:t>
-      </w:r>
-      <w:r>
-        <w:rPr>
+      <w:proofErr w:type="gramEnd"/>
+      <w:r>
+        <w:rPr>
+          <w:rFonts w:ascii="Arial" w:hAnsi="Arial" w:cs="Arial"/>
+        </w:rPr>
+        <w:t xml:space="preserve"> = </w:t>
+      </w:r>
+      <w:proofErr w:type="gramStart"/>
+      <w:r>
+        <w:rPr>
+          <w:rFonts w:ascii="Arial" w:hAnsi="Arial" w:cs="Arial"/>
+        </w:rPr>
+        <w:t>0 )</w:t>
+      </w:r>
+      <w:proofErr w:type="gramEnd"/>
+      <w:r>
+        <w:rPr>
+          <w:rFonts w:ascii="Arial" w:hAnsi="Arial" w:cs="Arial"/>
+        </w:rPr>
+        <w:t xml:space="preserve">, dando </w:t>
+      </w:r>
+      <w:proofErr w:type="gramStart"/>
+      <w:r>
+        <w:rPr>
+          <w:rFonts w:ascii="Arial" w:hAnsi="Arial" w:cs="Arial"/>
+        </w:rPr>
+        <w:t>( X</w:t>
+      </w:r>
+      <w:proofErr w:type="gramEnd"/>
+      <w:r>
+        <w:rPr>
+          <w:rFonts w:ascii="Arial" w:hAnsi="Arial" w:cs="Arial"/>
+        </w:rPr>
+        <w:t xml:space="preserve"> = </w:t>
+      </w:r>
+      <w:proofErr w:type="gramStart"/>
+      <w:r>
+        <w:rPr>
+          <w:rFonts w:ascii="Arial" w:hAnsi="Arial" w:cs="Arial"/>
+        </w:rPr>
+        <w:t>0 )</w:t>
+      </w:r>
+      <w:proofErr w:type="gramEnd"/>
+      <w:r>
+        <w:rPr>
+          <w:rFonts w:ascii="Arial" w:hAnsi="Arial" w:cs="Arial"/>
+        </w:rPr>
+        <w:t>.</w:t>
+      </w:r>
+    </w:p>
+    <w:p>
+      <w:pPr>
+        <w:rPr>
+          <w:rFonts w:ascii="Arial" w:hAnsi="Arial" w:cs="Arial"/>
+        </w:rPr>
+      </w:pPr>
+      <w:r>
+        <w:rPr>
+          <w:rFonts w:ascii="Arial" w:hAnsi="Arial" w:cs="Arial"/>
+        </w:rPr>
+        <w:t xml:space="preserve">El máximo ocurre cuando todos los </w:t>
+      </w:r>
+      <w:proofErr w:type="gramStart"/>
+      <w:r>
+        <w:rPr>
+          <w:rFonts w:ascii="Arial" w:hAnsi="Arial" w:cs="Arial"/>
+        </w:rPr>
+        <w:t>( M</w:t>
+      </w:r>
+      <w:r>
+        <w:rPr>
+          <w:rFonts w:ascii="Arial" w:hAnsi="Arial" w:cs="Arial"/>
           <w:vertAlign w:val="subscript"/>
         </w:rPr>
         <w:t>i</w:t>
       </w:r>
-      <w:r>
-        <w:t xml:space="preserve"> = 1 ):</w:t>
-      </w:r>
-    </w:p>
-    <w:p>
+      <w:proofErr w:type="gramEnd"/>
+      <w:r>
+        <w:rPr>
+          <w:rFonts w:ascii="Arial" w:hAnsi="Arial" w:cs="Arial"/>
+        </w:rPr>
+        <w:t xml:space="preserve"> = </w:t>
+      </w:r>
+      <w:proofErr w:type="gramStart"/>
+      <w:r>
+        <w:rPr>
+          <w:rFonts w:ascii="Arial" w:hAnsi="Arial" w:cs="Arial"/>
+        </w:rPr>
+        <w:t>1 )</w:t>
+      </w:r>
+      <w:proofErr w:type="gramEnd"/>
+      <w:r>
+        <w:rPr>
+          <w:rFonts w:ascii="Arial" w:hAnsi="Arial" w:cs="Arial"/>
+        </w:rPr>
+        <w:t>:</w:t>
+      </w:r>
+    </w:p>
+    <w:p>
+      <w:pPr>
+        <w:rPr>
+          <w:rFonts w:ascii="Arial" w:hAnsi="Arial" w:cs="Arial"/>
+        </w:rPr>
+      </w:pPr>
       <m:oMathPara>
         <m:oMath>
           <m:sSub>
             <m:sSubPr>
               <m:ctrlPr>
                 <w:rPr>
-                  <w:rFonts w:ascii="Cambria Math" w:hAnsi="Cambria Math"/>
+                  <w:rFonts w:ascii="Cambria Math" w:hAnsi="Cambria Math" w:cs="Arial"/>
                   <w:i/>
                 </w:rPr>
               </m:ctrlPr>
@@ -807,7 +1237,7 @@
             <m:e>
               <m:r>
                 <w:rPr>
-                  <w:rFonts w:ascii="Cambria Math" w:hAnsi="Cambria Math"/>
+                  <w:rFonts w:ascii="Cambria Math" w:hAnsi="Cambria Math" w:cs="Arial"/>
                 </w:rPr>
                 <m:t>X</m:t>
               </m:r>
@@ -815,7 +1245,7 @@
             <m:sub>
               <m:r>
                 <w:rPr>
-                  <w:rFonts w:ascii="Cambria Math" w:hAnsi="Cambria Math"/>
+                  <w:rFonts w:ascii="Cambria Math" w:hAnsi="Cambria Math" w:cs="Arial"/>
                 </w:rPr>
                 <m:t>max</m:t>
               </m:r>
@@ -823,7 +1253,7 @@
           </m:sSub>
           <m:r>
             <w:rPr>
-              <w:rFonts w:ascii="Cambria Math" w:hAnsi="Cambria Math"/>
+              <w:rFonts w:ascii="Cambria Math" w:hAnsi="Cambria Math" w:cs="Arial"/>
             </w:rPr>
             <m:t xml:space="preserve">= </m:t>
           </m:r>
@@ -833,7 +1263,7 @@
               <m:limLoc m:val="undOvr"/>
               <m:ctrlPr>
                 <w:rPr>
-                  <w:rFonts w:ascii="Cambria Math" w:hAnsi="Cambria Math"/>
+                  <w:rFonts w:ascii="Cambria Math" w:hAnsi="Cambria Math" w:cs="Arial"/>
                   <w:i/>
                 </w:rPr>
               </m:ctrlPr>
@@ -841,7 +1271,7 @@
             <m:sub>
               <m:r>
                 <w:rPr>
-                  <w:rFonts w:ascii="Cambria Math" w:hAnsi="Cambria Math"/>
+                  <w:rFonts w:ascii="Cambria Math" w:hAnsi="Cambria Math" w:cs="Arial"/>
                 </w:rPr>
                 <m:t>i=1</m:t>
               </m:r>
@@ -849,7 +1279,7 @@
             <m:sup>
               <m:r>
                 <w:rPr>
-                  <w:rFonts w:ascii="Cambria Math" w:hAnsi="Cambria Math"/>
+                  <w:rFonts w:ascii="Cambria Math" w:hAnsi="Cambria Math" w:cs="Arial"/>
                 </w:rPr>
                 <m:t>10</m:t>
               </m:r>
@@ -859,7 +1289,7 @@
                 <m:fPr>
                   <m:ctrlPr>
                     <w:rPr>
-                      <w:rFonts w:ascii="Cambria Math" w:hAnsi="Cambria Math"/>
+                      <w:rFonts w:ascii="Cambria Math" w:hAnsi="Cambria Math" w:cs="Arial"/>
                       <w:i/>
                     </w:rPr>
                   </m:ctrlPr>
@@ -867,7 +1297,7 @@
                 <m:num>
                   <m:r>
                     <w:rPr>
-                      <w:rFonts w:ascii="Cambria Math" w:hAnsi="Cambria Math"/>
+                      <w:rFonts w:ascii="Cambria Math" w:hAnsi="Cambria Math" w:cs="Arial"/>
                     </w:rPr>
                     <m:t>1</m:t>
                   </m:r>
@@ -877,7 +1307,7 @@
                     <m:sSupPr>
                       <m:ctrlPr>
                         <w:rPr>
-                          <w:rFonts w:ascii="Cambria Math" w:hAnsi="Cambria Math"/>
+                          <w:rFonts w:ascii="Cambria Math" w:hAnsi="Cambria Math" w:cs="Arial"/>
                           <w:i/>
                         </w:rPr>
                       </m:ctrlPr>
@@ -885,7 +1315,7 @@
                     <m:e>
                       <m:r>
                         <w:rPr>
-                          <w:rFonts w:ascii="Cambria Math" w:hAnsi="Cambria Math"/>
+                          <w:rFonts w:ascii="Cambria Math" w:hAnsi="Cambria Math" w:cs="Arial"/>
                         </w:rPr>
                         <m:t>2</m:t>
                       </m:r>
@@ -893,7 +1323,7 @@
                     <m:sup>
                       <m:r>
                         <w:rPr>
-                          <w:rFonts w:ascii="Cambria Math" w:hAnsi="Cambria Math"/>
+                          <w:rFonts w:ascii="Cambria Math" w:hAnsi="Cambria Math" w:cs="Arial"/>
                         </w:rPr>
                         <m:t>i</m:t>
                       </m:r>
@@ -903,7 +1333,7 @@
               </m:f>
               <m:r>
                 <w:rPr>
-                  <w:rFonts w:ascii="Cambria Math" w:hAnsi="Cambria Math"/>
+                  <w:rFonts w:ascii="Cambria Math" w:hAnsi="Cambria Math" w:cs="Arial"/>
                 </w:rPr>
                 <m:t xml:space="preserve">=1- </m:t>
               </m:r>
@@ -911,7 +1341,7 @@
                 <m:fPr>
                   <m:ctrlPr>
                     <w:rPr>
-                      <w:rFonts w:ascii="Cambria Math" w:hAnsi="Cambria Math"/>
+                      <w:rFonts w:ascii="Cambria Math" w:hAnsi="Cambria Math" w:cs="Arial"/>
                       <w:i/>
                     </w:rPr>
                   </m:ctrlPr>
@@ -919,7 +1349,7 @@
                 <m:num>
                   <m:r>
                     <w:rPr>
-                      <w:rFonts w:ascii="Cambria Math" w:hAnsi="Cambria Math"/>
+                      <w:rFonts w:ascii="Cambria Math" w:hAnsi="Cambria Math" w:cs="Arial"/>
                     </w:rPr>
                     <m:t>1</m:t>
                   </m:r>
@@ -929,7 +1359,7 @@
                     <m:sSupPr>
                       <m:ctrlPr>
                         <w:rPr>
-                          <w:rFonts w:ascii="Cambria Math" w:hAnsi="Cambria Math"/>
+                          <w:rFonts w:ascii="Cambria Math" w:hAnsi="Cambria Math" w:cs="Arial"/>
                           <w:i/>
                         </w:rPr>
                       </m:ctrlPr>
@@ -937,7 +1367,7 @@
                     <m:e>
                       <m:r>
                         <w:rPr>
-                          <w:rFonts w:ascii="Cambria Math" w:hAnsi="Cambria Math"/>
+                          <w:rFonts w:ascii="Cambria Math" w:hAnsi="Cambria Math" w:cs="Arial"/>
                         </w:rPr>
                         <m:t>2</m:t>
                       </m:r>
@@ -945,7 +1375,7 @@
                     <m:sup>
                       <m:r>
                         <w:rPr>
-                          <w:rFonts w:ascii="Cambria Math" w:hAnsi="Cambria Math"/>
+                          <w:rFonts w:ascii="Cambria Math" w:hAnsi="Cambria Math" w:cs="Arial"/>
                         </w:rPr>
                         <m:t>10</m:t>
                       </m:r>
@@ -955,7 +1385,7 @@
               </m:f>
               <m:r>
                 <w:rPr>
-                  <w:rFonts w:ascii="Cambria Math" w:hAnsi="Cambria Math"/>
+                  <w:rFonts w:ascii="Cambria Math" w:hAnsi="Cambria Math" w:cs="Arial"/>
                 </w:rPr>
                 <m:t>&lt;1</m:t>
               </m:r>
@@ -964,12 +1394,29 @@
         </m:oMath>
       </m:oMathPara>
     </w:p>
-    <w:p/>
-    <w:p>
-      <w:r>
+    <w:p>
+      <w:pPr>
+        <w:rPr>
+          <w:rFonts w:ascii="Arial" w:hAnsi="Arial" w:cs="Arial"/>
+        </w:rPr>
+      </w:pPr>
+    </w:p>
+    <w:p>
+      <w:pPr>
+        <w:rPr>
+          <w:rFonts w:ascii="Arial" w:hAnsi="Arial" w:cs="Arial"/>
+        </w:rPr>
+      </w:pPr>
+      <w:r>
+        <w:rPr>
+          <w:rFonts w:ascii="Arial" w:hAnsi="Arial" w:cs="Arial"/>
+        </w:rPr>
         <w:t>Por lo tanto:</w:t>
       </w:r>
       <w:r>
+        <w:rPr>
+          <w:rFonts w:ascii="Arial" w:hAnsi="Arial" w:cs="Arial"/>
+        </w:rPr>
         <w:t xml:space="preserve"> </w:t>
       </w:r>
       <m:oMath>
@@ -978,7 +1425,7 @@
             <m:sty m:val="p"/>
           </m:rPr>
           <w:rPr>
-            <w:rFonts w:ascii="Cambria Math" w:hAnsi="Cambria Math"/>
+            <w:rFonts w:ascii="Cambria Math" w:hAnsi="Cambria Math" w:cs="Arial"/>
           </w:rPr>
           <m:t xml:space="preserve">X ∈ </m:t>
         </m:r>
@@ -988,7 +1435,7 @@
             <m:endChr m:val="]"/>
             <m:ctrlPr>
               <w:rPr>
-                <w:rFonts w:ascii="Cambria Math" w:hAnsi="Cambria Math"/>
+                <w:rFonts w:ascii="Cambria Math" w:hAnsi="Cambria Math" w:cs="Arial"/>
               </w:rPr>
             </m:ctrlPr>
           </m:dPr>
@@ -998,7 +1445,7 @@
                 <m:sty m:val="p"/>
               </m:rPr>
               <w:rPr>
-                <w:rFonts w:ascii="Cambria Math" w:hAnsi="Cambria Math"/>
+                <w:rFonts w:ascii="Cambria Math" w:hAnsi="Cambria Math" w:cs="Arial"/>
               </w:rPr>
               <m:t>0, 1 -</m:t>
             </m:r>
@@ -1006,14 +1453,14 @@
               <m:fPr>
                 <m:ctrlPr>
                   <w:rPr>
-                    <w:rFonts w:ascii="Cambria Math" w:hAnsi="Cambria Math"/>
+                    <w:rFonts w:ascii="Cambria Math" w:hAnsi="Cambria Math" w:cs="Arial"/>
                   </w:rPr>
                 </m:ctrlPr>
               </m:fPr>
               <m:num>
                 <m:r>
                   <w:rPr>
-                    <w:rFonts w:ascii="Cambria Math" w:hAnsi="Cambria Math"/>
+                    <w:rFonts w:ascii="Cambria Math" w:hAnsi="Cambria Math" w:cs="Arial"/>
                   </w:rPr>
                   <m:t>1</m:t>
                 </m:r>
@@ -1024,7 +1471,7 @@
                     <m:sty m:val="p"/>
                   </m:rPr>
                   <w:rPr>
-                    <w:rFonts w:ascii="Cambria Math" w:hAnsi="Cambria Math"/>
+                    <w:rFonts w:ascii="Cambria Math" w:hAnsi="Cambria Math" w:cs="Arial"/>
                   </w:rPr>
                   <m:t xml:space="preserve"> </m:t>
                 </m:r>
@@ -1032,14 +1479,14 @@
                   <m:sSupPr>
                     <m:ctrlPr>
                       <w:rPr>
-                        <w:rFonts w:ascii="Cambria Math" w:hAnsi="Cambria Math"/>
+                        <w:rFonts w:ascii="Cambria Math" w:hAnsi="Cambria Math" w:cs="Arial"/>
                       </w:rPr>
                     </m:ctrlPr>
                   </m:sSupPr>
                   <m:e>
                     <m:r>
                       <w:rPr>
-                        <w:rFonts w:ascii="Cambria Math" w:hAnsi="Cambria Math"/>
+                        <w:rFonts w:ascii="Cambria Math" w:hAnsi="Cambria Math" w:cs="Arial"/>
                       </w:rPr>
                       <m:t>2</m:t>
                     </m:r>
@@ -1047,7 +1494,7 @@
                   <m:sup>
                     <m:r>
                       <w:rPr>
-                        <w:rFonts w:ascii="Cambria Math" w:hAnsi="Cambria Math"/>
+                        <w:rFonts w:ascii="Cambria Math" w:hAnsi="Cambria Math" w:cs="Arial"/>
                       </w:rPr>
                       <m:t>-10</m:t>
                     </m:r>
@@ -1062,7 +1509,7 @@
             <m:sty m:val="p"/>
           </m:rPr>
           <w:rPr>
-            <w:rFonts w:ascii="Cambria Math" w:hAnsi="Cambria Math"/>
+            <w:rFonts w:ascii="Cambria Math" w:hAnsi="Cambria Math" w:cs="Arial"/>
           </w:rPr>
           <m:t xml:space="preserve"> ⊂ </m:t>
         </m:r>
@@ -1072,7 +1519,7 @@
             <m:endChr m:val="]"/>
             <m:ctrlPr>
               <w:rPr>
-                <w:rFonts w:ascii="Cambria Math" w:hAnsi="Cambria Math"/>
+                <w:rFonts w:ascii="Cambria Math" w:hAnsi="Cambria Math" w:cs="Arial"/>
               </w:rPr>
             </m:ctrlPr>
           </m:dPr>
@@ -1082,7 +1529,7 @@
                 <m:sty m:val="p"/>
               </m:rPr>
               <w:rPr>
-                <w:rFonts w:ascii="Cambria Math" w:hAnsi="Cambria Math"/>
+                <w:rFonts w:ascii="Cambria Math" w:hAnsi="Cambria Math" w:cs="Arial"/>
               </w:rPr>
               <m:t>0,1</m:t>
             </m:r>
@@ -1091,16 +1538,27 @@
       </m:oMath>
       <w:r>
         <w:rPr>
-          <w:rFonts w:eastAsiaTheme="minorEastAsia"/>
+          <w:rFonts w:ascii="Arial" w:eastAsiaTheme="minorEastAsia" w:hAnsi="Arial" w:cs="Arial"/>
         </w:rPr>
         <w:t xml:space="preserve">. </w:t>
       </w:r>
       <w:r>
+        <w:rPr>
+          <w:rFonts w:ascii="Arial" w:hAnsi="Arial" w:cs="Arial"/>
+        </w:rPr>
         <w:t>El valor 1 no es alcanzable con un número finito de monedas, pero el intervalo queda acotado en [0,1].</w:t>
       </w:r>
     </w:p>
     <w:p>
-      <w:r>
+      <w:pPr>
+        <w:rPr>
+          <w:rFonts w:ascii="Arial" w:hAnsi="Arial" w:cs="Arial"/>
+        </w:rPr>
+      </w:pPr>
+      <w:r>
+        <w:rPr>
+          <w:rFonts w:ascii="Arial" w:hAnsi="Arial" w:cs="Arial"/>
+        </w:rPr>
         <w:pict w14:anchorId="13341197">
           <v:rect id="_x0000_i1027" style="width:0;height:1.5pt" o:hralign="center" o:hrstd="t" o:hr="t" fillcolor="#a0a0a0" stroked="f"/>
         </w:pict>
@@ -1108,50 +1566,65 @@
     </w:p>
     <w:p>
       <w:pPr>
-        <w:rPr>
-          <w:b/>
-          <w:bCs/>
-        </w:rPr>
-      </w:pPr>
-      <w:r>
-        <w:rPr>
-          <w:b/>
-          <w:bCs/>
-        </w:rPr>
+        <w:pStyle w:val="Heading1"/>
+      </w:pPr>
+      <w:r>
         <w:t>3</w:t>
       </w:r>
       <w:r>
-        <w:rPr>
-          <w:b/>
-          <w:bCs/>
-        </w:rPr>
         <w:t>. Cantidad de valores posibles</w:t>
       </w:r>
     </w:p>
     <w:p>
-      <w:r>
+      <w:pPr>
+        <w:rPr>
+          <w:rFonts w:ascii="Arial" w:hAnsi="Arial" w:cs="Arial"/>
+        </w:rPr>
+      </w:pPr>
+      <w:r>
+        <w:rPr>
+          <w:rFonts w:ascii="Arial" w:hAnsi="Arial" w:cs="Arial"/>
+        </w:rPr>
         <w:t xml:space="preserve">Se implementó una función en Python que recibe como entrada una lista de 10 valores binarios (0 o 1), correspondientes a los resultados de las monedas, y devuelve el valor de la variable aleatoria </w:t>
       </w:r>
       <m:oMath>
         <m:r>
           <w:rPr>
-            <w:rFonts w:ascii="Cambria Math" w:hAnsi="Cambria Math"/>
+            <w:rFonts w:ascii="Cambria Math" w:hAnsi="Cambria Math" w:cs="Arial"/>
           </w:rPr>
           <m:t>X</m:t>
         </m:r>
       </m:oMath>
       <w:r>
+        <w:rPr>
+          <w:rFonts w:ascii="Arial" w:hAnsi="Arial" w:cs="Arial"/>
+        </w:rPr>
         <w:t>según su definición.</w:t>
       </w:r>
     </w:p>
     <w:p>
-      <w:r>
-        <w:lastRenderedPageBreak/>
+      <w:pPr>
+        <w:rPr>
+          <w:rFonts w:ascii="Arial" w:hAnsi="Arial" w:cs="Arial"/>
+        </w:rPr>
+      </w:pPr>
+      <w:r>
+        <w:rPr>
+          <w:rFonts w:ascii="Arial" w:hAnsi="Arial" w:cs="Arial"/>
+        </w:rPr>
         <w:t>El código correspondiente se encuentra en el archivo adjunto.</w:t>
       </w:r>
     </w:p>
     <w:p>
-      <w:r>
+      <w:pPr>
+        <w:rPr>
+          <w:rFonts w:ascii="Arial" w:hAnsi="Arial" w:cs="Arial"/>
+        </w:rPr>
+      </w:pPr>
+      <w:r>
+        <w:rPr>
+          <w:rFonts w:ascii="Arial" w:hAnsi="Arial" w:cs="Arial"/>
+        </w:rPr>
         <w:pict w14:anchorId="4F937EC8">
           <v:rect id="_x0000_i1028" style="width:0;height:1.5pt" o:hralign="center" o:hrstd="t" o:hr="t" fillcolor="#a0a0a0" stroked="f"/>
         </w:pict>
@@ -1159,39 +1632,40 @@
     </w:p>
     <w:p>
       <w:pPr>
-        <w:rPr>
-          <w:b/>
-          <w:bCs/>
-        </w:rPr>
-      </w:pPr>
-      <w:r>
-        <w:rPr>
-          <w:b/>
-          <w:bCs/>
-        </w:rPr>
+        <w:pStyle w:val="Heading1"/>
+      </w:pPr>
+      <w:r>
+        <w:lastRenderedPageBreak/>
         <w:t>4</w:t>
       </w:r>
       <w:r>
-        <w:rPr>
-          <w:b/>
-          <w:bCs/>
-        </w:rPr>
         <w:t>. Función de masa de probabilidad</w:t>
       </w:r>
     </w:p>
     <w:p>
-      <w:r>
+      <w:pPr>
+        <w:rPr>
+          <w:rFonts w:ascii="Arial" w:hAnsi="Arial" w:cs="Arial"/>
+        </w:rPr>
+      </w:pPr>
+      <w:r>
+        <w:rPr>
+          <w:rFonts w:ascii="Arial" w:hAnsi="Arial" w:cs="Arial"/>
+        </w:rPr>
         <w:t xml:space="preserve">Se utilizó Python para generar todas las posibles combinaciones de 10 monedas y calcular los valores de </w:t>
       </w:r>
       <m:oMath>
         <m:r>
           <w:rPr>
-            <w:rFonts w:ascii="Cambria Math" w:hAnsi="Cambria Math"/>
+            <w:rFonts w:ascii="Cambria Math" w:hAnsi="Cambria Math" w:cs="Arial"/>
           </w:rPr>
           <m:t>X</m:t>
         </m:r>
       </m:oMath>
       <w:r>
+        <w:rPr>
+          <w:rFonts w:ascii="Arial" w:hAnsi="Arial" w:cs="Arial"/>
+        </w:rPr>
         <w:t xml:space="preserve">. Se verificó que la cantidad de valores distintos obtenidos es </w:t>
       </w:r>
       <m:oMath>
@@ -1199,14 +1673,14 @@
           <m:sSupPr>
             <m:ctrlPr>
               <w:rPr>
-                <w:rFonts w:ascii="Cambria Math" w:hAnsi="Cambria Math"/>
+                <w:rFonts w:ascii="Cambria Math" w:hAnsi="Cambria Math" w:cs="Arial"/>
               </w:rPr>
             </m:ctrlPr>
           </m:sSupPr>
           <m:e>
             <m:r>
               <w:rPr>
-                <w:rFonts w:ascii="Cambria Math" w:hAnsi="Cambria Math"/>
+                <w:rFonts w:ascii="Cambria Math" w:hAnsi="Cambria Math" w:cs="Arial"/>
               </w:rPr>
               <m:t>2</m:t>
             </m:r>
@@ -1214,7 +1688,7 @@
           <m:sup>
             <m:r>
               <w:rPr>
-                <w:rFonts w:ascii="Cambria Math" w:hAnsi="Cambria Math"/>
+                <w:rFonts w:ascii="Cambria Math" w:hAnsi="Cambria Math" w:cs="Arial"/>
               </w:rPr>
               <m:t>10</m:t>
             </m:r>
@@ -1222,22 +1696,41 @@
         </m:sSup>
         <m:r>
           <w:rPr>
-            <w:rFonts w:ascii="Cambria Math" w:hAnsi="Cambria Math"/>
+            <w:rFonts w:ascii="Cambria Math" w:hAnsi="Cambria Math" w:cs="Arial"/>
           </w:rPr>
           <m:t>=1024</m:t>
         </m:r>
       </m:oMath>
       <w:r>
+        <w:rPr>
+          <w:rFonts w:ascii="Arial" w:hAnsi="Arial" w:cs="Arial"/>
+        </w:rPr>
         <w:t>, coincidiendo con el resultado teórico.</w:t>
       </w:r>
     </w:p>
     <w:p>
-      <w:r>
+      <w:pPr>
+        <w:rPr>
+          <w:rFonts w:ascii="Arial" w:hAnsi="Arial" w:cs="Arial"/>
+        </w:rPr>
+      </w:pPr>
+      <w:r>
+        <w:rPr>
+          <w:rFonts w:ascii="Arial" w:hAnsi="Arial" w:cs="Arial"/>
+        </w:rPr>
         <w:t>La implementación se incluye en el archivo de código entregado.</w:t>
       </w:r>
     </w:p>
     <w:p>
-      <w:r>
+      <w:pPr>
+        <w:rPr>
+          <w:rFonts w:ascii="Arial" w:hAnsi="Arial" w:cs="Arial"/>
+        </w:rPr>
+      </w:pPr>
+      <w:r>
+        <w:rPr>
+          <w:rFonts w:ascii="Arial" w:hAnsi="Arial" w:cs="Arial"/>
+        </w:rPr>
         <w:pict w14:anchorId="6873AFF2">
           <v:rect id="_x0000_i1029" style="width:0;height:1.5pt" o:hralign="center" o:hrstd="t" o:hr="t" fillcolor="#a0a0a0" stroked="f"/>
         </w:pict>
@@ -1245,40 +1738,58 @@
     </w:p>
     <w:p>
       <w:pPr>
-        <w:rPr>
-          <w:b/>
-          <w:bCs/>
-        </w:rPr>
-      </w:pPr>
-      <w:r>
-        <w:rPr>
-          <w:b/>
-          <w:bCs/>
-        </w:rPr>
+        <w:pStyle w:val="Heading1"/>
+      </w:pPr>
+      <w:r>
         <w:t>5</w:t>
       </w:r>
       <w:r>
-        <w:rPr>
-          <w:b/>
-          <w:bCs/>
-        </w:rPr>
-        <w:t>. Esperanza ( E[X] )</w:t>
-      </w:r>
-    </w:p>
-    <w:p>
-      <w:r>
+        <w:t xml:space="preserve">. Esperanza </w:t>
+      </w:r>
+      <w:proofErr w:type="gramStart"/>
+      <w:r>
+        <w:t>( E</w:t>
+      </w:r>
+      <w:proofErr w:type="gramEnd"/>
+      <w:r>
+        <w:t>[X</w:t>
+      </w:r>
+      <w:proofErr w:type="gramStart"/>
+      <w:r>
+        <w:t>] )</w:t>
+      </w:r>
+      <w:proofErr w:type="gramEnd"/>
+    </w:p>
+    <w:p>
+      <w:pPr>
+        <w:rPr>
+          <w:rFonts w:ascii="Arial" w:hAnsi="Arial" w:cs="Arial"/>
+        </w:rPr>
+      </w:pPr>
+      <w:r>
+        <w:rPr>
+          <w:rFonts w:ascii="Arial" w:hAnsi="Arial" w:cs="Arial"/>
+        </w:rPr>
         <w:t>Usando linealidad de la esperanza:</w:t>
       </w:r>
     </w:p>
     <w:p>
-      <w:r>
+      <w:pPr>
+        <w:rPr>
+          <w:rFonts w:ascii="Arial" w:hAnsi="Arial" w:cs="Arial"/>
+        </w:rPr>
+      </w:pPr>
+      <w:r>
+        <w:rPr>
+          <w:rFonts w:ascii="Arial" w:hAnsi="Arial" w:cs="Arial"/>
+        </w:rPr>
         <w:br/>
       </w:r>
       <m:oMathPara>
         <m:oMath>
           <m:r>
             <w:rPr>
-              <w:rFonts w:ascii="Cambria Math" w:hAnsi="Cambria Math"/>
+              <w:rFonts w:ascii="Cambria Math" w:hAnsi="Cambria Math" w:cs="Arial"/>
             </w:rPr>
             <m:t>E</m:t>
           </m:r>
@@ -1288,7 +1799,7 @@
               <m:endChr m:val="]"/>
               <m:ctrlPr>
                 <w:rPr>
-                  <w:rFonts w:ascii="Cambria Math" w:hAnsi="Cambria Math"/>
+                  <w:rFonts w:ascii="Cambria Math" w:hAnsi="Cambria Math" w:cs="Arial"/>
                   <w:i/>
                 </w:rPr>
               </m:ctrlPr>
@@ -1296,7 +1807,7 @@
             <m:e>
               <m:r>
                 <w:rPr>
-                  <w:rFonts w:ascii="Cambria Math" w:hAnsi="Cambria Math"/>
+                  <w:rFonts w:ascii="Cambria Math" w:hAnsi="Cambria Math" w:cs="Arial"/>
                 </w:rPr>
                 <m:t>X</m:t>
               </m:r>
@@ -1304,7 +1815,7 @@
           </m:d>
           <m:r>
             <w:rPr>
-              <w:rFonts w:ascii="Cambria Math" w:hAnsi="Cambria Math"/>
+              <w:rFonts w:ascii="Cambria Math" w:hAnsi="Cambria Math" w:cs="Arial"/>
             </w:rPr>
             <m:t xml:space="preserve">= </m:t>
           </m:r>
@@ -1313,7 +1824,7 @@
               <m:chr m:val="∑"/>
               <m:ctrlPr>
                 <w:rPr>
-                  <w:rFonts w:ascii="Cambria Math" w:hAnsi="Cambria Math"/>
+                  <w:rFonts w:ascii="Cambria Math" w:hAnsi="Cambria Math" w:cs="Arial"/>
                   <w:i/>
                 </w:rPr>
               </m:ctrlPr>
@@ -1321,7 +1832,7 @@
             <m:sub>
               <m:r>
                 <w:rPr>
-                  <w:rFonts w:ascii="Cambria Math" w:hAnsi="Cambria Math"/>
+                  <w:rFonts w:ascii="Cambria Math" w:hAnsi="Cambria Math" w:cs="Arial"/>
                 </w:rPr>
                 <m:t>i=1</m:t>
               </m:r>
@@ -1329,7 +1840,7 @@
             <m:sup>
               <m:r>
                 <w:rPr>
-                  <w:rFonts w:ascii="Cambria Math" w:hAnsi="Cambria Math"/>
+                  <w:rFonts w:ascii="Cambria Math" w:hAnsi="Cambria Math" w:cs="Arial"/>
                 </w:rPr>
                 <m:t>10</m:t>
               </m:r>
@@ -1339,7 +1850,7 @@
                 <m:fPr>
                   <m:ctrlPr>
                     <w:rPr>
-                      <w:rFonts w:ascii="Cambria Math" w:hAnsi="Cambria Math"/>
+                      <w:rFonts w:ascii="Cambria Math" w:hAnsi="Cambria Math" w:cs="Arial"/>
                       <w:i/>
                     </w:rPr>
                   </m:ctrlPr>
@@ -1347,7 +1858,7 @@
                 <m:num>
                   <m:r>
                     <w:rPr>
-                      <w:rFonts w:ascii="Cambria Math" w:hAnsi="Cambria Math"/>
+                      <w:rFonts w:ascii="Cambria Math" w:hAnsi="Cambria Math" w:cs="Arial"/>
                     </w:rPr>
                     <m:t>E</m:t>
                   </m:r>
@@ -1357,7 +1868,7 @@
                       <m:endChr m:val="]"/>
                       <m:ctrlPr>
                         <w:rPr>
-                          <w:rFonts w:ascii="Cambria Math" w:hAnsi="Cambria Math"/>
+                          <w:rFonts w:ascii="Cambria Math" w:hAnsi="Cambria Math" w:cs="Arial"/>
                           <w:i/>
                         </w:rPr>
                       </m:ctrlPr>
@@ -1367,7 +1878,7 @@
                         <m:sSubPr>
                           <m:ctrlPr>
                             <w:rPr>
-                              <w:rFonts w:ascii="Cambria Math" w:hAnsi="Cambria Math"/>
+                              <w:rFonts w:ascii="Cambria Math" w:hAnsi="Cambria Math" w:cs="Arial"/>
                               <w:i/>
                             </w:rPr>
                           </m:ctrlPr>
@@ -1375,7 +1886,7 @@
                         <m:e>
                           <m:r>
                             <w:rPr>
-                              <w:rFonts w:ascii="Cambria Math" w:hAnsi="Cambria Math"/>
+                              <w:rFonts w:ascii="Cambria Math" w:hAnsi="Cambria Math" w:cs="Arial"/>
                             </w:rPr>
                             <m:t>M</m:t>
                           </m:r>
@@ -1383,7 +1894,7 @@
                         <m:sub>
                           <m:r>
                             <w:rPr>
-                              <w:rFonts w:ascii="Cambria Math" w:hAnsi="Cambria Math"/>
+                              <w:rFonts w:ascii="Cambria Math" w:hAnsi="Cambria Math" w:cs="Arial"/>
                             </w:rPr>
                             <m:t>i</m:t>
                           </m:r>
@@ -1397,7 +1908,7 @@
                     <m:sSupPr>
                       <m:ctrlPr>
                         <w:rPr>
-                          <w:rFonts w:ascii="Cambria Math" w:hAnsi="Cambria Math"/>
+                          <w:rFonts w:ascii="Cambria Math" w:hAnsi="Cambria Math" w:cs="Arial"/>
                           <w:i/>
                         </w:rPr>
                       </m:ctrlPr>
@@ -1405,7 +1916,7 @@
                     <m:e>
                       <m:r>
                         <w:rPr>
-                          <w:rFonts w:ascii="Cambria Math" w:hAnsi="Cambria Math"/>
+                          <w:rFonts w:ascii="Cambria Math" w:hAnsi="Cambria Math" w:cs="Arial"/>
                         </w:rPr>
                         <m:t>2</m:t>
                       </m:r>
@@ -1413,7 +1924,7 @@
                     <m:sup>
                       <m:r>
                         <w:rPr>
-                          <w:rFonts w:ascii="Cambria Math" w:hAnsi="Cambria Math"/>
+                          <w:rFonts w:ascii="Cambria Math" w:hAnsi="Cambria Math" w:cs="Arial"/>
                         </w:rPr>
                         <m:t>i</m:t>
                       </m:r>
@@ -1425,7 +1936,7 @@
           </m:nary>
           <m:r>
             <w:rPr>
-              <w:rFonts w:ascii="Cambria Math" w:hAnsi="Cambria Math"/>
+              <w:rFonts w:ascii="Cambria Math" w:hAnsi="Cambria Math" w:cs="Arial"/>
             </w:rPr>
             <m:t xml:space="preserve">= </m:t>
           </m:r>
@@ -1433,7 +1944,7 @@
             <m:fPr>
               <m:ctrlPr>
                 <w:rPr>
-                  <w:rFonts w:ascii="Cambria Math" w:hAnsi="Cambria Math"/>
+                  <w:rFonts w:ascii="Cambria Math" w:hAnsi="Cambria Math" w:cs="Arial"/>
                   <w:i/>
                 </w:rPr>
               </m:ctrlPr>
@@ -1441,7 +1952,7 @@
             <m:num>
               <m:r>
                 <w:rPr>
-                  <w:rFonts w:ascii="Cambria Math" w:hAnsi="Cambria Math"/>
+                  <w:rFonts w:ascii="Cambria Math" w:hAnsi="Cambria Math" w:cs="Arial"/>
                 </w:rPr>
                 <m:t>1</m:t>
               </m:r>
@@ -1449,7 +1960,7 @@
             <m:den>
               <m:r>
                 <w:rPr>
-                  <w:rFonts w:ascii="Cambria Math" w:hAnsi="Cambria Math"/>
+                  <w:rFonts w:ascii="Cambria Math" w:hAnsi="Cambria Math" w:cs="Arial"/>
                 </w:rPr>
                 <m:t>2</m:t>
               </m:r>
@@ -1460,7 +1971,7 @@
               <m:chr m:val="∑"/>
               <m:ctrlPr>
                 <w:rPr>
-                  <w:rFonts w:ascii="Cambria Math" w:hAnsi="Cambria Math"/>
+                  <w:rFonts w:ascii="Cambria Math" w:hAnsi="Cambria Math" w:cs="Arial"/>
                   <w:i/>
                 </w:rPr>
               </m:ctrlPr>
@@ -1468,7 +1979,7 @@
             <m:sub>
               <m:r>
                 <w:rPr>
-                  <w:rFonts w:ascii="Cambria Math" w:hAnsi="Cambria Math"/>
+                  <w:rFonts w:ascii="Cambria Math" w:hAnsi="Cambria Math" w:cs="Arial"/>
                 </w:rPr>
                 <m:t>i=1</m:t>
               </m:r>
@@ -1476,7 +1987,7 @@
             <m:sup>
               <m:r>
                 <w:rPr>
-                  <w:rFonts w:ascii="Cambria Math" w:hAnsi="Cambria Math"/>
+                  <w:rFonts w:ascii="Cambria Math" w:hAnsi="Cambria Math" w:cs="Arial"/>
                 </w:rPr>
                 <m:t>10</m:t>
               </m:r>
@@ -1486,7 +1997,7 @@
                 <m:fPr>
                   <m:ctrlPr>
                     <w:rPr>
-                      <w:rFonts w:ascii="Cambria Math" w:hAnsi="Cambria Math"/>
+                      <w:rFonts w:ascii="Cambria Math" w:hAnsi="Cambria Math" w:cs="Arial"/>
                       <w:i/>
                     </w:rPr>
                   </m:ctrlPr>
@@ -1494,7 +2005,7 @@
                 <m:num>
                   <m:r>
                     <w:rPr>
-                      <w:rFonts w:ascii="Cambria Math" w:hAnsi="Cambria Math"/>
+                      <w:rFonts w:ascii="Cambria Math" w:hAnsi="Cambria Math" w:cs="Arial"/>
                     </w:rPr>
                     <m:t>1</m:t>
                   </m:r>
@@ -1504,7 +2015,7 @@
                     <m:sSupPr>
                       <m:ctrlPr>
                         <w:rPr>
-                          <w:rFonts w:ascii="Cambria Math" w:hAnsi="Cambria Math"/>
+                          <w:rFonts w:ascii="Cambria Math" w:hAnsi="Cambria Math" w:cs="Arial"/>
                           <w:i/>
                         </w:rPr>
                       </m:ctrlPr>
@@ -1512,7 +2023,7 @@
                     <m:e>
                       <m:r>
                         <w:rPr>
-                          <w:rFonts w:ascii="Cambria Math" w:hAnsi="Cambria Math"/>
+                          <w:rFonts w:ascii="Cambria Math" w:hAnsi="Cambria Math" w:cs="Arial"/>
                         </w:rPr>
                         <m:t>2</m:t>
                       </m:r>
@@ -1520,7 +2031,7 @@
                     <m:sup>
                       <m:r>
                         <w:rPr>
-                          <w:rFonts w:ascii="Cambria Math" w:hAnsi="Cambria Math"/>
+                          <w:rFonts w:ascii="Cambria Math" w:hAnsi="Cambria Math" w:cs="Arial"/>
                         </w:rPr>
                         <m:t>i</m:t>
                       </m:r>
@@ -1532,7 +2043,7 @@
           </m:nary>
           <m:r>
             <w:rPr>
-              <w:rFonts w:ascii="Cambria Math" w:hAnsi="Cambria Math"/>
+              <w:rFonts w:ascii="Cambria Math" w:hAnsi="Cambria Math" w:cs="Arial"/>
             </w:rPr>
             <m:t xml:space="preserve">= </m:t>
           </m:r>
@@ -1540,7 +2051,7 @@
             <m:fPr>
               <m:ctrlPr>
                 <w:rPr>
-                  <w:rFonts w:ascii="Cambria Math" w:hAnsi="Cambria Math"/>
+                  <w:rFonts w:ascii="Cambria Math" w:hAnsi="Cambria Math" w:cs="Arial"/>
                   <w:i/>
                 </w:rPr>
               </m:ctrlPr>
@@ -1548,7 +2059,7 @@
             <m:num>
               <m:r>
                 <w:rPr>
-                  <w:rFonts w:ascii="Cambria Math" w:hAnsi="Cambria Math"/>
+                  <w:rFonts w:ascii="Cambria Math" w:hAnsi="Cambria Math" w:cs="Arial"/>
                 </w:rPr>
                 <m:t>1</m:t>
               </m:r>
@@ -1556,7 +2067,7 @@
             <m:den>
               <m:r>
                 <w:rPr>
-                  <w:rFonts w:ascii="Cambria Math" w:hAnsi="Cambria Math"/>
+                  <w:rFonts w:ascii="Cambria Math" w:hAnsi="Cambria Math" w:cs="Arial"/>
                 </w:rPr>
                 <m:t>2</m:t>
               </m:r>
@@ -1564,7 +2075,7 @@
           </m:f>
           <m:r>
             <w:rPr>
-              <w:rFonts w:ascii="Cambria Math" w:hAnsi="Cambria Math"/>
+              <w:rFonts w:ascii="Cambria Math" w:hAnsi="Cambria Math" w:cs="Arial"/>
             </w:rPr>
             <m:t xml:space="preserve"> </m:t>
           </m:r>
@@ -1572,7 +2083,7 @@
             <m:dPr>
               <m:ctrlPr>
                 <w:rPr>
-                  <w:rFonts w:ascii="Cambria Math" w:hAnsi="Cambria Math"/>
+                  <w:rFonts w:ascii="Cambria Math" w:hAnsi="Cambria Math" w:cs="Arial"/>
                   <w:i/>
                 </w:rPr>
               </m:ctrlPr>
@@ -1580,7 +2091,7 @@
             <m:e>
               <m:r>
                 <w:rPr>
-                  <w:rFonts w:ascii="Cambria Math" w:hAnsi="Cambria Math"/>
+                  <w:rFonts w:ascii="Cambria Math" w:hAnsi="Cambria Math" w:cs="Arial"/>
                 </w:rPr>
                 <m:t xml:space="preserve">1- </m:t>
               </m:r>
@@ -1588,7 +2099,7 @@
                 <m:fPr>
                   <m:ctrlPr>
                     <w:rPr>
-                      <w:rFonts w:ascii="Cambria Math" w:hAnsi="Cambria Math"/>
+                      <w:rFonts w:ascii="Cambria Math" w:hAnsi="Cambria Math" w:cs="Arial"/>
                       <w:i/>
                     </w:rPr>
                   </m:ctrlPr>
@@ -1596,7 +2107,7 @@
                 <m:num>
                   <m:r>
                     <w:rPr>
-                      <w:rFonts w:ascii="Cambria Math" w:hAnsi="Cambria Math"/>
+                      <w:rFonts w:ascii="Cambria Math" w:hAnsi="Cambria Math" w:cs="Arial"/>
                     </w:rPr>
                     <m:t>1</m:t>
                   </m:r>
@@ -1606,7 +2117,7 @@
                     <m:sSupPr>
                       <m:ctrlPr>
                         <w:rPr>
-                          <w:rFonts w:ascii="Cambria Math" w:hAnsi="Cambria Math"/>
+                          <w:rFonts w:ascii="Cambria Math" w:hAnsi="Cambria Math" w:cs="Arial"/>
                           <w:i/>
                         </w:rPr>
                       </m:ctrlPr>
@@ -1614,7 +2125,7 @@
                     <m:e>
                       <m:r>
                         <w:rPr>
-                          <w:rFonts w:ascii="Cambria Math" w:hAnsi="Cambria Math"/>
+                          <w:rFonts w:ascii="Cambria Math" w:hAnsi="Cambria Math" w:cs="Arial"/>
                         </w:rPr>
                         <m:t>2</m:t>
                       </m:r>
@@ -1622,7 +2133,7 @@
                     <m:sup>
                       <m:r>
                         <w:rPr>
-                          <w:rFonts w:ascii="Cambria Math" w:hAnsi="Cambria Math"/>
+                          <w:rFonts w:ascii="Cambria Math" w:hAnsi="Cambria Math" w:cs="Arial"/>
                         </w:rPr>
                         <m:t>10</m:t>
                       </m:r>
@@ -1634,7 +2145,7 @@
           </m:d>
           <m:r>
             <w:rPr>
-              <w:rFonts w:ascii="Cambria Math" w:hAnsi="Cambria Math"/>
+              <w:rFonts w:ascii="Cambria Math" w:hAnsi="Cambria Math" w:cs="Arial"/>
             </w:rPr>
             <m:t>≈0,4995</m:t>
           </m:r>
@@ -1642,7 +2153,15 @@
       </m:oMathPara>
     </w:p>
     <w:p>
-      <w:r>
+      <w:pPr>
+        <w:rPr>
+          <w:rFonts w:ascii="Arial" w:hAnsi="Arial" w:cs="Arial"/>
+        </w:rPr>
+      </w:pPr>
+      <w:r>
+        <w:rPr>
+          <w:rFonts w:ascii="Arial" w:hAnsi="Arial" w:cs="Arial"/>
+        </w:rPr>
         <w:pict w14:anchorId="3931C955">
           <v:rect id="_x0000_i1030" style="width:0;height:1.5pt" o:hralign="center" o:hrstd="t" o:hr="t" fillcolor="#a0a0a0" stroked="f"/>
         </w:pict>
@@ -1650,40 +2169,58 @@
     </w:p>
     <w:p>
       <w:pPr>
-        <w:rPr>
-          <w:b/>
-          <w:bCs/>
-        </w:rPr>
-      </w:pPr>
-      <w:r>
-        <w:rPr>
-          <w:b/>
-          <w:bCs/>
-        </w:rPr>
+        <w:pStyle w:val="Heading1"/>
+      </w:pPr>
+      <w:r>
         <w:t>6</w:t>
       </w:r>
       <w:r>
-        <w:rPr>
-          <w:b/>
-          <w:bCs/>
-        </w:rPr>
-        <w:t>. Varianza ( Var(X) )</w:t>
-      </w:r>
-    </w:p>
-    <w:p>
-      <w:r>
+        <w:t xml:space="preserve">. Varianza </w:t>
+      </w:r>
+      <w:proofErr w:type="gramStart"/>
+      <w:r>
+        <w:t>( Var</w:t>
+      </w:r>
+      <w:proofErr w:type="gramEnd"/>
+      <w:r>
+        <w:t>(X</w:t>
+      </w:r>
+      <w:proofErr w:type="gramStart"/>
+      <w:r>
+        <w:t>) )</w:t>
+      </w:r>
+      <w:proofErr w:type="gramEnd"/>
+    </w:p>
+    <w:p>
+      <w:pPr>
+        <w:rPr>
+          <w:rFonts w:ascii="Arial" w:hAnsi="Arial" w:cs="Arial"/>
+        </w:rPr>
+      </w:pPr>
+      <w:r>
+        <w:rPr>
+          <w:rFonts w:ascii="Arial" w:hAnsi="Arial" w:cs="Arial"/>
+        </w:rPr>
         <w:t>Por independencia:</w:t>
       </w:r>
     </w:p>
     <w:p>
-      <w:r>
+      <w:pPr>
+        <w:rPr>
+          <w:rFonts w:ascii="Arial" w:eastAsiaTheme="minorEastAsia" w:hAnsi="Arial" w:cs="Arial"/>
+        </w:rPr>
+      </w:pPr>
+      <w:r>
+        <w:rPr>
+          <w:rFonts w:ascii="Arial" w:hAnsi="Arial" w:cs="Arial"/>
+        </w:rPr>
         <w:br/>
       </w:r>
       <m:oMathPara>
         <m:oMath>
           <m:r>
             <w:rPr>
-              <w:rFonts w:ascii="Cambria Math" w:hAnsi="Cambria Math"/>
+              <w:rFonts w:ascii="Cambria Math" w:hAnsi="Cambria Math" w:cs="Arial"/>
             </w:rPr>
             <m:t>Var</m:t>
           </m:r>
@@ -1691,7 +2228,7 @@
             <m:dPr>
               <m:ctrlPr>
                 <w:rPr>
-                  <w:rFonts w:ascii="Cambria Math" w:hAnsi="Cambria Math"/>
+                  <w:rFonts w:ascii="Cambria Math" w:hAnsi="Cambria Math" w:cs="Arial"/>
                   <w:i/>
                 </w:rPr>
               </m:ctrlPr>
@@ -1699,7 +2236,7 @@
             <m:e>
               <m:r>
                 <w:rPr>
-                  <w:rFonts w:ascii="Cambria Math" w:hAnsi="Cambria Math"/>
+                  <w:rFonts w:ascii="Cambria Math" w:hAnsi="Cambria Math" w:cs="Arial"/>
                 </w:rPr>
                 <m:t>X</m:t>
               </m:r>
@@ -1707,7 +2244,7 @@
           </m:d>
           <m:r>
             <w:rPr>
-              <w:rFonts w:ascii="Cambria Math" w:hAnsi="Cambria Math"/>
+              <w:rFonts w:ascii="Cambria Math" w:hAnsi="Cambria Math" w:cs="Arial"/>
             </w:rPr>
             <m:t xml:space="preserve">= </m:t>
           </m:r>
@@ -1716,7 +2253,7 @@
               <m:chr m:val="∑"/>
               <m:ctrlPr>
                 <w:rPr>
-                  <w:rFonts w:ascii="Cambria Math" w:hAnsi="Cambria Math"/>
+                  <w:rFonts w:ascii="Cambria Math" w:hAnsi="Cambria Math" w:cs="Arial"/>
                   <w:i/>
                 </w:rPr>
               </m:ctrlPr>
@@ -1724,7 +2261,7 @@
             <m:sub>
               <m:r>
                 <w:rPr>
-                  <w:rFonts w:ascii="Cambria Math" w:hAnsi="Cambria Math"/>
+                  <w:rFonts w:ascii="Cambria Math" w:hAnsi="Cambria Math" w:cs="Arial"/>
                 </w:rPr>
                 <m:t>i=1</m:t>
               </m:r>
@@ -1732,7 +2269,7 @@
             <m:sup>
               <m:r>
                 <w:rPr>
-                  <w:rFonts w:ascii="Cambria Math" w:hAnsi="Cambria Math"/>
+                  <w:rFonts w:ascii="Cambria Math" w:hAnsi="Cambria Math" w:cs="Arial"/>
                 </w:rPr>
                 <m:t>10</m:t>
               </m:r>
@@ -1742,7 +2279,7 @@
                 <m:fPr>
                   <m:ctrlPr>
                     <w:rPr>
-                      <w:rFonts w:ascii="Cambria Math" w:hAnsi="Cambria Math"/>
+                      <w:rFonts w:ascii="Cambria Math" w:hAnsi="Cambria Math" w:cs="Arial"/>
                       <w:i/>
                     </w:rPr>
                   </m:ctrlPr>
@@ -1750,7 +2287,7 @@
                 <m:num>
                   <m:r>
                     <w:rPr>
-                      <w:rFonts w:ascii="Cambria Math" w:hAnsi="Cambria Math"/>
+                      <w:rFonts w:ascii="Cambria Math" w:hAnsi="Cambria Math" w:cs="Arial"/>
                     </w:rPr>
                     <m:t>Var</m:t>
                   </m:r>
@@ -1758,7 +2295,7 @@
                     <m:dPr>
                       <m:ctrlPr>
                         <w:rPr>
-                          <w:rFonts w:ascii="Cambria Math" w:hAnsi="Cambria Math"/>
+                          <w:rFonts w:ascii="Cambria Math" w:hAnsi="Cambria Math" w:cs="Arial"/>
                           <w:i/>
                         </w:rPr>
                       </m:ctrlPr>
@@ -1768,7 +2305,7 @@
                         <m:sSubPr>
                           <m:ctrlPr>
                             <w:rPr>
-                              <w:rFonts w:ascii="Cambria Math" w:hAnsi="Cambria Math"/>
+                              <w:rFonts w:ascii="Cambria Math" w:hAnsi="Cambria Math" w:cs="Arial"/>
                               <w:i/>
                             </w:rPr>
                           </m:ctrlPr>
@@ -1776,7 +2313,7 @@
                         <m:e>
                           <m:r>
                             <w:rPr>
-                              <w:rFonts w:ascii="Cambria Math" w:hAnsi="Cambria Math"/>
+                              <w:rFonts w:ascii="Cambria Math" w:hAnsi="Cambria Math" w:cs="Arial"/>
                             </w:rPr>
                             <m:t>M</m:t>
                           </m:r>
@@ -1784,7 +2321,7 @@
                         <m:sub>
                           <m:r>
                             <w:rPr>
-                              <w:rFonts w:ascii="Cambria Math" w:hAnsi="Cambria Math"/>
+                              <w:rFonts w:ascii="Cambria Math" w:hAnsi="Cambria Math" w:cs="Arial"/>
                             </w:rPr>
                             <m:t>i</m:t>
                           </m:r>
@@ -1798,7 +2335,7 @@
                     <m:sSupPr>
                       <m:ctrlPr>
                         <w:rPr>
-                          <w:rFonts w:ascii="Cambria Math" w:hAnsi="Cambria Math"/>
+                          <w:rFonts w:ascii="Cambria Math" w:hAnsi="Cambria Math" w:cs="Arial"/>
                           <w:i/>
                         </w:rPr>
                       </m:ctrlPr>
@@ -1806,7 +2343,7 @@
                     <m:e>
                       <m:r>
                         <w:rPr>
-                          <w:rFonts w:ascii="Cambria Math" w:hAnsi="Cambria Math"/>
+                          <w:rFonts w:ascii="Cambria Math" w:hAnsi="Cambria Math" w:cs="Arial"/>
                         </w:rPr>
                         <m:t>4</m:t>
                       </m:r>
@@ -1814,7 +2351,7 @@
                     <m:sup>
                       <m:r>
                         <w:rPr>
-                          <w:rFonts w:ascii="Cambria Math" w:hAnsi="Cambria Math"/>
+                          <w:rFonts w:ascii="Cambria Math" w:hAnsi="Cambria Math" w:cs="Arial"/>
                         </w:rPr>
                         <m:t>i</m:t>
                       </m:r>
@@ -1826,7 +2363,7 @@
           </m:nary>
           <m:r>
             <w:rPr>
-              <w:rFonts w:ascii="Cambria Math" w:hAnsi="Cambria Math"/>
+              <w:rFonts w:ascii="Cambria Math" w:hAnsi="Cambria Math" w:cs="Arial"/>
             </w:rPr>
             <m:t xml:space="preserve">= </m:t>
           </m:r>
@@ -1834,7 +2371,7 @@
             <m:fPr>
               <m:ctrlPr>
                 <w:rPr>
-                  <w:rFonts w:ascii="Cambria Math" w:hAnsi="Cambria Math"/>
+                  <w:rFonts w:ascii="Cambria Math" w:hAnsi="Cambria Math" w:cs="Arial"/>
                   <w:i/>
                 </w:rPr>
               </m:ctrlPr>
@@ -1842,7 +2379,7 @@
             <m:num>
               <m:r>
                 <w:rPr>
-                  <w:rFonts w:ascii="Cambria Math" w:hAnsi="Cambria Math"/>
+                  <w:rFonts w:ascii="Cambria Math" w:hAnsi="Cambria Math" w:cs="Arial"/>
                 </w:rPr>
                 <m:t>1</m:t>
               </m:r>
@@ -1850,7 +2387,7 @@
             <m:den>
               <m:r>
                 <w:rPr>
-                  <w:rFonts w:ascii="Cambria Math" w:hAnsi="Cambria Math"/>
+                  <w:rFonts w:ascii="Cambria Math" w:hAnsi="Cambria Math" w:cs="Arial"/>
                 </w:rPr>
                 <m:t>4</m:t>
               </m:r>
@@ -1861,7 +2398,7 @@
               <m:chr m:val="∑"/>
               <m:ctrlPr>
                 <w:rPr>
-                  <w:rFonts w:ascii="Cambria Math" w:hAnsi="Cambria Math"/>
+                  <w:rFonts w:ascii="Cambria Math" w:hAnsi="Cambria Math" w:cs="Arial"/>
                   <w:i/>
                 </w:rPr>
               </m:ctrlPr>
@@ -1869,7 +2406,7 @@
             <m:sub>
               <m:r>
                 <w:rPr>
-                  <w:rFonts w:ascii="Cambria Math" w:hAnsi="Cambria Math"/>
+                  <w:rFonts w:ascii="Cambria Math" w:hAnsi="Cambria Math" w:cs="Arial"/>
                 </w:rPr>
                 <m:t>i=1</m:t>
               </m:r>
@@ -1877,7 +2414,7 @@
             <m:sup>
               <m:r>
                 <w:rPr>
-                  <w:rFonts w:ascii="Cambria Math" w:hAnsi="Cambria Math"/>
+                  <w:rFonts w:ascii="Cambria Math" w:hAnsi="Cambria Math" w:cs="Arial"/>
                 </w:rPr>
                 <m:t>10</m:t>
               </m:r>
@@ -1887,7 +2424,7 @@
                 <m:fPr>
                   <m:ctrlPr>
                     <w:rPr>
-                      <w:rFonts w:ascii="Cambria Math" w:hAnsi="Cambria Math"/>
+                      <w:rFonts w:ascii="Cambria Math" w:hAnsi="Cambria Math" w:cs="Arial"/>
                       <w:i/>
                     </w:rPr>
                   </m:ctrlPr>
@@ -1895,7 +2432,7 @@
                 <m:num>
                   <m:r>
                     <w:rPr>
-                      <w:rFonts w:ascii="Cambria Math" w:hAnsi="Cambria Math"/>
+                      <w:rFonts w:ascii="Cambria Math" w:hAnsi="Cambria Math" w:cs="Arial"/>
                     </w:rPr>
                     <m:t>1</m:t>
                   </m:r>
@@ -1905,7 +2442,7 @@
                     <m:sSupPr>
                       <m:ctrlPr>
                         <w:rPr>
-                          <w:rFonts w:ascii="Cambria Math" w:hAnsi="Cambria Math"/>
+                          <w:rFonts w:ascii="Cambria Math" w:hAnsi="Cambria Math" w:cs="Arial"/>
                           <w:i/>
                         </w:rPr>
                       </m:ctrlPr>
@@ -1913,7 +2450,7 @@
                     <m:e>
                       <m:r>
                         <w:rPr>
-                          <w:rFonts w:ascii="Cambria Math" w:hAnsi="Cambria Math"/>
+                          <w:rFonts w:ascii="Cambria Math" w:hAnsi="Cambria Math" w:cs="Arial"/>
                         </w:rPr>
                         <m:t>4</m:t>
                       </m:r>
@@ -1921,7 +2458,7 @@
                     <m:sup>
                       <m:r>
                         <w:rPr>
-                          <w:rFonts w:ascii="Cambria Math" w:hAnsi="Cambria Math"/>
+                          <w:rFonts w:ascii="Cambria Math" w:hAnsi="Cambria Math" w:cs="Arial"/>
                         </w:rPr>
                         <m:t>i</m:t>
                       </m:r>
@@ -1931,7 +2468,7 @@
               </m:f>
               <m:r>
                 <w:rPr>
-                  <w:rFonts w:ascii="Cambria Math" w:hAnsi="Cambria Math"/>
+                  <w:rFonts w:ascii="Cambria Math" w:hAnsi="Cambria Math" w:cs="Arial"/>
                 </w:rPr>
                 <m:t xml:space="preserve">= </m:t>
               </m:r>
@@ -1939,7 +2476,7 @@
                 <m:fPr>
                   <m:ctrlPr>
                     <w:rPr>
-                      <w:rFonts w:ascii="Cambria Math" w:hAnsi="Cambria Math"/>
+                      <w:rFonts w:ascii="Cambria Math" w:hAnsi="Cambria Math" w:cs="Arial"/>
                       <w:i/>
                     </w:rPr>
                   </m:ctrlPr>
@@ -1947,7 +2484,7 @@
                 <m:num>
                   <m:r>
                     <w:rPr>
-                      <w:rFonts w:ascii="Cambria Math" w:hAnsi="Cambria Math"/>
+                      <w:rFonts w:ascii="Cambria Math" w:hAnsi="Cambria Math" w:cs="Arial"/>
                     </w:rPr>
                     <m:t>1</m:t>
                   </m:r>
@@ -1955,7 +2492,7 @@
                 <m:den>
                   <m:r>
                     <w:rPr>
-                      <w:rFonts w:ascii="Cambria Math" w:hAnsi="Cambria Math"/>
+                      <w:rFonts w:ascii="Cambria Math" w:hAnsi="Cambria Math" w:cs="Arial"/>
                     </w:rPr>
                     <m:t>3</m:t>
                   </m:r>
@@ -1963,7 +2500,7 @@
               </m:f>
               <m:r>
                 <w:rPr>
-                  <w:rFonts w:ascii="Cambria Math" w:hAnsi="Cambria Math"/>
+                  <w:rFonts w:ascii="Cambria Math" w:hAnsi="Cambria Math" w:cs="Arial"/>
                 </w:rPr>
                 <m:t xml:space="preserve"> </m:t>
               </m:r>
@@ -1971,7 +2508,7 @@
                 <m:dPr>
                   <m:ctrlPr>
                     <w:rPr>
-                      <w:rFonts w:ascii="Cambria Math" w:hAnsi="Cambria Math"/>
+                      <w:rFonts w:ascii="Cambria Math" w:hAnsi="Cambria Math" w:cs="Arial"/>
                       <w:i/>
                     </w:rPr>
                   </m:ctrlPr>
@@ -1979,7 +2516,7 @@
                 <m:e>
                   <m:r>
                     <w:rPr>
-                      <w:rFonts w:ascii="Cambria Math" w:hAnsi="Cambria Math"/>
+                      <w:rFonts w:ascii="Cambria Math" w:hAnsi="Cambria Math" w:cs="Arial"/>
                     </w:rPr>
                     <m:t xml:space="preserve">1- </m:t>
                   </m:r>
@@ -1987,7 +2524,7 @@
                     <m:fPr>
                       <m:ctrlPr>
                         <w:rPr>
-                          <w:rFonts w:ascii="Cambria Math" w:hAnsi="Cambria Math"/>
+                          <w:rFonts w:ascii="Cambria Math" w:hAnsi="Cambria Math" w:cs="Arial"/>
                           <w:i/>
                         </w:rPr>
                       </m:ctrlPr>
@@ -1995,7 +2532,7 @@
                     <m:num>
                       <m:r>
                         <w:rPr>
-                          <w:rFonts w:ascii="Cambria Math" w:hAnsi="Cambria Math"/>
+                          <w:rFonts w:ascii="Cambria Math" w:hAnsi="Cambria Math" w:cs="Arial"/>
                         </w:rPr>
                         <m:t>1</m:t>
                       </m:r>
@@ -2005,7 +2542,7 @@
                         <m:sSupPr>
                           <m:ctrlPr>
                             <w:rPr>
-                              <w:rFonts w:ascii="Cambria Math" w:hAnsi="Cambria Math"/>
+                              <w:rFonts w:ascii="Cambria Math" w:hAnsi="Cambria Math" w:cs="Arial"/>
                               <w:i/>
                             </w:rPr>
                           </m:ctrlPr>
@@ -2013,7 +2550,7 @@
                         <m:e>
                           <m:r>
                             <w:rPr>
-                              <w:rFonts w:ascii="Cambria Math" w:hAnsi="Cambria Math"/>
+                              <w:rFonts w:ascii="Cambria Math" w:hAnsi="Cambria Math" w:cs="Arial"/>
                             </w:rPr>
                             <m:t>4</m:t>
                           </m:r>
@@ -2021,7 +2558,7 @@
                         <m:sup>
                           <m:r>
                             <w:rPr>
-                              <w:rFonts w:ascii="Cambria Math" w:hAnsi="Cambria Math"/>
+                              <w:rFonts w:ascii="Cambria Math" w:hAnsi="Cambria Math" w:cs="Arial"/>
                             </w:rPr>
                             <m:t>10</m:t>
                           </m:r>
@@ -2033,7 +2570,7 @@
               </m:d>
               <m:r>
                 <w:rPr>
-                  <w:rFonts w:ascii="Cambria Math" w:hAnsi="Cambria Math"/>
+                  <w:rFonts w:ascii="Cambria Math" w:hAnsi="Cambria Math" w:cs="Arial"/>
                 </w:rPr>
                 <m:t>≈0,08333</m:t>
               </m:r>
@@ -2043,7 +2580,29 @@
       </m:oMathPara>
     </w:p>
     <w:p>
-      <w:r>
+      <w:pPr>
+        <w:rPr>
+          <w:rFonts w:ascii="Arial" w:eastAsiaTheme="minorEastAsia" w:hAnsi="Arial" w:cs="Arial"/>
+        </w:rPr>
+      </w:pPr>
+    </w:p>
+    <w:p>
+      <w:pPr>
+        <w:rPr>
+          <w:rFonts w:ascii="Arial" w:hAnsi="Arial" w:cs="Arial"/>
+        </w:rPr>
+      </w:pPr>
+    </w:p>
+    <w:p>
+      <w:pPr>
+        <w:rPr>
+          <w:rFonts w:ascii="Arial" w:hAnsi="Arial" w:cs="Arial"/>
+        </w:rPr>
+      </w:pPr>
+      <w:r>
+        <w:rPr>
+          <w:rFonts w:ascii="Arial" w:hAnsi="Arial" w:cs="Arial"/>
+        </w:rPr>
         <w:pict w14:anchorId="4605835E">
           <v:rect id="_x0000_i1031" style="width:0;height:1.5pt" o:hralign="center" o:hrstd="t" o:hr="t" fillcolor="#a0a0a0" stroked="f"/>
         </w:pict>
@@ -2051,34 +2610,31 @@
     </w:p>
     <w:p>
       <w:pPr>
-        <w:rPr>
-          <w:b/>
-          <w:bCs/>
-        </w:rPr>
-      </w:pPr>
-      <w:r>
-        <w:rPr>
-          <w:b/>
-          <w:bCs/>
-        </w:rPr>
+        <w:pStyle w:val="Heading1"/>
+      </w:pPr>
+      <w:r>
         <w:t>7</w:t>
       </w:r>
       <w:r>
-        <w:rPr>
-          <w:b/>
-          <w:bCs/>
-        </w:rPr>
         <w:t>. Distribución uniforme continua en ([0,1])</w:t>
       </w:r>
     </w:p>
     <w:p>
-      <w:r>
+      <w:pPr>
+        <w:rPr>
+          <w:rFonts w:ascii="Arial" w:hAnsi="Arial" w:cs="Arial"/>
+        </w:rPr>
+      </w:pPr>
+      <w:r>
+        <w:rPr>
+          <w:rFonts w:ascii="Arial" w:hAnsi="Arial" w:cs="Arial"/>
+        </w:rPr>
         <w:t xml:space="preserve">La variable  </w:t>
       </w:r>
       <m:oMath>
         <m:r>
           <w:rPr>
-            <w:rFonts w:ascii="Cambria Math" w:hAnsi="Cambria Math"/>
+            <w:rFonts w:ascii="Cambria Math" w:hAnsi="Cambria Math" w:cs="Arial"/>
           </w:rPr>
           <m:t>U</m:t>
         </m:r>
@@ -2088,7 +2644,7 @@
             <m:endChr m:val="]"/>
             <m:ctrlPr>
               <w:rPr>
-                <w:rFonts w:ascii="Cambria Math" w:hAnsi="Cambria Math"/>
+                <w:rFonts w:ascii="Cambria Math" w:hAnsi="Cambria Math" w:cs="Arial"/>
                 <w:i/>
               </w:rPr>
             </m:ctrlPr>
@@ -2096,7 +2652,7 @@
           <m:e>
             <m:r>
               <w:rPr>
-                <w:rFonts w:ascii="Cambria Math" w:hAnsi="Cambria Math"/>
+                <w:rFonts w:ascii="Cambria Math" w:hAnsi="Cambria Math" w:cs="Arial"/>
               </w:rPr>
               <m:t>0,1</m:t>
             </m:r>
@@ -2104,18 +2660,29 @@
         </m:d>
       </m:oMath>
       <w:r>
+        <w:rPr>
+          <w:rFonts w:ascii="Arial" w:hAnsi="Arial" w:cs="Arial"/>
+        </w:rPr>
         <w:t xml:space="preserve">  tiene densidad:</w:t>
       </w:r>
     </w:p>
     <w:p>
-      <w:r>
+      <w:pPr>
+        <w:rPr>
+          <w:rFonts w:ascii="Arial" w:hAnsi="Arial" w:cs="Arial"/>
+        </w:rPr>
+      </w:pPr>
+      <w:r>
+        <w:rPr>
+          <w:rFonts w:ascii="Arial" w:hAnsi="Arial" w:cs="Arial"/>
+        </w:rPr>
         <w:br/>
       </w:r>
       <m:oMathPara>
         <m:oMath>
           <m:r>
             <w:rPr>
-              <w:rFonts w:ascii="Cambria Math" w:hAnsi="Cambria Math"/>
+              <w:rFonts w:ascii="Cambria Math" w:hAnsi="Cambria Math" w:cs="Arial"/>
             </w:rPr>
             <m:t>f</m:t>
           </m:r>
@@ -2123,7 +2690,7 @@
             <m:dPr>
               <m:ctrlPr>
                 <w:rPr>
-                  <w:rFonts w:ascii="Cambria Math" w:hAnsi="Cambria Math"/>
+                  <w:rFonts w:ascii="Cambria Math" w:hAnsi="Cambria Math" w:cs="Arial"/>
                   <w:i/>
                 </w:rPr>
               </m:ctrlPr>
@@ -2131,7 +2698,7 @@
             <m:e>
               <m:r>
                 <w:rPr>
-                  <w:rFonts w:ascii="Cambria Math" w:hAnsi="Cambria Math"/>
+                  <w:rFonts w:ascii="Cambria Math" w:hAnsi="Cambria Math" w:cs="Arial"/>
                 </w:rPr>
                 <m:t>x</m:t>
               </m:r>
@@ -2139,7 +2706,7 @@
           </m:d>
           <m:r>
             <w:rPr>
-              <w:rFonts w:ascii="Cambria Math" w:hAnsi="Cambria Math"/>
+              <w:rFonts w:ascii="Cambria Math" w:hAnsi="Cambria Math" w:cs="Arial"/>
             </w:rPr>
             <m:t>= 1 para x ∈</m:t>
           </m:r>
@@ -2149,7 +2716,7 @@
               <m:endChr m:val="]"/>
               <m:ctrlPr>
                 <w:rPr>
-                  <w:rFonts w:ascii="Cambria Math" w:hAnsi="Cambria Math"/>
+                  <w:rFonts w:ascii="Cambria Math" w:hAnsi="Cambria Math" w:cs="Arial"/>
                   <w:i/>
                 </w:rPr>
               </m:ctrlPr>
@@ -2157,7 +2724,7 @@
             <m:e>
               <m:r>
                 <w:rPr>
-                  <w:rFonts w:ascii="Cambria Math" w:hAnsi="Cambria Math"/>
+                  <w:rFonts w:ascii="Cambria Math" w:hAnsi="Cambria Math" w:cs="Arial"/>
                 </w:rPr>
                 <m:t>0,1</m:t>
               </m:r>
@@ -2167,17 +2734,28 @@
       </m:oMathPara>
     </w:p>
     <w:p>
-      <w:r>
+      <w:pPr>
+        <w:rPr>
+          <w:rFonts w:ascii="Arial" w:hAnsi="Arial" w:cs="Arial"/>
+        </w:rPr>
+      </w:pPr>
+      <w:r>
+        <w:rPr>
+          <w:rFonts w:ascii="Arial" w:hAnsi="Arial" w:cs="Arial"/>
+        </w:rPr>
         <w:t>Sus momentos son:</w:t>
       </w:r>
       <w:r>
+        <w:rPr>
+          <w:rFonts w:ascii="Arial" w:hAnsi="Arial" w:cs="Arial"/>
+        </w:rPr>
         <w:br/>
       </w:r>
       <m:oMathPara>
         <m:oMath>
           <m:r>
             <w:rPr>
-              <w:rFonts w:ascii="Cambria Math" w:hAnsi="Cambria Math"/>
+              <w:rFonts w:ascii="Cambria Math" w:hAnsi="Cambria Math" w:cs="Arial"/>
             </w:rPr>
             <m:t>E</m:t>
           </m:r>
@@ -2187,7 +2765,7 @@
               <m:endChr m:val="]"/>
               <m:ctrlPr>
                 <w:rPr>
-                  <w:rFonts w:ascii="Cambria Math" w:hAnsi="Cambria Math"/>
+                  <w:rFonts w:ascii="Cambria Math" w:hAnsi="Cambria Math" w:cs="Arial"/>
                   <w:i/>
                 </w:rPr>
               </m:ctrlPr>
@@ -2195,7 +2773,7 @@
             <m:e>
               <m:r>
                 <w:rPr>
-                  <w:rFonts w:ascii="Cambria Math" w:hAnsi="Cambria Math"/>
+                  <w:rFonts w:ascii="Cambria Math" w:hAnsi="Cambria Math" w:cs="Arial"/>
                 </w:rPr>
                 <m:t>U</m:t>
               </m:r>
@@ -2203,7 +2781,7 @@
           </m:d>
           <m:r>
             <w:rPr>
-              <w:rFonts w:ascii="Cambria Math" w:hAnsi="Cambria Math"/>
+              <w:rFonts w:ascii="Cambria Math" w:hAnsi="Cambria Math" w:cs="Arial"/>
             </w:rPr>
             <m:t xml:space="preserve">= </m:t>
           </m:r>
@@ -2212,7 +2790,7 @@
               <m:limLoc m:val="subSup"/>
               <m:ctrlPr>
                 <w:rPr>
-                  <w:rFonts w:ascii="Cambria Math" w:hAnsi="Cambria Math"/>
+                  <w:rFonts w:ascii="Cambria Math" w:hAnsi="Cambria Math" w:cs="Arial"/>
                   <w:i/>
                 </w:rPr>
               </m:ctrlPr>
@@ -2220,7 +2798,7 @@
             <m:sub>
               <m:r>
                 <w:rPr>
-                  <w:rFonts w:ascii="Cambria Math" w:hAnsi="Cambria Math"/>
+                  <w:rFonts w:ascii="Cambria Math" w:hAnsi="Cambria Math" w:cs="Arial"/>
                 </w:rPr>
                 <m:t>0</m:t>
               </m:r>
@@ -2228,7 +2806,7 @@
             <m:sup>
               <m:r>
                 <w:rPr>
-                  <w:rFonts w:ascii="Cambria Math" w:hAnsi="Cambria Math"/>
+                  <w:rFonts w:ascii="Cambria Math" w:hAnsi="Cambria Math" w:cs="Arial"/>
                 </w:rPr>
                 <m:t>1</m:t>
               </m:r>
@@ -2239,7 +2817,7 @@
                   <m:diff m:val="1"/>
                   <m:ctrlPr>
                     <w:rPr>
-                      <w:rFonts w:ascii="Cambria Math" w:hAnsi="Cambria Math"/>
+                      <w:rFonts w:ascii="Cambria Math" w:hAnsi="Cambria Math" w:cs="Arial"/>
                       <w:i/>
                     </w:rPr>
                   </m:ctrlPr>
@@ -2247,7 +2825,7 @@
                 <m:e>
                   <m:r>
                     <w:rPr>
-                      <w:rFonts w:ascii="Cambria Math" w:hAnsi="Cambria Math"/>
+                      <w:rFonts w:ascii="Cambria Math" w:hAnsi="Cambria Math" w:cs="Arial"/>
                     </w:rPr>
                     <m:t xml:space="preserve">x dx= </m:t>
                   </m:r>
@@ -2255,7 +2833,7 @@
                     <m:fPr>
                       <m:ctrlPr>
                         <w:rPr>
-                          <w:rFonts w:ascii="Cambria Math" w:hAnsi="Cambria Math"/>
+                          <w:rFonts w:ascii="Cambria Math" w:hAnsi="Cambria Math" w:cs="Arial"/>
                           <w:i/>
                         </w:rPr>
                       </m:ctrlPr>
@@ -2263,7 +2841,7 @@
                     <m:num>
                       <m:r>
                         <w:rPr>
-                          <w:rFonts w:ascii="Cambria Math" w:hAnsi="Cambria Math"/>
+                          <w:rFonts w:ascii="Cambria Math" w:hAnsi="Cambria Math" w:cs="Arial"/>
                         </w:rPr>
                         <m:t>1</m:t>
                       </m:r>
@@ -2271,7 +2849,7 @@
                     <m:den>
                       <m:r>
                         <w:rPr>
-                          <w:rFonts w:ascii="Cambria Math" w:hAnsi="Cambria Math"/>
+                          <w:rFonts w:ascii="Cambria Math" w:hAnsi="Cambria Math" w:cs="Arial"/>
                         </w:rPr>
                         <m:t>2</m:t>
                       </m:r>
@@ -2279,7 +2857,7 @@
                   </m:f>
                   <m:r>
                     <w:rPr>
-                      <w:rFonts w:ascii="Cambria Math" w:hAnsi="Cambria Math"/>
+                      <w:rFonts w:ascii="Cambria Math" w:hAnsi="Cambria Math" w:cs="Arial"/>
                     </w:rPr>
                     <m:t>,  Var</m:t>
                   </m:r>
@@ -2287,7 +2865,7 @@
                     <m:dPr>
                       <m:ctrlPr>
                         <w:rPr>
-                          <w:rFonts w:ascii="Cambria Math" w:hAnsi="Cambria Math"/>
+                          <w:rFonts w:ascii="Cambria Math" w:hAnsi="Cambria Math" w:cs="Arial"/>
                           <w:i/>
                         </w:rPr>
                       </m:ctrlPr>
@@ -2295,7 +2873,7 @@
                     <m:e>
                       <m:r>
                         <w:rPr>
-                          <w:rFonts w:ascii="Cambria Math" w:hAnsi="Cambria Math"/>
+                          <w:rFonts w:ascii="Cambria Math" w:hAnsi="Cambria Math" w:cs="Arial"/>
                         </w:rPr>
                         <m:t>U</m:t>
                       </m:r>
@@ -2303,7 +2881,7 @@
                   </m:d>
                   <m:r>
                     <w:rPr>
-                      <w:rFonts w:ascii="Cambria Math" w:hAnsi="Cambria Math"/>
+                      <w:rFonts w:ascii="Cambria Math" w:hAnsi="Cambria Math" w:cs="Arial"/>
                     </w:rPr>
                     <m:t xml:space="preserve">= </m:t>
                   </m:r>
@@ -2312,7 +2890,7 @@
                       <m:limLoc m:val="subSup"/>
                       <m:ctrlPr>
                         <w:rPr>
-                          <w:rFonts w:ascii="Cambria Math" w:hAnsi="Cambria Math"/>
+                          <w:rFonts w:ascii="Cambria Math" w:hAnsi="Cambria Math" w:cs="Arial"/>
                           <w:i/>
                         </w:rPr>
                       </m:ctrlPr>
@@ -2320,7 +2898,7 @@
                     <m:sub>
                       <m:r>
                         <w:rPr>
-                          <w:rFonts w:ascii="Cambria Math" w:hAnsi="Cambria Math"/>
+                          <w:rFonts w:ascii="Cambria Math" w:hAnsi="Cambria Math" w:cs="Arial"/>
                         </w:rPr>
                         <m:t>0</m:t>
                       </m:r>
@@ -2328,7 +2906,7 @@
                     <m:sup>
                       <m:r>
                         <w:rPr>
-                          <w:rFonts w:ascii="Cambria Math" w:hAnsi="Cambria Math"/>
+                          <w:rFonts w:ascii="Cambria Math" w:hAnsi="Cambria Math" w:cs="Arial"/>
                         </w:rPr>
                         <m:t>1</m:t>
                       </m:r>
@@ -2338,7 +2916,7 @@
                         <m:sSupPr>
                           <m:ctrlPr>
                             <w:rPr>
-                              <w:rFonts w:ascii="Cambria Math" w:hAnsi="Cambria Math"/>
+                              <w:rFonts w:ascii="Cambria Math" w:hAnsi="Cambria Math" w:cs="Arial"/>
                               <w:i/>
                             </w:rPr>
                           </m:ctrlPr>
@@ -2346,7 +2924,7 @@
                         <m:e>
                           <m:r>
                             <w:rPr>
-                              <w:rFonts w:ascii="Cambria Math" w:hAnsi="Cambria Math"/>
+                              <w:rFonts w:ascii="Cambria Math" w:hAnsi="Cambria Math" w:cs="Arial"/>
                             </w:rPr>
                             <m:t>x</m:t>
                           </m:r>
@@ -2354,7 +2932,7 @@
                         <m:sup>
                           <m:r>
                             <w:rPr>
-                              <w:rFonts w:ascii="Cambria Math" w:hAnsi="Cambria Math"/>
+                              <w:rFonts w:ascii="Cambria Math" w:hAnsi="Cambria Math" w:cs="Arial"/>
                             </w:rPr>
                             <m:t>2</m:t>
                           </m:r>
@@ -2365,7 +2943,7 @@
                           <m:diff m:val="1"/>
                           <m:ctrlPr>
                             <w:rPr>
-                              <w:rFonts w:ascii="Cambria Math" w:hAnsi="Cambria Math"/>
+                              <w:rFonts w:ascii="Cambria Math" w:hAnsi="Cambria Math" w:cs="Arial"/>
                               <w:i/>
                             </w:rPr>
                           </m:ctrlPr>
@@ -2373,7 +2951,7 @@
                         <m:e>
                           <m:r>
                             <w:rPr>
-                              <w:rFonts w:ascii="Cambria Math" w:hAnsi="Cambria Math"/>
+                              <w:rFonts w:ascii="Cambria Math" w:hAnsi="Cambria Math" w:cs="Arial"/>
                             </w:rPr>
                             <m:t>dx</m:t>
                           </m:r>
@@ -2383,7 +2961,7 @@
                         <m:sSupPr>
                           <m:ctrlPr>
                             <w:rPr>
-                              <w:rFonts w:ascii="Cambria Math" w:hAnsi="Cambria Math"/>
+                              <w:rFonts w:ascii="Cambria Math" w:hAnsi="Cambria Math" w:cs="Arial"/>
                               <w:i/>
                             </w:rPr>
                           </m:ctrlPr>
@@ -2391,7 +2969,7 @@
                         <m:e>
                           <m:r>
                             <w:rPr>
-                              <w:rFonts w:ascii="Cambria Math" w:hAnsi="Cambria Math"/>
+                              <w:rFonts w:ascii="Cambria Math" w:hAnsi="Cambria Math" w:cs="Arial"/>
                             </w:rPr>
                             <m:t>-</m:t>
                           </m:r>
@@ -2399,7 +2977,7 @@
                             <m:dPr>
                               <m:ctrlPr>
                                 <w:rPr>
-                                  <w:rFonts w:ascii="Cambria Math" w:hAnsi="Cambria Math"/>
+                                  <w:rFonts w:ascii="Cambria Math" w:hAnsi="Cambria Math" w:cs="Arial"/>
                                   <w:i/>
                                 </w:rPr>
                               </m:ctrlPr>
@@ -2409,7 +2987,7 @@
                                 <m:fPr>
                                   <m:ctrlPr>
                                     <w:rPr>
-                                      <w:rFonts w:ascii="Cambria Math" w:hAnsi="Cambria Math"/>
+                                      <w:rFonts w:ascii="Cambria Math" w:hAnsi="Cambria Math" w:cs="Arial"/>
                                       <w:i/>
                                     </w:rPr>
                                   </m:ctrlPr>
@@ -2417,7 +2995,7 @@
                                 <m:num>
                                   <m:r>
                                     <w:rPr>
-                                      <w:rFonts w:ascii="Cambria Math" w:hAnsi="Cambria Math"/>
+                                      <w:rFonts w:ascii="Cambria Math" w:hAnsi="Cambria Math" w:cs="Arial"/>
                                     </w:rPr>
                                     <m:t>1</m:t>
                                   </m:r>
@@ -2425,7 +3003,7 @@
                                 <m:den>
                                   <m:r>
                                     <w:rPr>
-                                      <w:rFonts w:ascii="Cambria Math" w:hAnsi="Cambria Math"/>
+                                      <w:rFonts w:ascii="Cambria Math" w:hAnsi="Cambria Math" w:cs="Arial"/>
                                     </w:rPr>
                                     <m:t>2</m:t>
                                   </m:r>
@@ -2437,7 +3015,7 @@
                         <m:sup>
                           <m:r>
                             <w:rPr>
-                              <w:rFonts w:ascii="Cambria Math" w:hAnsi="Cambria Math"/>
+                              <w:rFonts w:ascii="Cambria Math" w:hAnsi="Cambria Math" w:cs="Arial"/>
                             </w:rPr>
                             <m:t>2</m:t>
                           </m:r>
@@ -2445,7 +3023,7 @@
                       </m:sSup>
                       <m:r>
                         <w:rPr>
-                          <w:rFonts w:ascii="Cambria Math" w:hAnsi="Cambria Math"/>
+                          <w:rFonts w:ascii="Cambria Math" w:hAnsi="Cambria Math" w:cs="Arial"/>
                         </w:rPr>
                         <m:t xml:space="preserve">= </m:t>
                       </m:r>
@@ -2453,7 +3031,7 @@
                         <m:fPr>
                           <m:ctrlPr>
                             <w:rPr>
-                              <w:rFonts w:ascii="Cambria Math" w:hAnsi="Cambria Math"/>
+                              <w:rFonts w:ascii="Cambria Math" w:hAnsi="Cambria Math" w:cs="Arial"/>
                               <w:i/>
                             </w:rPr>
                           </m:ctrlPr>
@@ -2461,7 +3039,7 @@
                         <m:num>
                           <m:r>
                             <w:rPr>
-                              <w:rFonts w:ascii="Cambria Math" w:hAnsi="Cambria Math"/>
+                              <w:rFonts w:ascii="Cambria Math" w:hAnsi="Cambria Math" w:cs="Arial"/>
                             </w:rPr>
                             <m:t>1</m:t>
                           </m:r>
@@ -2469,7 +3047,7 @@
                         <m:den>
                           <m:r>
                             <w:rPr>
-                              <w:rFonts w:ascii="Cambria Math" w:hAnsi="Cambria Math"/>
+                              <w:rFonts w:ascii="Cambria Math" w:hAnsi="Cambria Math" w:cs="Arial"/>
                             </w:rPr>
                             <m:t>3</m:t>
                           </m:r>
@@ -2477,7 +3055,7 @@
                       </m:f>
                       <m:r>
                         <w:rPr>
-                          <w:rFonts w:ascii="Cambria Math" w:hAnsi="Cambria Math"/>
+                          <w:rFonts w:ascii="Cambria Math" w:hAnsi="Cambria Math" w:cs="Arial"/>
                         </w:rPr>
                         <m:t xml:space="preserve">- </m:t>
                       </m:r>
@@ -2485,7 +3063,7 @@
                         <m:fPr>
                           <m:ctrlPr>
                             <w:rPr>
-                              <w:rFonts w:ascii="Cambria Math" w:hAnsi="Cambria Math"/>
+                              <w:rFonts w:ascii="Cambria Math" w:hAnsi="Cambria Math" w:cs="Arial"/>
                               <w:i/>
                             </w:rPr>
                           </m:ctrlPr>
@@ -2493,7 +3071,7 @@
                         <m:num>
                           <m:r>
                             <w:rPr>
-                              <w:rFonts w:ascii="Cambria Math" w:hAnsi="Cambria Math"/>
+                              <w:rFonts w:ascii="Cambria Math" w:hAnsi="Cambria Math" w:cs="Arial"/>
                             </w:rPr>
                             <m:t>1</m:t>
                           </m:r>
@@ -2501,7 +3079,7 @@
                         <m:den>
                           <m:r>
                             <w:rPr>
-                              <w:rFonts w:ascii="Cambria Math" w:hAnsi="Cambria Math"/>
+                              <w:rFonts w:ascii="Cambria Math" w:hAnsi="Cambria Math" w:cs="Arial"/>
                             </w:rPr>
                             <m:t>4</m:t>
                           </m:r>
@@ -2509,7 +3087,7 @@
                       </m:f>
                       <m:r>
                         <w:rPr>
-                          <w:rFonts w:ascii="Cambria Math" w:hAnsi="Cambria Math"/>
+                          <w:rFonts w:ascii="Cambria Math" w:hAnsi="Cambria Math" w:cs="Arial"/>
                         </w:rPr>
                         <m:t xml:space="preserve">= </m:t>
                       </m:r>
@@ -2517,7 +3095,7 @@
                         <m:fPr>
                           <m:ctrlPr>
                             <w:rPr>
-                              <w:rFonts w:ascii="Cambria Math" w:hAnsi="Cambria Math"/>
+                              <w:rFonts w:ascii="Cambria Math" w:hAnsi="Cambria Math" w:cs="Arial"/>
                               <w:i/>
                             </w:rPr>
                           </m:ctrlPr>
@@ -2525,7 +3103,7 @@
                         <m:num>
                           <m:r>
                             <w:rPr>
-                              <w:rFonts w:ascii="Cambria Math" w:hAnsi="Cambria Math"/>
+                              <w:rFonts w:ascii="Cambria Math" w:hAnsi="Cambria Math" w:cs="Arial"/>
                             </w:rPr>
                             <m:t>1</m:t>
                           </m:r>
@@ -2533,7 +3111,7 @@
                         <m:den>
                           <m:r>
                             <w:rPr>
-                              <w:rFonts w:ascii="Cambria Math" w:hAnsi="Cambria Math"/>
+                              <w:rFonts w:ascii="Cambria Math" w:hAnsi="Cambria Math" w:cs="Arial"/>
                             </w:rPr>
                             <m:t>12</m:t>
                           </m:r>
@@ -2549,7 +3127,15 @@
       </m:oMathPara>
     </w:p>
     <w:p>
-      <w:r>
+      <w:pPr>
+        <w:rPr>
+          <w:rFonts w:ascii="Arial" w:hAnsi="Arial" w:cs="Arial"/>
+        </w:rPr>
+      </w:pPr>
+      <w:r>
+        <w:rPr>
+          <w:rFonts w:ascii="Arial" w:hAnsi="Arial" w:cs="Arial"/>
+        </w:rPr>
         <w:pict w14:anchorId="5C8D7D8C">
           <v:rect id="_x0000_i1032" style="width:0;height:1.5pt" o:hralign="center" o:hrstd="t" o:hr="t" fillcolor="#a0a0a0" stroked="f"/>
         </w:pict>
@@ -2557,80 +3143,52 @@
     </w:p>
     <w:p>
       <w:pPr>
-        <w:rPr>
-          <w:b/>
-          <w:bCs/>
-        </w:rPr>
-      </w:pPr>
-    </w:p>
-    <w:p>
-      <w:pPr>
-        <w:rPr>
-          <w:b/>
-          <w:bCs/>
-        </w:rPr>
-      </w:pPr>
-    </w:p>
-    <w:p>
-      <w:pPr>
-        <w:rPr>
-          <w:b/>
-          <w:bCs/>
-        </w:rPr>
-      </w:pPr>
-      <w:r>
-        <w:rPr>
-          <w:b/>
-          <w:bCs/>
-        </w:rPr>
+        <w:pStyle w:val="Heading1"/>
+      </w:pPr>
+      <w:r>
         <w:lastRenderedPageBreak/>
         <w:t>8</w:t>
       </w:r>
       <w:r>
-        <w:rPr>
-          <w:b/>
-          <w:bCs/>
-        </w:rPr>
         <w:t>. Convergencia a la uniforme continua</w:t>
       </w:r>
     </w:p>
     <w:p>
-      <w:r>
-        <w:t xml:space="preserve">Se realizaron simulaciones en Python utilizando distintas cantidades de monedas (por ejemplo, </w:t>
-      </w:r>
-      <w:r>
-        <w:t xml:space="preserve">5, </w:t>
-      </w:r>
-      <w:r>
-        <w:t>10, 15, 20, 25, 30</w:t>
-      </w:r>
-      <w:r>
-        <w:t>, 35, 40</w:t>
-      </w:r>
-      <w:r>
-        <w:t xml:space="preserve">), calculando los valores de </w:t>
+      <w:pPr>
+        <w:rPr>
+          <w:rFonts w:ascii="Arial" w:hAnsi="Arial" w:cs="Arial"/>
+        </w:rPr>
+      </w:pPr>
+      <w:r>
+        <w:rPr>
+          <w:rFonts w:ascii="Arial" w:hAnsi="Arial" w:cs="Arial"/>
+        </w:rPr>
+        <w:t xml:space="preserve">Se realizaron simulaciones en Python utilizando distintas cantidades de monedas (por ejemplo, 5, 10, 15, 20, 25, 30, 35, 40), calculando los valores de </w:t>
       </w:r>
       <m:oMath>
         <m:r>
           <w:rPr>
-            <w:rFonts w:ascii="Cambria Math" w:hAnsi="Cambria Math"/>
+            <w:rFonts w:ascii="Cambria Math" w:hAnsi="Cambria Math" w:cs="Arial"/>
           </w:rPr>
           <m:t>E(X)</m:t>
         </m:r>
       </m:oMath>
       <w:r>
         <w:rPr>
-          <w:rFonts w:eastAsiaTheme="minorEastAsia"/>
+          <w:rFonts w:ascii="Arial" w:eastAsiaTheme="minorEastAsia" w:hAnsi="Arial" w:cs="Arial"/>
         </w:rPr>
         <w:t xml:space="preserve"> </w:t>
       </w:r>
       <w:r>
+        <w:rPr>
+          <w:rFonts w:ascii="Arial" w:hAnsi="Arial" w:cs="Arial"/>
+        </w:rPr>
         <w:t xml:space="preserve">y </w:t>
       </w:r>
       <m:oMath>
         <m:r>
           <w:rPr>
-            <w:rFonts w:ascii="Cambria Math" w:hAnsi="Cambria Math"/>
+            <w:rFonts w:ascii="Cambria Math" w:hAnsi="Cambria Math" w:cs="Arial"/>
           </w:rPr>
           <m:t>Var</m:t>
         </m:r>
@@ -2638,7 +3196,7 @@
           <m:dPr>
             <m:ctrlPr>
               <w:rPr>
-                <w:rFonts w:ascii="Cambria Math" w:hAnsi="Cambria Math"/>
+                <w:rFonts w:ascii="Cambria Math" w:hAnsi="Cambria Math" w:cs="Arial"/>
                 <w:i/>
               </w:rPr>
             </m:ctrlPr>
@@ -2646,7 +3204,7 @@
           <m:e>
             <m:r>
               <w:rPr>
-                <w:rFonts w:ascii="Cambria Math" w:hAnsi="Cambria Math"/>
+                <w:rFonts w:ascii="Cambria Math" w:hAnsi="Cambria Math" w:cs="Arial"/>
               </w:rPr>
               <m:t>X</m:t>
             </m:r>
@@ -2655,22 +3213,33 @@
       </m:oMath>
       <w:r>
         <w:rPr>
-          <w:rFonts w:eastAsiaTheme="minorEastAsia"/>
+          <w:rFonts w:ascii="Arial" w:eastAsiaTheme="minorEastAsia" w:hAnsi="Arial" w:cs="Arial"/>
         </w:rPr>
         <w:t xml:space="preserve"> </w:t>
       </w:r>
       <w:r>
+        <w:rPr>
+          <w:rFonts w:ascii="Arial" w:hAnsi="Arial" w:cs="Arial"/>
+        </w:rPr>
         <w:t>en cada caso.</w:t>
       </w:r>
     </w:p>
     <w:p>
-      <w:r>
+      <w:pPr>
+        <w:rPr>
+          <w:rFonts w:ascii="Arial" w:hAnsi="Arial" w:cs="Arial"/>
+        </w:rPr>
+      </w:pPr>
+      <w:r>
+        <w:rPr>
+          <w:rFonts w:ascii="Arial" w:hAnsi="Arial" w:cs="Arial"/>
+        </w:rPr>
         <w:t xml:space="preserve">Se observó que, a medida que aumenta la cantidad de monedas, estos valores se aproximan a </w:t>
       </w:r>
       <m:oMath>
         <m:r>
           <w:rPr>
-            <w:rFonts w:ascii="Cambria Math" w:hAnsi="Cambria Math"/>
+            <w:rFonts w:ascii="Cambria Math" w:hAnsi="Cambria Math" w:cs="Arial"/>
           </w:rPr>
           <m:t>1</m:t>
         </m:r>
@@ -2679,24 +3248,27 @@
             <m:sty m:val="p"/>
           </m:rPr>
           <w:rPr>
-            <w:rFonts w:ascii="Cambria Math" w:hAnsi="Cambria Math"/>
+            <w:rFonts w:ascii="Cambria Math" w:hAnsi="Cambria Math" w:cs="Arial"/>
           </w:rPr>
           <m:t>/</m:t>
         </m:r>
         <m:r>
           <w:rPr>
-            <w:rFonts w:ascii="Cambria Math" w:hAnsi="Cambria Math"/>
+            <w:rFonts w:ascii="Cambria Math" w:hAnsi="Cambria Math" w:cs="Arial"/>
           </w:rPr>
           <m:t>2</m:t>
         </m:r>
       </m:oMath>
       <w:r>
+        <w:rPr>
+          <w:rFonts w:ascii="Arial" w:hAnsi="Arial" w:cs="Arial"/>
+        </w:rPr>
         <w:t xml:space="preserve">y </w:t>
       </w:r>
       <m:oMath>
         <m:r>
           <w:rPr>
-            <w:rFonts w:ascii="Cambria Math" w:hAnsi="Cambria Math"/>
+            <w:rFonts w:ascii="Cambria Math" w:hAnsi="Cambria Math" w:cs="Arial"/>
           </w:rPr>
           <m:t>1</m:t>
         </m:r>
@@ -2705,18 +3277,21 @@
             <m:sty m:val="p"/>
           </m:rPr>
           <w:rPr>
-            <w:rFonts w:ascii="Cambria Math" w:hAnsi="Cambria Math"/>
+            <w:rFonts w:ascii="Cambria Math" w:hAnsi="Cambria Math" w:cs="Arial"/>
           </w:rPr>
           <m:t>/</m:t>
         </m:r>
         <m:r>
           <w:rPr>
-            <w:rFonts w:ascii="Cambria Math" w:hAnsi="Cambria Math"/>
+            <w:rFonts w:ascii="Cambria Math" w:hAnsi="Cambria Math" w:cs="Arial"/>
           </w:rPr>
           <m:t>12</m:t>
         </m:r>
       </m:oMath>
       <w:r>
+        <w:rPr>
+          <w:rFonts w:ascii="Arial" w:hAnsi="Arial" w:cs="Arial"/>
+        </w:rPr>
         <w:t xml:space="preserve">, respectivamente, coincidiendo con la distribución uniforme continua en </w:t>
       </w:r>
       <m:oMath>
@@ -2727,14 +3302,14 @@
             <m:endChr m:val="]"/>
             <m:ctrlPr>
               <w:rPr>
-                <w:rFonts w:ascii="Cambria Math" w:hAnsi="Cambria Math"/>
+                <w:rFonts w:ascii="Cambria Math" w:hAnsi="Cambria Math" w:cs="Arial"/>
               </w:rPr>
             </m:ctrlPr>
           </m:dPr>
           <m:e>
             <m:r>
               <w:rPr>
-                <w:rFonts w:ascii="Cambria Math" w:hAnsi="Cambria Math"/>
+                <w:rFonts w:ascii="Cambria Math" w:hAnsi="Cambria Math" w:cs="Arial"/>
               </w:rPr>
               <m:t>0</m:t>
             </m:r>
@@ -2742,7 +3317,7 @@
           <m:e>
             <m:r>
               <w:rPr>
-                <w:rFonts w:ascii="Cambria Math" w:hAnsi="Cambria Math"/>
+                <w:rFonts w:ascii="Cambria Math" w:hAnsi="Cambria Math" w:cs="Arial"/>
               </w:rPr>
               <m:t>1</m:t>
             </m:r>
@@ -2750,15 +3325,3629 @@
         </m:d>
       </m:oMath>
       <w:r>
+        <w:rPr>
+          <w:rFonts w:ascii="Arial" w:hAnsi="Arial" w:cs="Arial"/>
+        </w:rPr>
         <w:t>.</w:t>
       </w:r>
     </w:p>
     <w:p>
-      <w:r>
+      <w:pPr>
+        <w:rPr>
+          <w:rFonts w:ascii="Arial" w:hAnsi="Arial" w:cs="Arial"/>
+        </w:rPr>
+      </w:pPr>
+      <w:r>
+        <w:rPr>
+          <w:rFonts w:ascii="Arial" w:hAnsi="Arial" w:cs="Arial"/>
+        </w:rPr>
         <w:t>Los detalles de la simulación se encuentran en el archivo de código adjunto.</w:t>
       </w:r>
     </w:p>
-    <w:p/>
+    <w:p>
+      <w:pPr>
+        <w:rPr>
+          <w:rFonts w:ascii="Arial" w:hAnsi="Arial" w:cs="Arial"/>
+        </w:rPr>
+      </w:pPr>
+      <w:r>
+        <w:rPr>
+          <w:rFonts w:ascii="Arial" w:hAnsi="Arial" w:cs="Arial"/>
+        </w:rPr>
+        <w:br w:type="page"/>
+      </w:r>
+    </w:p>
+    <w:p>
+      <w:pPr>
+        <w:pStyle w:val="Heading1"/>
+        <w:rPr>
+          <w:rFonts w:ascii="Arial" w:hAnsi="Arial" w:cs="Arial"/>
+        </w:rPr>
+      </w:pPr>
+      <w:r>
+        <w:rPr>
+          <w:rFonts w:ascii="Arial" w:hAnsi="Arial" w:cs="Arial"/>
+        </w:rPr>
+        <w:lastRenderedPageBreak/>
+        <w:t xml:space="preserve">1. </w:t>
+      </w:r>
+      <w:r>
+        <w:rPr>
+          <w:rFonts w:ascii="Arial" w:hAnsi="Arial" w:cs="Arial"/>
+        </w:rPr>
+        <w:t>Parte 2</w:t>
+      </w:r>
+    </w:p>
+    <w:p>
+      <w:pPr>
+        <w:rPr>
+          <w:rFonts w:ascii="Arial" w:hAnsi="Arial" w:cs="Arial"/>
+        </w:rPr>
+      </w:pPr>
+      <w:r>
+        <w:rPr>
+          <w:rFonts w:ascii="Arial" w:eastAsia="Arial" w:hAnsi="Arial" w:cs="Arial"/>
+        </w:rPr>
+        <w:t xml:space="preserve">En esta parte usamos simulación para estimar la probabilidad de que la variable </w:t>
+      </w:r>
+      <w:r>
+        <w:rPr>
+          <w:rFonts w:ascii="Arial" w:eastAsia="Arial" w:hAnsi="Arial" w:cs="Arial"/>
+          <w:i/>
+          <w:iCs/>
+        </w:rPr>
+        <w:t>X</w:t>
+      </w:r>
+      <w:r>
+        <w:rPr>
+          <w:rFonts w:ascii="Arial" w:eastAsia="Arial" w:hAnsi="Arial" w:cs="Arial"/>
+        </w:rPr>
+        <w:t xml:space="preserve"> caiga en el intervalo [2/7, 6/7]. La idea es simple: si generamos muchas realizaciones de </w:t>
+      </w:r>
+      <w:r>
+        <w:rPr>
+          <w:rFonts w:ascii="Arial" w:eastAsia="Arial" w:hAnsi="Arial" w:cs="Arial"/>
+          <w:i/>
+          <w:iCs/>
+        </w:rPr>
+        <w:t>X</w:t>
+      </w:r>
+      <w:r>
+        <w:rPr>
+          <w:rFonts w:ascii="Arial" w:eastAsia="Arial" w:hAnsi="Arial" w:cs="Arial"/>
+        </w:rPr>
+        <w:t xml:space="preserve"> y contamos qué fracción cae en ese intervalo, esa frecuencia relativa debería aproximarse a la probabilidad verdadera. Esto es, en esencia, el </w:t>
+      </w:r>
+      <w:r>
+        <w:rPr>
+          <w:rFonts w:ascii="Arial" w:eastAsia="Arial" w:hAnsi="Arial" w:cs="Arial"/>
+          <w:b/>
+          <w:bCs/>
+        </w:rPr>
+        <w:t>método de Monte Carlo</w:t>
+      </w:r>
+      <w:r>
+        <w:rPr>
+          <w:rFonts w:ascii="Arial" w:eastAsia="Arial" w:hAnsi="Arial" w:cs="Arial"/>
+        </w:rPr>
+        <w:t>.</w:t>
+      </w:r>
+    </w:p>
+    <w:p>
+      <w:pPr>
+        <w:rPr>
+          <w:rFonts w:ascii="Arial" w:hAnsi="Arial" w:cs="Arial"/>
+        </w:rPr>
+      </w:pPr>
+      <w:r>
+        <w:rPr>
+          <w:rFonts w:ascii="Arial" w:eastAsia="Arial" w:hAnsi="Arial" w:cs="Arial"/>
+        </w:rPr>
+        <w:t>La variable aleatoria está definida como:</w:t>
+      </w:r>
+    </w:p>
+    <w:p>
+      <w:pPr>
+        <w:spacing w:before="120"/>
+        <w:jc w:val="center"/>
+        <w:rPr>
+          <w:rFonts w:ascii="Arial" w:hAnsi="Arial" w:cs="Arial"/>
+        </w:rPr>
+      </w:pPr>
+      <w:r>
+        <w:rPr>
+          <w:rFonts w:ascii="Arial" w:eastAsia="Courier New" w:hAnsi="Arial" w:cs="Arial"/>
+          <w:i/>
+          <w:iCs/>
+        </w:rPr>
+        <w:t xml:space="preserve">X = </w:t>
+      </w:r>
+      <w:proofErr w:type="gramStart"/>
+      <w:r>
+        <w:rPr>
+          <w:rFonts w:ascii="Arial" w:eastAsia="Courier New" w:hAnsi="Arial" w:cs="Arial"/>
+          <w:i/>
+          <w:iCs/>
+        </w:rPr>
+        <w:t>Σ(</w:t>
+      </w:r>
+      <w:proofErr w:type="gramEnd"/>
+      <w:r>
+        <w:rPr>
+          <w:rFonts w:ascii="Arial" w:eastAsia="Courier New" w:hAnsi="Arial" w:cs="Arial"/>
+          <w:i/>
+          <w:iCs/>
+        </w:rPr>
+        <w:t>i=1 a 10</w:t>
+      </w:r>
+      <w:proofErr w:type="gramStart"/>
+      <w:r>
+        <w:rPr>
+          <w:rFonts w:ascii="Arial" w:eastAsia="Courier New" w:hAnsi="Arial" w:cs="Arial"/>
+          <w:i/>
+          <w:iCs/>
+        </w:rPr>
+        <w:t>)  Mᵢ</w:t>
+      </w:r>
+      <w:proofErr w:type="gramEnd"/>
+      <w:r>
+        <w:rPr>
+          <w:rFonts w:ascii="Arial" w:eastAsia="Courier New" w:hAnsi="Arial" w:cs="Arial"/>
+          <w:i/>
+          <w:iCs/>
+        </w:rPr>
+        <w:t xml:space="preserve"> / 2</w:t>
+      </w:r>
+      <w:r>
+        <w:rPr>
+          <w:rFonts w:ascii="Cambria Math" w:eastAsia="Courier New" w:hAnsi="Cambria Math" w:cs="Cambria Math"/>
+          <w:i/>
+          <w:iCs/>
+        </w:rPr>
+        <w:t>ⁱ</w:t>
+      </w:r>
+    </w:p>
+    <w:p>
+      <w:pPr>
+        <w:rPr>
+          <w:rFonts w:ascii="Arial" w:hAnsi="Arial" w:cs="Arial"/>
+        </w:rPr>
+      </w:pPr>
+      <w:r>
+        <w:rPr>
+          <w:rFonts w:ascii="Arial" w:eastAsia="Arial" w:hAnsi="Arial" w:cs="Arial"/>
+        </w:rPr>
+        <w:t xml:space="preserve">donde cada </w:t>
+      </w:r>
+      <w:r>
+        <w:rPr>
+          <w:rFonts w:ascii="Arial" w:eastAsia="Arial" w:hAnsi="Arial" w:cs="Arial"/>
+          <w:i/>
+          <w:iCs/>
+        </w:rPr>
+        <w:t xml:space="preserve">Mᵢ ~ </w:t>
+      </w:r>
+      <w:proofErr w:type="gramStart"/>
+      <w:r>
+        <w:rPr>
+          <w:rFonts w:ascii="Arial" w:eastAsia="Arial" w:hAnsi="Arial" w:cs="Arial"/>
+          <w:i/>
+          <w:iCs/>
+        </w:rPr>
+        <w:t>Bernoulli(</w:t>
+      </w:r>
+      <w:proofErr w:type="gramEnd"/>
+      <w:r>
+        <w:rPr>
+          <w:rFonts w:ascii="Arial" w:eastAsia="Arial" w:hAnsi="Arial" w:cs="Arial"/>
+          <w:i/>
+          <w:iCs/>
+        </w:rPr>
+        <w:t>1/2)</w:t>
+      </w:r>
+      <w:r>
+        <w:rPr>
+          <w:rFonts w:ascii="Arial" w:eastAsia="Arial" w:hAnsi="Arial" w:cs="Arial"/>
+        </w:rPr>
+        <w:t xml:space="preserve">, independientes. Como vimos en la Parte 1, </w:t>
+      </w:r>
+      <w:r>
+        <w:rPr>
+          <w:rFonts w:ascii="Arial" w:eastAsia="Arial" w:hAnsi="Arial" w:cs="Arial"/>
+          <w:i/>
+          <w:iCs/>
+        </w:rPr>
+        <w:t>X</w:t>
+      </w:r>
+      <w:r>
+        <w:rPr>
+          <w:rFonts w:ascii="Arial" w:eastAsia="Arial" w:hAnsi="Arial" w:cs="Arial"/>
+        </w:rPr>
+        <w:t xml:space="preserve"> se aproxima a una </w:t>
+      </w:r>
+      <w:proofErr w:type="gramStart"/>
+      <w:r>
+        <w:rPr>
+          <w:rFonts w:ascii="Arial" w:eastAsia="Arial" w:hAnsi="Arial" w:cs="Arial"/>
+          <w:i/>
+          <w:iCs/>
+        </w:rPr>
+        <w:t>U[</w:t>
+      </w:r>
+      <w:proofErr w:type="gramEnd"/>
+      <w:r>
+        <w:rPr>
+          <w:rFonts w:ascii="Arial" w:eastAsia="Arial" w:hAnsi="Arial" w:cs="Arial"/>
+          <w:i/>
+          <w:iCs/>
+        </w:rPr>
+        <w:t>0,1]</w:t>
+      </w:r>
+      <w:r>
+        <w:rPr>
+          <w:rFonts w:ascii="Arial" w:eastAsia="Arial" w:hAnsi="Arial" w:cs="Arial"/>
+        </w:rPr>
+        <w:t xml:space="preserve"> cuando la cantidad de monedas crece.</w:t>
+      </w:r>
+    </w:p>
+    <w:p>
+      <w:pPr>
+        <w:rPr>
+          <w:rFonts w:ascii="Arial" w:hAnsi="Arial" w:cs="Arial"/>
+        </w:rPr>
+      </w:pPr>
+      <w:r>
+        <w:rPr>
+          <w:rFonts w:ascii="Arial" w:eastAsia="Arial" w:hAnsi="Arial" w:cs="Arial"/>
+        </w:rPr>
+        <w:t xml:space="preserve">El valor teórico de referencia es el que corresponde a una distribución </w:t>
+      </w:r>
+      <w:proofErr w:type="gramStart"/>
+      <w:r>
+        <w:rPr>
+          <w:rFonts w:ascii="Arial" w:eastAsia="Arial" w:hAnsi="Arial" w:cs="Arial"/>
+          <w:i/>
+          <w:iCs/>
+        </w:rPr>
+        <w:t>U[</w:t>
+      </w:r>
+      <w:proofErr w:type="gramEnd"/>
+      <w:r>
+        <w:rPr>
+          <w:rFonts w:ascii="Arial" w:eastAsia="Arial" w:hAnsi="Arial" w:cs="Arial"/>
+          <w:i/>
+          <w:iCs/>
+        </w:rPr>
+        <w:t>0,1]</w:t>
+      </w:r>
+      <w:r>
+        <w:rPr>
+          <w:rFonts w:ascii="Arial" w:eastAsia="Arial" w:hAnsi="Arial" w:cs="Arial"/>
+        </w:rPr>
+        <w:t>:</w:t>
+      </w:r>
+    </w:p>
+    <w:p>
+      <w:pPr>
+        <w:spacing w:before="120"/>
+        <w:jc w:val="center"/>
+        <w:rPr>
+          <w:rFonts w:ascii="Arial" w:hAnsi="Arial" w:cs="Arial"/>
+        </w:rPr>
+      </w:pPr>
+      <w:proofErr w:type="gramStart"/>
+      <w:r>
+        <w:rPr>
+          <w:rFonts w:ascii="Arial" w:eastAsia="Courier New" w:hAnsi="Arial" w:cs="Arial"/>
+          <w:i/>
+          <w:iCs/>
+        </w:rPr>
+        <w:t>P(</w:t>
+      </w:r>
+      <w:proofErr w:type="gramEnd"/>
+      <w:r>
+        <w:rPr>
+          <w:rFonts w:ascii="Arial" w:eastAsia="Courier New" w:hAnsi="Arial" w:cs="Arial"/>
+          <w:i/>
+          <w:iCs/>
+        </w:rPr>
+        <w:t>2/7 ≤ U ≤ 6/7) = 6/7 − 2/7 = 4/7 ≈ 0,571429</w:t>
+      </w:r>
+    </w:p>
+    <w:p>
+      <w:pPr>
+        <w:spacing w:after="80"/>
+        <w:rPr>
+          <w:rFonts w:ascii="Arial" w:hAnsi="Arial" w:cs="Arial"/>
+        </w:rPr>
+      </w:pPr>
+    </w:p>
+    <w:p>
+      <w:pPr>
+        <w:pStyle w:val="Heading1"/>
+        <w:rPr>
+          <w:rFonts w:ascii="Arial" w:hAnsi="Arial" w:cs="Arial"/>
+        </w:rPr>
+      </w:pPr>
+      <w:r>
+        <w:rPr>
+          <w:rFonts w:ascii="Arial" w:hAnsi="Arial" w:cs="Arial"/>
+        </w:rPr>
+        <w:t>2. Descripción del código</w:t>
+      </w:r>
+    </w:p>
+    <w:p>
+      <w:pPr>
+        <w:rPr>
+          <w:rFonts w:ascii="Arial" w:hAnsi="Arial" w:cs="Arial"/>
+        </w:rPr>
+      </w:pPr>
+      <w:r>
+        <w:rPr>
+          <w:rFonts w:ascii="Arial" w:eastAsia="Arial" w:hAnsi="Arial" w:cs="Arial"/>
+        </w:rPr>
+        <w:t>El código está organizado en cuatro funciones con responsabilidades claramente separadas:</w:t>
+      </w:r>
+    </w:p>
+    <w:p>
+      <w:pPr>
+        <w:pStyle w:val="ListParagraph"/>
+        <w:numPr>
+          <w:ilvl w:val="0"/>
+          <w:numId w:val="1"/>
+        </w:numPr>
+        <w:spacing w:after="120" w:line="240" w:lineRule="auto"/>
+        <w:contextualSpacing w:val="0"/>
+        <w:rPr>
+          <w:rFonts w:ascii="Arial" w:hAnsi="Arial" w:cs="Arial"/>
+        </w:rPr>
+      </w:pPr>
+      <w:proofErr w:type="spellStart"/>
+      <w:r>
+        <w:rPr>
+          <w:rFonts w:ascii="Arial" w:eastAsia="Arial" w:hAnsi="Arial" w:cs="Arial"/>
+          <w:b/>
+          <w:bCs/>
+        </w:rPr>
+        <w:t>simular_</w:t>
+      </w:r>
+      <w:proofErr w:type="gramStart"/>
+      <w:r>
+        <w:rPr>
+          <w:rFonts w:ascii="Arial" w:eastAsia="Arial" w:hAnsi="Arial" w:cs="Arial"/>
+          <w:b/>
+          <w:bCs/>
+        </w:rPr>
+        <w:t>muestra</w:t>
+      </w:r>
+      <w:proofErr w:type="spellEnd"/>
+      <w:r>
+        <w:rPr>
+          <w:rFonts w:ascii="Arial" w:eastAsia="Arial" w:hAnsi="Arial" w:cs="Arial"/>
+          <w:b/>
+          <w:bCs/>
+        </w:rPr>
+        <w:t>(</w:t>
+      </w:r>
+      <w:proofErr w:type="spellStart"/>
+      <w:proofErr w:type="gramEnd"/>
+      <w:r>
+        <w:rPr>
+          <w:rFonts w:ascii="Arial" w:eastAsia="Arial" w:hAnsi="Arial" w:cs="Arial"/>
+          <w:b/>
+          <w:bCs/>
+        </w:rPr>
+        <w:t>n_monedas</w:t>
+      </w:r>
+      <w:proofErr w:type="spellEnd"/>
+      <w:r>
+        <w:rPr>
+          <w:rFonts w:ascii="Arial" w:eastAsia="Arial" w:hAnsi="Arial" w:cs="Arial"/>
+          <w:b/>
+          <w:bCs/>
+        </w:rPr>
+        <w:t xml:space="preserve">, </w:t>
+      </w:r>
+      <w:proofErr w:type="spellStart"/>
+      <w:r>
+        <w:rPr>
+          <w:rFonts w:ascii="Arial" w:eastAsia="Arial" w:hAnsi="Arial" w:cs="Arial"/>
+          <w:b/>
+          <w:bCs/>
+        </w:rPr>
+        <w:t>n_muestras</w:t>
+      </w:r>
+      <w:proofErr w:type="spellEnd"/>
+      <w:r>
+        <w:rPr>
+          <w:rFonts w:ascii="Arial" w:eastAsia="Arial" w:hAnsi="Arial" w:cs="Arial"/>
+          <w:b/>
+          <w:bCs/>
+        </w:rPr>
+        <w:t xml:space="preserve">): </w:t>
+      </w:r>
+      <w:r>
+        <w:rPr>
+          <w:rFonts w:ascii="Arial" w:eastAsia="Arial" w:hAnsi="Arial" w:cs="Arial"/>
+        </w:rPr>
+        <w:t>genera una matriz de bits de tamaño (</w:t>
+      </w:r>
+      <w:proofErr w:type="spellStart"/>
+      <w:r>
+        <w:rPr>
+          <w:rFonts w:ascii="Arial" w:eastAsia="Arial" w:hAnsi="Arial" w:cs="Arial"/>
+        </w:rPr>
+        <w:t>n_muestras</w:t>
+      </w:r>
+      <w:proofErr w:type="spellEnd"/>
+      <w:r>
+        <w:rPr>
+          <w:rFonts w:ascii="Arial" w:eastAsia="Arial" w:hAnsi="Arial" w:cs="Arial"/>
+        </w:rPr>
+        <w:t xml:space="preserve"> × </w:t>
+      </w:r>
+      <w:proofErr w:type="spellStart"/>
+      <w:r>
+        <w:rPr>
+          <w:rFonts w:ascii="Arial" w:eastAsia="Arial" w:hAnsi="Arial" w:cs="Arial"/>
+        </w:rPr>
+        <w:t>n_monedas</w:t>
+      </w:r>
+      <w:proofErr w:type="spellEnd"/>
+      <w:r>
+        <w:rPr>
+          <w:rFonts w:ascii="Arial" w:eastAsia="Arial" w:hAnsi="Arial" w:cs="Arial"/>
+        </w:rPr>
+        <w:t xml:space="preserve">) y calcula X para cada fila mediante un producto vectorial con [1/2, 1/4, ..., 1/2ⁿ]. Completamente vectorizado con </w:t>
+      </w:r>
+      <w:proofErr w:type="spellStart"/>
+      <w:r>
+        <w:rPr>
+          <w:rFonts w:ascii="Arial" w:eastAsia="Arial" w:hAnsi="Arial" w:cs="Arial"/>
+        </w:rPr>
+        <w:t>NumPy</w:t>
+      </w:r>
+      <w:proofErr w:type="spellEnd"/>
+      <w:r>
+        <w:rPr>
+          <w:rFonts w:ascii="Arial" w:eastAsia="Arial" w:hAnsi="Arial" w:cs="Arial"/>
+        </w:rPr>
+        <w:t>.</w:t>
+      </w:r>
+    </w:p>
+    <w:p>
+      <w:pPr>
+        <w:pStyle w:val="ListParagraph"/>
+        <w:numPr>
+          <w:ilvl w:val="0"/>
+          <w:numId w:val="1"/>
+        </w:numPr>
+        <w:spacing w:after="120" w:line="240" w:lineRule="auto"/>
+        <w:contextualSpacing w:val="0"/>
+        <w:rPr>
+          <w:rFonts w:ascii="Arial" w:hAnsi="Arial" w:cs="Arial"/>
+        </w:rPr>
+      </w:pPr>
+      <w:proofErr w:type="spellStart"/>
+      <w:r>
+        <w:rPr>
+          <w:rFonts w:ascii="Arial" w:eastAsia="Arial" w:hAnsi="Arial" w:cs="Arial"/>
+          <w:b/>
+          <w:bCs/>
+        </w:rPr>
+        <w:t>frecuencia_intervalo</w:t>
+      </w:r>
+      <w:proofErr w:type="spellEnd"/>
+      <w:r>
+        <w:rPr>
+          <w:rFonts w:ascii="Arial" w:eastAsia="Arial" w:hAnsi="Arial" w:cs="Arial"/>
+          <w:b/>
+          <w:bCs/>
+        </w:rPr>
+        <w:t xml:space="preserve">(muestras): </w:t>
+      </w:r>
+      <w:r>
+        <w:rPr>
+          <w:rFonts w:ascii="Arial" w:eastAsia="Arial" w:hAnsi="Arial" w:cs="Arial"/>
+        </w:rPr>
+        <w:t xml:space="preserve">toma ese array y calcula qué proporción de valores cae en [2/7, 6/7] usando una máscara booleana y </w:t>
+      </w:r>
+      <w:proofErr w:type="spellStart"/>
+      <w:proofErr w:type="gramStart"/>
+      <w:r>
+        <w:rPr>
+          <w:rFonts w:ascii="Arial" w:eastAsia="Arial" w:hAnsi="Arial" w:cs="Arial"/>
+        </w:rPr>
+        <w:t>np.mean</w:t>
+      </w:r>
+      <w:proofErr w:type="spellEnd"/>
+      <w:proofErr w:type="gramEnd"/>
+      <w:r>
+        <w:rPr>
+          <w:rFonts w:ascii="Arial" w:eastAsia="Arial" w:hAnsi="Arial" w:cs="Arial"/>
+        </w:rPr>
+        <w:t>.</w:t>
+      </w:r>
+    </w:p>
+    <w:p>
+      <w:pPr>
+        <w:pStyle w:val="ListParagraph"/>
+        <w:numPr>
+          <w:ilvl w:val="0"/>
+          <w:numId w:val="1"/>
+        </w:numPr>
+        <w:spacing w:after="120" w:line="240" w:lineRule="auto"/>
+        <w:contextualSpacing w:val="0"/>
+        <w:rPr>
+          <w:rFonts w:ascii="Arial" w:hAnsi="Arial" w:cs="Arial"/>
+        </w:rPr>
+      </w:pPr>
+      <w:proofErr w:type="gramStart"/>
+      <w:r>
+        <w:rPr>
+          <w:rFonts w:ascii="Arial" w:eastAsia="Arial" w:hAnsi="Arial" w:cs="Arial"/>
+          <w:b/>
+          <w:bCs/>
+        </w:rPr>
+        <w:t>experimento(</w:t>
+      </w:r>
+      <w:proofErr w:type="spellStart"/>
+      <w:proofErr w:type="gramEnd"/>
+      <w:r>
+        <w:rPr>
+          <w:rFonts w:ascii="Arial" w:eastAsia="Arial" w:hAnsi="Arial" w:cs="Arial"/>
+          <w:b/>
+          <w:bCs/>
+        </w:rPr>
+        <w:t>n_monedas</w:t>
+      </w:r>
+      <w:proofErr w:type="spellEnd"/>
+      <w:r>
+        <w:rPr>
+          <w:rFonts w:ascii="Arial" w:eastAsia="Arial" w:hAnsi="Arial" w:cs="Arial"/>
+          <w:b/>
+          <w:bCs/>
+        </w:rPr>
+        <w:t xml:space="preserve">, </w:t>
+      </w:r>
+      <w:proofErr w:type="spellStart"/>
+      <w:r>
+        <w:rPr>
+          <w:rFonts w:ascii="Arial" w:eastAsia="Arial" w:hAnsi="Arial" w:cs="Arial"/>
+          <w:b/>
+          <w:bCs/>
+        </w:rPr>
+        <w:t>n_muestras</w:t>
+      </w:r>
+      <w:proofErr w:type="spellEnd"/>
+      <w:r>
+        <w:rPr>
+          <w:rFonts w:ascii="Arial" w:eastAsia="Arial" w:hAnsi="Arial" w:cs="Arial"/>
+          <w:b/>
+          <w:bCs/>
+        </w:rPr>
+        <w:t xml:space="preserve">): </w:t>
+      </w:r>
+      <w:r>
+        <w:rPr>
+          <w:rFonts w:ascii="Arial" w:eastAsia="Arial" w:hAnsi="Arial" w:cs="Arial"/>
+        </w:rPr>
+        <w:t>combina las dos anteriores: simula y calcula la frecuencia en una sola llamada.</w:t>
+      </w:r>
+    </w:p>
+    <w:p>
+      <w:pPr>
+        <w:pStyle w:val="ListParagraph"/>
+        <w:numPr>
+          <w:ilvl w:val="0"/>
+          <w:numId w:val="1"/>
+        </w:numPr>
+        <w:spacing w:after="200" w:line="240" w:lineRule="auto"/>
+        <w:contextualSpacing w:val="0"/>
+        <w:rPr>
+          <w:rFonts w:ascii="Arial" w:hAnsi="Arial" w:cs="Arial"/>
+        </w:rPr>
+      </w:pPr>
+      <w:proofErr w:type="spellStart"/>
+      <w:r>
+        <w:rPr>
+          <w:rFonts w:ascii="Arial" w:eastAsia="Arial" w:hAnsi="Arial" w:cs="Arial"/>
+          <w:b/>
+          <w:bCs/>
+        </w:rPr>
+        <w:t>ejecutar_experimentos</w:t>
+      </w:r>
+      <w:proofErr w:type="spellEnd"/>
+      <w:r>
+        <w:rPr>
+          <w:rFonts w:ascii="Arial" w:eastAsia="Arial" w:hAnsi="Arial" w:cs="Arial"/>
+        </w:rPr>
+        <w:t xml:space="preserve"> y </w:t>
+      </w:r>
+      <w:proofErr w:type="spellStart"/>
+      <w:r>
+        <w:rPr>
+          <w:rFonts w:ascii="Arial" w:eastAsia="Arial" w:hAnsi="Arial" w:cs="Arial"/>
+          <w:b/>
+          <w:bCs/>
+        </w:rPr>
+        <w:t>experimento_con_monedas</w:t>
+      </w:r>
+      <w:proofErr w:type="spellEnd"/>
+      <w:r>
+        <w:rPr>
+          <w:rFonts w:ascii="Arial" w:eastAsia="Arial" w:hAnsi="Arial" w:cs="Arial"/>
+          <w:b/>
+          <w:bCs/>
+        </w:rPr>
+        <w:t xml:space="preserve">: </w:t>
+      </w:r>
+      <w:r>
+        <w:rPr>
+          <w:rFonts w:ascii="Arial" w:eastAsia="Arial" w:hAnsi="Arial" w:cs="Arial"/>
+        </w:rPr>
+        <w:t>funciones de análisis que varían el tamaño de muestra y la cantidad de monedas respectivamente.</w:t>
+      </w:r>
+    </w:p>
+    <w:p>
+      <w:pPr>
+        <w:pStyle w:val="Heading1"/>
+        <w:rPr>
+          <w:rFonts w:ascii="Arial" w:hAnsi="Arial" w:cs="Arial"/>
+        </w:rPr>
+      </w:pPr>
+      <w:r>
+        <w:rPr>
+          <w:rFonts w:ascii="Arial" w:hAnsi="Arial" w:cs="Arial"/>
+        </w:rPr>
+        <w:t>3. Experimento 1: variando el tamaño de muestra</w:t>
+      </w:r>
+    </w:p>
+    <w:p>
+      <w:pPr>
+        <w:pStyle w:val="Heading2"/>
+        <w:rPr>
+          <w:rFonts w:ascii="Arial" w:hAnsi="Arial" w:cs="Arial"/>
+        </w:rPr>
+      </w:pPr>
+      <w:r>
+        <w:rPr>
+          <w:rFonts w:ascii="Arial" w:hAnsi="Arial" w:cs="Arial"/>
+        </w:rPr>
+        <w:t>Configuración</w:t>
+      </w:r>
+    </w:p>
+    <w:p>
+      <w:pPr>
+        <w:rPr>
+          <w:rFonts w:ascii="Arial" w:hAnsi="Arial" w:cs="Arial"/>
+        </w:rPr>
+      </w:pPr>
+      <w:r>
+        <w:rPr>
+          <w:rFonts w:ascii="Arial" w:eastAsia="Arial" w:hAnsi="Arial" w:cs="Arial"/>
+        </w:rPr>
+        <w:t xml:space="preserve">Se fijó </w:t>
+      </w:r>
+      <w:proofErr w:type="spellStart"/>
+      <w:r>
+        <w:rPr>
+          <w:rFonts w:ascii="Arial" w:eastAsia="Arial" w:hAnsi="Arial" w:cs="Arial"/>
+          <w:b/>
+          <w:bCs/>
+        </w:rPr>
+        <w:t>n_monedas</w:t>
+      </w:r>
+      <w:proofErr w:type="spellEnd"/>
+      <w:r>
+        <w:rPr>
+          <w:rFonts w:ascii="Arial" w:eastAsia="Arial" w:hAnsi="Arial" w:cs="Arial"/>
+          <w:b/>
+          <w:bCs/>
+        </w:rPr>
+        <w:t xml:space="preserve"> = 10</w:t>
+      </w:r>
+      <w:r>
+        <w:rPr>
+          <w:rFonts w:ascii="Arial" w:eastAsia="Arial" w:hAnsi="Arial" w:cs="Arial"/>
+        </w:rPr>
+        <w:t xml:space="preserve"> y se varió el tamaño de muestra entre 10³ y 10⁶. La función </w:t>
+      </w:r>
+      <w:proofErr w:type="spellStart"/>
+      <w:r>
+        <w:rPr>
+          <w:rFonts w:ascii="Arial" w:eastAsia="Arial" w:hAnsi="Arial" w:cs="Arial"/>
+          <w:i/>
+          <w:iCs/>
+        </w:rPr>
+        <w:t>ejecutar_</w:t>
+      </w:r>
+      <w:proofErr w:type="gramStart"/>
+      <w:r>
+        <w:rPr>
+          <w:rFonts w:ascii="Arial" w:eastAsia="Arial" w:hAnsi="Arial" w:cs="Arial"/>
+          <w:i/>
+          <w:iCs/>
+        </w:rPr>
+        <w:t>experimentos</w:t>
+      </w:r>
+      <w:proofErr w:type="spellEnd"/>
+      <w:r>
+        <w:rPr>
+          <w:rFonts w:ascii="Arial" w:eastAsia="Arial" w:hAnsi="Arial" w:cs="Arial"/>
+          <w:i/>
+          <w:iCs/>
+        </w:rPr>
+        <w:t>(</w:t>
+      </w:r>
+      <w:proofErr w:type="gramEnd"/>
+      <w:r>
+        <w:rPr>
+          <w:rFonts w:ascii="Arial" w:eastAsia="Arial" w:hAnsi="Arial" w:cs="Arial"/>
+          <w:i/>
+          <w:iCs/>
+        </w:rPr>
+        <w:t>)</w:t>
+      </w:r>
+      <w:r>
+        <w:rPr>
+          <w:rFonts w:ascii="Arial" w:eastAsia="Arial" w:hAnsi="Arial" w:cs="Arial"/>
+        </w:rPr>
+        <w:t xml:space="preserve"> ejecuta los cuatro casos y muestra la frecuencia relativa junto con el error absoluto respecto a 4/7.</w:t>
+      </w:r>
+    </w:p>
+    <w:p>
+      <w:pPr>
+        <w:pStyle w:val="Heading2"/>
+        <w:rPr>
+          <w:rFonts w:ascii="Arial" w:hAnsi="Arial" w:cs="Arial"/>
+        </w:rPr>
+      </w:pPr>
+      <w:r>
+        <w:rPr>
+          <w:rFonts w:ascii="Arial" w:hAnsi="Arial" w:cs="Arial"/>
+        </w:rPr>
+        <w:lastRenderedPageBreak/>
+        <w:t>Resultados</w:t>
+      </w:r>
+    </w:p>
+    <w:p>
+      <w:pPr>
+        <w:spacing w:after="120"/>
+        <w:rPr>
+          <w:rFonts w:ascii="Arial" w:hAnsi="Arial" w:cs="Arial"/>
+        </w:rPr>
+      </w:pPr>
+    </w:p>
+    <w:tbl>
+      <w:tblPr>
+        <w:tblW w:w="8400" w:type="dxa"/>
+        <w:tblBorders>
+          <w:top w:val="single" w:sz="4" w:space="0" w:color="auto"/>
+          <w:left w:val="single" w:sz="4" w:space="0" w:color="auto"/>
+          <w:bottom w:val="single" w:sz="4" w:space="0" w:color="auto"/>
+          <w:right w:val="single" w:sz="4" w:space="0" w:color="auto"/>
+          <w:insideH w:val="single" w:sz="4" w:space="0" w:color="auto"/>
+          <w:insideV w:val="single" w:sz="4" w:space="0" w:color="auto"/>
+        </w:tblBorders>
+        <w:tblCellMar>
+          <w:left w:w="10" w:type="dxa"/>
+          <w:right w:w="10" w:type="dxa"/>
+        </w:tblCellMar>
+        <w:tblLook w:val="04A0" w:firstRow="1" w:lastRow="0" w:firstColumn="1" w:lastColumn="0" w:noHBand="0" w:noVBand="1"/>
+      </w:tblPr>
+      <w:tblGrid>
+        <w:gridCol w:w="2800"/>
+        <w:gridCol w:w="2800"/>
+        <w:gridCol w:w="2800"/>
+      </w:tblGrid>
+      <w:tr>
+        <w:tblPrEx>
+          <w:tblCellMar>
+            <w:top w:w="0" w:type="dxa"/>
+            <w:bottom w:w="0" w:type="dxa"/>
+          </w:tblCellMar>
+        </w:tblPrEx>
+        <w:trPr>
+          <w:tblHeader/>
+        </w:trPr>
+        <w:tc>
+          <w:tcPr>
+            <w:tcW w:w="2800" w:type="dxa"/>
+            <w:tcBorders>
+              <w:top w:val="single" w:sz="1" w:space="0" w:color="CCCCCC"/>
+              <w:left w:val="single" w:sz="1" w:space="0" w:color="CCCCCC"/>
+              <w:bottom w:val="single" w:sz="1" w:space="0" w:color="CCCCCC"/>
+              <w:right w:val="single" w:sz="1" w:space="0" w:color="CCCCCC"/>
+            </w:tcBorders>
+            <w:shd w:val="clear" w:color="auto" w:fill="2E5FA3"/>
+            <w:tcMar>
+              <w:top w:w="100" w:type="dxa"/>
+              <w:left w:w="140" w:type="dxa"/>
+              <w:bottom w:w="100" w:type="dxa"/>
+              <w:right w:w="140" w:type="dxa"/>
+            </w:tcMar>
+          </w:tcPr>
+          <w:p>
+            <w:pPr>
+              <w:jc w:val="center"/>
+              <w:rPr>
+                <w:rFonts w:ascii="Arial" w:hAnsi="Arial" w:cs="Arial"/>
+              </w:rPr>
+            </w:pPr>
+            <w:r>
+              <w:rPr>
+                <w:rFonts w:ascii="Arial" w:eastAsia="Arial" w:hAnsi="Arial" w:cs="Arial"/>
+                <w:b/>
+                <w:bCs/>
+                <w:color w:val="FFFFFF"/>
+                <w:sz w:val="22"/>
+                <w:szCs w:val="22"/>
+              </w:rPr>
+              <w:t>Muestras (n)</w:t>
+            </w:r>
+          </w:p>
+        </w:tc>
+        <w:tc>
+          <w:tcPr>
+            <w:tcW w:w="2800" w:type="dxa"/>
+            <w:tcBorders>
+              <w:top w:val="single" w:sz="1" w:space="0" w:color="CCCCCC"/>
+              <w:left w:val="single" w:sz="1" w:space="0" w:color="CCCCCC"/>
+              <w:bottom w:val="single" w:sz="1" w:space="0" w:color="CCCCCC"/>
+              <w:right w:val="single" w:sz="1" w:space="0" w:color="CCCCCC"/>
+            </w:tcBorders>
+            <w:shd w:val="clear" w:color="auto" w:fill="2E5FA3"/>
+            <w:tcMar>
+              <w:top w:w="100" w:type="dxa"/>
+              <w:left w:w="140" w:type="dxa"/>
+              <w:bottom w:w="100" w:type="dxa"/>
+              <w:right w:w="140" w:type="dxa"/>
+            </w:tcMar>
+          </w:tcPr>
+          <w:p>
+            <w:pPr>
+              <w:jc w:val="center"/>
+              <w:rPr>
+                <w:rFonts w:ascii="Arial" w:hAnsi="Arial" w:cs="Arial"/>
+              </w:rPr>
+            </w:pPr>
+            <w:r>
+              <w:rPr>
+                <w:rFonts w:ascii="Arial" w:eastAsia="Arial" w:hAnsi="Arial" w:cs="Arial"/>
+                <w:b/>
+                <w:bCs/>
+                <w:color w:val="FFFFFF"/>
+                <w:sz w:val="22"/>
+                <w:szCs w:val="22"/>
+              </w:rPr>
+              <w:t>Frecuencia relativa</w:t>
+            </w:r>
+          </w:p>
+        </w:tc>
+        <w:tc>
+          <w:tcPr>
+            <w:tcW w:w="2800" w:type="dxa"/>
+            <w:tcBorders>
+              <w:top w:val="single" w:sz="1" w:space="0" w:color="CCCCCC"/>
+              <w:left w:val="single" w:sz="1" w:space="0" w:color="CCCCCC"/>
+              <w:bottom w:val="single" w:sz="1" w:space="0" w:color="CCCCCC"/>
+              <w:right w:val="single" w:sz="1" w:space="0" w:color="CCCCCC"/>
+            </w:tcBorders>
+            <w:shd w:val="clear" w:color="auto" w:fill="2E5FA3"/>
+            <w:tcMar>
+              <w:top w:w="100" w:type="dxa"/>
+              <w:left w:w="140" w:type="dxa"/>
+              <w:bottom w:w="100" w:type="dxa"/>
+              <w:right w:w="140" w:type="dxa"/>
+            </w:tcMar>
+          </w:tcPr>
+          <w:p>
+            <w:pPr>
+              <w:jc w:val="center"/>
+              <w:rPr>
+                <w:rFonts w:ascii="Arial" w:hAnsi="Arial" w:cs="Arial"/>
+              </w:rPr>
+            </w:pPr>
+            <w:r>
+              <w:rPr>
+                <w:rFonts w:ascii="Arial" w:eastAsia="Arial" w:hAnsi="Arial" w:cs="Arial"/>
+                <w:b/>
+                <w:bCs/>
+                <w:color w:val="FFFFFF"/>
+                <w:sz w:val="22"/>
+                <w:szCs w:val="22"/>
+              </w:rPr>
+              <w:t>Error absoluto</w:t>
+            </w:r>
+          </w:p>
+        </w:tc>
+      </w:tr>
+      <w:tr>
+        <w:tblPrEx>
+          <w:tblCellMar>
+            <w:top w:w="0" w:type="dxa"/>
+            <w:bottom w:w="0" w:type="dxa"/>
+          </w:tblCellMar>
+        </w:tblPrEx>
+        <w:tc>
+          <w:tcPr>
+            <w:tcW w:w="2800" w:type="dxa"/>
+            <w:tcBorders>
+              <w:top w:val="single" w:sz="1" w:space="0" w:color="CCCCCC"/>
+              <w:left w:val="single" w:sz="1" w:space="0" w:color="CCCCCC"/>
+              <w:bottom w:val="single" w:sz="1" w:space="0" w:color="CCCCCC"/>
+              <w:right w:val="single" w:sz="1" w:space="0" w:color="CCCCCC"/>
+            </w:tcBorders>
+            <w:shd w:val="clear" w:color="auto" w:fill="FFFFFF"/>
+            <w:tcMar>
+              <w:top w:w="100" w:type="dxa"/>
+              <w:left w:w="140" w:type="dxa"/>
+              <w:bottom w:w="100" w:type="dxa"/>
+              <w:right w:w="140" w:type="dxa"/>
+            </w:tcMar>
+          </w:tcPr>
+          <w:p>
+            <w:pPr>
+              <w:rPr>
+                <w:rFonts w:ascii="Arial" w:hAnsi="Arial" w:cs="Arial"/>
+              </w:rPr>
+            </w:pPr>
+            <w:r>
+              <w:rPr>
+                <w:rFonts w:ascii="Arial" w:eastAsia="Arial" w:hAnsi="Arial" w:cs="Arial"/>
+                <w:color w:val="000000"/>
+                <w:sz w:val="22"/>
+                <w:szCs w:val="22"/>
+              </w:rPr>
+              <w:t>1.000</w:t>
+            </w:r>
+          </w:p>
+        </w:tc>
+        <w:tc>
+          <w:tcPr>
+            <w:tcW w:w="2800" w:type="dxa"/>
+            <w:tcBorders>
+              <w:top w:val="single" w:sz="1" w:space="0" w:color="CCCCCC"/>
+              <w:left w:val="single" w:sz="1" w:space="0" w:color="CCCCCC"/>
+              <w:bottom w:val="single" w:sz="1" w:space="0" w:color="CCCCCC"/>
+              <w:right w:val="single" w:sz="1" w:space="0" w:color="CCCCCC"/>
+            </w:tcBorders>
+            <w:shd w:val="clear" w:color="auto" w:fill="FFFFFF"/>
+            <w:tcMar>
+              <w:top w:w="100" w:type="dxa"/>
+              <w:left w:w="140" w:type="dxa"/>
+              <w:bottom w:w="100" w:type="dxa"/>
+              <w:right w:w="140" w:type="dxa"/>
+            </w:tcMar>
+          </w:tcPr>
+          <w:p>
+            <w:pPr>
+              <w:rPr>
+                <w:rFonts w:ascii="Arial" w:hAnsi="Arial" w:cs="Arial"/>
+              </w:rPr>
+            </w:pPr>
+            <w:r>
+              <w:rPr>
+                <w:rFonts w:ascii="Arial" w:eastAsia="Arial" w:hAnsi="Arial" w:cs="Arial"/>
+                <w:color w:val="000000"/>
+                <w:sz w:val="22"/>
+                <w:szCs w:val="22"/>
+              </w:rPr>
+              <w:t>0,565000</w:t>
+            </w:r>
+          </w:p>
+        </w:tc>
+        <w:tc>
+          <w:tcPr>
+            <w:tcW w:w="2800" w:type="dxa"/>
+            <w:tcBorders>
+              <w:top w:val="single" w:sz="1" w:space="0" w:color="CCCCCC"/>
+              <w:left w:val="single" w:sz="1" w:space="0" w:color="CCCCCC"/>
+              <w:bottom w:val="single" w:sz="1" w:space="0" w:color="CCCCCC"/>
+              <w:right w:val="single" w:sz="1" w:space="0" w:color="CCCCCC"/>
+            </w:tcBorders>
+            <w:shd w:val="clear" w:color="auto" w:fill="FFFFFF"/>
+            <w:tcMar>
+              <w:top w:w="100" w:type="dxa"/>
+              <w:left w:w="140" w:type="dxa"/>
+              <w:bottom w:w="100" w:type="dxa"/>
+              <w:right w:w="140" w:type="dxa"/>
+            </w:tcMar>
+          </w:tcPr>
+          <w:p>
+            <w:pPr>
+              <w:rPr>
+                <w:rFonts w:ascii="Arial" w:hAnsi="Arial" w:cs="Arial"/>
+              </w:rPr>
+            </w:pPr>
+            <w:r>
+              <w:rPr>
+                <w:rFonts w:ascii="Arial" w:eastAsia="Arial" w:hAnsi="Arial" w:cs="Arial"/>
+                <w:color w:val="000000"/>
+                <w:sz w:val="22"/>
+                <w:szCs w:val="22"/>
+              </w:rPr>
+              <w:t>6,43 × 10</w:t>
+            </w:r>
+            <w:r>
+              <w:rPr>
+                <w:rFonts w:ascii="Cambria Math" w:eastAsia="Arial" w:hAnsi="Cambria Math" w:cs="Cambria Math"/>
+                <w:color w:val="000000"/>
+                <w:sz w:val="22"/>
+                <w:szCs w:val="22"/>
+              </w:rPr>
+              <w:t>⁻</w:t>
+            </w:r>
+            <w:r>
+              <w:rPr>
+                <w:rFonts w:ascii="Arial" w:eastAsia="Arial" w:hAnsi="Arial" w:cs="Arial"/>
+                <w:color w:val="000000"/>
+                <w:sz w:val="22"/>
+                <w:szCs w:val="22"/>
+              </w:rPr>
+              <w:t>³</w:t>
+            </w:r>
+          </w:p>
+        </w:tc>
+      </w:tr>
+      <w:tr>
+        <w:tblPrEx>
+          <w:tblCellMar>
+            <w:top w:w="0" w:type="dxa"/>
+            <w:bottom w:w="0" w:type="dxa"/>
+          </w:tblCellMar>
+        </w:tblPrEx>
+        <w:tc>
+          <w:tcPr>
+            <w:tcW w:w="2800" w:type="dxa"/>
+            <w:tcBorders>
+              <w:top w:val="single" w:sz="1" w:space="0" w:color="CCCCCC"/>
+              <w:left w:val="single" w:sz="1" w:space="0" w:color="CCCCCC"/>
+              <w:bottom w:val="single" w:sz="1" w:space="0" w:color="CCCCCC"/>
+              <w:right w:val="single" w:sz="1" w:space="0" w:color="CCCCCC"/>
+            </w:tcBorders>
+            <w:shd w:val="clear" w:color="auto" w:fill="FFFFFF"/>
+            <w:tcMar>
+              <w:top w:w="100" w:type="dxa"/>
+              <w:left w:w="140" w:type="dxa"/>
+              <w:bottom w:w="100" w:type="dxa"/>
+              <w:right w:w="140" w:type="dxa"/>
+            </w:tcMar>
+          </w:tcPr>
+          <w:p>
+            <w:pPr>
+              <w:rPr>
+                <w:rFonts w:ascii="Arial" w:hAnsi="Arial" w:cs="Arial"/>
+              </w:rPr>
+            </w:pPr>
+            <w:r>
+              <w:rPr>
+                <w:rFonts w:ascii="Arial" w:eastAsia="Arial" w:hAnsi="Arial" w:cs="Arial"/>
+                <w:color w:val="000000"/>
+                <w:sz w:val="22"/>
+                <w:szCs w:val="22"/>
+              </w:rPr>
+              <w:t>10.000</w:t>
+            </w:r>
+          </w:p>
+        </w:tc>
+        <w:tc>
+          <w:tcPr>
+            <w:tcW w:w="2800" w:type="dxa"/>
+            <w:tcBorders>
+              <w:top w:val="single" w:sz="1" w:space="0" w:color="CCCCCC"/>
+              <w:left w:val="single" w:sz="1" w:space="0" w:color="CCCCCC"/>
+              <w:bottom w:val="single" w:sz="1" w:space="0" w:color="CCCCCC"/>
+              <w:right w:val="single" w:sz="1" w:space="0" w:color="CCCCCC"/>
+            </w:tcBorders>
+            <w:shd w:val="clear" w:color="auto" w:fill="FFFFFF"/>
+            <w:tcMar>
+              <w:top w:w="100" w:type="dxa"/>
+              <w:left w:w="140" w:type="dxa"/>
+              <w:bottom w:w="100" w:type="dxa"/>
+              <w:right w:w="140" w:type="dxa"/>
+            </w:tcMar>
+          </w:tcPr>
+          <w:p>
+            <w:pPr>
+              <w:rPr>
+                <w:rFonts w:ascii="Arial" w:hAnsi="Arial" w:cs="Arial"/>
+              </w:rPr>
+            </w:pPr>
+            <w:r>
+              <w:rPr>
+                <w:rFonts w:ascii="Arial" w:eastAsia="Arial" w:hAnsi="Arial" w:cs="Arial"/>
+                <w:color w:val="000000"/>
+                <w:sz w:val="22"/>
+                <w:szCs w:val="22"/>
+              </w:rPr>
+              <w:t>0,573100</w:t>
+            </w:r>
+          </w:p>
+        </w:tc>
+        <w:tc>
+          <w:tcPr>
+            <w:tcW w:w="2800" w:type="dxa"/>
+            <w:tcBorders>
+              <w:top w:val="single" w:sz="1" w:space="0" w:color="CCCCCC"/>
+              <w:left w:val="single" w:sz="1" w:space="0" w:color="CCCCCC"/>
+              <w:bottom w:val="single" w:sz="1" w:space="0" w:color="CCCCCC"/>
+              <w:right w:val="single" w:sz="1" w:space="0" w:color="CCCCCC"/>
+            </w:tcBorders>
+            <w:shd w:val="clear" w:color="auto" w:fill="FFFFFF"/>
+            <w:tcMar>
+              <w:top w:w="100" w:type="dxa"/>
+              <w:left w:w="140" w:type="dxa"/>
+              <w:bottom w:w="100" w:type="dxa"/>
+              <w:right w:w="140" w:type="dxa"/>
+            </w:tcMar>
+          </w:tcPr>
+          <w:p>
+            <w:pPr>
+              <w:rPr>
+                <w:rFonts w:ascii="Arial" w:hAnsi="Arial" w:cs="Arial"/>
+              </w:rPr>
+            </w:pPr>
+            <w:r>
+              <w:rPr>
+                <w:rFonts w:ascii="Arial" w:eastAsia="Arial" w:hAnsi="Arial" w:cs="Arial"/>
+                <w:color w:val="000000"/>
+                <w:sz w:val="22"/>
+                <w:szCs w:val="22"/>
+              </w:rPr>
+              <w:t>1,67 × 10</w:t>
+            </w:r>
+            <w:r>
+              <w:rPr>
+                <w:rFonts w:ascii="Cambria Math" w:eastAsia="Arial" w:hAnsi="Cambria Math" w:cs="Cambria Math"/>
+                <w:color w:val="000000"/>
+                <w:sz w:val="22"/>
+                <w:szCs w:val="22"/>
+              </w:rPr>
+              <w:t>⁻</w:t>
+            </w:r>
+            <w:r>
+              <w:rPr>
+                <w:rFonts w:ascii="Arial" w:eastAsia="Arial" w:hAnsi="Arial" w:cs="Arial"/>
+                <w:color w:val="000000"/>
+                <w:sz w:val="22"/>
+                <w:szCs w:val="22"/>
+              </w:rPr>
+              <w:t>³</w:t>
+            </w:r>
+          </w:p>
+        </w:tc>
+      </w:tr>
+      <w:tr>
+        <w:tblPrEx>
+          <w:tblCellMar>
+            <w:top w:w="0" w:type="dxa"/>
+            <w:bottom w:w="0" w:type="dxa"/>
+          </w:tblCellMar>
+        </w:tblPrEx>
+        <w:tc>
+          <w:tcPr>
+            <w:tcW w:w="2800" w:type="dxa"/>
+            <w:tcBorders>
+              <w:top w:val="single" w:sz="1" w:space="0" w:color="CCCCCC"/>
+              <w:left w:val="single" w:sz="1" w:space="0" w:color="CCCCCC"/>
+              <w:bottom w:val="single" w:sz="1" w:space="0" w:color="CCCCCC"/>
+              <w:right w:val="single" w:sz="1" w:space="0" w:color="CCCCCC"/>
+            </w:tcBorders>
+            <w:shd w:val="clear" w:color="auto" w:fill="FFFFFF"/>
+            <w:tcMar>
+              <w:top w:w="100" w:type="dxa"/>
+              <w:left w:w="140" w:type="dxa"/>
+              <w:bottom w:w="100" w:type="dxa"/>
+              <w:right w:w="140" w:type="dxa"/>
+            </w:tcMar>
+          </w:tcPr>
+          <w:p>
+            <w:pPr>
+              <w:rPr>
+                <w:rFonts w:ascii="Arial" w:hAnsi="Arial" w:cs="Arial"/>
+              </w:rPr>
+            </w:pPr>
+            <w:r>
+              <w:rPr>
+                <w:rFonts w:ascii="Arial" w:eastAsia="Arial" w:hAnsi="Arial" w:cs="Arial"/>
+                <w:color w:val="000000"/>
+                <w:sz w:val="22"/>
+                <w:szCs w:val="22"/>
+              </w:rPr>
+              <w:t>100.000</w:t>
+            </w:r>
+          </w:p>
+        </w:tc>
+        <w:tc>
+          <w:tcPr>
+            <w:tcW w:w="2800" w:type="dxa"/>
+            <w:tcBorders>
+              <w:top w:val="single" w:sz="1" w:space="0" w:color="CCCCCC"/>
+              <w:left w:val="single" w:sz="1" w:space="0" w:color="CCCCCC"/>
+              <w:bottom w:val="single" w:sz="1" w:space="0" w:color="CCCCCC"/>
+              <w:right w:val="single" w:sz="1" w:space="0" w:color="CCCCCC"/>
+            </w:tcBorders>
+            <w:shd w:val="clear" w:color="auto" w:fill="FFFFFF"/>
+            <w:tcMar>
+              <w:top w:w="100" w:type="dxa"/>
+              <w:left w:w="140" w:type="dxa"/>
+              <w:bottom w:w="100" w:type="dxa"/>
+              <w:right w:w="140" w:type="dxa"/>
+            </w:tcMar>
+          </w:tcPr>
+          <w:p>
+            <w:pPr>
+              <w:rPr>
+                <w:rFonts w:ascii="Arial" w:hAnsi="Arial" w:cs="Arial"/>
+              </w:rPr>
+            </w:pPr>
+            <w:r>
+              <w:rPr>
+                <w:rFonts w:ascii="Arial" w:eastAsia="Arial" w:hAnsi="Arial" w:cs="Arial"/>
+                <w:color w:val="000000"/>
+                <w:sz w:val="22"/>
+                <w:szCs w:val="22"/>
+              </w:rPr>
+              <w:t>0,571990</w:t>
+            </w:r>
+          </w:p>
+        </w:tc>
+        <w:tc>
+          <w:tcPr>
+            <w:tcW w:w="2800" w:type="dxa"/>
+            <w:tcBorders>
+              <w:top w:val="single" w:sz="1" w:space="0" w:color="CCCCCC"/>
+              <w:left w:val="single" w:sz="1" w:space="0" w:color="CCCCCC"/>
+              <w:bottom w:val="single" w:sz="1" w:space="0" w:color="CCCCCC"/>
+              <w:right w:val="single" w:sz="1" w:space="0" w:color="CCCCCC"/>
+            </w:tcBorders>
+            <w:shd w:val="clear" w:color="auto" w:fill="FFFFFF"/>
+            <w:tcMar>
+              <w:top w:w="100" w:type="dxa"/>
+              <w:left w:w="140" w:type="dxa"/>
+              <w:bottom w:w="100" w:type="dxa"/>
+              <w:right w:w="140" w:type="dxa"/>
+            </w:tcMar>
+          </w:tcPr>
+          <w:p>
+            <w:pPr>
+              <w:rPr>
+                <w:rFonts w:ascii="Arial" w:hAnsi="Arial" w:cs="Arial"/>
+              </w:rPr>
+            </w:pPr>
+            <w:r>
+              <w:rPr>
+                <w:rFonts w:ascii="Arial" w:eastAsia="Arial" w:hAnsi="Arial" w:cs="Arial"/>
+                <w:color w:val="000000"/>
+                <w:sz w:val="22"/>
+                <w:szCs w:val="22"/>
+              </w:rPr>
+              <w:t>5,61 × 10</w:t>
+            </w:r>
+            <w:r>
+              <w:rPr>
+                <w:rFonts w:ascii="Cambria Math" w:eastAsia="Arial" w:hAnsi="Cambria Math" w:cs="Cambria Math"/>
+                <w:color w:val="000000"/>
+                <w:sz w:val="22"/>
+                <w:szCs w:val="22"/>
+              </w:rPr>
+              <w:t>⁻</w:t>
+            </w:r>
+            <w:r>
+              <w:rPr>
+                <w:rFonts w:ascii="Arial" w:eastAsia="Arial" w:hAnsi="Arial" w:cs="Arial"/>
+                <w:color w:val="000000"/>
+                <w:sz w:val="22"/>
+                <w:szCs w:val="22"/>
+              </w:rPr>
+              <w:t>⁴</w:t>
+            </w:r>
+          </w:p>
+        </w:tc>
+      </w:tr>
+      <w:tr>
+        <w:tblPrEx>
+          <w:tblCellMar>
+            <w:top w:w="0" w:type="dxa"/>
+            <w:bottom w:w="0" w:type="dxa"/>
+          </w:tblCellMar>
+        </w:tblPrEx>
+        <w:tc>
+          <w:tcPr>
+            <w:tcW w:w="2800" w:type="dxa"/>
+            <w:tcBorders>
+              <w:top w:val="single" w:sz="1" w:space="0" w:color="CCCCCC"/>
+              <w:left w:val="single" w:sz="1" w:space="0" w:color="CCCCCC"/>
+              <w:bottom w:val="single" w:sz="1" w:space="0" w:color="CCCCCC"/>
+              <w:right w:val="single" w:sz="1" w:space="0" w:color="CCCCCC"/>
+            </w:tcBorders>
+            <w:shd w:val="clear" w:color="auto" w:fill="FFFFFF"/>
+            <w:tcMar>
+              <w:top w:w="100" w:type="dxa"/>
+              <w:left w:w="140" w:type="dxa"/>
+              <w:bottom w:w="100" w:type="dxa"/>
+              <w:right w:w="140" w:type="dxa"/>
+            </w:tcMar>
+          </w:tcPr>
+          <w:p>
+            <w:pPr>
+              <w:rPr>
+                <w:rFonts w:ascii="Arial" w:hAnsi="Arial" w:cs="Arial"/>
+              </w:rPr>
+            </w:pPr>
+            <w:r>
+              <w:rPr>
+                <w:rFonts w:ascii="Arial" w:eastAsia="Arial" w:hAnsi="Arial" w:cs="Arial"/>
+                <w:color w:val="000000"/>
+                <w:sz w:val="22"/>
+                <w:szCs w:val="22"/>
+              </w:rPr>
+              <w:t>1.000.000</w:t>
+            </w:r>
+          </w:p>
+        </w:tc>
+        <w:tc>
+          <w:tcPr>
+            <w:tcW w:w="2800" w:type="dxa"/>
+            <w:tcBorders>
+              <w:top w:val="single" w:sz="1" w:space="0" w:color="CCCCCC"/>
+              <w:left w:val="single" w:sz="1" w:space="0" w:color="CCCCCC"/>
+              <w:bottom w:val="single" w:sz="1" w:space="0" w:color="CCCCCC"/>
+              <w:right w:val="single" w:sz="1" w:space="0" w:color="CCCCCC"/>
+            </w:tcBorders>
+            <w:shd w:val="clear" w:color="auto" w:fill="FFFFFF"/>
+            <w:tcMar>
+              <w:top w:w="100" w:type="dxa"/>
+              <w:left w:w="140" w:type="dxa"/>
+              <w:bottom w:w="100" w:type="dxa"/>
+              <w:right w:w="140" w:type="dxa"/>
+            </w:tcMar>
+          </w:tcPr>
+          <w:p>
+            <w:pPr>
+              <w:rPr>
+                <w:rFonts w:ascii="Arial" w:hAnsi="Arial" w:cs="Arial"/>
+              </w:rPr>
+            </w:pPr>
+            <w:r>
+              <w:rPr>
+                <w:rFonts w:ascii="Arial" w:eastAsia="Arial" w:hAnsi="Arial" w:cs="Arial"/>
+                <w:color w:val="000000"/>
+                <w:sz w:val="22"/>
+                <w:szCs w:val="22"/>
+              </w:rPr>
+              <w:t>0,570925</w:t>
+            </w:r>
+          </w:p>
+        </w:tc>
+        <w:tc>
+          <w:tcPr>
+            <w:tcW w:w="2800" w:type="dxa"/>
+            <w:tcBorders>
+              <w:top w:val="single" w:sz="1" w:space="0" w:color="CCCCCC"/>
+              <w:left w:val="single" w:sz="1" w:space="0" w:color="CCCCCC"/>
+              <w:bottom w:val="single" w:sz="1" w:space="0" w:color="CCCCCC"/>
+              <w:right w:val="single" w:sz="1" w:space="0" w:color="CCCCCC"/>
+            </w:tcBorders>
+            <w:shd w:val="clear" w:color="auto" w:fill="FFFFFF"/>
+            <w:tcMar>
+              <w:top w:w="100" w:type="dxa"/>
+              <w:left w:w="140" w:type="dxa"/>
+              <w:bottom w:w="100" w:type="dxa"/>
+              <w:right w:w="140" w:type="dxa"/>
+            </w:tcMar>
+          </w:tcPr>
+          <w:p>
+            <w:pPr>
+              <w:rPr>
+                <w:rFonts w:ascii="Arial" w:hAnsi="Arial" w:cs="Arial"/>
+              </w:rPr>
+            </w:pPr>
+            <w:r>
+              <w:rPr>
+                <w:rFonts w:ascii="Arial" w:eastAsia="Arial" w:hAnsi="Arial" w:cs="Arial"/>
+                <w:color w:val="000000"/>
+                <w:sz w:val="22"/>
+                <w:szCs w:val="22"/>
+              </w:rPr>
+              <w:t>5,04 × 10</w:t>
+            </w:r>
+            <w:r>
+              <w:rPr>
+                <w:rFonts w:ascii="Cambria Math" w:eastAsia="Arial" w:hAnsi="Cambria Math" w:cs="Cambria Math"/>
+                <w:color w:val="000000"/>
+                <w:sz w:val="22"/>
+                <w:szCs w:val="22"/>
+              </w:rPr>
+              <w:t>⁻</w:t>
+            </w:r>
+            <w:r>
+              <w:rPr>
+                <w:rFonts w:ascii="Arial" w:eastAsia="Arial" w:hAnsi="Arial" w:cs="Arial"/>
+                <w:color w:val="000000"/>
+                <w:sz w:val="22"/>
+                <w:szCs w:val="22"/>
+              </w:rPr>
+              <w:t>⁴</w:t>
+            </w:r>
+          </w:p>
+        </w:tc>
+      </w:tr>
+    </w:tbl>
+    <w:p>
+      <w:pPr>
+        <w:spacing w:before="120" w:after="280"/>
+        <w:jc w:val="center"/>
+        <w:rPr>
+          <w:rFonts w:ascii="Arial" w:hAnsi="Arial" w:cs="Arial"/>
+        </w:rPr>
+      </w:pPr>
+      <w:r>
+        <w:rPr>
+          <w:rFonts w:ascii="Arial" w:eastAsia="Arial" w:hAnsi="Arial" w:cs="Arial"/>
+          <w:i/>
+          <w:iCs/>
+        </w:rPr>
+        <w:t xml:space="preserve">Tabla 1 — </w:t>
+      </w:r>
+      <w:proofErr w:type="spellStart"/>
+      <w:r>
+        <w:rPr>
+          <w:rFonts w:ascii="Arial" w:eastAsia="Arial" w:hAnsi="Arial" w:cs="Arial"/>
+          <w:i/>
+          <w:iCs/>
+        </w:rPr>
+        <w:t>n_monedas</w:t>
+      </w:r>
+      <w:proofErr w:type="spellEnd"/>
+      <w:r>
+        <w:rPr>
+          <w:rFonts w:ascii="Arial" w:eastAsia="Arial" w:hAnsi="Arial" w:cs="Arial"/>
+          <w:i/>
+          <w:iCs/>
+        </w:rPr>
+        <w:t xml:space="preserve"> = 10. Valor teórico: 4/7 ≈ 0,571429</w:t>
+      </w:r>
+    </w:p>
+    <w:p>
+      <w:pPr>
+        <w:pStyle w:val="Heading2"/>
+        <w:rPr>
+          <w:rFonts w:ascii="Arial" w:hAnsi="Arial" w:cs="Arial"/>
+        </w:rPr>
+      </w:pPr>
+      <w:r>
+        <w:rPr>
+          <w:rFonts w:ascii="Arial" w:hAnsi="Arial" w:cs="Arial"/>
+        </w:rPr>
+        <w:t>Análisis</w:t>
+      </w:r>
+    </w:p>
+    <w:p>
+      <w:pPr>
+        <w:rPr>
+          <w:rFonts w:ascii="Arial" w:hAnsi="Arial" w:cs="Arial"/>
+        </w:rPr>
+      </w:pPr>
+      <w:r>
+        <w:rPr>
+          <w:rFonts w:ascii="Arial" w:eastAsia="Arial" w:hAnsi="Arial" w:cs="Arial"/>
+        </w:rPr>
+        <w:t xml:space="preserve">Lo primero que se observa es que la frecuencia relativa </w:t>
+      </w:r>
+      <w:r>
+        <w:rPr>
+          <w:rFonts w:ascii="Arial" w:eastAsia="Arial" w:hAnsi="Arial" w:cs="Arial"/>
+          <w:b/>
+          <w:bCs/>
+        </w:rPr>
+        <w:t>converge hacia 4/7</w:t>
+      </w:r>
+      <w:r>
+        <w:rPr>
+          <w:rFonts w:ascii="Arial" w:eastAsia="Arial" w:hAnsi="Arial" w:cs="Arial"/>
+        </w:rPr>
+        <w:t xml:space="preserve"> a medida que </w:t>
+      </w:r>
+      <w:r>
+        <w:rPr>
+          <w:rFonts w:ascii="Arial" w:eastAsia="Arial" w:hAnsi="Arial" w:cs="Arial"/>
+          <w:i/>
+          <w:iCs/>
+        </w:rPr>
+        <w:t>n</w:t>
+      </w:r>
+      <w:r>
+        <w:rPr>
+          <w:rFonts w:ascii="Arial" w:eastAsia="Arial" w:hAnsi="Arial" w:cs="Arial"/>
+        </w:rPr>
+        <w:t xml:space="preserve"> crece. Esto es exactamente lo que predice la </w:t>
+      </w:r>
+      <w:r>
+        <w:rPr>
+          <w:rFonts w:ascii="Arial" w:eastAsia="Arial" w:hAnsi="Arial" w:cs="Arial"/>
+          <w:b/>
+          <w:bCs/>
+        </w:rPr>
+        <w:t>Ley de los Grandes Números</w:t>
+      </w:r>
+      <w:r>
+        <w:rPr>
+          <w:rFonts w:ascii="Arial" w:eastAsia="Arial" w:hAnsi="Arial" w:cs="Arial"/>
+        </w:rPr>
+        <w:t>: la frecuencia relativa de cualquier evento converge en probabilidad a la probabilidad verdadera cuando el número de repeticiones tiende a infinito.</w:t>
+      </w:r>
+    </w:p>
+    <w:p>
+      <w:pPr>
+        <w:rPr>
+          <w:rFonts w:ascii="Arial" w:hAnsi="Arial" w:cs="Arial"/>
+        </w:rPr>
+      </w:pPr>
+      <w:r>
+        <w:rPr>
+          <w:rFonts w:ascii="Arial" w:eastAsia="Arial" w:hAnsi="Arial" w:cs="Arial"/>
+        </w:rPr>
+        <w:t>La velocidad de convergencia también es la esperada. El estimador de frecuencia relativa p̂ = (1/n) Σ 1[X</w:t>
+      </w:r>
+      <w:r>
+        <w:rPr>
+          <w:rFonts w:ascii="Cambria Math" w:eastAsia="Arial" w:hAnsi="Cambria Math" w:cs="Cambria Math"/>
+        </w:rPr>
+        <w:t>ₖ</w:t>
+      </w:r>
+      <w:r>
+        <w:rPr>
+          <w:rFonts w:ascii="Arial" w:eastAsia="Arial" w:hAnsi="Arial" w:cs="Arial"/>
+        </w:rPr>
+        <w:t xml:space="preserve"> </w:t>
+      </w:r>
+      <w:r>
+        <w:rPr>
+          <w:rFonts w:ascii="Cambria Math" w:eastAsia="Arial" w:hAnsi="Cambria Math" w:cs="Cambria Math"/>
+        </w:rPr>
+        <w:t>∈</w:t>
+      </w:r>
+      <w:r>
+        <w:rPr>
+          <w:rFonts w:ascii="Arial" w:eastAsia="Arial" w:hAnsi="Arial" w:cs="Arial"/>
+        </w:rPr>
+        <w:t xml:space="preserve"> [</w:t>
+      </w:r>
+      <w:proofErr w:type="spellStart"/>
+      <w:proofErr w:type="gramStart"/>
+      <w:r>
+        <w:rPr>
+          <w:rFonts w:ascii="Arial" w:eastAsia="Arial" w:hAnsi="Arial" w:cs="Arial"/>
+        </w:rPr>
+        <w:t>a,b</w:t>
+      </w:r>
+      <w:proofErr w:type="spellEnd"/>
+      <w:proofErr w:type="gramEnd"/>
+      <w:r>
+        <w:rPr>
+          <w:rFonts w:ascii="Arial" w:eastAsia="Arial" w:hAnsi="Arial" w:cs="Arial"/>
+        </w:rPr>
+        <w:t>]] tiene desviación estándar √(p(1−</w:t>
+      </w:r>
+      <w:proofErr w:type="gramStart"/>
+      <w:r>
+        <w:rPr>
+          <w:rFonts w:ascii="Arial" w:eastAsia="Arial" w:hAnsi="Arial" w:cs="Arial"/>
+        </w:rPr>
+        <w:t>p)/</w:t>
+      </w:r>
+      <w:proofErr w:type="gramEnd"/>
+      <w:r>
+        <w:rPr>
+          <w:rFonts w:ascii="Arial" w:eastAsia="Arial" w:hAnsi="Arial" w:cs="Arial"/>
+        </w:rPr>
+        <w:t xml:space="preserve">n). Con p ≈ 4/7, esto implica que </w:t>
+      </w:r>
+      <w:r>
+        <w:rPr>
+          <w:rFonts w:ascii="Arial" w:eastAsia="Arial" w:hAnsi="Arial" w:cs="Arial"/>
+          <w:b/>
+          <w:bCs/>
+        </w:rPr>
+        <w:t>multiplicar n por 100 divide el error esperado por 10</w:t>
+      </w:r>
+      <w:r>
+        <w:rPr>
+          <w:rFonts w:ascii="Arial" w:eastAsia="Arial" w:hAnsi="Arial" w:cs="Arial"/>
+        </w:rPr>
+        <w:t>. En los resultados se ve ese patrón: pasar de 10³ a 10⁵ redujo el error de 6,43 × 10</w:t>
+      </w:r>
+      <w:r>
+        <w:rPr>
+          <w:rFonts w:ascii="Cambria Math" w:eastAsia="Arial" w:hAnsi="Cambria Math" w:cs="Cambria Math"/>
+        </w:rPr>
+        <w:t>⁻</w:t>
+      </w:r>
+      <w:r>
+        <w:rPr>
+          <w:rFonts w:ascii="Arial" w:eastAsia="Arial" w:hAnsi="Arial" w:cs="Arial"/>
+        </w:rPr>
+        <w:t>³ a 5,61 × 10</w:t>
+      </w:r>
+      <w:r>
+        <w:rPr>
+          <w:rFonts w:ascii="Cambria Math" w:eastAsia="Arial" w:hAnsi="Cambria Math" w:cs="Cambria Math"/>
+        </w:rPr>
+        <w:t>⁻</w:t>
+      </w:r>
+      <w:r>
+        <w:rPr>
+          <w:rFonts w:ascii="Arial" w:eastAsia="Arial" w:hAnsi="Arial" w:cs="Arial"/>
+        </w:rPr>
+        <w:t>⁴.</w:t>
+      </w:r>
+    </w:p>
+    <w:p>
+      <w:pPr>
+        <w:rPr>
+          <w:rFonts w:ascii="Arial" w:eastAsia="Arial" w:hAnsi="Arial" w:cs="Arial"/>
+        </w:rPr>
+      </w:pPr>
+      <w:r>
+        <w:rPr>
+          <w:rFonts w:ascii="Arial" w:eastAsia="Arial" w:hAnsi="Arial" w:cs="Arial"/>
+        </w:rPr>
+        <w:t>Sin embargo, hay un techo visible: con n = 10⁶ el error es 5,04 × 10</w:t>
+      </w:r>
+      <w:r>
+        <w:rPr>
+          <w:rFonts w:ascii="Cambria Math" w:eastAsia="Arial" w:hAnsi="Cambria Math" w:cs="Cambria Math"/>
+        </w:rPr>
+        <w:t>⁻</w:t>
+      </w:r>
+      <w:r>
+        <w:rPr>
+          <w:rFonts w:ascii="Arial" w:eastAsia="Arial" w:hAnsi="Arial" w:cs="Arial"/>
+        </w:rPr>
+        <w:t xml:space="preserve">⁴, apenas mejor que con n = 10⁵. Esto se debe a que con solo 10 monedas X es todavía una variable discreta con 1024 valores posibles. La frecuencia converge, pero no exactamente a 4/7 sino a </w:t>
+      </w:r>
+      <w:proofErr w:type="gramStart"/>
+      <w:r>
+        <w:rPr>
+          <w:rFonts w:ascii="Arial" w:eastAsia="Arial" w:hAnsi="Arial" w:cs="Arial"/>
+        </w:rPr>
+        <w:t>P(</w:t>
+      </w:r>
+      <w:proofErr w:type="gramEnd"/>
+      <w:r>
+        <w:rPr>
+          <w:rFonts w:ascii="Arial" w:eastAsia="Arial" w:hAnsi="Arial" w:cs="Arial"/>
+        </w:rPr>
+        <w:t>2/7 ≤ X</w:t>
+      </w:r>
+      <w:r>
+        <w:rPr>
+          <w:rFonts w:ascii="Cambria Math" w:eastAsia="Arial" w:hAnsi="Cambria Math" w:cs="Cambria Math"/>
+        </w:rPr>
+        <w:t>₁₀</w:t>
+      </w:r>
+      <w:r>
+        <w:rPr>
+          <w:rFonts w:ascii="Arial" w:eastAsia="Arial" w:hAnsi="Arial" w:cs="Arial"/>
+        </w:rPr>
+        <w:t xml:space="preserve"> ≤ 6/7)</w:t>
+      </w:r>
+      <w:r>
+        <w:rPr>
+          <w:rFonts w:ascii="Arial" w:eastAsia="Arial" w:hAnsi="Arial" w:cs="Arial"/>
+        </w:rPr>
+        <w:t>.</w:t>
+      </w:r>
+    </w:p>
+    <w:p>
+      <w:pPr>
+        <w:rPr>
+          <w:rFonts w:ascii="Arial" w:hAnsi="Arial" w:cs="Arial"/>
+        </w:rPr>
+      </w:pPr>
+    </w:p>
+    <w:p>
+      <w:pPr>
+        <w:spacing w:after="80"/>
+        <w:rPr>
+          <w:rFonts w:ascii="Arial" w:hAnsi="Arial" w:cs="Arial"/>
+        </w:rPr>
+      </w:pPr>
+    </w:p>
+    <w:p>
+      <w:pPr>
+        <w:pStyle w:val="Heading1"/>
+        <w:rPr>
+          <w:rFonts w:ascii="Arial" w:hAnsi="Arial" w:cs="Arial"/>
+        </w:rPr>
+      </w:pPr>
+      <w:r>
+        <w:rPr>
+          <w:rFonts w:ascii="Arial" w:hAnsi="Arial" w:cs="Arial"/>
+        </w:rPr>
+        <w:lastRenderedPageBreak/>
+        <w:t>4. Experimento 2: variando la cantidad de monedas</w:t>
+      </w:r>
+    </w:p>
+    <w:p>
+      <w:pPr>
+        <w:pStyle w:val="Heading2"/>
+        <w:rPr>
+          <w:rFonts w:ascii="Arial" w:hAnsi="Arial" w:cs="Arial"/>
+        </w:rPr>
+      </w:pPr>
+      <w:r>
+        <w:rPr>
+          <w:rFonts w:ascii="Arial" w:hAnsi="Arial" w:cs="Arial"/>
+        </w:rPr>
+        <w:t>Configuración</w:t>
+      </w:r>
+    </w:p>
+    <w:p>
+      <w:pPr>
+        <w:rPr>
+          <w:rFonts w:ascii="Arial" w:hAnsi="Arial" w:cs="Arial"/>
+        </w:rPr>
+      </w:pPr>
+      <w:r>
+        <w:rPr>
+          <w:rFonts w:ascii="Arial" w:eastAsia="Arial" w:hAnsi="Arial" w:cs="Arial"/>
+        </w:rPr>
+        <w:t xml:space="preserve">Se fijó </w:t>
+      </w:r>
+      <w:proofErr w:type="spellStart"/>
+      <w:r>
+        <w:rPr>
+          <w:rFonts w:ascii="Arial" w:eastAsia="Arial" w:hAnsi="Arial" w:cs="Arial"/>
+          <w:b/>
+          <w:bCs/>
+        </w:rPr>
+        <w:t>n_muestras</w:t>
+      </w:r>
+      <w:proofErr w:type="spellEnd"/>
+      <w:r>
+        <w:rPr>
+          <w:rFonts w:ascii="Arial" w:eastAsia="Arial" w:hAnsi="Arial" w:cs="Arial"/>
+          <w:b/>
+          <w:bCs/>
+        </w:rPr>
+        <w:t xml:space="preserve"> = 100.000</w:t>
+      </w:r>
+      <w:r>
+        <w:rPr>
+          <w:rFonts w:ascii="Arial" w:eastAsia="Arial" w:hAnsi="Arial" w:cs="Arial"/>
+        </w:rPr>
+        <w:t xml:space="preserve"> y se varió la cantidad de monedas entre 5 y 50 (diez valores: 5, 10, 15, 20, 25, 30, 35, 40). La función </w:t>
+      </w:r>
+      <w:proofErr w:type="spellStart"/>
+      <w:r>
+        <w:rPr>
+          <w:rFonts w:ascii="Arial" w:eastAsia="Arial" w:hAnsi="Arial" w:cs="Arial"/>
+          <w:i/>
+          <w:iCs/>
+        </w:rPr>
+        <w:t>experimento_con_</w:t>
+      </w:r>
+      <w:proofErr w:type="gramStart"/>
+      <w:r>
+        <w:rPr>
+          <w:rFonts w:ascii="Arial" w:eastAsia="Arial" w:hAnsi="Arial" w:cs="Arial"/>
+          <w:i/>
+          <w:iCs/>
+        </w:rPr>
+        <w:t>monedas</w:t>
+      </w:r>
+      <w:proofErr w:type="spellEnd"/>
+      <w:r>
+        <w:rPr>
+          <w:rFonts w:ascii="Arial" w:eastAsia="Arial" w:hAnsi="Arial" w:cs="Arial"/>
+          <w:i/>
+          <w:iCs/>
+        </w:rPr>
+        <w:t>(</w:t>
+      </w:r>
+      <w:proofErr w:type="gramEnd"/>
+      <w:r>
+        <w:rPr>
+          <w:rFonts w:ascii="Arial" w:eastAsia="Arial" w:hAnsi="Arial" w:cs="Arial"/>
+          <w:i/>
+          <w:iCs/>
+        </w:rPr>
+        <w:t>)</w:t>
+      </w:r>
+      <w:r>
+        <w:rPr>
+          <w:rFonts w:ascii="Arial" w:eastAsia="Arial" w:hAnsi="Arial" w:cs="Arial"/>
+        </w:rPr>
+        <w:t xml:space="preserve"> ejecuta todos los casos.</w:t>
+      </w:r>
+    </w:p>
+    <w:p>
+      <w:pPr>
+        <w:pStyle w:val="Heading2"/>
+        <w:rPr>
+          <w:rFonts w:ascii="Arial" w:hAnsi="Arial" w:cs="Arial"/>
+        </w:rPr>
+      </w:pPr>
+      <w:r>
+        <w:rPr>
+          <w:rFonts w:ascii="Arial" w:hAnsi="Arial" w:cs="Arial"/>
+        </w:rPr>
+        <w:t>Resultados</w:t>
+      </w:r>
+    </w:p>
+    <w:p>
+      <w:pPr>
+        <w:spacing w:after="120"/>
+        <w:rPr>
+          <w:rFonts w:ascii="Arial" w:hAnsi="Arial" w:cs="Arial"/>
+        </w:rPr>
+      </w:pPr>
+    </w:p>
+    <w:tbl>
+      <w:tblPr>
+        <w:tblW w:w="8400" w:type="dxa"/>
+        <w:tblBorders>
+          <w:top w:val="single" w:sz="4" w:space="0" w:color="auto"/>
+          <w:left w:val="single" w:sz="4" w:space="0" w:color="auto"/>
+          <w:bottom w:val="single" w:sz="4" w:space="0" w:color="auto"/>
+          <w:right w:val="single" w:sz="4" w:space="0" w:color="auto"/>
+          <w:insideH w:val="single" w:sz="4" w:space="0" w:color="auto"/>
+          <w:insideV w:val="single" w:sz="4" w:space="0" w:color="auto"/>
+        </w:tblBorders>
+        <w:tblCellMar>
+          <w:left w:w="10" w:type="dxa"/>
+          <w:right w:w="10" w:type="dxa"/>
+        </w:tblCellMar>
+        <w:tblLook w:val="04A0" w:firstRow="1" w:lastRow="0" w:firstColumn="1" w:lastColumn="0" w:noHBand="0" w:noVBand="1"/>
+      </w:tblPr>
+      <w:tblGrid>
+        <w:gridCol w:w="2800"/>
+        <w:gridCol w:w="2800"/>
+        <w:gridCol w:w="2800"/>
+      </w:tblGrid>
+      <w:tr>
+        <w:tblPrEx>
+          <w:tblCellMar>
+            <w:top w:w="0" w:type="dxa"/>
+            <w:bottom w:w="0" w:type="dxa"/>
+          </w:tblCellMar>
+        </w:tblPrEx>
+        <w:trPr>
+          <w:tblHeader/>
+        </w:trPr>
+        <w:tc>
+          <w:tcPr>
+            <w:tcW w:w="2800" w:type="dxa"/>
+            <w:tcBorders>
+              <w:top w:val="single" w:sz="1" w:space="0" w:color="CCCCCC"/>
+              <w:left w:val="single" w:sz="1" w:space="0" w:color="CCCCCC"/>
+              <w:bottom w:val="single" w:sz="1" w:space="0" w:color="CCCCCC"/>
+              <w:right w:val="single" w:sz="1" w:space="0" w:color="CCCCCC"/>
+            </w:tcBorders>
+            <w:shd w:val="clear" w:color="auto" w:fill="2E5FA3"/>
+            <w:tcMar>
+              <w:top w:w="100" w:type="dxa"/>
+              <w:left w:w="140" w:type="dxa"/>
+              <w:bottom w:w="100" w:type="dxa"/>
+              <w:right w:w="140" w:type="dxa"/>
+            </w:tcMar>
+          </w:tcPr>
+          <w:p>
+            <w:pPr>
+              <w:jc w:val="center"/>
+              <w:rPr>
+                <w:rFonts w:ascii="Arial" w:hAnsi="Arial" w:cs="Arial"/>
+              </w:rPr>
+            </w:pPr>
+            <w:r>
+              <w:rPr>
+                <w:rFonts w:ascii="Arial" w:eastAsia="Arial" w:hAnsi="Arial" w:cs="Arial"/>
+                <w:b/>
+                <w:bCs/>
+                <w:color w:val="FFFFFF"/>
+                <w:sz w:val="22"/>
+                <w:szCs w:val="22"/>
+              </w:rPr>
+              <w:t>Monedas</w:t>
+            </w:r>
+          </w:p>
+        </w:tc>
+        <w:tc>
+          <w:tcPr>
+            <w:tcW w:w="2800" w:type="dxa"/>
+            <w:tcBorders>
+              <w:top w:val="single" w:sz="1" w:space="0" w:color="CCCCCC"/>
+              <w:left w:val="single" w:sz="1" w:space="0" w:color="CCCCCC"/>
+              <w:bottom w:val="single" w:sz="1" w:space="0" w:color="CCCCCC"/>
+              <w:right w:val="single" w:sz="1" w:space="0" w:color="CCCCCC"/>
+            </w:tcBorders>
+            <w:shd w:val="clear" w:color="auto" w:fill="2E5FA3"/>
+            <w:tcMar>
+              <w:top w:w="100" w:type="dxa"/>
+              <w:left w:w="140" w:type="dxa"/>
+              <w:bottom w:w="100" w:type="dxa"/>
+              <w:right w:w="140" w:type="dxa"/>
+            </w:tcMar>
+          </w:tcPr>
+          <w:p>
+            <w:pPr>
+              <w:jc w:val="center"/>
+              <w:rPr>
+                <w:rFonts w:ascii="Arial" w:hAnsi="Arial" w:cs="Arial"/>
+              </w:rPr>
+            </w:pPr>
+            <w:r>
+              <w:rPr>
+                <w:rFonts w:ascii="Arial" w:eastAsia="Arial" w:hAnsi="Arial" w:cs="Arial"/>
+                <w:b/>
+                <w:bCs/>
+                <w:color w:val="FFFFFF"/>
+                <w:sz w:val="22"/>
+                <w:szCs w:val="22"/>
+              </w:rPr>
+              <w:t>Frecuencia relativa</w:t>
+            </w:r>
+          </w:p>
+        </w:tc>
+        <w:tc>
+          <w:tcPr>
+            <w:tcW w:w="2800" w:type="dxa"/>
+            <w:tcBorders>
+              <w:top w:val="single" w:sz="1" w:space="0" w:color="CCCCCC"/>
+              <w:left w:val="single" w:sz="1" w:space="0" w:color="CCCCCC"/>
+              <w:bottom w:val="single" w:sz="1" w:space="0" w:color="CCCCCC"/>
+              <w:right w:val="single" w:sz="1" w:space="0" w:color="CCCCCC"/>
+            </w:tcBorders>
+            <w:shd w:val="clear" w:color="auto" w:fill="2E5FA3"/>
+            <w:tcMar>
+              <w:top w:w="100" w:type="dxa"/>
+              <w:left w:w="140" w:type="dxa"/>
+              <w:bottom w:w="100" w:type="dxa"/>
+              <w:right w:w="140" w:type="dxa"/>
+            </w:tcMar>
+          </w:tcPr>
+          <w:p>
+            <w:pPr>
+              <w:jc w:val="center"/>
+              <w:rPr>
+                <w:rFonts w:ascii="Arial" w:hAnsi="Arial" w:cs="Arial"/>
+              </w:rPr>
+            </w:pPr>
+            <w:r>
+              <w:rPr>
+                <w:rFonts w:ascii="Arial" w:eastAsia="Arial" w:hAnsi="Arial" w:cs="Arial"/>
+                <w:b/>
+                <w:bCs/>
+                <w:color w:val="FFFFFF"/>
+                <w:sz w:val="22"/>
+                <w:szCs w:val="22"/>
+              </w:rPr>
+              <w:t>Error absoluto</w:t>
+            </w:r>
+          </w:p>
+        </w:tc>
+      </w:tr>
+      <w:tr>
+        <w:tblPrEx>
+          <w:tblCellMar>
+            <w:top w:w="0" w:type="dxa"/>
+            <w:bottom w:w="0" w:type="dxa"/>
+          </w:tblCellMar>
+        </w:tblPrEx>
+        <w:tc>
+          <w:tcPr>
+            <w:tcW w:w="2800" w:type="dxa"/>
+            <w:tcBorders>
+              <w:top w:val="single" w:sz="1" w:space="0" w:color="CCCCCC"/>
+              <w:left w:val="single" w:sz="1" w:space="0" w:color="CCCCCC"/>
+              <w:bottom w:val="single" w:sz="1" w:space="0" w:color="CCCCCC"/>
+              <w:right w:val="single" w:sz="1" w:space="0" w:color="CCCCCC"/>
+            </w:tcBorders>
+            <w:shd w:val="clear" w:color="auto" w:fill="FFFFFF"/>
+            <w:tcMar>
+              <w:top w:w="100" w:type="dxa"/>
+              <w:left w:w="140" w:type="dxa"/>
+              <w:bottom w:w="100" w:type="dxa"/>
+              <w:right w:w="140" w:type="dxa"/>
+            </w:tcMar>
+          </w:tcPr>
+          <w:p>
+            <w:pPr>
+              <w:rPr>
+                <w:rFonts w:ascii="Arial" w:hAnsi="Arial" w:cs="Arial"/>
+              </w:rPr>
+            </w:pPr>
+            <w:r>
+              <w:rPr>
+                <w:rFonts w:ascii="Arial" w:eastAsia="Arial" w:hAnsi="Arial" w:cs="Arial"/>
+                <w:color w:val="000000"/>
+                <w:sz w:val="22"/>
+                <w:szCs w:val="22"/>
+              </w:rPr>
+              <w:t>5</w:t>
+            </w:r>
+          </w:p>
+        </w:tc>
+        <w:tc>
+          <w:tcPr>
+            <w:tcW w:w="2800" w:type="dxa"/>
+            <w:tcBorders>
+              <w:top w:val="single" w:sz="1" w:space="0" w:color="CCCCCC"/>
+              <w:left w:val="single" w:sz="1" w:space="0" w:color="CCCCCC"/>
+              <w:bottom w:val="single" w:sz="1" w:space="0" w:color="CCCCCC"/>
+              <w:right w:val="single" w:sz="1" w:space="0" w:color="CCCCCC"/>
+            </w:tcBorders>
+            <w:shd w:val="clear" w:color="auto" w:fill="FFFFFF"/>
+            <w:tcMar>
+              <w:top w:w="100" w:type="dxa"/>
+              <w:left w:w="140" w:type="dxa"/>
+              <w:bottom w:w="100" w:type="dxa"/>
+              <w:right w:w="140" w:type="dxa"/>
+            </w:tcMar>
+          </w:tcPr>
+          <w:p>
+            <w:pPr>
+              <w:rPr>
+                <w:rFonts w:ascii="Arial" w:hAnsi="Arial" w:cs="Arial"/>
+              </w:rPr>
+            </w:pPr>
+            <w:r>
+              <w:rPr>
+                <w:rFonts w:ascii="Arial" w:eastAsia="Arial" w:hAnsi="Arial" w:cs="Arial"/>
+                <w:color w:val="000000"/>
+                <w:sz w:val="22"/>
+                <w:szCs w:val="22"/>
+              </w:rPr>
+              <w:t>0,563320</w:t>
+            </w:r>
+          </w:p>
+        </w:tc>
+        <w:tc>
+          <w:tcPr>
+            <w:tcW w:w="2800" w:type="dxa"/>
+            <w:tcBorders>
+              <w:top w:val="single" w:sz="1" w:space="0" w:color="CCCCCC"/>
+              <w:left w:val="single" w:sz="1" w:space="0" w:color="CCCCCC"/>
+              <w:bottom w:val="single" w:sz="1" w:space="0" w:color="CCCCCC"/>
+              <w:right w:val="single" w:sz="1" w:space="0" w:color="CCCCCC"/>
+            </w:tcBorders>
+            <w:shd w:val="clear" w:color="auto" w:fill="FFFFFF"/>
+            <w:tcMar>
+              <w:top w:w="100" w:type="dxa"/>
+              <w:left w:w="140" w:type="dxa"/>
+              <w:bottom w:w="100" w:type="dxa"/>
+              <w:right w:w="140" w:type="dxa"/>
+            </w:tcMar>
+          </w:tcPr>
+          <w:p>
+            <w:pPr>
+              <w:rPr>
+                <w:rFonts w:ascii="Arial" w:hAnsi="Arial" w:cs="Arial"/>
+              </w:rPr>
+            </w:pPr>
+            <w:r>
+              <w:rPr>
+                <w:rFonts w:ascii="Arial" w:eastAsia="Arial" w:hAnsi="Arial" w:cs="Arial"/>
+                <w:color w:val="000000"/>
+                <w:sz w:val="22"/>
+                <w:szCs w:val="22"/>
+              </w:rPr>
+              <w:t>8,11 × 10</w:t>
+            </w:r>
+            <w:r>
+              <w:rPr>
+                <w:rFonts w:ascii="Cambria Math" w:eastAsia="Arial" w:hAnsi="Cambria Math" w:cs="Cambria Math"/>
+                <w:color w:val="000000"/>
+                <w:sz w:val="22"/>
+                <w:szCs w:val="22"/>
+              </w:rPr>
+              <w:t>⁻</w:t>
+            </w:r>
+            <w:r>
+              <w:rPr>
+                <w:rFonts w:ascii="Arial" w:eastAsia="Arial" w:hAnsi="Arial" w:cs="Arial"/>
+                <w:color w:val="000000"/>
+                <w:sz w:val="22"/>
+                <w:szCs w:val="22"/>
+              </w:rPr>
+              <w:t>³</w:t>
+            </w:r>
+          </w:p>
+        </w:tc>
+      </w:tr>
+      <w:tr>
+        <w:tblPrEx>
+          <w:tblCellMar>
+            <w:top w:w="0" w:type="dxa"/>
+            <w:bottom w:w="0" w:type="dxa"/>
+          </w:tblCellMar>
+        </w:tblPrEx>
+        <w:tc>
+          <w:tcPr>
+            <w:tcW w:w="2800" w:type="dxa"/>
+            <w:tcBorders>
+              <w:top w:val="single" w:sz="1" w:space="0" w:color="CCCCCC"/>
+              <w:left w:val="single" w:sz="1" w:space="0" w:color="CCCCCC"/>
+              <w:bottom w:val="single" w:sz="1" w:space="0" w:color="CCCCCC"/>
+              <w:right w:val="single" w:sz="1" w:space="0" w:color="CCCCCC"/>
+            </w:tcBorders>
+            <w:shd w:val="clear" w:color="auto" w:fill="FFFFFF"/>
+            <w:tcMar>
+              <w:top w:w="100" w:type="dxa"/>
+              <w:left w:w="140" w:type="dxa"/>
+              <w:bottom w:w="100" w:type="dxa"/>
+              <w:right w:w="140" w:type="dxa"/>
+            </w:tcMar>
+          </w:tcPr>
+          <w:p>
+            <w:pPr>
+              <w:rPr>
+                <w:rFonts w:ascii="Arial" w:hAnsi="Arial" w:cs="Arial"/>
+              </w:rPr>
+            </w:pPr>
+            <w:r>
+              <w:rPr>
+                <w:rFonts w:ascii="Arial" w:eastAsia="Arial" w:hAnsi="Arial" w:cs="Arial"/>
+                <w:color w:val="000000"/>
+                <w:sz w:val="22"/>
+                <w:szCs w:val="22"/>
+              </w:rPr>
+              <w:t>10</w:t>
+            </w:r>
+          </w:p>
+        </w:tc>
+        <w:tc>
+          <w:tcPr>
+            <w:tcW w:w="2800" w:type="dxa"/>
+            <w:tcBorders>
+              <w:top w:val="single" w:sz="1" w:space="0" w:color="CCCCCC"/>
+              <w:left w:val="single" w:sz="1" w:space="0" w:color="CCCCCC"/>
+              <w:bottom w:val="single" w:sz="1" w:space="0" w:color="CCCCCC"/>
+              <w:right w:val="single" w:sz="1" w:space="0" w:color="CCCCCC"/>
+            </w:tcBorders>
+            <w:shd w:val="clear" w:color="auto" w:fill="FFFFFF"/>
+            <w:tcMar>
+              <w:top w:w="100" w:type="dxa"/>
+              <w:left w:w="140" w:type="dxa"/>
+              <w:bottom w:w="100" w:type="dxa"/>
+              <w:right w:w="140" w:type="dxa"/>
+            </w:tcMar>
+          </w:tcPr>
+          <w:p>
+            <w:pPr>
+              <w:rPr>
+                <w:rFonts w:ascii="Arial" w:hAnsi="Arial" w:cs="Arial"/>
+              </w:rPr>
+            </w:pPr>
+            <w:r>
+              <w:rPr>
+                <w:rFonts w:ascii="Arial" w:eastAsia="Arial" w:hAnsi="Arial" w:cs="Arial"/>
+                <w:color w:val="000000"/>
+                <w:sz w:val="22"/>
+                <w:szCs w:val="22"/>
+              </w:rPr>
+              <w:t>0,571650</w:t>
+            </w:r>
+          </w:p>
+        </w:tc>
+        <w:tc>
+          <w:tcPr>
+            <w:tcW w:w="2800" w:type="dxa"/>
+            <w:tcBorders>
+              <w:top w:val="single" w:sz="1" w:space="0" w:color="CCCCCC"/>
+              <w:left w:val="single" w:sz="1" w:space="0" w:color="CCCCCC"/>
+              <w:bottom w:val="single" w:sz="1" w:space="0" w:color="CCCCCC"/>
+              <w:right w:val="single" w:sz="1" w:space="0" w:color="CCCCCC"/>
+            </w:tcBorders>
+            <w:shd w:val="clear" w:color="auto" w:fill="FFFFFF"/>
+            <w:tcMar>
+              <w:top w:w="100" w:type="dxa"/>
+              <w:left w:w="140" w:type="dxa"/>
+              <w:bottom w:w="100" w:type="dxa"/>
+              <w:right w:w="140" w:type="dxa"/>
+            </w:tcMar>
+          </w:tcPr>
+          <w:p>
+            <w:pPr>
+              <w:rPr>
+                <w:rFonts w:ascii="Arial" w:hAnsi="Arial" w:cs="Arial"/>
+              </w:rPr>
+            </w:pPr>
+            <w:r>
+              <w:rPr>
+                <w:rFonts w:ascii="Arial" w:eastAsia="Arial" w:hAnsi="Arial" w:cs="Arial"/>
+                <w:color w:val="000000"/>
+                <w:sz w:val="22"/>
+                <w:szCs w:val="22"/>
+              </w:rPr>
+              <w:t>2,21 × 10</w:t>
+            </w:r>
+            <w:r>
+              <w:rPr>
+                <w:rFonts w:ascii="Cambria Math" w:eastAsia="Arial" w:hAnsi="Cambria Math" w:cs="Cambria Math"/>
+                <w:color w:val="000000"/>
+                <w:sz w:val="22"/>
+                <w:szCs w:val="22"/>
+              </w:rPr>
+              <w:t>⁻</w:t>
+            </w:r>
+            <w:r>
+              <w:rPr>
+                <w:rFonts w:ascii="Arial" w:eastAsia="Arial" w:hAnsi="Arial" w:cs="Arial"/>
+                <w:color w:val="000000"/>
+                <w:sz w:val="22"/>
+                <w:szCs w:val="22"/>
+              </w:rPr>
+              <w:t>⁴</w:t>
+            </w:r>
+          </w:p>
+        </w:tc>
+      </w:tr>
+      <w:tr>
+        <w:tblPrEx>
+          <w:tblCellMar>
+            <w:top w:w="0" w:type="dxa"/>
+            <w:bottom w:w="0" w:type="dxa"/>
+          </w:tblCellMar>
+        </w:tblPrEx>
+        <w:tc>
+          <w:tcPr>
+            <w:tcW w:w="2800" w:type="dxa"/>
+            <w:tcBorders>
+              <w:top w:val="single" w:sz="1" w:space="0" w:color="CCCCCC"/>
+              <w:left w:val="single" w:sz="1" w:space="0" w:color="CCCCCC"/>
+              <w:bottom w:val="single" w:sz="1" w:space="0" w:color="CCCCCC"/>
+              <w:right w:val="single" w:sz="1" w:space="0" w:color="CCCCCC"/>
+            </w:tcBorders>
+            <w:shd w:val="clear" w:color="auto" w:fill="FFFFFF"/>
+            <w:tcMar>
+              <w:top w:w="100" w:type="dxa"/>
+              <w:left w:w="140" w:type="dxa"/>
+              <w:bottom w:w="100" w:type="dxa"/>
+              <w:right w:w="140" w:type="dxa"/>
+            </w:tcMar>
+          </w:tcPr>
+          <w:p>
+            <w:pPr>
+              <w:rPr>
+                <w:rFonts w:ascii="Arial" w:hAnsi="Arial" w:cs="Arial"/>
+              </w:rPr>
+            </w:pPr>
+            <w:r>
+              <w:rPr>
+                <w:rFonts w:ascii="Arial" w:eastAsia="Arial" w:hAnsi="Arial" w:cs="Arial"/>
+                <w:color w:val="000000"/>
+                <w:sz w:val="22"/>
+                <w:szCs w:val="22"/>
+              </w:rPr>
+              <w:t>15</w:t>
+            </w:r>
+          </w:p>
+        </w:tc>
+        <w:tc>
+          <w:tcPr>
+            <w:tcW w:w="2800" w:type="dxa"/>
+            <w:tcBorders>
+              <w:top w:val="single" w:sz="1" w:space="0" w:color="CCCCCC"/>
+              <w:left w:val="single" w:sz="1" w:space="0" w:color="CCCCCC"/>
+              <w:bottom w:val="single" w:sz="1" w:space="0" w:color="CCCCCC"/>
+              <w:right w:val="single" w:sz="1" w:space="0" w:color="CCCCCC"/>
+            </w:tcBorders>
+            <w:shd w:val="clear" w:color="auto" w:fill="FFFFFF"/>
+            <w:tcMar>
+              <w:top w:w="100" w:type="dxa"/>
+              <w:left w:w="140" w:type="dxa"/>
+              <w:bottom w:w="100" w:type="dxa"/>
+              <w:right w:w="140" w:type="dxa"/>
+            </w:tcMar>
+          </w:tcPr>
+          <w:p>
+            <w:pPr>
+              <w:rPr>
+                <w:rFonts w:ascii="Arial" w:hAnsi="Arial" w:cs="Arial"/>
+              </w:rPr>
+            </w:pPr>
+            <w:r>
+              <w:rPr>
+                <w:rFonts w:ascii="Arial" w:eastAsia="Arial" w:hAnsi="Arial" w:cs="Arial"/>
+                <w:color w:val="000000"/>
+                <w:sz w:val="22"/>
+                <w:szCs w:val="22"/>
+              </w:rPr>
+              <w:t>0,574140</w:t>
+            </w:r>
+          </w:p>
+        </w:tc>
+        <w:tc>
+          <w:tcPr>
+            <w:tcW w:w="2800" w:type="dxa"/>
+            <w:tcBorders>
+              <w:top w:val="single" w:sz="1" w:space="0" w:color="CCCCCC"/>
+              <w:left w:val="single" w:sz="1" w:space="0" w:color="CCCCCC"/>
+              <w:bottom w:val="single" w:sz="1" w:space="0" w:color="CCCCCC"/>
+              <w:right w:val="single" w:sz="1" w:space="0" w:color="CCCCCC"/>
+            </w:tcBorders>
+            <w:shd w:val="clear" w:color="auto" w:fill="FFFFFF"/>
+            <w:tcMar>
+              <w:top w:w="100" w:type="dxa"/>
+              <w:left w:w="140" w:type="dxa"/>
+              <w:bottom w:w="100" w:type="dxa"/>
+              <w:right w:w="140" w:type="dxa"/>
+            </w:tcMar>
+          </w:tcPr>
+          <w:p>
+            <w:pPr>
+              <w:rPr>
+                <w:rFonts w:ascii="Arial" w:hAnsi="Arial" w:cs="Arial"/>
+              </w:rPr>
+            </w:pPr>
+            <w:r>
+              <w:rPr>
+                <w:rFonts w:ascii="Arial" w:eastAsia="Arial" w:hAnsi="Arial" w:cs="Arial"/>
+                <w:color w:val="000000"/>
+                <w:sz w:val="22"/>
+                <w:szCs w:val="22"/>
+              </w:rPr>
+              <w:t>2,71 × 10</w:t>
+            </w:r>
+            <w:r>
+              <w:rPr>
+                <w:rFonts w:ascii="Cambria Math" w:eastAsia="Arial" w:hAnsi="Cambria Math" w:cs="Cambria Math"/>
+                <w:color w:val="000000"/>
+                <w:sz w:val="22"/>
+                <w:szCs w:val="22"/>
+              </w:rPr>
+              <w:t>⁻</w:t>
+            </w:r>
+            <w:r>
+              <w:rPr>
+                <w:rFonts w:ascii="Arial" w:eastAsia="Arial" w:hAnsi="Arial" w:cs="Arial"/>
+                <w:color w:val="000000"/>
+                <w:sz w:val="22"/>
+                <w:szCs w:val="22"/>
+              </w:rPr>
+              <w:t>³</w:t>
+            </w:r>
+          </w:p>
+        </w:tc>
+      </w:tr>
+      <w:tr>
+        <w:tblPrEx>
+          <w:tblCellMar>
+            <w:top w:w="0" w:type="dxa"/>
+            <w:bottom w:w="0" w:type="dxa"/>
+          </w:tblCellMar>
+        </w:tblPrEx>
+        <w:tc>
+          <w:tcPr>
+            <w:tcW w:w="2800" w:type="dxa"/>
+            <w:tcBorders>
+              <w:top w:val="single" w:sz="1" w:space="0" w:color="CCCCCC"/>
+              <w:left w:val="single" w:sz="1" w:space="0" w:color="CCCCCC"/>
+              <w:bottom w:val="single" w:sz="1" w:space="0" w:color="CCCCCC"/>
+              <w:right w:val="single" w:sz="1" w:space="0" w:color="CCCCCC"/>
+            </w:tcBorders>
+            <w:shd w:val="clear" w:color="auto" w:fill="FFFFFF"/>
+            <w:tcMar>
+              <w:top w:w="100" w:type="dxa"/>
+              <w:left w:w="140" w:type="dxa"/>
+              <w:bottom w:w="100" w:type="dxa"/>
+              <w:right w:w="140" w:type="dxa"/>
+            </w:tcMar>
+          </w:tcPr>
+          <w:p>
+            <w:pPr>
+              <w:rPr>
+                <w:rFonts w:ascii="Arial" w:hAnsi="Arial" w:cs="Arial"/>
+              </w:rPr>
+            </w:pPr>
+            <w:r>
+              <w:rPr>
+                <w:rFonts w:ascii="Arial" w:eastAsia="Arial" w:hAnsi="Arial" w:cs="Arial"/>
+                <w:color w:val="000000"/>
+                <w:sz w:val="22"/>
+                <w:szCs w:val="22"/>
+              </w:rPr>
+              <w:t>20</w:t>
+            </w:r>
+          </w:p>
+        </w:tc>
+        <w:tc>
+          <w:tcPr>
+            <w:tcW w:w="2800" w:type="dxa"/>
+            <w:tcBorders>
+              <w:top w:val="single" w:sz="1" w:space="0" w:color="CCCCCC"/>
+              <w:left w:val="single" w:sz="1" w:space="0" w:color="CCCCCC"/>
+              <w:bottom w:val="single" w:sz="1" w:space="0" w:color="CCCCCC"/>
+              <w:right w:val="single" w:sz="1" w:space="0" w:color="CCCCCC"/>
+            </w:tcBorders>
+            <w:shd w:val="clear" w:color="auto" w:fill="FFFFFF"/>
+            <w:tcMar>
+              <w:top w:w="100" w:type="dxa"/>
+              <w:left w:w="140" w:type="dxa"/>
+              <w:bottom w:w="100" w:type="dxa"/>
+              <w:right w:w="140" w:type="dxa"/>
+            </w:tcMar>
+          </w:tcPr>
+          <w:p>
+            <w:pPr>
+              <w:rPr>
+                <w:rFonts w:ascii="Arial" w:hAnsi="Arial" w:cs="Arial"/>
+              </w:rPr>
+            </w:pPr>
+            <w:r>
+              <w:rPr>
+                <w:rFonts w:ascii="Arial" w:eastAsia="Arial" w:hAnsi="Arial" w:cs="Arial"/>
+                <w:color w:val="000000"/>
+                <w:sz w:val="22"/>
+                <w:szCs w:val="22"/>
+              </w:rPr>
+              <w:t>0,569460</w:t>
+            </w:r>
+          </w:p>
+        </w:tc>
+        <w:tc>
+          <w:tcPr>
+            <w:tcW w:w="2800" w:type="dxa"/>
+            <w:tcBorders>
+              <w:top w:val="single" w:sz="1" w:space="0" w:color="CCCCCC"/>
+              <w:left w:val="single" w:sz="1" w:space="0" w:color="CCCCCC"/>
+              <w:bottom w:val="single" w:sz="1" w:space="0" w:color="CCCCCC"/>
+              <w:right w:val="single" w:sz="1" w:space="0" w:color="CCCCCC"/>
+            </w:tcBorders>
+            <w:shd w:val="clear" w:color="auto" w:fill="FFFFFF"/>
+            <w:tcMar>
+              <w:top w:w="100" w:type="dxa"/>
+              <w:left w:w="140" w:type="dxa"/>
+              <w:bottom w:w="100" w:type="dxa"/>
+              <w:right w:w="140" w:type="dxa"/>
+            </w:tcMar>
+          </w:tcPr>
+          <w:p>
+            <w:pPr>
+              <w:rPr>
+                <w:rFonts w:ascii="Arial" w:hAnsi="Arial" w:cs="Arial"/>
+              </w:rPr>
+            </w:pPr>
+            <w:r>
+              <w:rPr>
+                <w:rFonts w:ascii="Arial" w:eastAsia="Arial" w:hAnsi="Arial" w:cs="Arial"/>
+                <w:color w:val="000000"/>
+                <w:sz w:val="22"/>
+                <w:szCs w:val="22"/>
+              </w:rPr>
+              <w:t>1,97 × 10</w:t>
+            </w:r>
+            <w:r>
+              <w:rPr>
+                <w:rFonts w:ascii="Cambria Math" w:eastAsia="Arial" w:hAnsi="Cambria Math" w:cs="Cambria Math"/>
+                <w:color w:val="000000"/>
+                <w:sz w:val="22"/>
+                <w:szCs w:val="22"/>
+              </w:rPr>
+              <w:t>⁻</w:t>
+            </w:r>
+            <w:r>
+              <w:rPr>
+                <w:rFonts w:ascii="Arial" w:eastAsia="Arial" w:hAnsi="Arial" w:cs="Arial"/>
+                <w:color w:val="000000"/>
+                <w:sz w:val="22"/>
+                <w:szCs w:val="22"/>
+              </w:rPr>
+              <w:t>³</w:t>
+            </w:r>
+          </w:p>
+        </w:tc>
+      </w:tr>
+      <w:tr>
+        <w:tblPrEx>
+          <w:tblCellMar>
+            <w:top w:w="0" w:type="dxa"/>
+            <w:bottom w:w="0" w:type="dxa"/>
+          </w:tblCellMar>
+        </w:tblPrEx>
+        <w:tc>
+          <w:tcPr>
+            <w:tcW w:w="2800" w:type="dxa"/>
+            <w:tcBorders>
+              <w:top w:val="single" w:sz="1" w:space="0" w:color="CCCCCC"/>
+              <w:left w:val="single" w:sz="1" w:space="0" w:color="CCCCCC"/>
+              <w:bottom w:val="single" w:sz="1" w:space="0" w:color="CCCCCC"/>
+              <w:right w:val="single" w:sz="1" w:space="0" w:color="CCCCCC"/>
+            </w:tcBorders>
+            <w:shd w:val="clear" w:color="auto" w:fill="FFFFFF"/>
+            <w:tcMar>
+              <w:top w:w="100" w:type="dxa"/>
+              <w:left w:w="140" w:type="dxa"/>
+              <w:bottom w:w="100" w:type="dxa"/>
+              <w:right w:w="140" w:type="dxa"/>
+            </w:tcMar>
+          </w:tcPr>
+          <w:p>
+            <w:pPr>
+              <w:rPr>
+                <w:rFonts w:ascii="Arial" w:hAnsi="Arial" w:cs="Arial"/>
+              </w:rPr>
+            </w:pPr>
+            <w:r>
+              <w:rPr>
+                <w:rFonts w:ascii="Arial" w:eastAsia="Arial" w:hAnsi="Arial" w:cs="Arial"/>
+                <w:color w:val="000000"/>
+                <w:sz w:val="22"/>
+                <w:szCs w:val="22"/>
+              </w:rPr>
+              <w:t>25</w:t>
+            </w:r>
+          </w:p>
+        </w:tc>
+        <w:tc>
+          <w:tcPr>
+            <w:tcW w:w="2800" w:type="dxa"/>
+            <w:tcBorders>
+              <w:top w:val="single" w:sz="1" w:space="0" w:color="CCCCCC"/>
+              <w:left w:val="single" w:sz="1" w:space="0" w:color="CCCCCC"/>
+              <w:bottom w:val="single" w:sz="1" w:space="0" w:color="CCCCCC"/>
+              <w:right w:val="single" w:sz="1" w:space="0" w:color="CCCCCC"/>
+            </w:tcBorders>
+            <w:shd w:val="clear" w:color="auto" w:fill="FFFFFF"/>
+            <w:tcMar>
+              <w:top w:w="100" w:type="dxa"/>
+              <w:left w:w="140" w:type="dxa"/>
+              <w:bottom w:w="100" w:type="dxa"/>
+              <w:right w:w="140" w:type="dxa"/>
+            </w:tcMar>
+          </w:tcPr>
+          <w:p>
+            <w:pPr>
+              <w:rPr>
+                <w:rFonts w:ascii="Arial" w:hAnsi="Arial" w:cs="Arial"/>
+              </w:rPr>
+            </w:pPr>
+            <w:r>
+              <w:rPr>
+                <w:rFonts w:ascii="Arial" w:eastAsia="Arial" w:hAnsi="Arial" w:cs="Arial"/>
+                <w:color w:val="000000"/>
+                <w:sz w:val="22"/>
+                <w:szCs w:val="22"/>
+              </w:rPr>
+              <w:t>0,570530</w:t>
+            </w:r>
+          </w:p>
+        </w:tc>
+        <w:tc>
+          <w:tcPr>
+            <w:tcW w:w="2800" w:type="dxa"/>
+            <w:tcBorders>
+              <w:top w:val="single" w:sz="1" w:space="0" w:color="CCCCCC"/>
+              <w:left w:val="single" w:sz="1" w:space="0" w:color="CCCCCC"/>
+              <w:bottom w:val="single" w:sz="1" w:space="0" w:color="CCCCCC"/>
+              <w:right w:val="single" w:sz="1" w:space="0" w:color="CCCCCC"/>
+            </w:tcBorders>
+            <w:shd w:val="clear" w:color="auto" w:fill="FFFFFF"/>
+            <w:tcMar>
+              <w:top w:w="100" w:type="dxa"/>
+              <w:left w:w="140" w:type="dxa"/>
+              <w:bottom w:w="100" w:type="dxa"/>
+              <w:right w:w="140" w:type="dxa"/>
+            </w:tcMar>
+          </w:tcPr>
+          <w:p>
+            <w:pPr>
+              <w:rPr>
+                <w:rFonts w:ascii="Arial" w:hAnsi="Arial" w:cs="Arial"/>
+              </w:rPr>
+            </w:pPr>
+            <w:r>
+              <w:rPr>
+                <w:rFonts w:ascii="Arial" w:eastAsia="Arial" w:hAnsi="Arial" w:cs="Arial"/>
+                <w:color w:val="000000"/>
+                <w:sz w:val="22"/>
+                <w:szCs w:val="22"/>
+              </w:rPr>
+              <w:t>8,99 × 10</w:t>
+            </w:r>
+            <w:r>
+              <w:rPr>
+                <w:rFonts w:ascii="Cambria Math" w:eastAsia="Arial" w:hAnsi="Cambria Math" w:cs="Cambria Math"/>
+                <w:color w:val="000000"/>
+                <w:sz w:val="22"/>
+                <w:szCs w:val="22"/>
+              </w:rPr>
+              <w:t>⁻</w:t>
+            </w:r>
+            <w:r>
+              <w:rPr>
+                <w:rFonts w:ascii="Arial" w:eastAsia="Arial" w:hAnsi="Arial" w:cs="Arial"/>
+                <w:color w:val="000000"/>
+                <w:sz w:val="22"/>
+                <w:szCs w:val="22"/>
+              </w:rPr>
+              <w:t>⁴</w:t>
+            </w:r>
+          </w:p>
+        </w:tc>
+      </w:tr>
+      <w:tr>
+        <w:tblPrEx>
+          <w:tblCellMar>
+            <w:top w:w="0" w:type="dxa"/>
+            <w:bottom w:w="0" w:type="dxa"/>
+          </w:tblCellMar>
+        </w:tblPrEx>
+        <w:tc>
+          <w:tcPr>
+            <w:tcW w:w="2800" w:type="dxa"/>
+            <w:tcBorders>
+              <w:top w:val="single" w:sz="1" w:space="0" w:color="CCCCCC"/>
+              <w:left w:val="single" w:sz="1" w:space="0" w:color="CCCCCC"/>
+              <w:bottom w:val="single" w:sz="1" w:space="0" w:color="CCCCCC"/>
+              <w:right w:val="single" w:sz="1" w:space="0" w:color="CCCCCC"/>
+            </w:tcBorders>
+            <w:shd w:val="clear" w:color="auto" w:fill="FFFFFF"/>
+            <w:tcMar>
+              <w:top w:w="100" w:type="dxa"/>
+              <w:left w:w="140" w:type="dxa"/>
+              <w:bottom w:w="100" w:type="dxa"/>
+              <w:right w:w="140" w:type="dxa"/>
+            </w:tcMar>
+          </w:tcPr>
+          <w:p>
+            <w:pPr>
+              <w:rPr>
+                <w:rFonts w:ascii="Arial" w:hAnsi="Arial" w:cs="Arial"/>
+              </w:rPr>
+            </w:pPr>
+            <w:r>
+              <w:rPr>
+                <w:rFonts w:ascii="Arial" w:eastAsia="Arial" w:hAnsi="Arial" w:cs="Arial"/>
+                <w:color w:val="000000"/>
+                <w:sz w:val="22"/>
+                <w:szCs w:val="22"/>
+              </w:rPr>
+              <w:t>30</w:t>
+            </w:r>
+          </w:p>
+        </w:tc>
+        <w:tc>
+          <w:tcPr>
+            <w:tcW w:w="2800" w:type="dxa"/>
+            <w:tcBorders>
+              <w:top w:val="single" w:sz="1" w:space="0" w:color="CCCCCC"/>
+              <w:left w:val="single" w:sz="1" w:space="0" w:color="CCCCCC"/>
+              <w:bottom w:val="single" w:sz="1" w:space="0" w:color="CCCCCC"/>
+              <w:right w:val="single" w:sz="1" w:space="0" w:color="CCCCCC"/>
+            </w:tcBorders>
+            <w:shd w:val="clear" w:color="auto" w:fill="FFFFFF"/>
+            <w:tcMar>
+              <w:top w:w="100" w:type="dxa"/>
+              <w:left w:w="140" w:type="dxa"/>
+              <w:bottom w:w="100" w:type="dxa"/>
+              <w:right w:w="140" w:type="dxa"/>
+            </w:tcMar>
+          </w:tcPr>
+          <w:p>
+            <w:pPr>
+              <w:rPr>
+                <w:rFonts w:ascii="Arial" w:hAnsi="Arial" w:cs="Arial"/>
+              </w:rPr>
+            </w:pPr>
+            <w:r>
+              <w:rPr>
+                <w:rFonts w:ascii="Arial" w:eastAsia="Arial" w:hAnsi="Arial" w:cs="Arial"/>
+                <w:color w:val="000000"/>
+                <w:sz w:val="22"/>
+                <w:szCs w:val="22"/>
+              </w:rPr>
+              <w:t>0,569330</w:t>
+            </w:r>
+          </w:p>
+        </w:tc>
+        <w:tc>
+          <w:tcPr>
+            <w:tcW w:w="2800" w:type="dxa"/>
+            <w:tcBorders>
+              <w:top w:val="single" w:sz="1" w:space="0" w:color="CCCCCC"/>
+              <w:left w:val="single" w:sz="1" w:space="0" w:color="CCCCCC"/>
+              <w:bottom w:val="single" w:sz="1" w:space="0" w:color="CCCCCC"/>
+              <w:right w:val="single" w:sz="1" w:space="0" w:color="CCCCCC"/>
+            </w:tcBorders>
+            <w:shd w:val="clear" w:color="auto" w:fill="FFFFFF"/>
+            <w:tcMar>
+              <w:top w:w="100" w:type="dxa"/>
+              <w:left w:w="140" w:type="dxa"/>
+              <w:bottom w:w="100" w:type="dxa"/>
+              <w:right w:w="140" w:type="dxa"/>
+            </w:tcMar>
+          </w:tcPr>
+          <w:p>
+            <w:pPr>
+              <w:rPr>
+                <w:rFonts w:ascii="Arial" w:hAnsi="Arial" w:cs="Arial"/>
+              </w:rPr>
+            </w:pPr>
+            <w:r>
+              <w:rPr>
+                <w:rFonts w:ascii="Arial" w:eastAsia="Arial" w:hAnsi="Arial" w:cs="Arial"/>
+                <w:color w:val="000000"/>
+                <w:sz w:val="22"/>
+                <w:szCs w:val="22"/>
+              </w:rPr>
+              <w:t>2,10 × 10</w:t>
+            </w:r>
+            <w:r>
+              <w:rPr>
+                <w:rFonts w:ascii="Cambria Math" w:eastAsia="Arial" w:hAnsi="Cambria Math" w:cs="Cambria Math"/>
+                <w:color w:val="000000"/>
+                <w:sz w:val="22"/>
+                <w:szCs w:val="22"/>
+              </w:rPr>
+              <w:t>⁻</w:t>
+            </w:r>
+            <w:r>
+              <w:rPr>
+                <w:rFonts w:ascii="Arial" w:eastAsia="Arial" w:hAnsi="Arial" w:cs="Arial"/>
+                <w:color w:val="000000"/>
+                <w:sz w:val="22"/>
+                <w:szCs w:val="22"/>
+              </w:rPr>
+              <w:t>³</w:t>
+            </w:r>
+          </w:p>
+        </w:tc>
+      </w:tr>
+      <w:tr>
+        <w:tblPrEx>
+          <w:tblCellMar>
+            <w:top w:w="0" w:type="dxa"/>
+            <w:bottom w:w="0" w:type="dxa"/>
+          </w:tblCellMar>
+        </w:tblPrEx>
+        <w:tc>
+          <w:tcPr>
+            <w:tcW w:w="2800" w:type="dxa"/>
+            <w:tcBorders>
+              <w:top w:val="single" w:sz="1" w:space="0" w:color="CCCCCC"/>
+              <w:left w:val="single" w:sz="1" w:space="0" w:color="CCCCCC"/>
+              <w:bottom w:val="single" w:sz="1" w:space="0" w:color="CCCCCC"/>
+              <w:right w:val="single" w:sz="1" w:space="0" w:color="CCCCCC"/>
+            </w:tcBorders>
+            <w:shd w:val="clear" w:color="auto" w:fill="FFFFFF"/>
+            <w:tcMar>
+              <w:top w:w="100" w:type="dxa"/>
+              <w:left w:w="140" w:type="dxa"/>
+              <w:bottom w:w="100" w:type="dxa"/>
+              <w:right w:w="140" w:type="dxa"/>
+            </w:tcMar>
+          </w:tcPr>
+          <w:p>
+            <w:pPr>
+              <w:rPr>
+                <w:rFonts w:ascii="Arial" w:hAnsi="Arial" w:cs="Arial"/>
+              </w:rPr>
+            </w:pPr>
+            <w:r>
+              <w:rPr>
+                <w:rFonts w:ascii="Arial" w:eastAsia="Arial" w:hAnsi="Arial" w:cs="Arial"/>
+                <w:color w:val="000000"/>
+                <w:sz w:val="22"/>
+                <w:szCs w:val="22"/>
+              </w:rPr>
+              <w:t>35</w:t>
+            </w:r>
+          </w:p>
+        </w:tc>
+        <w:tc>
+          <w:tcPr>
+            <w:tcW w:w="2800" w:type="dxa"/>
+            <w:tcBorders>
+              <w:top w:val="single" w:sz="1" w:space="0" w:color="CCCCCC"/>
+              <w:left w:val="single" w:sz="1" w:space="0" w:color="CCCCCC"/>
+              <w:bottom w:val="single" w:sz="1" w:space="0" w:color="CCCCCC"/>
+              <w:right w:val="single" w:sz="1" w:space="0" w:color="CCCCCC"/>
+            </w:tcBorders>
+            <w:shd w:val="clear" w:color="auto" w:fill="FFFFFF"/>
+            <w:tcMar>
+              <w:top w:w="100" w:type="dxa"/>
+              <w:left w:w="140" w:type="dxa"/>
+              <w:bottom w:w="100" w:type="dxa"/>
+              <w:right w:w="140" w:type="dxa"/>
+            </w:tcMar>
+          </w:tcPr>
+          <w:p>
+            <w:pPr>
+              <w:rPr>
+                <w:rFonts w:ascii="Arial" w:hAnsi="Arial" w:cs="Arial"/>
+              </w:rPr>
+            </w:pPr>
+            <w:r>
+              <w:rPr>
+                <w:rFonts w:ascii="Arial" w:eastAsia="Arial" w:hAnsi="Arial" w:cs="Arial"/>
+                <w:color w:val="000000"/>
+                <w:sz w:val="22"/>
+                <w:szCs w:val="22"/>
+              </w:rPr>
+              <w:t>0,574650</w:t>
+            </w:r>
+          </w:p>
+        </w:tc>
+        <w:tc>
+          <w:tcPr>
+            <w:tcW w:w="2800" w:type="dxa"/>
+            <w:tcBorders>
+              <w:top w:val="single" w:sz="1" w:space="0" w:color="CCCCCC"/>
+              <w:left w:val="single" w:sz="1" w:space="0" w:color="CCCCCC"/>
+              <w:bottom w:val="single" w:sz="1" w:space="0" w:color="CCCCCC"/>
+              <w:right w:val="single" w:sz="1" w:space="0" w:color="CCCCCC"/>
+            </w:tcBorders>
+            <w:shd w:val="clear" w:color="auto" w:fill="FFFFFF"/>
+            <w:tcMar>
+              <w:top w:w="100" w:type="dxa"/>
+              <w:left w:w="140" w:type="dxa"/>
+              <w:bottom w:w="100" w:type="dxa"/>
+              <w:right w:w="140" w:type="dxa"/>
+            </w:tcMar>
+          </w:tcPr>
+          <w:p>
+            <w:pPr>
+              <w:rPr>
+                <w:rFonts w:ascii="Arial" w:hAnsi="Arial" w:cs="Arial"/>
+              </w:rPr>
+            </w:pPr>
+            <w:r>
+              <w:rPr>
+                <w:rFonts w:ascii="Arial" w:eastAsia="Arial" w:hAnsi="Arial" w:cs="Arial"/>
+                <w:color w:val="000000"/>
+                <w:sz w:val="22"/>
+                <w:szCs w:val="22"/>
+              </w:rPr>
+              <w:t>3,22 × 10</w:t>
+            </w:r>
+            <w:r>
+              <w:rPr>
+                <w:rFonts w:ascii="Cambria Math" w:eastAsia="Arial" w:hAnsi="Cambria Math" w:cs="Cambria Math"/>
+                <w:color w:val="000000"/>
+                <w:sz w:val="22"/>
+                <w:szCs w:val="22"/>
+              </w:rPr>
+              <w:t>⁻</w:t>
+            </w:r>
+            <w:r>
+              <w:rPr>
+                <w:rFonts w:ascii="Arial" w:eastAsia="Arial" w:hAnsi="Arial" w:cs="Arial"/>
+                <w:color w:val="000000"/>
+                <w:sz w:val="22"/>
+                <w:szCs w:val="22"/>
+              </w:rPr>
+              <w:t>³</w:t>
+            </w:r>
+          </w:p>
+        </w:tc>
+      </w:tr>
+      <w:tr>
+        <w:tblPrEx>
+          <w:tblCellMar>
+            <w:top w:w="0" w:type="dxa"/>
+            <w:bottom w:w="0" w:type="dxa"/>
+          </w:tblCellMar>
+        </w:tblPrEx>
+        <w:tc>
+          <w:tcPr>
+            <w:tcW w:w="2800" w:type="dxa"/>
+            <w:tcBorders>
+              <w:top w:val="single" w:sz="1" w:space="0" w:color="CCCCCC"/>
+              <w:left w:val="single" w:sz="1" w:space="0" w:color="CCCCCC"/>
+              <w:bottom w:val="single" w:sz="1" w:space="0" w:color="CCCCCC"/>
+              <w:right w:val="single" w:sz="1" w:space="0" w:color="CCCCCC"/>
+            </w:tcBorders>
+            <w:shd w:val="clear" w:color="auto" w:fill="FFFFFF"/>
+            <w:tcMar>
+              <w:top w:w="100" w:type="dxa"/>
+              <w:left w:w="140" w:type="dxa"/>
+              <w:bottom w:w="100" w:type="dxa"/>
+              <w:right w:w="140" w:type="dxa"/>
+            </w:tcMar>
+          </w:tcPr>
+          <w:p>
+            <w:pPr>
+              <w:rPr>
+                <w:rFonts w:ascii="Arial" w:hAnsi="Arial" w:cs="Arial"/>
+              </w:rPr>
+            </w:pPr>
+            <w:r>
+              <w:rPr>
+                <w:rFonts w:ascii="Arial" w:eastAsia="Arial" w:hAnsi="Arial" w:cs="Arial"/>
+                <w:color w:val="000000"/>
+                <w:sz w:val="22"/>
+                <w:szCs w:val="22"/>
+              </w:rPr>
+              <w:t>40</w:t>
+            </w:r>
+          </w:p>
+        </w:tc>
+        <w:tc>
+          <w:tcPr>
+            <w:tcW w:w="2800" w:type="dxa"/>
+            <w:tcBorders>
+              <w:top w:val="single" w:sz="1" w:space="0" w:color="CCCCCC"/>
+              <w:left w:val="single" w:sz="1" w:space="0" w:color="CCCCCC"/>
+              <w:bottom w:val="single" w:sz="1" w:space="0" w:color="CCCCCC"/>
+              <w:right w:val="single" w:sz="1" w:space="0" w:color="CCCCCC"/>
+            </w:tcBorders>
+            <w:shd w:val="clear" w:color="auto" w:fill="FFFFFF"/>
+            <w:tcMar>
+              <w:top w:w="100" w:type="dxa"/>
+              <w:left w:w="140" w:type="dxa"/>
+              <w:bottom w:w="100" w:type="dxa"/>
+              <w:right w:w="140" w:type="dxa"/>
+            </w:tcMar>
+          </w:tcPr>
+          <w:p>
+            <w:pPr>
+              <w:rPr>
+                <w:rFonts w:ascii="Arial" w:hAnsi="Arial" w:cs="Arial"/>
+              </w:rPr>
+            </w:pPr>
+            <w:r>
+              <w:rPr>
+                <w:rFonts w:ascii="Arial" w:eastAsia="Arial" w:hAnsi="Arial" w:cs="Arial"/>
+                <w:color w:val="000000"/>
+                <w:sz w:val="22"/>
+                <w:szCs w:val="22"/>
+              </w:rPr>
+              <w:t>0,571580</w:t>
+            </w:r>
+          </w:p>
+        </w:tc>
+        <w:tc>
+          <w:tcPr>
+            <w:tcW w:w="2800" w:type="dxa"/>
+            <w:tcBorders>
+              <w:top w:val="single" w:sz="1" w:space="0" w:color="CCCCCC"/>
+              <w:left w:val="single" w:sz="1" w:space="0" w:color="CCCCCC"/>
+              <w:bottom w:val="single" w:sz="1" w:space="0" w:color="CCCCCC"/>
+              <w:right w:val="single" w:sz="1" w:space="0" w:color="CCCCCC"/>
+            </w:tcBorders>
+            <w:shd w:val="clear" w:color="auto" w:fill="FFFFFF"/>
+            <w:tcMar>
+              <w:top w:w="100" w:type="dxa"/>
+              <w:left w:w="140" w:type="dxa"/>
+              <w:bottom w:w="100" w:type="dxa"/>
+              <w:right w:w="140" w:type="dxa"/>
+            </w:tcMar>
+          </w:tcPr>
+          <w:p>
+            <w:pPr>
+              <w:rPr>
+                <w:rFonts w:ascii="Arial" w:hAnsi="Arial" w:cs="Arial"/>
+              </w:rPr>
+            </w:pPr>
+            <w:r>
+              <w:rPr>
+                <w:rFonts w:ascii="Arial" w:eastAsia="Arial" w:hAnsi="Arial" w:cs="Arial"/>
+                <w:color w:val="000000"/>
+                <w:sz w:val="22"/>
+                <w:szCs w:val="22"/>
+              </w:rPr>
+              <w:t>1,51 × 10</w:t>
+            </w:r>
+            <w:r>
+              <w:rPr>
+                <w:rFonts w:ascii="Cambria Math" w:eastAsia="Arial" w:hAnsi="Cambria Math" w:cs="Cambria Math"/>
+                <w:color w:val="000000"/>
+                <w:sz w:val="22"/>
+                <w:szCs w:val="22"/>
+              </w:rPr>
+              <w:t>⁻</w:t>
+            </w:r>
+            <w:r>
+              <w:rPr>
+                <w:rFonts w:ascii="Arial" w:eastAsia="Arial" w:hAnsi="Arial" w:cs="Arial"/>
+                <w:color w:val="000000"/>
+                <w:sz w:val="22"/>
+                <w:szCs w:val="22"/>
+              </w:rPr>
+              <w:t>⁴</w:t>
+            </w:r>
+          </w:p>
+        </w:tc>
+      </w:tr>
+      <w:tr>
+        <w:tblPrEx>
+          <w:tblCellMar>
+            <w:top w:w="0" w:type="dxa"/>
+            <w:bottom w:w="0" w:type="dxa"/>
+          </w:tblCellMar>
+        </w:tblPrEx>
+        <w:tc>
+          <w:tcPr>
+            <w:tcW w:w="2800" w:type="dxa"/>
+            <w:tcBorders>
+              <w:top w:val="single" w:sz="1" w:space="0" w:color="CCCCCC"/>
+              <w:left w:val="single" w:sz="1" w:space="0" w:color="CCCCCC"/>
+              <w:bottom w:val="single" w:sz="1" w:space="0" w:color="CCCCCC"/>
+              <w:right w:val="single" w:sz="1" w:space="0" w:color="CCCCCC"/>
+            </w:tcBorders>
+            <w:shd w:val="clear" w:color="auto" w:fill="FFFFFF"/>
+            <w:tcMar>
+              <w:top w:w="100" w:type="dxa"/>
+              <w:left w:w="140" w:type="dxa"/>
+              <w:bottom w:w="100" w:type="dxa"/>
+              <w:right w:w="140" w:type="dxa"/>
+            </w:tcMar>
+          </w:tcPr>
+          <w:p>
+            <w:pPr>
+              <w:rPr>
+                <w:rFonts w:ascii="Arial" w:hAnsi="Arial" w:cs="Arial"/>
+              </w:rPr>
+            </w:pPr>
+            <w:r>
+              <w:rPr>
+                <w:rFonts w:ascii="Arial" w:eastAsia="Arial" w:hAnsi="Arial" w:cs="Arial"/>
+                <w:color w:val="000000"/>
+                <w:sz w:val="22"/>
+                <w:szCs w:val="22"/>
+              </w:rPr>
+              <w:t>45</w:t>
+            </w:r>
+          </w:p>
+        </w:tc>
+        <w:tc>
+          <w:tcPr>
+            <w:tcW w:w="2800" w:type="dxa"/>
+            <w:tcBorders>
+              <w:top w:val="single" w:sz="1" w:space="0" w:color="CCCCCC"/>
+              <w:left w:val="single" w:sz="1" w:space="0" w:color="CCCCCC"/>
+              <w:bottom w:val="single" w:sz="1" w:space="0" w:color="CCCCCC"/>
+              <w:right w:val="single" w:sz="1" w:space="0" w:color="CCCCCC"/>
+            </w:tcBorders>
+            <w:shd w:val="clear" w:color="auto" w:fill="FFFFFF"/>
+            <w:tcMar>
+              <w:top w:w="100" w:type="dxa"/>
+              <w:left w:w="140" w:type="dxa"/>
+              <w:bottom w:w="100" w:type="dxa"/>
+              <w:right w:w="140" w:type="dxa"/>
+            </w:tcMar>
+          </w:tcPr>
+          <w:p>
+            <w:pPr>
+              <w:rPr>
+                <w:rFonts w:ascii="Arial" w:hAnsi="Arial" w:cs="Arial"/>
+              </w:rPr>
+            </w:pPr>
+            <w:r>
+              <w:rPr>
+                <w:rFonts w:ascii="Arial" w:eastAsia="Arial" w:hAnsi="Arial" w:cs="Arial"/>
+                <w:color w:val="000000"/>
+                <w:sz w:val="22"/>
+                <w:szCs w:val="22"/>
+              </w:rPr>
+              <w:t>0,572110</w:t>
+            </w:r>
+          </w:p>
+        </w:tc>
+        <w:tc>
+          <w:tcPr>
+            <w:tcW w:w="2800" w:type="dxa"/>
+            <w:tcBorders>
+              <w:top w:val="single" w:sz="1" w:space="0" w:color="CCCCCC"/>
+              <w:left w:val="single" w:sz="1" w:space="0" w:color="CCCCCC"/>
+              <w:bottom w:val="single" w:sz="1" w:space="0" w:color="CCCCCC"/>
+              <w:right w:val="single" w:sz="1" w:space="0" w:color="CCCCCC"/>
+            </w:tcBorders>
+            <w:shd w:val="clear" w:color="auto" w:fill="FFFFFF"/>
+            <w:tcMar>
+              <w:top w:w="100" w:type="dxa"/>
+              <w:left w:w="140" w:type="dxa"/>
+              <w:bottom w:w="100" w:type="dxa"/>
+              <w:right w:w="140" w:type="dxa"/>
+            </w:tcMar>
+          </w:tcPr>
+          <w:p>
+            <w:pPr>
+              <w:rPr>
+                <w:rFonts w:ascii="Arial" w:hAnsi="Arial" w:cs="Arial"/>
+              </w:rPr>
+            </w:pPr>
+            <w:r>
+              <w:rPr>
+                <w:rFonts w:ascii="Arial" w:eastAsia="Arial" w:hAnsi="Arial" w:cs="Arial"/>
+                <w:color w:val="000000"/>
+                <w:sz w:val="22"/>
+                <w:szCs w:val="22"/>
+              </w:rPr>
+              <w:t>6,81 × 10</w:t>
+            </w:r>
+            <w:r>
+              <w:rPr>
+                <w:rFonts w:ascii="Cambria Math" w:eastAsia="Arial" w:hAnsi="Cambria Math" w:cs="Cambria Math"/>
+                <w:color w:val="000000"/>
+                <w:sz w:val="22"/>
+                <w:szCs w:val="22"/>
+              </w:rPr>
+              <w:t>⁻</w:t>
+            </w:r>
+            <w:r>
+              <w:rPr>
+                <w:rFonts w:ascii="Arial" w:eastAsia="Arial" w:hAnsi="Arial" w:cs="Arial"/>
+                <w:color w:val="000000"/>
+                <w:sz w:val="22"/>
+                <w:szCs w:val="22"/>
+              </w:rPr>
+              <w:t>⁴</w:t>
+            </w:r>
+          </w:p>
+        </w:tc>
+      </w:tr>
+      <w:tr>
+        <w:tblPrEx>
+          <w:tblCellMar>
+            <w:top w:w="0" w:type="dxa"/>
+            <w:bottom w:w="0" w:type="dxa"/>
+          </w:tblCellMar>
+        </w:tblPrEx>
+        <w:tc>
+          <w:tcPr>
+            <w:tcW w:w="2800" w:type="dxa"/>
+            <w:tcBorders>
+              <w:top w:val="single" w:sz="1" w:space="0" w:color="CCCCCC"/>
+              <w:left w:val="single" w:sz="1" w:space="0" w:color="CCCCCC"/>
+              <w:bottom w:val="single" w:sz="1" w:space="0" w:color="CCCCCC"/>
+              <w:right w:val="single" w:sz="1" w:space="0" w:color="CCCCCC"/>
+            </w:tcBorders>
+            <w:shd w:val="clear" w:color="auto" w:fill="FFFFFF"/>
+            <w:tcMar>
+              <w:top w:w="100" w:type="dxa"/>
+              <w:left w:w="140" w:type="dxa"/>
+              <w:bottom w:w="100" w:type="dxa"/>
+              <w:right w:w="140" w:type="dxa"/>
+            </w:tcMar>
+          </w:tcPr>
+          <w:p>
+            <w:pPr>
+              <w:rPr>
+                <w:rFonts w:ascii="Arial" w:hAnsi="Arial" w:cs="Arial"/>
+              </w:rPr>
+            </w:pPr>
+            <w:r>
+              <w:rPr>
+                <w:rFonts w:ascii="Arial" w:eastAsia="Arial" w:hAnsi="Arial" w:cs="Arial"/>
+                <w:color w:val="000000"/>
+                <w:sz w:val="22"/>
+                <w:szCs w:val="22"/>
+              </w:rPr>
+              <w:t>50</w:t>
+            </w:r>
+          </w:p>
+        </w:tc>
+        <w:tc>
+          <w:tcPr>
+            <w:tcW w:w="2800" w:type="dxa"/>
+            <w:tcBorders>
+              <w:top w:val="single" w:sz="1" w:space="0" w:color="CCCCCC"/>
+              <w:left w:val="single" w:sz="1" w:space="0" w:color="CCCCCC"/>
+              <w:bottom w:val="single" w:sz="1" w:space="0" w:color="CCCCCC"/>
+              <w:right w:val="single" w:sz="1" w:space="0" w:color="CCCCCC"/>
+            </w:tcBorders>
+            <w:shd w:val="clear" w:color="auto" w:fill="FFFFFF"/>
+            <w:tcMar>
+              <w:top w:w="100" w:type="dxa"/>
+              <w:left w:w="140" w:type="dxa"/>
+              <w:bottom w:w="100" w:type="dxa"/>
+              <w:right w:w="140" w:type="dxa"/>
+            </w:tcMar>
+          </w:tcPr>
+          <w:p>
+            <w:pPr>
+              <w:rPr>
+                <w:rFonts w:ascii="Arial" w:hAnsi="Arial" w:cs="Arial"/>
+              </w:rPr>
+            </w:pPr>
+            <w:r>
+              <w:rPr>
+                <w:rFonts w:ascii="Arial" w:eastAsia="Arial" w:hAnsi="Arial" w:cs="Arial"/>
+                <w:color w:val="000000"/>
+                <w:sz w:val="22"/>
+                <w:szCs w:val="22"/>
+              </w:rPr>
+              <w:t>0,571500</w:t>
+            </w:r>
+          </w:p>
+        </w:tc>
+        <w:tc>
+          <w:tcPr>
+            <w:tcW w:w="2800" w:type="dxa"/>
+            <w:tcBorders>
+              <w:top w:val="single" w:sz="1" w:space="0" w:color="CCCCCC"/>
+              <w:left w:val="single" w:sz="1" w:space="0" w:color="CCCCCC"/>
+              <w:bottom w:val="single" w:sz="1" w:space="0" w:color="CCCCCC"/>
+              <w:right w:val="single" w:sz="1" w:space="0" w:color="CCCCCC"/>
+            </w:tcBorders>
+            <w:shd w:val="clear" w:color="auto" w:fill="FFFFFF"/>
+            <w:tcMar>
+              <w:top w:w="100" w:type="dxa"/>
+              <w:left w:w="140" w:type="dxa"/>
+              <w:bottom w:w="100" w:type="dxa"/>
+              <w:right w:w="140" w:type="dxa"/>
+            </w:tcMar>
+          </w:tcPr>
+          <w:p>
+            <w:pPr>
+              <w:rPr>
+                <w:rFonts w:ascii="Arial" w:hAnsi="Arial" w:cs="Arial"/>
+              </w:rPr>
+            </w:pPr>
+            <w:r>
+              <w:rPr>
+                <w:rFonts w:ascii="Arial" w:eastAsia="Arial" w:hAnsi="Arial" w:cs="Arial"/>
+                <w:color w:val="000000"/>
+                <w:sz w:val="22"/>
+                <w:szCs w:val="22"/>
+              </w:rPr>
+              <w:t>7,14 × 10</w:t>
+            </w:r>
+            <w:r>
+              <w:rPr>
+                <w:rFonts w:ascii="Cambria Math" w:eastAsia="Arial" w:hAnsi="Cambria Math" w:cs="Cambria Math"/>
+                <w:color w:val="000000"/>
+                <w:sz w:val="22"/>
+                <w:szCs w:val="22"/>
+              </w:rPr>
+              <w:t>⁻</w:t>
+            </w:r>
+            <w:r>
+              <w:rPr>
+                <w:rFonts w:ascii="Arial" w:eastAsia="Arial" w:hAnsi="Arial" w:cs="Arial"/>
+                <w:color w:val="000000"/>
+                <w:sz w:val="22"/>
+                <w:szCs w:val="22"/>
+              </w:rPr>
+              <w:t>⁵</w:t>
+            </w:r>
+          </w:p>
+        </w:tc>
+      </w:tr>
+    </w:tbl>
+    <w:p>
+      <w:pPr>
+        <w:spacing w:before="120" w:after="280"/>
+        <w:jc w:val="center"/>
+        <w:rPr>
+          <w:rFonts w:ascii="Arial" w:hAnsi="Arial" w:cs="Arial"/>
+        </w:rPr>
+      </w:pPr>
+      <w:r>
+        <w:rPr>
+          <w:rFonts w:ascii="Arial" w:eastAsia="Arial" w:hAnsi="Arial" w:cs="Arial"/>
+          <w:i/>
+          <w:iCs/>
+        </w:rPr>
+        <w:t xml:space="preserve">Tabla 2 — </w:t>
+      </w:r>
+      <w:proofErr w:type="spellStart"/>
+      <w:r>
+        <w:rPr>
+          <w:rFonts w:ascii="Arial" w:eastAsia="Arial" w:hAnsi="Arial" w:cs="Arial"/>
+          <w:i/>
+          <w:iCs/>
+        </w:rPr>
+        <w:t>n_muestras</w:t>
+      </w:r>
+      <w:proofErr w:type="spellEnd"/>
+      <w:r>
+        <w:rPr>
+          <w:rFonts w:ascii="Arial" w:eastAsia="Arial" w:hAnsi="Arial" w:cs="Arial"/>
+          <w:i/>
+          <w:iCs/>
+        </w:rPr>
+        <w:t xml:space="preserve"> = 100.000. Valor teórico: 4/7 ≈ 0,571429</w:t>
+      </w:r>
+    </w:p>
+    <w:p>
+      <w:pPr>
+        <w:pStyle w:val="Heading2"/>
+        <w:rPr>
+          <w:rFonts w:ascii="Arial" w:hAnsi="Arial" w:cs="Arial"/>
+        </w:rPr>
+      </w:pPr>
+      <w:r>
+        <w:rPr>
+          <w:rFonts w:ascii="Arial" w:hAnsi="Arial" w:cs="Arial"/>
+        </w:rPr>
+        <w:t>Análisis</w:t>
+      </w:r>
+    </w:p>
+    <w:p>
+      <w:pPr>
+        <w:rPr>
+          <w:rFonts w:ascii="Arial" w:hAnsi="Arial" w:cs="Arial"/>
+        </w:rPr>
+      </w:pPr>
+      <w:r>
+        <w:rPr>
+          <w:rFonts w:ascii="Arial" w:eastAsia="Arial" w:hAnsi="Arial" w:cs="Arial"/>
+        </w:rPr>
+        <w:t xml:space="preserve">Acá el panorama es diferente al anterior. Los errores </w:t>
+      </w:r>
+      <w:r>
+        <w:rPr>
+          <w:rFonts w:ascii="Arial" w:eastAsia="Arial" w:hAnsi="Arial" w:cs="Arial"/>
+          <w:b/>
+          <w:bCs/>
+        </w:rPr>
+        <w:t>no muestran una tendencia monótonamente decreciente</w:t>
+      </w:r>
+      <w:r>
+        <w:rPr>
+          <w:rFonts w:ascii="Arial" w:eastAsia="Arial" w:hAnsi="Arial" w:cs="Arial"/>
+        </w:rPr>
+        <w:t>: hay valores con pocas monedas que dan error bajo (10 monedas: 2,21 × 10</w:t>
+      </w:r>
+      <w:r>
+        <w:rPr>
+          <w:rFonts w:ascii="Cambria Math" w:eastAsia="Arial" w:hAnsi="Cambria Math" w:cs="Cambria Math"/>
+        </w:rPr>
+        <w:t>⁻</w:t>
+      </w:r>
+      <w:r>
+        <w:rPr>
+          <w:rFonts w:ascii="Arial" w:eastAsia="Arial" w:hAnsi="Arial" w:cs="Arial"/>
+        </w:rPr>
+        <w:t>⁴) y valores con más monedas que dan error mayor (35 monedas: 3,22 × 10</w:t>
+      </w:r>
+      <w:r>
+        <w:rPr>
+          <w:rFonts w:ascii="Cambria Math" w:eastAsia="Arial" w:hAnsi="Cambria Math" w:cs="Cambria Math"/>
+        </w:rPr>
+        <w:t>⁻</w:t>
+      </w:r>
+      <w:r>
+        <w:rPr>
+          <w:rFonts w:ascii="Arial" w:eastAsia="Arial" w:hAnsi="Arial" w:cs="Arial"/>
+        </w:rPr>
+        <w:t>³). Esto no es una contradicción, sino variabilidad estadística normal con n = 100.000 muestras.</w:t>
+      </w:r>
+    </w:p>
+    <w:p>
+      <w:pPr>
+        <w:rPr>
+          <w:rFonts w:ascii="Arial" w:hAnsi="Arial" w:cs="Arial"/>
+        </w:rPr>
+      </w:pPr>
+      <w:r>
+        <w:rPr>
+          <w:rFonts w:ascii="Arial" w:eastAsia="Arial" w:hAnsi="Arial" w:cs="Arial"/>
+        </w:rPr>
+        <w:lastRenderedPageBreak/>
+        <w:t xml:space="preserve">Lo que sí se puede afirmar es que </w:t>
+      </w:r>
+      <w:r>
+        <w:rPr>
+          <w:rFonts w:ascii="Arial" w:eastAsia="Arial" w:hAnsi="Arial" w:cs="Arial"/>
+          <w:b/>
+          <w:bCs/>
+        </w:rPr>
+        <w:t>con 5 monedas el error es sistemáticamente mayor</w:t>
+      </w:r>
+      <w:r>
+        <w:rPr>
+          <w:rFonts w:ascii="Arial" w:eastAsia="Arial" w:hAnsi="Arial" w:cs="Arial"/>
+        </w:rPr>
+        <w:t xml:space="preserve"> porque la variable discreta gruesa (solo 32 valores posibles) no puede aproximar bien el intervalo continuo [2/7, 6/7]. A partir de 10–15 monedas, el sesgo de discretización ya es tan pequeño que queda dominado por la fluctuación aleatoria de la muestra. En ese rango, agregar más monedas tiene impacto marginal.</w:t>
+      </w:r>
+    </w:p>
+    <w:p>
+      <w:pPr>
+        <w:spacing w:after="80"/>
+        <w:rPr>
+          <w:rFonts w:ascii="Arial" w:hAnsi="Arial" w:cs="Arial"/>
+        </w:rPr>
+      </w:pPr>
+    </w:p>
+    <w:p>
+      <w:pPr>
+        <w:pStyle w:val="Heading1"/>
+        <w:rPr>
+          <w:rFonts w:ascii="Arial" w:hAnsi="Arial" w:cs="Arial"/>
+        </w:rPr>
+      </w:pPr>
+      <w:r>
+        <w:rPr>
+          <w:rFonts w:ascii="Arial" w:hAnsi="Arial" w:cs="Arial"/>
+        </w:rPr>
+        <w:t>5. Análisis de eficiencia: ¿más monedas o más muestras?</w:t>
+      </w:r>
+    </w:p>
+    <w:p>
+      <w:pPr>
+        <w:rPr>
+          <w:rFonts w:ascii="Arial" w:hAnsi="Arial" w:cs="Arial"/>
+        </w:rPr>
+      </w:pPr>
+      <w:r>
+        <w:rPr>
+          <w:rFonts w:ascii="Arial" w:eastAsia="Arial" w:hAnsi="Arial" w:cs="Arial"/>
+        </w:rPr>
+        <w:t>Para responder esta pregunta hay que distinguir dos fuentes de error distintas:</w:t>
+      </w:r>
+    </w:p>
+    <w:p>
+      <w:pPr>
+        <w:pStyle w:val="ListParagraph"/>
+        <w:numPr>
+          <w:ilvl w:val="0"/>
+          <w:numId w:val="1"/>
+        </w:numPr>
+        <w:spacing w:after="120" w:line="240" w:lineRule="auto"/>
+        <w:contextualSpacing w:val="0"/>
+        <w:rPr>
+          <w:rFonts w:ascii="Arial" w:hAnsi="Arial" w:cs="Arial"/>
+        </w:rPr>
+      </w:pPr>
+      <w:r>
+        <w:rPr>
+          <w:rFonts w:ascii="Arial" w:eastAsia="Arial" w:hAnsi="Arial" w:cs="Arial"/>
+          <w:b/>
+          <w:bCs/>
+        </w:rPr>
+        <w:t xml:space="preserve">Error estadístico (varianza muestral): </w:t>
+      </w:r>
+      <w:r>
+        <w:rPr>
+          <w:rFonts w:ascii="Arial" w:eastAsia="Arial" w:hAnsi="Arial" w:cs="Arial"/>
+        </w:rPr>
+        <w:t xml:space="preserve">viene de tener una muestra finita. Se reduce aumentando </w:t>
+      </w:r>
+      <w:proofErr w:type="spellStart"/>
+      <w:r>
+        <w:rPr>
+          <w:rFonts w:ascii="Arial" w:eastAsia="Arial" w:hAnsi="Arial" w:cs="Arial"/>
+        </w:rPr>
+        <w:t>n_muestras</w:t>
+      </w:r>
+      <w:proofErr w:type="spellEnd"/>
+      <w:r>
+        <w:rPr>
+          <w:rFonts w:ascii="Arial" w:eastAsia="Arial" w:hAnsi="Arial" w:cs="Arial"/>
+        </w:rPr>
+        <w:t xml:space="preserve">, a razón de 1/√n. No importa cuántas monedas tengamos, con </w:t>
+      </w:r>
+      <w:proofErr w:type="spellStart"/>
+      <w:r>
+        <w:rPr>
+          <w:rFonts w:ascii="Arial" w:eastAsia="Arial" w:hAnsi="Arial" w:cs="Arial"/>
+        </w:rPr>
+        <w:t>n</w:t>
+      </w:r>
+      <w:proofErr w:type="spellEnd"/>
+      <w:r>
+        <w:rPr>
+          <w:rFonts w:ascii="Arial" w:eastAsia="Arial" w:hAnsi="Arial" w:cs="Arial"/>
+        </w:rPr>
+        <w:t xml:space="preserve"> chico el estimador fluctúa.</w:t>
+      </w:r>
+    </w:p>
+    <w:p>
+      <w:pPr>
+        <w:pStyle w:val="ListParagraph"/>
+        <w:numPr>
+          <w:ilvl w:val="0"/>
+          <w:numId w:val="1"/>
+        </w:numPr>
+        <w:spacing w:after="200" w:line="240" w:lineRule="auto"/>
+        <w:contextualSpacing w:val="0"/>
+        <w:rPr>
+          <w:rFonts w:ascii="Arial" w:hAnsi="Arial" w:cs="Arial"/>
+        </w:rPr>
+      </w:pPr>
+      <w:r>
+        <w:rPr>
+          <w:rFonts w:ascii="Arial" w:eastAsia="Arial" w:hAnsi="Arial" w:cs="Arial"/>
+          <w:b/>
+          <w:bCs/>
+        </w:rPr>
+        <w:t xml:space="preserve">Error de discretización (sesgo): </w:t>
+      </w:r>
+      <w:r>
+        <w:rPr>
+          <w:rFonts w:ascii="Arial" w:eastAsia="Arial" w:hAnsi="Arial" w:cs="Arial"/>
+        </w:rPr>
+        <w:t xml:space="preserve">viene de que X con pocas monedas no es exactamente </w:t>
+      </w:r>
+      <w:proofErr w:type="gramStart"/>
+      <w:r>
+        <w:rPr>
+          <w:rFonts w:ascii="Arial" w:eastAsia="Arial" w:hAnsi="Arial" w:cs="Arial"/>
+        </w:rPr>
+        <w:t>U[</w:t>
+      </w:r>
+      <w:proofErr w:type="gramEnd"/>
+      <w:r>
+        <w:rPr>
+          <w:rFonts w:ascii="Arial" w:eastAsia="Arial" w:hAnsi="Arial" w:cs="Arial"/>
+        </w:rPr>
+        <w:t xml:space="preserve">0,1]. Se reduce aumentando </w:t>
+      </w:r>
+      <w:proofErr w:type="spellStart"/>
+      <w:r>
+        <w:rPr>
+          <w:rFonts w:ascii="Arial" w:eastAsia="Arial" w:hAnsi="Arial" w:cs="Arial"/>
+        </w:rPr>
+        <w:t>n_monedas</w:t>
+      </w:r>
+      <w:proofErr w:type="spellEnd"/>
+      <w:r>
+        <w:rPr>
+          <w:rFonts w:ascii="Arial" w:eastAsia="Arial" w:hAnsi="Arial" w:cs="Arial"/>
+        </w:rPr>
+        <w:t xml:space="preserve"> y desaparece prácticamente a partir de 15–20 monedas.</w:t>
+      </w:r>
+    </w:p>
+    <w:p>
+      <w:pPr>
+        <w:rPr>
+          <w:rFonts w:ascii="Arial" w:hAnsi="Arial" w:cs="Arial"/>
+        </w:rPr>
+      </w:pPr>
+      <w:r>
+        <w:rPr>
+          <w:rFonts w:ascii="Arial" w:eastAsia="Arial" w:hAnsi="Arial" w:cs="Arial"/>
+        </w:rPr>
+        <w:t xml:space="preserve">La conclusión práctica es que </w:t>
+      </w:r>
+      <w:r>
+        <w:rPr>
+          <w:rFonts w:ascii="Arial" w:eastAsia="Arial" w:hAnsi="Arial" w:cs="Arial"/>
+          <w:b/>
+          <w:bCs/>
+        </w:rPr>
+        <w:t>ambos ejes son necesarios, pero tienen roles distintos</w:t>
+      </w:r>
+      <w:r>
+        <w:rPr>
+          <w:rFonts w:ascii="Arial" w:eastAsia="Arial" w:hAnsi="Arial" w:cs="Arial"/>
+        </w:rPr>
+        <w:t>. Usar pocas monedas introduce un sesgo que ninguna cantidad de muestras puede eliminar. A partir de 10–15 monedas ese sesgo es despreciable, y seguir agregando monedas tiene un costo computacional creciente (la matriz es más ancha) sin mejora apreciable.</w:t>
+      </w:r>
+    </w:p>
+    <w:p>
+      <w:pPr>
+        <w:rPr>
+          <w:rFonts w:ascii="Arial" w:hAnsi="Arial" w:cs="Arial"/>
+        </w:rPr>
+      </w:pPr>
+      <w:r>
+        <w:rPr>
+          <w:rFonts w:ascii="Arial" w:eastAsia="Arial" w:hAnsi="Arial" w:cs="Arial"/>
+        </w:rPr>
+        <w:t xml:space="preserve">La estrategia óptima es: </w:t>
+      </w:r>
+      <w:r>
+        <w:rPr>
+          <w:rFonts w:ascii="Arial" w:eastAsia="Arial" w:hAnsi="Arial" w:cs="Arial"/>
+          <w:b/>
+          <w:bCs/>
+        </w:rPr>
+        <w:t>fijar un número razonable de monedas (15–20) para eliminar el sesgo, y luego aumentar el tamaño de muestra</w:t>
+      </w:r>
+      <w:r>
+        <w:rPr>
+          <w:rFonts w:ascii="Arial" w:eastAsia="Arial" w:hAnsi="Arial" w:cs="Arial"/>
+        </w:rPr>
+        <w:t xml:space="preserve"> para controlar el error estadístico según la precisión requerida.</w:t>
+      </w:r>
+    </w:p>
+    <w:p>
+      <w:pPr>
+        <w:rPr>
+          <w:rFonts w:ascii="Arial" w:hAnsi="Arial" w:cs="Arial"/>
+        </w:rPr>
+      </w:pPr>
+    </w:p>
     <w:sectPr>
       <w:pgSz w:w="11906" w:h="16838"/>
       <w:pgMar w:top="1417" w:right="1701" w:bottom="1417" w:left="1701" w:header="708" w:footer="708" w:gutter="0"/>
@@ -2767,6 +6956,131 @@
     </w:sectPr>
   </w:body>
 </w:document>
+</file>
+
+<file path=word/numbering.xml><?xml version="1.0" encoding="utf-8"?>
+<w:numbering xmlns:wpc="http://schemas.microsoft.com/office/word/2010/wordprocessingCanvas" xmlns:cx="http://schemas.microsoft.com/office/drawing/2014/chartex" xmlns:cx1="http://schemas.microsoft.com/office/drawing/2015/9/8/chartex" xmlns:cx2="http://schemas.microsoft.com/office/drawing/2015/10/21/chartex" xmlns:cx3="http://schemas.microsoft.com/office/drawing/2016/5/9/chartex" xmlns:cx4="http://schemas.microsoft.com/office/drawing/2016/5/10/chartex" xmlns:cx5="http://schemas.microsoft.com/office/drawing/2016/5/11/chartex" xmlns:cx6="http://schemas.microsoft.com/office/drawing/2016/5/12/chartex" xmlns:cx7="http://schemas.microsoft.com/office/drawing/2016/5/13/chartex" xmlns:cx8="http://schemas.microsoft.com/office/drawing/2016/5/14/chartex" xmlns:mc="http://schemas.openxmlformats.org/markup-compatibility/2006" xmlns:aink="http://schemas.microsoft.com/office/drawing/2016/ink" xmlns:am3d="http://schemas.microsoft.com/office/drawing/2017/model3d" xmlns:o="urn:schemas-microsoft-com:office:office" xmlns:oel="http://schemas.microsoft.com/office/2019/extlst" xmlns:r="http://schemas.openxmlformats.org/officeDocument/2006/relationships" xmlns:m="http://schemas.openxmlformats.org/officeDocument/2006/math" xmlns:v="urn:schemas-microsoft-com:vml" xmlns:wp14="http://schemas.microsoft.com/office/word/2010/wordprocessingDrawing" xmlns:wp="http://schemas.openxmlformats.org/drawingml/2006/wordprocessingDrawing" xmlns:w10="urn:schemas-microsoft-com:office:word" xmlns:w="http://schemas.openxmlformats.org/wordprocessingml/2006/main" xmlns:w14="http://schemas.microsoft.com/office/word/2010/wordml" xmlns:w15="http://schemas.microsoft.com/office/word/2012/wordml" xmlns:w16cex="http://schemas.microsoft.com/office/word/2018/wordml/cex" xmlns:w16cid="http://schemas.microsoft.com/office/word/2016/wordml/cid" xmlns:w16="http://schemas.microsoft.com/office/word/2018/wordml" xmlns:w16du="http://schemas.microsoft.com/office/word/2023/wordml/word16du" xmlns:w16sdtdh="http://schemas.microsoft.com/office/word/2020/wordml/sdtdatahash" xmlns:w16sdtfl="http://schemas.microsoft.com/office/word/2024/wordml/sdtformatlock" xmlns:w16se="http://schemas.microsoft.com/office/word/2015/wordml/symex" xmlns:wpg="http://schemas.microsoft.com/office/word/2010/wordprocessingGroup" xmlns:wpi="http://schemas.microsoft.com/office/word/2010/wordprocessingInk" xmlns:wne="http://schemas.microsoft.com/office/word/2006/wordml" xmlns:wps="http://schemas.microsoft.com/office/word/2010/wordprocessingShape" mc:Ignorable="w14 w15 w16se w16cid w16 w16cex w16sdtdh w16sdtfl w16du wp14">
+  <w:abstractNum w:abstractNumId="0" w15:restartNumberingAfterBreak="0">
+    <w:nsid w:val="02D72EB8"/>
+    <w:multiLevelType w:val="hybridMultilevel"/>
+    <w:tmpl w:val="1C08C258"/>
+    <w:lvl w:ilvl="0" w:tplc="2EBA1026">
+      <w:start w:val="1"/>
+      <w:numFmt w:val="bullet"/>
+      <w:lvlText w:val="•"/>
+      <w:lvlJc w:val="left"/>
+      <w:pPr>
+        <w:ind w:left="720" w:hanging="360"/>
+      </w:pPr>
+    </w:lvl>
+    <w:lvl w:ilvl="1" w:tplc="D4CAE820">
+      <w:numFmt w:val="decimal"/>
+      <w:lvlText w:val=""/>
+      <w:lvlJc w:val="left"/>
+    </w:lvl>
+    <w:lvl w:ilvl="2" w:tplc="C6B482C4">
+      <w:numFmt w:val="decimal"/>
+      <w:lvlText w:val=""/>
+      <w:lvlJc w:val="left"/>
+    </w:lvl>
+    <w:lvl w:ilvl="3" w:tplc="060414F0">
+      <w:numFmt w:val="decimal"/>
+      <w:lvlText w:val=""/>
+      <w:lvlJc w:val="left"/>
+    </w:lvl>
+    <w:lvl w:ilvl="4" w:tplc="9CC0197A">
+      <w:numFmt w:val="decimal"/>
+      <w:lvlText w:val=""/>
+      <w:lvlJc w:val="left"/>
+    </w:lvl>
+    <w:lvl w:ilvl="5" w:tplc="D188D94A">
+      <w:numFmt w:val="decimal"/>
+      <w:lvlText w:val=""/>
+      <w:lvlJc w:val="left"/>
+    </w:lvl>
+    <w:lvl w:ilvl="6" w:tplc="AB8487E6">
+      <w:numFmt w:val="decimal"/>
+      <w:lvlText w:val=""/>
+      <w:lvlJc w:val="left"/>
+    </w:lvl>
+    <w:lvl w:ilvl="7" w:tplc="1B7834B6">
+      <w:numFmt w:val="decimal"/>
+      <w:lvlText w:val=""/>
+      <w:lvlJc w:val="left"/>
+    </w:lvl>
+    <w:lvl w:ilvl="8" w:tplc="944CD1E4">
+      <w:numFmt w:val="decimal"/>
+      <w:lvlText w:val=""/>
+      <w:lvlJc w:val="left"/>
+    </w:lvl>
+  </w:abstractNum>
+  <w:abstractNum w:abstractNumId="1" w15:restartNumberingAfterBreak="0">
+    <w:nsid w:val="02E120DB"/>
+    <w:multiLevelType w:val="hybridMultilevel"/>
+    <w:tmpl w:val="658AB85E"/>
+    <w:lvl w:ilvl="0" w:tplc="8724EFFE">
+      <w:start w:val="1"/>
+      <w:numFmt w:val="decimal"/>
+      <w:lvlText w:val="%1."/>
+      <w:lvlJc w:val="left"/>
+      <w:pPr>
+        <w:ind w:left="720" w:hanging="360"/>
+      </w:pPr>
+    </w:lvl>
+    <w:lvl w:ilvl="1" w:tplc="A3BC0676">
+      <w:numFmt w:val="decimal"/>
+      <w:lvlText w:val=""/>
+      <w:lvlJc w:val="left"/>
+    </w:lvl>
+    <w:lvl w:ilvl="2" w:tplc="157A3F02">
+      <w:numFmt w:val="decimal"/>
+      <w:lvlText w:val=""/>
+      <w:lvlJc w:val="left"/>
+    </w:lvl>
+    <w:lvl w:ilvl="3" w:tplc="C466F65E">
+      <w:numFmt w:val="decimal"/>
+      <w:lvlText w:val=""/>
+      <w:lvlJc w:val="left"/>
+    </w:lvl>
+    <w:lvl w:ilvl="4" w:tplc="0F605202">
+      <w:numFmt w:val="decimal"/>
+      <w:lvlText w:val=""/>
+      <w:lvlJc w:val="left"/>
+    </w:lvl>
+    <w:lvl w:ilvl="5" w:tplc="904E9816">
+      <w:numFmt w:val="decimal"/>
+      <w:lvlText w:val=""/>
+      <w:lvlJc w:val="left"/>
+    </w:lvl>
+    <w:lvl w:ilvl="6" w:tplc="E9A027F0">
+      <w:numFmt w:val="decimal"/>
+      <w:lvlText w:val=""/>
+      <w:lvlJc w:val="left"/>
+    </w:lvl>
+    <w:lvl w:ilvl="7" w:tplc="6576CC00">
+      <w:numFmt w:val="decimal"/>
+      <w:lvlText w:val=""/>
+      <w:lvlJc w:val="left"/>
+    </w:lvl>
+    <w:lvl w:ilvl="8" w:tplc="BB24CE8E">
+      <w:numFmt w:val="decimal"/>
+      <w:lvlText w:val=""/>
+      <w:lvlJc w:val="left"/>
+    </w:lvl>
+  </w:abstractNum>
+  <w:num w:numId="1" w16cid:durableId="1689334907">
+    <w:abstractNumId w:val="0"/>
+    <w:lvlOverride w:ilvl="0">
+      <w:startOverride w:val="1"/>
+    </w:lvlOverride>
+  </w:num>
+  <w:num w:numId="2" w16cid:durableId="1318723556">
+    <w:abstractNumId w:val="1"/>
+    <w:lvlOverride w:ilvl="0">
+      <w:startOverride w:val="1"/>
+    </w:lvlOverride>
+  </w:num>
+</w:numbering>
 </file>
 
 <file path=word/styles.xml><?xml version="1.0" encoding="utf-8"?>
@@ -2968,7 +7282,7 @@
     <w:lsdException w:name="Medium Shading 2 Accent 1" w:uiPriority="64"/>
     <w:lsdException w:name="Medium List 1 Accent 1" w:uiPriority="65"/>
     <w:lsdException w:name="Revision" w:semiHidden="1"/>
-    <w:lsdException w:name="List Paragraph" w:uiPriority="34" w:qFormat="1"/>
+    <w:lsdException w:name="List Paragraph" w:uiPriority="0" w:qFormat="1"/>
     <w:lsdException w:name="Quote" w:uiPriority="29" w:qFormat="1"/>
     <w:lsdException w:name="Intense Quote" w:uiPriority="30" w:qFormat="1"/>
     <w:lsdException w:name="Medium List 2 Accent 1" w:uiPriority="66"/>
@@ -3370,7 +7684,6 @@
   <w:style w:type="character" w:default="1" w:styleId="DefaultParagraphFont">
     <w:name w:val="Default Paragraph Font"/>
     <w:uiPriority w:val="1"/>
-    <w:semiHidden/>
     <w:unhideWhenUsed/>
   </w:style>
   <w:style w:type="table" w:default="1" w:styleId="TableNormal">
@@ -3613,7 +7926,6 @@
   <w:style w:type="paragraph" w:styleId="ListParagraph">
     <w:name w:val="List Paragraph"/>
     <w:basedOn w:val="Normal"/>
-    <w:uiPriority w:val="34"/>
     <w:qFormat/>
     <w:rsid w:val="00334194"/>
     <w:pPr>
@@ -4008,4 +8320,16 @@
     </a:ext>
   </a:extLst>
 </a:theme>
+</file>
+
+<file path=customXml/item1.xml><?xml version="1.0" encoding="utf-8"?>
+<b:Sources xmlns:b="http://schemas.openxmlformats.org/officeDocument/2006/bibliography" xmlns="http://schemas.openxmlformats.org/officeDocument/2006/bibliography" SelectedStyle="\APASixthEditionOfficeOnline.xsl" StyleName="APA" Version="6"/>
+</file>
+
+<file path=customXml/itemProps1.xml><?xml version="1.0" encoding="utf-8"?>
+<ds:datastoreItem xmlns:ds="http://schemas.openxmlformats.org/officeDocument/2006/customXml" ds:itemID="{8DAECE32-2CD4-4FD7-9452-8A08E116E910}">
+  <ds:schemaRefs>
+    <ds:schemaRef ds:uri="http://schemas.openxmlformats.org/officeDocument/2006/bibliography"/>
+  </ds:schemaRefs>
+</ds:datastoreItem>
 </file>
--- a/Informe.docx
+++ b/Informe.docx
@@ -11,6 +11,7 @@
       </w:pPr>
       <w:r>
         <w:rPr>
+          <w:rFonts w:ascii="Arial" w:hAnsi="Arial" w:cs="Arial"/>
           <w:noProof/>
         </w:rPr>
         <w:drawing>
@@ -67,12 +68,14 @@
       <w:pPr>
         <w:jc w:val="center"/>
         <w:rPr>
+          <w:rFonts w:ascii="Arial" w:hAnsi="Arial" w:cs="Arial"/>
           <w:sz w:val="56"/>
           <w:szCs w:val="56"/>
         </w:rPr>
       </w:pPr>
       <w:r>
         <w:rPr>
+          <w:rFonts w:ascii="Arial" w:hAnsi="Arial" w:cs="Arial"/>
           <w:b/>
           <w:bCs/>
           <w:sz w:val="56"/>
@@ -85,12 +88,14 @@
       <w:pPr>
         <w:jc w:val="center"/>
         <w:rPr>
+          <w:rFonts w:ascii="Arial" w:hAnsi="Arial" w:cs="Arial"/>
           <w:sz w:val="56"/>
           <w:szCs w:val="56"/>
         </w:rPr>
       </w:pPr>
       <w:r>
         <w:rPr>
+          <w:rFonts w:ascii="Arial" w:hAnsi="Arial" w:cs="Arial"/>
           <w:b/>
           <w:bCs/>
           <w:sz w:val="56"/>
@@ -102,198 +107,317 @@
     <w:p>
       <w:pPr>
         <w:jc w:val="center"/>
-      </w:pPr>
-      <w:r>
+        <w:rPr>
+          <w:rFonts w:ascii="Arial" w:hAnsi="Arial" w:cs="Arial"/>
+        </w:rPr>
+      </w:pPr>
+      <w:r>
+        <w:rPr>
+          <w:rFonts w:ascii="Arial" w:hAnsi="Arial" w:cs="Arial"/>
+        </w:rPr>
         <w:t>Probabilidad y estadística aplicada</w:t>
       </w:r>
     </w:p>
     <w:p>
       <w:pPr>
         <w:jc w:val="center"/>
+        <w:rPr>
+          <w:rFonts w:ascii="Arial" w:hAnsi="Arial" w:cs="Arial"/>
+        </w:rPr>
       </w:pPr>
     </w:p>
     <w:p>
       <w:pPr>
         <w:jc w:val="center"/>
-      </w:pPr>
-      <w:r>
-        <w:rPr>
+        <w:rPr>
+          <w:rFonts w:ascii="Arial" w:hAnsi="Arial" w:cs="Arial"/>
+        </w:rPr>
+      </w:pPr>
+      <w:r>
+        <w:rPr>
+          <w:rFonts w:ascii="Arial" w:hAnsi="Arial" w:cs="Arial"/>
           <w:b/>
           <w:bCs/>
         </w:rPr>
         <w:t>Docente:</w:t>
       </w:r>
       <w:r>
+        <w:rPr>
+          <w:rFonts w:ascii="Arial" w:hAnsi="Arial" w:cs="Arial"/>
+        </w:rPr>
         <w:t> </w:t>
       </w:r>
       <w:r>
+        <w:rPr>
+          <w:rFonts w:ascii="Arial" w:hAnsi="Arial" w:cs="Arial"/>
+        </w:rPr>
         <w:t>Sebastián Decuadro</w:t>
       </w:r>
     </w:p>
     <w:p>
       <w:pPr>
         <w:jc w:val="center"/>
+        <w:rPr>
+          <w:rFonts w:ascii="Arial" w:hAnsi="Arial" w:cs="Arial"/>
+        </w:rPr>
       </w:pPr>
     </w:p>
     <w:p>
       <w:pPr>
         <w:jc w:val="center"/>
+        <w:rPr>
+          <w:rFonts w:ascii="Arial" w:hAnsi="Arial" w:cs="Arial"/>
+        </w:rPr>
       </w:pPr>
     </w:p>
     <w:p>
       <w:pPr>
         <w:jc w:val="center"/>
-      </w:pPr>
-      <w:r>
-        <w:rPr>
+        <w:rPr>
+          <w:rFonts w:ascii="Arial" w:hAnsi="Arial" w:cs="Arial"/>
+        </w:rPr>
+      </w:pPr>
+      <w:r>
+        <w:rPr>
+          <w:rFonts w:ascii="Arial" w:hAnsi="Arial" w:cs="Arial"/>
           <w:b/>
           <w:bCs/>
         </w:rPr>
-        <w:t>Alumn</w:t>
-      </w:r>
-      <w:r>
-        <w:rPr>
-          <w:b/>
-          <w:bCs/>
-        </w:rPr>
-        <w:t>os</w:t>
-      </w:r>
-      <w:r>
-        <w:rPr>
-          <w:b/>
-          <w:bCs/>
+        <w:t>Alumnos:</w:t>
+      </w:r>
+    </w:p>
+    <w:p>
+      <w:pPr>
+        <w:jc w:val="center"/>
+        <w:rPr>
+          <w:rFonts w:ascii="Arial" w:hAnsi="Arial" w:cs="Arial"/>
+        </w:rPr>
+      </w:pPr>
+      <w:r>
+        <w:rPr>
+          <w:rFonts w:ascii="Arial" w:hAnsi="Arial" w:cs="Arial"/>
+        </w:rPr>
+        <w:t>Rodrigo Fagundez</w:t>
+      </w:r>
+    </w:p>
+    <w:p>
+      <w:pPr>
+        <w:jc w:val="center"/>
+        <w:rPr>
+          <w:rFonts w:ascii="Arial" w:hAnsi="Arial" w:cs="Arial"/>
+        </w:rPr>
+      </w:pPr>
+      <w:r>
+        <w:rPr>
+          <w:rFonts w:ascii="Arial" w:hAnsi="Arial" w:cs="Arial"/>
+        </w:rPr>
+        <w:t>Santiago Pellejero</w:t>
+      </w:r>
+      <w:r>
+        <w:rPr>
+          <w:rFonts w:ascii="Arial" w:hAnsi="Arial" w:cs="Arial"/>
+        </w:rPr>
+        <w:t xml:space="preserve"> – 5.344.618-2</w:t>
+      </w:r>
+    </w:p>
+    <w:p>
+      <w:pPr>
+        <w:rPr>
+          <w:rFonts w:ascii="Arial" w:hAnsi="Arial" w:cs="Arial"/>
+        </w:rPr>
+      </w:pPr>
+    </w:p>
+    <w:p>
+      <w:pPr>
+        <w:rPr>
+          <w:rFonts w:ascii="Arial" w:hAnsi="Arial" w:cs="Arial"/>
+        </w:rPr>
+      </w:pPr>
+    </w:p>
+    <w:p>
+      <w:pPr>
+        <w:rPr>
+          <w:rFonts w:ascii="Arial" w:hAnsi="Arial" w:cs="Arial"/>
+        </w:rPr>
+      </w:pPr>
+    </w:p>
+    <w:p>
+      <w:pPr>
+        <w:rPr>
+          <w:rFonts w:ascii="Arial" w:hAnsi="Arial" w:cs="Arial"/>
+        </w:rPr>
+      </w:pPr>
+    </w:p>
+    <w:p>
+      <w:pPr>
+        <w:rPr>
+          <w:rFonts w:ascii="Arial" w:hAnsi="Arial" w:cs="Arial"/>
+        </w:rPr>
+      </w:pPr>
+    </w:p>
+    <w:p>
+      <w:pPr>
+        <w:rPr>
+          <w:rFonts w:ascii="Arial" w:hAnsi="Arial" w:cs="Arial"/>
+        </w:rPr>
+      </w:pPr>
+    </w:p>
+    <w:p>
+      <w:pPr>
+        <w:rPr>
+          <w:rFonts w:ascii="Arial" w:hAnsi="Arial" w:cs="Arial"/>
+        </w:rPr>
+      </w:pPr>
+    </w:p>
+    <w:p>
+      <w:pPr>
+        <w:rPr>
+          <w:rFonts w:ascii="Arial" w:hAnsi="Arial" w:cs="Arial"/>
+        </w:rPr>
+      </w:pPr>
+    </w:p>
+    <w:p>
+      <w:pPr>
+        <w:rPr>
+          <w:rFonts w:ascii="Arial" w:hAnsi="Arial" w:cs="Arial"/>
+        </w:rPr>
+      </w:pPr>
+    </w:p>
+    <w:p>
+      <w:pPr>
+        <w:rPr>
+          <w:rFonts w:ascii="Arial" w:hAnsi="Arial" w:cs="Arial"/>
+        </w:rPr>
+      </w:pPr>
+    </w:p>
+    <w:p>
+      <w:pPr>
+        <w:jc w:val="center"/>
+        <w:rPr>
+          <w:rFonts w:ascii="Arial" w:hAnsi="Arial" w:cs="Arial"/>
+        </w:rPr>
+      </w:pPr>
+      <w:r>
+        <w:rPr>
+          <w:rFonts w:ascii="Arial" w:hAnsi="Arial" w:cs="Arial"/>
+        </w:rPr>
+        <w:t>08</w:t>
+      </w:r>
+      <w:r>
+        <w:rPr>
+          <w:rFonts w:ascii="Arial" w:hAnsi="Arial" w:cs="Arial"/>
+        </w:rPr>
+        <w:t>/0</w:t>
+      </w:r>
+      <w:r>
+        <w:rPr>
+          <w:rFonts w:ascii="Arial" w:hAnsi="Arial" w:cs="Arial"/>
+        </w:rPr>
+        <w:t>5</w:t>
+      </w:r>
+      <w:r>
+        <w:rPr>
+          <w:rFonts w:ascii="Arial" w:hAnsi="Arial" w:cs="Arial"/>
+        </w:rPr>
+        <w:t>/2026 </w:t>
+      </w:r>
+      <w:r>
+        <w:rPr>
+          <w:rFonts w:ascii="Arial" w:hAnsi="Arial" w:cs="Arial"/>
+        </w:rPr>
+        <w:br w:type="page"/>
+      </w:r>
+    </w:p>
+    <w:p>
+      <w:pPr>
+        <w:pStyle w:val="Heading1"/>
+        <w:rPr>
+          <w:rFonts w:ascii="Arial" w:hAnsi="Arial" w:cs="Arial"/>
+        </w:rPr>
+      </w:pPr>
+      <w:r>
+        <w:rPr>
+          <w:rFonts w:ascii="Arial" w:hAnsi="Arial" w:cs="Arial"/>
+        </w:rPr>
+        <w:lastRenderedPageBreak/>
+        <w:t>1. Distribución de cada ( M</w:t>
+      </w:r>
+      <w:r>
+        <w:rPr>
+          <w:rFonts w:ascii="Arial" w:hAnsi="Arial" w:cs="Arial"/>
+          <w:vertAlign w:val="subscript"/>
+        </w:rPr>
+        <w:t>i</w:t>
+      </w:r>
+      <w:r>
+        <w:rPr>
+          <w:rFonts w:ascii="Arial" w:hAnsi="Arial" w:cs="Arial"/>
+        </w:rPr>
+        <w:t>)</w:t>
+      </w:r>
+    </w:p>
+    <w:p>
+      <w:pPr>
+        <w:rPr>
+          <w:rFonts w:ascii="Arial" w:hAnsi="Arial" w:cs="Arial"/>
+          <w:sz w:val="22"/>
+          <w:szCs w:val="22"/>
+          <w:lang w:val="en-US"/>
+        </w:rPr>
+      </w:pPr>
+      <w:r>
+        <w:rPr>
+          <w:rFonts w:ascii="Arial" w:hAnsi="Arial" w:cs="Arial"/>
+          <w:sz w:val="22"/>
+          <w:szCs w:val="22"/>
+        </w:rPr>
+        <w:t>Cada variable ( M</w:t>
+      </w:r>
+      <w:r>
+        <w:rPr>
+          <w:rFonts w:ascii="Arial" w:hAnsi="Arial" w:cs="Arial"/>
+          <w:sz w:val="22"/>
+          <w:szCs w:val="22"/>
+          <w:vertAlign w:val="subscript"/>
+        </w:rPr>
+        <w:t>i</w:t>
+      </w:r>
+      <w:r>
+        <w:rPr>
+          <w:rFonts w:ascii="Arial" w:hAnsi="Arial" w:cs="Arial"/>
+          <w:sz w:val="22"/>
+          <w:szCs w:val="22"/>
+        </w:rPr>
+        <w:t xml:space="preserve"> ) representa el resultado de lanzar una moneda equilibrada. </w:t>
+      </w:r>
+      <w:proofErr w:type="spellStart"/>
+      <w:r>
+        <w:rPr>
+          <w:rFonts w:ascii="Arial" w:hAnsi="Arial" w:cs="Arial"/>
+          <w:sz w:val="22"/>
+          <w:szCs w:val="22"/>
+          <w:lang w:val="en-US"/>
+        </w:rPr>
+        <w:t>Formalmente</w:t>
+      </w:r>
+      <w:proofErr w:type="spellEnd"/>
+      <w:r>
+        <w:rPr>
+          <w:rFonts w:ascii="Arial" w:hAnsi="Arial" w:cs="Arial"/>
+          <w:sz w:val="22"/>
+          <w:szCs w:val="22"/>
+          <w:lang w:val="en-US"/>
         </w:rPr>
         <w:t>:</w:t>
       </w:r>
     </w:p>
     <w:p>
       <w:pPr>
-        <w:jc w:val="center"/>
-      </w:pPr>
-      <w:r>
-        <w:t>Rodrigo Fagundez</w:t>
-      </w:r>
-    </w:p>
-    <w:p>
-      <w:pPr>
-        <w:jc w:val="center"/>
-      </w:pPr>
-      <w:r>
-        <w:t>Santiago Pellejero</w:t>
-      </w:r>
-      <w:r>
-        <w:t xml:space="preserve"> – 5.344.618-2</w:t>
-      </w:r>
-    </w:p>
-    <w:p/>
-    <w:p/>
-    <w:p/>
-    <w:p/>
-    <w:p/>
-    <w:p/>
-    <w:p/>
-    <w:p/>
-    <w:p/>
-    <w:p/>
-    <w:p>
-      <w:pPr>
-        <w:jc w:val="center"/>
-      </w:pPr>
-      <w:r>
-        <w:t>08</w:t>
-      </w:r>
-      <w:r>
-        <w:t>/0</w:t>
-      </w:r>
-      <w:r>
-        <w:t>5</w:t>
-      </w:r>
-      <w:r>
-        <w:t>/2026 </w:t>
-      </w:r>
-      <w:r>
-        <w:br w:type="page"/>
-      </w:r>
-    </w:p>
-    <w:p>
-      <w:pPr>
-        <w:pStyle w:val="Heading1"/>
-      </w:pPr>
-      <w:r>
-        <w:lastRenderedPageBreak/>
-        <w:t xml:space="preserve">1. Distribución de cada </w:t>
-      </w:r>
-      <w:proofErr w:type="gramStart"/>
-      <w:r>
-        <w:t>( M</w:t>
-      </w:r>
-      <w:r>
-        <w:rPr>
-          <w:vertAlign w:val="subscript"/>
-        </w:rPr>
-        <w:t>i</w:t>
-      </w:r>
-      <w:proofErr w:type="gramEnd"/>
-      <w:r>
-        <w:t>)</w:t>
-      </w:r>
-    </w:p>
-    <w:p>
-      <w:pPr>
-        <w:rPr>
-          <w:rFonts w:ascii="Arial" w:hAnsi="Arial" w:cs="Arial"/>
-          <w:lang w:val="en-US"/>
-        </w:rPr>
-      </w:pPr>
-      <w:r>
-        <w:rPr>
-          <w:rFonts w:ascii="Arial" w:hAnsi="Arial" w:cs="Arial"/>
-        </w:rPr>
-        <w:t xml:space="preserve">Cada variable </w:t>
-      </w:r>
-      <w:proofErr w:type="gramStart"/>
-      <w:r>
-        <w:rPr>
-          <w:rFonts w:ascii="Arial" w:hAnsi="Arial" w:cs="Arial"/>
-        </w:rPr>
-        <w:t>( M</w:t>
-      </w:r>
-      <w:r>
-        <w:rPr>
-          <w:rFonts w:ascii="Arial" w:hAnsi="Arial" w:cs="Arial"/>
-          <w:vertAlign w:val="subscript"/>
-        </w:rPr>
-        <w:t>i</w:t>
-      </w:r>
-      <w:proofErr w:type="gramEnd"/>
-      <w:r>
-        <w:rPr>
-          <w:rFonts w:ascii="Arial" w:hAnsi="Arial" w:cs="Arial"/>
-        </w:rPr>
-        <w:t xml:space="preserve"> ) representa el resultado de lanzar una moneda equilibrada. </w:t>
-      </w:r>
-      <w:proofErr w:type="spellStart"/>
-      <w:r>
-        <w:rPr>
-          <w:rFonts w:ascii="Arial" w:hAnsi="Arial" w:cs="Arial"/>
-          <w:lang w:val="en-US"/>
-        </w:rPr>
-        <w:t>Formalmente</w:t>
-      </w:r>
-      <w:proofErr w:type="spellEnd"/>
-      <w:r>
-        <w:rPr>
-          <w:rFonts w:ascii="Arial" w:hAnsi="Arial" w:cs="Arial"/>
-          <w:lang w:val="en-US"/>
-        </w:rPr>
-        <w:t>:</w:t>
-      </w:r>
-    </w:p>
-    <w:p>
-      <w:pPr>
         <w:rPr>
           <w:rFonts w:ascii="Arial" w:hAnsi="Arial" w:cs="Arial"/>
           <w:i/>
+          <w:sz w:val="22"/>
+          <w:szCs w:val="22"/>
         </w:rPr>
       </w:pPr>
       <m:oMathPara>
@@ -304,6 +428,8 @@
                 <w:rPr>
                   <w:rFonts w:ascii="Cambria Math" w:hAnsi="Cambria Math" w:cs="Arial"/>
                   <w:i/>
+                  <w:sz w:val="22"/>
+                  <w:szCs w:val="22"/>
                 </w:rPr>
               </m:ctrlPr>
             </m:sSubPr>
@@ -311,6 +437,8 @@
               <m:r>
                 <w:rPr>
                   <w:rFonts w:ascii="Cambria Math" w:hAnsi="Cambria Math" w:cs="Arial"/>
+                  <w:sz w:val="22"/>
+                  <w:szCs w:val="22"/>
                 </w:rPr>
                 <m:t>M</m:t>
               </m:r>
@@ -319,6 +447,8 @@
               <m:r>
                 <w:rPr>
                   <w:rFonts w:ascii="Cambria Math" w:hAnsi="Cambria Math" w:cs="Arial"/>
+                  <w:sz w:val="22"/>
+                  <w:szCs w:val="22"/>
                 </w:rPr>
                 <m:t>i</m:t>
               </m:r>
@@ -327,6 +457,8 @@
           <m:r>
             <w:rPr>
               <w:rFonts w:ascii="Cambria Math" w:hAnsi="Cambria Math" w:cs="Arial"/>
+              <w:sz w:val="22"/>
+              <w:szCs w:val="22"/>
             </w:rPr>
             <m:t xml:space="preserve"> </m:t>
           </m:r>
@@ -336,12 +468,16 @@
             </m:rPr>
             <w:rPr>
               <w:rFonts w:ascii="Cambria Math" w:hAnsi="Cambria Math" w:cs="Arial"/>
+              <w:sz w:val="22"/>
+              <w:szCs w:val="22"/>
             </w:rPr>
             <w:softHyphen/>
           </m:r>
           <m:r>
             <w:rPr>
               <w:rFonts w:ascii="Cambria Math" w:hAnsi="Cambria Math" w:cs="Arial"/>
+              <w:sz w:val="22"/>
+              <w:szCs w:val="22"/>
             </w:rPr>
             <m:t xml:space="preserve">~ Bernoulli </m:t>
           </m:r>
@@ -351,6 +487,8 @@
                 <w:rPr>
                   <w:rFonts w:ascii="Cambria Math" w:hAnsi="Cambria Math" w:cs="Arial"/>
                   <w:i/>
+                  <w:sz w:val="22"/>
+                  <w:szCs w:val="22"/>
                 </w:rPr>
               </m:ctrlPr>
             </m:dPr>
@@ -358,6 +496,8 @@
               <m:r>
                 <w:rPr>
                   <w:rFonts w:ascii="Cambria Math" w:hAnsi="Cambria Math" w:cs="Arial"/>
+                  <w:sz w:val="22"/>
+                  <w:szCs w:val="22"/>
                 </w:rPr>
                 <m:t xml:space="preserve"> </m:t>
               </m:r>
@@ -367,6 +507,8 @@
                     <w:rPr>
                       <w:rFonts w:ascii="Cambria Math" w:hAnsi="Cambria Math" w:cs="Arial"/>
                       <w:i/>
+                      <w:sz w:val="22"/>
+                      <w:szCs w:val="22"/>
                       <w:lang w:val="en-US"/>
                     </w:rPr>
                   </m:ctrlPr>
@@ -375,6 +517,8 @@
                   <m:r>
                     <w:rPr>
                       <w:rFonts w:ascii="Cambria Math" w:hAnsi="Cambria Math" w:cs="Arial"/>
+                      <w:sz w:val="22"/>
+                      <w:szCs w:val="22"/>
                     </w:rPr>
                     <m:t>1</m:t>
                   </m:r>
@@ -383,6 +527,8 @@
                   <m:r>
                     <w:rPr>
                       <w:rFonts w:ascii="Cambria Math" w:hAnsi="Cambria Math" w:cs="Arial"/>
+                      <w:sz w:val="22"/>
+                      <w:szCs w:val="22"/>
                     </w:rPr>
                     <m:t>2</m:t>
                   </m:r>
@@ -391,6 +537,8 @@
               <m:r>
                 <w:rPr>
                   <w:rFonts w:ascii="Cambria Math" w:eastAsiaTheme="minorEastAsia" w:hAnsi="Cambria Math" w:cs="Arial"/>
+                  <w:sz w:val="22"/>
+                  <w:szCs w:val="22"/>
                 </w:rPr>
                 <m:t xml:space="preserve"> </m:t>
               </m:r>
@@ -399,6 +547,8 @@
           <m:r>
             <w:rPr>
               <w:rFonts w:ascii="Cambria Math" w:hAnsi="Cambria Math" w:cs="Arial"/>
+              <w:sz w:val="22"/>
+              <w:szCs w:val="22"/>
             </w:rPr>
             <m:t xml:space="preserve">,  </m:t>
           </m:r>
@@ -408,6 +558,8 @@
                 <w:rPr>
                   <w:rFonts w:ascii="Cambria Math" w:hAnsi="Cambria Math" w:cs="Arial"/>
                   <w:i/>
+                  <w:sz w:val="22"/>
+                  <w:szCs w:val="22"/>
                 </w:rPr>
               </m:ctrlPr>
             </m:sSubPr>
@@ -415,6 +567,8 @@
               <m:r>
                 <w:rPr>
                   <w:rFonts w:ascii="Cambria Math" w:hAnsi="Cambria Math" w:cs="Arial"/>
+                  <w:sz w:val="22"/>
+                  <w:szCs w:val="22"/>
                 </w:rPr>
                 <m:t>M</m:t>
               </m:r>
@@ -423,6 +577,8 @@
               <m:r>
                 <w:rPr>
                   <w:rFonts w:ascii="Cambria Math" w:hAnsi="Cambria Math" w:cs="Arial"/>
+                  <w:sz w:val="22"/>
+                  <w:szCs w:val="22"/>
                 </w:rPr>
                 <m:t>i</m:t>
               </m:r>
@@ -431,6 +587,8 @@
           <m:r>
             <w:rPr>
               <w:rFonts w:ascii="Cambria Math" w:hAnsi="Cambria Math" w:cs="Arial"/>
+              <w:sz w:val="22"/>
+              <w:szCs w:val="22"/>
             </w:rPr>
             <m:t xml:space="preserve"> ∈ </m:t>
           </m:r>
@@ -442,6 +600,8 @@
                 <w:rPr>
                   <w:rFonts w:ascii="Cambria Math" w:hAnsi="Cambria Math" w:cs="Arial"/>
                   <w:i/>
+                  <w:sz w:val="22"/>
+                  <w:szCs w:val="22"/>
                 </w:rPr>
               </m:ctrlPr>
             </m:dPr>
@@ -449,6 +609,8 @@
               <m:r>
                 <w:rPr>
                   <w:rFonts w:ascii="Cambria Math" w:hAnsi="Cambria Math" w:cs="Arial"/>
+                  <w:sz w:val="22"/>
+                  <w:szCs w:val="22"/>
                 </w:rPr>
                 <m:t>0,1</m:t>
               </m:r>
@@ -461,108 +623,120 @@
       <w:pPr>
         <w:rPr>
           <w:rFonts w:ascii="Arial" w:hAnsi="Arial" w:cs="Arial"/>
-        </w:rPr>
-      </w:pPr>
-    </w:p>
-    <w:p>
-      <w:pPr>
-        <w:rPr>
-          <w:rFonts w:ascii="Arial" w:hAnsi="Arial" w:cs="Arial"/>
-        </w:rPr>
-      </w:pPr>
-      <w:r>
-        <w:rPr>
-          <w:rFonts w:ascii="Arial" w:hAnsi="Arial" w:cs="Arial"/>
-        </w:rPr>
-        <w:t xml:space="preserve">con: </w:t>
-      </w:r>
-      <w:proofErr w:type="gramStart"/>
-      <w:r>
-        <w:rPr>
-          <w:rFonts w:ascii="Arial" w:hAnsi="Arial" w:cs="Arial"/>
-        </w:rPr>
-        <w:t>P(</w:t>
-      </w:r>
-      <w:r>
-        <w:rPr>
-          <w:rFonts w:ascii="Arial" w:hAnsi="Arial" w:cs="Arial"/>
+          <w:sz w:val="22"/>
+          <w:szCs w:val="22"/>
+        </w:rPr>
+      </w:pPr>
+    </w:p>
+    <w:p>
+      <w:pPr>
+        <w:rPr>
+          <w:rFonts w:ascii="Arial" w:hAnsi="Arial" w:cs="Arial"/>
+        </w:rPr>
+      </w:pPr>
+      <w:r>
+        <w:rPr>
+          <w:rFonts w:ascii="Arial" w:hAnsi="Arial" w:cs="Arial"/>
+          <w:sz w:val="22"/>
+          <w:szCs w:val="22"/>
+        </w:rPr>
+        <w:t>con: P(</w:t>
+      </w:r>
+      <w:r>
+        <w:rPr>
+          <w:rFonts w:ascii="Arial" w:hAnsi="Arial" w:cs="Arial"/>
+          <w:sz w:val="22"/>
+          <w:szCs w:val="22"/>
         </w:rPr>
         <w:t xml:space="preserve"> </w:t>
       </w:r>
       <w:r>
         <w:rPr>
           <w:rFonts w:ascii="Arial" w:hAnsi="Arial" w:cs="Arial"/>
+          <w:sz w:val="22"/>
+          <w:szCs w:val="22"/>
         </w:rPr>
         <w:t>M</w:t>
       </w:r>
       <w:r>
         <w:rPr>
           <w:rFonts w:ascii="Arial" w:hAnsi="Arial" w:cs="Arial"/>
+          <w:sz w:val="22"/>
+          <w:szCs w:val="22"/>
           <w:vertAlign w:val="subscript"/>
         </w:rPr>
         <w:t>i</w:t>
       </w:r>
-      <w:proofErr w:type="gramEnd"/>
-      <w:r>
-        <w:rPr>
-          <w:rFonts w:ascii="Arial" w:hAnsi="Arial" w:cs="Arial"/>
+      <w:r>
+        <w:rPr>
+          <w:rFonts w:ascii="Arial" w:hAnsi="Arial" w:cs="Arial"/>
+          <w:sz w:val="22"/>
+          <w:szCs w:val="22"/>
         </w:rPr>
         <w:t xml:space="preserve"> </w:t>
       </w:r>
       <w:r>
         <w:rPr>
           <w:rFonts w:ascii="Arial" w:hAnsi="Arial" w:cs="Arial"/>
+          <w:sz w:val="22"/>
+          <w:szCs w:val="22"/>
         </w:rPr>
         <w:t xml:space="preserve">) </w:t>
       </w:r>
       <w:r>
         <w:rPr>
           <w:rFonts w:ascii="Arial" w:hAnsi="Arial" w:cs="Arial"/>
-        </w:rPr>
-        <w:t xml:space="preserve">= 0 = </w:t>
-      </w:r>
-      <w:proofErr w:type="gramStart"/>
-      <w:r>
-        <w:rPr>
-          <w:rFonts w:ascii="Arial" w:hAnsi="Arial" w:cs="Arial"/>
-        </w:rPr>
-        <w:t>P(</w:t>
-      </w:r>
-      <w:r>
-        <w:rPr>
-          <w:rFonts w:ascii="Arial" w:hAnsi="Arial" w:cs="Arial"/>
+          <w:sz w:val="22"/>
+          <w:szCs w:val="22"/>
+        </w:rPr>
+        <w:t>= 0 = P(</w:t>
+      </w:r>
+      <w:r>
+        <w:rPr>
+          <w:rFonts w:ascii="Arial" w:hAnsi="Arial" w:cs="Arial"/>
+          <w:sz w:val="22"/>
+          <w:szCs w:val="22"/>
         </w:rPr>
         <w:t xml:space="preserve"> </w:t>
       </w:r>
       <w:r>
         <w:rPr>
           <w:rFonts w:ascii="Arial" w:hAnsi="Arial" w:cs="Arial"/>
+          <w:sz w:val="22"/>
+          <w:szCs w:val="22"/>
         </w:rPr>
         <w:t>M</w:t>
       </w:r>
       <w:r>
         <w:rPr>
           <w:rFonts w:ascii="Arial" w:hAnsi="Arial" w:cs="Arial"/>
+          <w:sz w:val="22"/>
+          <w:szCs w:val="22"/>
           <w:vertAlign w:val="subscript"/>
         </w:rPr>
         <w:t>i</w:t>
       </w:r>
-      <w:proofErr w:type="gramEnd"/>
-      <w:r>
-        <w:rPr>
-          <w:rFonts w:ascii="Arial" w:hAnsi="Arial" w:cs="Arial"/>
+      <w:r>
+        <w:rPr>
+          <w:rFonts w:ascii="Arial" w:hAnsi="Arial" w:cs="Arial"/>
+          <w:sz w:val="22"/>
+          <w:szCs w:val="22"/>
         </w:rPr>
         <w:t xml:space="preserve"> </w:t>
       </w:r>
       <w:r>
         <w:rPr>
           <w:rFonts w:ascii="Arial" w:hAnsi="Arial" w:cs="Arial"/>
+          <w:sz w:val="22"/>
+          <w:szCs w:val="22"/>
         </w:rPr>
         <w:t xml:space="preserve">) </w:t>
       </w:r>
       <w:r>
         <w:rPr>
           <w:rFonts w:ascii="Arial" w:hAnsi="Arial" w:cs="Arial"/>
+          <w:sz w:val="22"/>
+          <w:szCs w:val="22"/>
         </w:rPr>
         <w:t xml:space="preserve">= 1 = </w:t>
       </w:r>
@@ -570,6 +744,8 @@
         <w:rPr>
           <w:rFonts w:ascii="Arial" w:hAnsi="Arial" w:cs="Arial"/>
           <w:i/>
+          <w:sz w:val="22"/>
+          <w:szCs w:val="22"/>
         </w:rPr>
         <w:t>(</w:t>
       </w:r>
@@ -577,6 +753,8 @@
         <m:r>
           <w:rPr>
             <w:rFonts w:ascii="Cambria Math" w:hAnsi="Cambria Math" w:cs="Arial"/>
+            <w:sz w:val="22"/>
+            <w:szCs w:val="22"/>
           </w:rPr>
           <m:t xml:space="preserve">  </m:t>
         </m:r>
@@ -586,6 +764,8 @@
               <w:rPr>
                 <w:rFonts w:ascii="Cambria Math" w:hAnsi="Cambria Math" w:cs="Arial"/>
                 <w:i/>
+                <w:sz w:val="22"/>
+                <w:szCs w:val="22"/>
                 <w:lang w:val="en-US"/>
               </w:rPr>
             </m:ctrlPr>
@@ -594,6 +774,8 @@
             <m:r>
               <w:rPr>
                 <w:rFonts w:ascii="Cambria Math" w:hAnsi="Cambria Math" w:cs="Arial"/>
+                <w:sz w:val="22"/>
+                <w:szCs w:val="22"/>
               </w:rPr>
               <m:t>1</m:t>
             </m:r>
@@ -602,6 +784,8 @@
             <m:r>
               <w:rPr>
                 <w:rFonts w:ascii="Cambria Math" w:hAnsi="Cambria Math" w:cs="Arial"/>
+                <w:sz w:val="22"/>
+                <w:szCs w:val="22"/>
               </w:rPr>
               <m:t>2</m:t>
             </m:r>
@@ -612,6 +796,8 @@
         <w:rPr>
           <w:rFonts w:ascii="Arial" w:eastAsiaTheme="minorEastAsia" w:hAnsi="Arial" w:cs="Arial"/>
           <w:i/>
+          <w:sz w:val="22"/>
+          <w:szCs w:val="22"/>
         </w:rPr>
         <w:t xml:space="preserve"> </w:t>
       </w:r>
@@ -619,25 +805,24 @@
         <w:rPr>
           <w:rFonts w:ascii="Arial" w:hAnsi="Arial" w:cs="Arial"/>
           <w:i/>
+          <w:sz w:val="22"/>
+          <w:szCs w:val="22"/>
         </w:rPr>
         <w:t>)</w:t>
       </w:r>
       <w:r>
         <w:rPr>
           <w:rFonts w:ascii="Arial" w:hAnsi="Arial" w:cs="Arial"/>
-        </w:rPr>
-        <w:t xml:space="preserve"> y las variables </w:t>
-      </w:r>
-      <w:proofErr w:type="gramStart"/>
-      <w:r>
-        <w:rPr>
-          <w:rFonts w:ascii="Arial" w:hAnsi="Arial" w:cs="Arial"/>
-        </w:rPr>
-        <w:t>M</w:t>
-      </w:r>
-      <w:r>
-        <w:rPr>
-          <w:rFonts w:ascii="Arial" w:hAnsi="Arial" w:cs="Arial"/>
+          <w:sz w:val="22"/>
+          <w:szCs w:val="22"/>
+        </w:rPr>
+        <w:t xml:space="preserve"> y las variables M</w:t>
+      </w:r>
+      <w:r>
+        <w:rPr>
+          <w:rFonts w:ascii="Arial" w:hAnsi="Arial" w:cs="Arial"/>
+          <w:sz w:val="22"/>
+          <w:szCs w:val="22"/>
           <w:vertAlign w:val="subscript"/>
         </w:rPr>
         <w:t xml:space="preserve">i </w:t>
@@ -645,19 +830,16 @@
       <w:r>
         <w:rPr>
           <w:rFonts w:ascii="Arial" w:hAnsi="Arial" w:cs="Arial"/>
-        </w:rPr>
-        <w:t xml:space="preserve"> son</w:t>
-      </w:r>
-      <w:proofErr w:type="gramEnd"/>
-      <w:r>
-        <w:rPr>
-          <w:rFonts w:ascii="Arial" w:hAnsi="Arial" w:cs="Arial"/>
-        </w:rPr>
-        <w:t xml:space="preserve"> independientes entre sí. De esto se deduce: E[M</w:t>
-      </w:r>
-      <w:r>
-        <w:rPr>
-          <w:rFonts w:ascii="Arial" w:hAnsi="Arial" w:cs="Arial"/>
+          <w:sz w:val="22"/>
+          <w:szCs w:val="22"/>
+        </w:rPr>
+        <w:t xml:space="preserve"> son independientes entre sí. De esto se deduce: E[M</w:t>
+      </w:r>
+      <w:r>
+        <w:rPr>
+          <w:rFonts w:ascii="Arial" w:hAnsi="Arial" w:cs="Arial"/>
+          <w:sz w:val="22"/>
+          <w:szCs w:val="22"/>
           <w:vertAlign w:val="subscript"/>
         </w:rPr>
         <w:t>i</w:t>
@@ -665,6 +847,8 @@
       <w:r>
         <w:rPr>
           <w:rFonts w:ascii="Arial" w:hAnsi="Arial" w:cs="Arial"/>
+          <w:sz w:val="22"/>
+          <w:szCs w:val="22"/>
         </w:rPr>
         <w:t xml:space="preserve">] = </w:t>
       </w:r>
@@ -672,6 +856,8 @@
         <w:rPr>
           <w:rFonts w:ascii="Arial" w:hAnsi="Arial" w:cs="Arial"/>
           <w:i/>
+          <w:sz w:val="22"/>
+          <w:szCs w:val="22"/>
         </w:rPr>
         <w:t>(</w:t>
       </w:r>
@@ -679,6 +865,8 @@
         <m:r>
           <w:rPr>
             <w:rFonts w:ascii="Cambria Math" w:hAnsi="Cambria Math" w:cs="Arial"/>
+            <w:sz w:val="22"/>
+            <w:szCs w:val="22"/>
           </w:rPr>
           <m:t xml:space="preserve"> </m:t>
         </m:r>
@@ -688,6 +876,8 @@
               <w:rPr>
                 <w:rFonts w:ascii="Cambria Math" w:hAnsi="Cambria Math" w:cs="Arial"/>
                 <w:i/>
+                <w:sz w:val="22"/>
+                <w:szCs w:val="22"/>
                 <w:lang w:val="en-US"/>
               </w:rPr>
             </m:ctrlPr>
@@ -696,6 +886,8 @@
             <m:r>
               <w:rPr>
                 <w:rFonts w:ascii="Cambria Math" w:hAnsi="Cambria Math" w:cs="Arial"/>
+                <w:sz w:val="22"/>
+                <w:szCs w:val="22"/>
               </w:rPr>
               <m:t>1</m:t>
             </m:r>
@@ -704,6 +896,8 @@
             <m:r>
               <w:rPr>
                 <w:rFonts w:ascii="Cambria Math" w:hAnsi="Cambria Math" w:cs="Arial"/>
+                <w:sz w:val="22"/>
+                <w:szCs w:val="22"/>
               </w:rPr>
               <m:t>2</m:t>
             </m:r>
@@ -714,6 +908,8 @@
         <w:rPr>
           <w:rFonts w:ascii="Arial" w:eastAsiaTheme="minorEastAsia" w:hAnsi="Arial" w:cs="Arial"/>
           <w:i/>
+          <w:sz w:val="22"/>
+          <w:szCs w:val="22"/>
         </w:rPr>
         <w:t xml:space="preserve"> </w:t>
       </w:r>
@@ -721,32 +917,24 @@
         <w:rPr>
           <w:rFonts w:ascii="Arial" w:hAnsi="Arial" w:cs="Arial"/>
           <w:i/>
+          <w:sz w:val="22"/>
+          <w:szCs w:val="22"/>
         </w:rPr>
         <w:t xml:space="preserve">) </w:t>
       </w:r>
       <w:r>
         <w:rPr>
           <w:rFonts w:ascii="Arial" w:hAnsi="Arial" w:cs="Arial"/>
-        </w:rPr>
-        <w:t xml:space="preserve">y </w:t>
-      </w:r>
-      <w:proofErr w:type="gramStart"/>
-      <w:r>
-        <w:rPr>
-          <w:rFonts w:ascii="Arial" w:hAnsi="Arial" w:cs="Arial"/>
-        </w:rPr>
-        <w:t>Var(</w:t>
-      </w:r>
-      <w:proofErr w:type="gramEnd"/>
-      <w:r>
-        <w:rPr>
-          <w:rFonts w:ascii="Arial" w:hAnsi="Arial" w:cs="Arial"/>
-        </w:rPr>
-        <w:t>M</w:t>
-      </w:r>
-      <w:r>
-        <w:rPr>
-          <w:rFonts w:ascii="Arial" w:hAnsi="Arial" w:cs="Arial"/>
+          <w:sz w:val="22"/>
+          <w:szCs w:val="22"/>
+        </w:rPr>
+        <w:t>y Var(M</w:t>
+      </w:r>
+      <w:r>
+        <w:rPr>
+          <w:rFonts w:ascii="Arial" w:hAnsi="Arial" w:cs="Arial"/>
+          <w:sz w:val="22"/>
+          <w:szCs w:val="22"/>
           <w:vertAlign w:val="subscript"/>
         </w:rPr>
         <w:t>i</w:t>
@@ -754,6 +942,8 @@
       <w:r>
         <w:rPr>
           <w:rFonts w:ascii="Arial" w:hAnsi="Arial" w:cs="Arial"/>
+          <w:sz w:val="22"/>
+          <w:szCs w:val="22"/>
         </w:rPr>
         <w:t xml:space="preserve">) = </w:t>
       </w:r>
@@ -761,6 +951,8 @@
         <w:rPr>
           <w:rFonts w:ascii="Arial" w:hAnsi="Arial" w:cs="Arial"/>
           <w:i/>
+          <w:sz w:val="22"/>
+          <w:szCs w:val="22"/>
         </w:rPr>
         <w:t>(</w:t>
       </w:r>
@@ -768,6 +960,8 @@
         <w:rPr>
           <w:rFonts w:ascii="Arial" w:hAnsi="Arial" w:cs="Arial"/>
           <w:i/>
+          <w:sz w:val="22"/>
+          <w:szCs w:val="22"/>
         </w:rPr>
         <w:t xml:space="preserve"> </w:t>
       </w:r>
@@ -778,6 +972,8 @@
               <w:rPr>
                 <w:rFonts w:ascii="Cambria Math" w:hAnsi="Cambria Math" w:cs="Arial"/>
                 <w:i/>
+                <w:sz w:val="22"/>
+                <w:szCs w:val="22"/>
                 <w:lang w:val="en-US"/>
               </w:rPr>
             </m:ctrlPr>
@@ -786,6 +982,8 @@
             <m:r>
               <w:rPr>
                 <w:rFonts w:ascii="Cambria Math" w:hAnsi="Cambria Math" w:cs="Arial"/>
+                <w:sz w:val="22"/>
+                <w:szCs w:val="22"/>
               </w:rPr>
               <m:t>1</m:t>
             </m:r>
@@ -793,6 +991,8 @@
               <w:rPr>
                 <w:rFonts w:ascii="Cambria Math" w:hAnsi="Cambria Math" w:cs="Arial"/>
                 <w:i/>
+                <w:sz w:val="22"/>
+                <w:szCs w:val="22"/>
               </w:rPr>
             </m:ctrlPr>
           </m:num>
@@ -800,6 +1000,8 @@
             <m:r>
               <w:rPr>
                 <w:rFonts w:ascii="Cambria Math" w:hAnsi="Cambria Math" w:cs="Arial"/>
+                <w:sz w:val="22"/>
+                <w:szCs w:val="22"/>
               </w:rPr>
               <m:t>4</m:t>
             </m:r>
@@ -810,6 +1012,8 @@
         <w:rPr>
           <w:rFonts w:ascii="Arial" w:hAnsi="Arial" w:cs="Arial"/>
           <w:i/>
+          <w:sz w:val="22"/>
+          <w:szCs w:val="22"/>
         </w:rPr>
         <w:t>)</w:t>
       </w:r>
@@ -831,15 +1035,21 @@
           <w:rFonts w:ascii="Arial" w:hAnsi="Arial" w:cs="Arial"/>
         </w:rPr>
         <w:pict w14:anchorId="4857E2DC">
-          <v:rect id="_x0000_i1026" style="width:0;height:1.5pt" o:hralign="center" o:hrstd="t" o:hr="t" fillcolor="#a0a0a0" stroked="f"/>
+          <v:rect id="_x0000_i1025" style="width:0;height:1.5pt" o:hralign="center" o:hrstd="t" o:hr="t" fillcolor="#a0a0a0" stroked="f"/>
         </w:pict>
       </w:r>
     </w:p>
     <w:p>
       <w:pPr>
         <w:pStyle w:val="Heading1"/>
-      </w:pPr>
-      <w:r>
+        <w:rPr>
+          <w:rFonts w:ascii="Arial" w:hAnsi="Arial" w:cs="Arial"/>
+        </w:rPr>
+      </w:pPr>
+      <w:r>
+        <w:rPr>
+          <w:rFonts w:ascii="Arial" w:hAnsi="Arial" w:cs="Arial"/>
+        </w:rPr>
         <w:t xml:space="preserve">2. Demostración de que ( </w:t>
       </w:r>
       <m:oMath>
@@ -848,13 +1058,13 @@
             <m:sty m:val="bi"/>
           </m:rPr>
           <w:rPr>
-            <w:rFonts w:ascii="Cambria Math" w:hAnsi="Cambria Math"/>
+            <w:rFonts w:ascii="Cambria Math" w:hAnsi="Cambria Math" w:cs="Arial"/>
           </w:rPr>
           <m:t>X</m:t>
         </m:r>
         <m:r>
           <w:rPr>
-            <w:rFonts w:ascii="Cambria Math" w:hAnsi="Cambria Math"/>
+            <w:rFonts w:ascii="Cambria Math" w:hAnsi="Cambria Math" w:cs="Arial"/>
           </w:rPr>
           <m:t xml:space="preserve">  ∈ </m:t>
         </m:r>
@@ -864,7 +1074,7 @@
             <m:endChr m:val="]"/>
             <m:ctrlPr>
               <w:rPr>
-                <w:rFonts w:ascii="Cambria Math" w:hAnsi="Cambria Math"/>
+                <w:rFonts w:ascii="Cambria Math" w:hAnsi="Cambria Math" w:cs="Arial"/>
                 <w:i/>
               </w:rPr>
             </m:ctrlPr>
@@ -875,13 +1085,13 @@
                 <m:sty m:val="bi"/>
               </m:rPr>
               <w:rPr>
-                <w:rFonts w:ascii="Cambria Math" w:hAnsi="Cambria Math"/>
+                <w:rFonts w:ascii="Cambria Math" w:hAnsi="Cambria Math" w:cs="Arial"/>
               </w:rPr>
               <m:t>0</m:t>
             </m:r>
             <m:r>
               <w:rPr>
-                <w:rFonts w:ascii="Cambria Math" w:hAnsi="Cambria Math"/>
+                <w:rFonts w:ascii="Cambria Math" w:hAnsi="Cambria Math" w:cs="Arial"/>
               </w:rPr>
               <m:t>,</m:t>
             </m:r>
@@ -890,7 +1100,7 @@
                 <m:sty m:val="bi"/>
               </m:rPr>
               <w:rPr>
-                <w:rFonts w:ascii="Cambria Math" w:hAnsi="Cambria Math"/>
+                <w:rFonts w:ascii="Cambria Math" w:hAnsi="Cambria Math" w:cs="Arial"/>
               </w:rPr>
               <m:t>1</m:t>
             </m:r>
@@ -898,6 +1108,9 @@
         </m:d>
       </m:oMath>
       <w:r>
+        <w:rPr>
+          <w:rFonts w:ascii="Arial" w:hAnsi="Arial" w:cs="Arial"/>
+        </w:rPr>
         <w:t xml:space="preserve"> )</w:t>
       </w:r>
     </w:p>
@@ -905,11 +1118,15 @@
       <w:pPr>
         <w:rPr>
           <w:rFonts w:ascii="Arial" w:hAnsi="Arial" w:cs="Arial"/>
-        </w:rPr>
-      </w:pPr>
-      <w:r>
-        <w:rPr>
-          <w:rFonts w:ascii="Arial" w:hAnsi="Arial" w:cs="Arial"/>
+          <w:sz w:val="22"/>
+          <w:szCs w:val="22"/>
+        </w:rPr>
+      </w:pPr>
+      <w:r>
+        <w:rPr>
+          <w:rFonts w:ascii="Arial" w:hAnsi="Arial" w:cs="Arial"/>
+          <w:sz w:val="22"/>
+          <w:szCs w:val="22"/>
         </w:rPr>
         <w:t>La variable aleatoria X se define como:</w:t>
       </w:r>
@@ -918,6 +1135,8 @@
       <w:pPr>
         <w:rPr>
           <w:rFonts w:ascii="Arial" w:hAnsi="Arial" w:cs="Arial"/>
+          <w:sz w:val="22"/>
+          <w:szCs w:val="22"/>
         </w:rPr>
       </w:pPr>
       <m:oMathPara>
@@ -925,6 +1144,8 @@
           <m:r>
             <w:rPr>
               <w:rFonts w:ascii="Cambria Math" w:hAnsi="Cambria Math" w:cs="Arial"/>
+              <w:sz w:val="22"/>
+              <w:szCs w:val="22"/>
             </w:rPr>
             <m:t>X=</m:t>
           </m:r>
@@ -936,6 +1157,8 @@
                 <w:rPr>
                   <w:rFonts w:ascii="Cambria Math" w:hAnsi="Cambria Math" w:cs="Arial"/>
                   <w:i/>
+                  <w:sz w:val="22"/>
+                  <w:szCs w:val="22"/>
                 </w:rPr>
               </m:ctrlPr>
             </m:naryPr>
@@ -943,6 +1166,8 @@
               <m:r>
                 <w:rPr>
                   <w:rFonts w:ascii="Cambria Math" w:hAnsi="Cambria Math" w:cs="Arial"/>
+                  <w:sz w:val="22"/>
+                  <w:szCs w:val="22"/>
                 </w:rPr>
                 <m:t>i=1</m:t>
               </m:r>
@@ -951,6 +1176,8 @@
               <m:r>
                 <w:rPr>
                   <w:rFonts w:ascii="Cambria Math" w:hAnsi="Cambria Math" w:cs="Arial"/>
+                  <w:sz w:val="22"/>
+                  <w:szCs w:val="22"/>
                 </w:rPr>
                 <m:t>10</m:t>
               </m:r>
@@ -962,6 +1189,8 @@
                     <w:rPr>
                       <w:rFonts w:ascii="Cambria Math" w:hAnsi="Cambria Math" w:cs="Arial"/>
                       <w:i/>
+                      <w:sz w:val="22"/>
+                      <w:szCs w:val="22"/>
                     </w:rPr>
                   </m:ctrlPr>
                 </m:fPr>
@@ -972,6 +1201,8 @@
                         <w:rPr>
                           <w:rFonts w:ascii="Cambria Math" w:hAnsi="Cambria Math" w:cs="Arial"/>
                           <w:i/>
+                          <w:sz w:val="22"/>
+                          <w:szCs w:val="22"/>
                         </w:rPr>
                       </m:ctrlPr>
                     </m:sSubPr>
@@ -979,6 +1210,8 @@
                       <m:r>
                         <w:rPr>
                           <w:rFonts w:ascii="Cambria Math" w:hAnsi="Cambria Math" w:cs="Arial"/>
+                          <w:sz w:val="22"/>
+                          <w:szCs w:val="22"/>
                         </w:rPr>
                         <m:t>M</m:t>
                       </m:r>
@@ -987,6 +1220,8 @@
                       <m:r>
                         <w:rPr>
                           <w:rFonts w:ascii="Cambria Math" w:hAnsi="Cambria Math" w:cs="Arial"/>
+                          <w:sz w:val="22"/>
+                          <w:szCs w:val="22"/>
                         </w:rPr>
                         <m:t>i</m:t>
                       </m:r>
@@ -1000,6 +1235,8 @@
                         <w:rPr>
                           <w:rFonts w:ascii="Cambria Math" w:hAnsi="Cambria Math" w:cs="Arial"/>
                           <w:i/>
+                          <w:sz w:val="22"/>
+                          <w:szCs w:val="22"/>
                         </w:rPr>
                       </m:ctrlPr>
                     </m:sSupPr>
@@ -1007,6 +1244,8 @@
                       <m:r>
                         <w:rPr>
                           <w:rFonts w:ascii="Cambria Math" w:hAnsi="Cambria Math" w:cs="Arial"/>
+                          <w:sz w:val="22"/>
+                          <w:szCs w:val="22"/>
                         </w:rPr>
                         <m:t>2</m:t>
                       </m:r>
@@ -1015,6 +1254,8 @@
                       <m:r>
                         <w:rPr>
                           <w:rFonts w:ascii="Cambria Math" w:hAnsi="Cambria Math" w:cs="Arial"/>
+                          <w:sz w:val="22"/>
+                          <w:szCs w:val="22"/>
                         </w:rPr>
                         <m:t>i</m:t>
                       </m:r>
@@ -1027,6 +1268,8 @@
           <m:r>
             <w:rPr>
               <w:rFonts w:ascii="Cambria Math" w:hAnsi="Cambria Math" w:cs="Arial"/>
+              <w:sz w:val="22"/>
+              <w:szCs w:val="22"/>
             </w:rPr>
             <m:t>​​</m:t>
           </m:r>
@@ -1037,11 +1280,15 @@
       <w:pPr>
         <w:rPr>
           <w:rFonts w:ascii="Arial" w:hAnsi="Arial" w:cs="Arial"/>
-        </w:rPr>
-      </w:pPr>
-      <w:r>
-        <w:rPr>
-          <w:rFonts w:ascii="Arial" w:hAnsi="Arial" w:cs="Arial"/>
+          <w:sz w:val="22"/>
+          <w:szCs w:val="22"/>
+        </w:rPr>
+      </w:pPr>
+      <w:r>
+        <w:rPr>
+          <w:rFonts w:ascii="Arial" w:hAnsi="Arial" w:cs="Arial"/>
+          <w:sz w:val="22"/>
+          <w:szCs w:val="22"/>
         </w:rPr>
         <w:t xml:space="preserve">Como cada  </w:t>
       </w:r>
@@ -1052,6 +1299,8 @@
               <w:rPr>
                 <w:rFonts w:ascii="Cambria Math" w:hAnsi="Cambria Math" w:cs="Arial"/>
                 <w:i/>
+                <w:sz w:val="22"/>
+                <w:szCs w:val="22"/>
               </w:rPr>
             </m:ctrlPr>
           </m:sSubPr>
@@ -1059,6 +1308,8 @@
             <m:r>
               <w:rPr>
                 <w:rFonts w:ascii="Cambria Math" w:hAnsi="Cambria Math" w:cs="Arial"/>
+                <w:sz w:val="22"/>
+                <w:szCs w:val="22"/>
               </w:rPr>
               <m:t>M</m:t>
             </m:r>
@@ -1067,6 +1318,8 @@
             <m:r>
               <w:rPr>
                 <w:rFonts w:ascii="Cambria Math" w:hAnsi="Cambria Math" w:cs="Arial"/>
+                <w:sz w:val="22"/>
+                <w:szCs w:val="22"/>
               </w:rPr>
               <m:t>i</m:t>
             </m:r>
@@ -1075,6 +1328,8 @@
         <m:r>
           <w:rPr>
             <w:rFonts w:ascii="Cambria Math" w:hAnsi="Cambria Math" w:cs="Arial"/>
+            <w:sz w:val="22"/>
+            <w:szCs w:val="22"/>
           </w:rPr>
           <m:t xml:space="preserve">  ∈ </m:t>
         </m:r>
@@ -1086,6 +1341,8 @@
               <w:rPr>
                 <w:rFonts w:ascii="Cambria Math" w:hAnsi="Cambria Math" w:cs="Arial"/>
                 <w:i/>
+                <w:sz w:val="22"/>
+                <w:szCs w:val="22"/>
               </w:rPr>
             </m:ctrlPr>
           </m:dPr>
@@ -1093,6 +1350,8 @@
             <m:r>
               <w:rPr>
                 <w:rFonts w:ascii="Cambria Math" w:hAnsi="Cambria Math" w:cs="Arial"/>
+                <w:sz w:val="22"/>
+                <w:szCs w:val="22"/>
               </w:rPr>
               <m:t>0,1</m:t>
             </m:r>
@@ -1102,125 +1361,69 @@
       <w:r>
         <w:rPr>
           <w:rFonts w:ascii="Arial" w:hAnsi="Arial" w:cs="Arial"/>
-        </w:rPr>
-        <w:t xml:space="preserve"> , el mínimo de X ocurre cuando todos los </w:t>
-      </w:r>
-      <w:proofErr w:type="gramStart"/>
-      <w:r>
-        <w:rPr>
-          <w:rFonts w:ascii="Arial" w:hAnsi="Arial" w:cs="Arial"/>
-        </w:rPr>
-        <w:t>( M</w:t>
-      </w:r>
-      <w:r>
-        <w:rPr>
-          <w:rFonts w:ascii="Arial" w:hAnsi="Arial" w:cs="Arial"/>
+          <w:sz w:val="22"/>
+          <w:szCs w:val="22"/>
+        </w:rPr>
+        <w:t xml:space="preserve"> , el mínimo de X ocurre cuando todos los ( M</w:t>
+      </w:r>
+      <w:r>
+        <w:rPr>
+          <w:rFonts w:ascii="Arial" w:hAnsi="Arial" w:cs="Arial"/>
+          <w:sz w:val="22"/>
+          <w:szCs w:val="22"/>
           <w:vertAlign w:val="subscript"/>
         </w:rPr>
         <w:t>i</w:t>
       </w:r>
-      <w:proofErr w:type="gramEnd"/>
-      <w:r>
-        <w:rPr>
-          <w:rFonts w:ascii="Arial" w:hAnsi="Arial" w:cs="Arial"/>
-        </w:rPr>
-        <w:t xml:space="preserve"> = </w:t>
-      </w:r>
-      <w:proofErr w:type="gramStart"/>
-      <w:r>
-        <w:rPr>
-          <w:rFonts w:ascii="Arial" w:hAnsi="Arial" w:cs="Arial"/>
-        </w:rPr>
-        <w:t>0 )</w:t>
-      </w:r>
-      <w:proofErr w:type="gramEnd"/>
-      <w:r>
-        <w:rPr>
-          <w:rFonts w:ascii="Arial" w:hAnsi="Arial" w:cs="Arial"/>
-        </w:rPr>
-        <w:t xml:space="preserve">, dando </w:t>
-      </w:r>
-      <w:proofErr w:type="gramStart"/>
-      <w:r>
-        <w:rPr>
-          <w:rFonts w:ascii="Arial" w:hAnsi="Arial" w:cs="Arial"/>
-        </w:rPr>
-        <w:t>( X</w:t>
-      </w:r>
-      <w:proofErr w:type="gramEnd"/>
-      <w:r>
-        <w:rPr>
-          <w:rFonts w:ascii="Arial" w:hAnsi="Arial" w:cs="Arial"/>
-        </w:rPr>
-        <w:t xml:space="preserve"> = </w:t>
-      </w:r>
-      <w:proofErr w:type="gramStart"/>
-      <w:r>
-        <w:rPr>
-          <w:rFonts w:ascii="Arial" w:hAnsi="Arial" w:cs="Arial"/>
-        </w:rPr>
-        <w:t>0 )</w:t>
-      </w:r>
-      <w:proofErr w:type="gramEnd"/>
-      <w:r>
-        <w:rPr>
-          <w:rFonts w:ascii="Arial" w:hAnsi="Arial" w:cs="Arial"/>
-        </w:rPr>
-        <w:t>.</w:t>
-      </w:r>
-    </w:p>
-    <w:p>
-      <w:pPr>
-        <w:rPr>
-          <w:rFonts w:ascii="Arial" w:hAnsi="Arial" w:cs="Arial"/>
-        </w:rPr>
-      </w:pPr>
-      <w:r>
-        <w:rPr>
-          <w:rFonts w:ascii="Arial" w:hAnsi="Arial" w:cs="Arial"/>
-        </w:rPr>
-        <w:t xml:space="preserve">El máximo ocurre cuando todos los </w:t>
-      </w:r>
-      <w:proofErr w:type="gramStart"/>
-      <w:r>
-        <w:rPr>
-          <w:rFonts w:ascii="Arial" w:hAnsi="Arial" w:cs="Arial"/>
-        </w:rPr>
-        <w:t>( M</w:t>
-      </w:r>
-      <w:r>
-        <w:rPr>
-          <w:rFonts w:ascii="Arial" w:hAnsi="Arial" w:cs="Arial"/>
+      <w:r>
+        <w:rPr>
+          <w:rFonts w:ascii="Arial" w:hAnsi="Arial" w:cs="Arial"/>
+          <w:sz w:val="22"/>
+          <w:szCs w:val="22"/>
+        </w:rPr>
+        <w:t xml:space="preserve"> = 0 ), dando ( X = 0 ).</w:t>
+      </w:r>
+    </w:p>
+    <w:p>
+      <w:pPr>
+        <w:rPr>
+          <w:rFonts w:ascii="Arial" w:hAnsi="Arial" w:cs="Arial"/>
+          <w:sz w:val="22"/>
+          <w:szCs w:val="22"/>
+        </w:rPr>
+      </w:pPr>
+      <w:r>
+        <w:rPr>
+          <w:rFonts w:ascii="Arial" w:hAnsi="Arial" w:cs="Arial"/>
+          <w:sz w:val="22"/>
+          <w:szCs w:val="22"/>
+        </w:rPr>
+        <w:t>El máximo ocurre cuando todos los ( M</w:t>
+      </w:r>
+      <w:r>
+        <w:rPr>
+          <w:rFonts w:ascii="Arial" w:hAnsi="Arial" w:cs="Arial"/>
+          <w:sz w:val="22"/>
+          <w:szCs w:val="22"/>
           <w:vertAlign w:val="subscript"/>
         </w:rPr>
         <w:t>i</w:t>
       </w:r>
-      <w:proofErr w:type="gramEnd"/>
-      <w:r>
-        <w:rPr>
-          <w:rFonts w:ascii="Arial" w:hAnsi="Arial" w:cs="Arial"/>
-        </w:rPr>
-        <w:t xml:space="preserve"> = </w:t>
-      </w:r>
-      <w:proofErr w:type="gramStart"/>
-      <w:r>
-        <w:rPr>
-          <w:rFonts w:ascii="Arial" w:hAnsi="Arial" w:cs="Arial"/>
-        </w:rPr>
-        <w:t>1 )</w:t>
-      </w:r>
-      <w:proofErr w:type="gramEnd"/>
-      <w:r>
-        <w:rPr>
-          <w:rFonts w:ascii="Arial" w:hAnsi="Arial" w:cs="Arial"/>
-        </w:rPr>
-        <w:t>:</w:t>
-      </w:r>
-    </w:p>
-    <w:p>
-      <w:pPr>
-        <w:rPr>
-          <w:rFonts w:ascii="Arial" w:hAnsi="Arial" w:cs="Arial"/>
+      <w:r>
+        <w:rPr>
+          <w:rFonts w:ascii="Arial" w:hAnsi="Arial" w:cs="Arial"/>
+          <w:sz w:val="22"/>
+          <w:szCs w:val="22"/>
+        </w:rPr>
+        <w:t xml:space="preserve"> = 1 ):</w:t>
+      </w:r>
+    </w:p>
+    <w:p>
+      <w:pPr>
+        <w:rPr>
+          <w:rFonts w:ascii="Arial" w:hAnsi="Arial" w:cs="Arial"/>
+          <w:sz w:val="22"/>
+          <w:szCs w:val="22"/>
         </w:rPr>
       </w:pPr>
       <m:oMathPara>
@@ -1231,6 +1434,8 @@
                 <w:rPr>
                   <w:rFonts w:ascii="Cambria Math" w:hAnsi="Cambria Math" w:cs="Arial"/>
                   <w:i/>
+                  <w:sz w:val="22"/>
+                  <w:szCs w:val="22"/>
                 </w:rPr>
               </m:ctrlPr>
             </m:sSubPr>
@@ -1238,6 +1443,8 @@
               <m:r>
                 <w:rPr>
                   <w:rFonts w:ascii="Cambria Math" w:hAnsi="Cambria Math" w:cs="Arial"/>
+                  <w:sz w:val="22"/>
+                  <w:szCs w:val="22"/>
                 </w:rPr>
                 <m:t>X</m:t>
               </m:r>
@@ -1246,6 +1453,8 @@
               <m:r>
                 <w:rPr>
                   <w:rFonts w:ascii="Cambria Math" w:hAnsi="Cambria Math" w:cs="Arial"/>
+                  <w:sz w:val="22"/>
+                  <w:szCs w:val="22"/>
                 </w:rPr>
                 <m:t>max</m:t>
               </m:r>
@@ -1254,6 +1463,8 @@
           <m:r>
             <w:rPr>
               <w:rFonts w:ascii="Cambria Math" w:hAnsi="Cambria Math" w:cs="Arial"/>
+              <w:sz w:val="22"/>
+              <w:szCs w:val="22"/>
             </w:rPr>
             <m:t xml:space="preserve">= </m:t>
           </m:r>
@@ -1265,6 +1476,8 @@
                 <w:rPr>
                   <w:rFonts w:ascii="Cambria Math" w:hAnsi="Cambria Math" w:cs="Arial"/>
                   <w:i/>
+                  <w:sz w:val="22"/>
+                  <w:szCs w:val="22"/>
                 </w:rPr>
               </m:ctrlPr>
             </m:naryPr>
@@ -1272,6 +1485,8 @@
               <m:r>
                 <w:rPr>
                   <w:rFonts w:ascii="Cambria Math" w:hAnsi="Cambria Math" w:cs="Arial"/>
+                  <w:sz w:val="22"/>
+                  <w:szCs w:val="22"/>
                 </w:rPr>
                 <m:t>i=1</m:t>
               </m:r>
@@ -1280,6 +1495,8 @@
               <m:r>
                 <w:rPr>
                   <w:rFonts w:ascii="Cambria Math" w:hAnsi="Cambria Math" w:cs="Arial"/>
+                  <w:sz w:val="22"/>
+                  <w:szCs w:val="22"/>
                 </w:rPr>
                 <m:t>10</m:t>
               </m:r>
@@ -1291,6 +1508,8 @@
                     <w:rPr>
                       <w:rFonts w:ascii="Cambria Math" w:hAnsi="Cambria Math" w:cs="Arial"/>
                       <w:i/>
+                      <w:sz w:val="22"/>
+                      <w:szCs w:val="22"/>
                     </w:rPr>
                   </m:ctrlPr>
                 </m:fPr>
@@ -1298,6 +1517,8 @@
                   <m:r>
                     <w:rPr>
                       <w:rFonts w:ascii="Cambria Math" w:hAnsi="Cambria Math" w:cs="Arial"/>
+                      <w:sz w:val="22"/>
+                      <w:szCs w:val="22"/>
                     </w:rPr>
                     <m:t>1</m:t>
                   </m:r>
@@ -1309,6 +1530,8 @@
                         <w:rPr>
                           <w:rFonts w:ascii="Cambria Math" w:hAnsi="Cambria Math" w:cs="Arial"/>
                           <w:i/>
+                          <w:sz w:val="22"/>
+                          <w:szCs w:val="22"/>
                         </w:rPr>
                       </m:ctrlPr>
                     </m:sSupPr>
@@ -1316,6 +1539,8 @@
                       <m:r>
                         <w:rPr>
                           <w:rFonts w:ascii="Cambria Math" w:hAnsi="Cambria Math" w:cs="Arial"/>
+                          <w:sz w:val="22"/>
+                          <w:szCs w:val="22"/>
                         </w:rPr>
                         <m:t>2</m:t>
                       </m:r>
@@ -1324,6 +1549,8 @@
                       <m:r>
                         <w:rPr>
                           <w:rFonts w:ascii="Cambria Math" w:hAnsi="Cambria Math" w:cs="Arial"/>
+                          <w:sz w:val="22"/>
+                          <w:szCs w:val="22"/>
                         </w:rPr>
                         <m:t>i</m:t>
                       </m:r>
@@ -1334,6 +1561,8 @@
               <m:r>
                 <w:rPr>
                   <w:rFonts w:ascii="Cambria Math" w:hAnsi="Cambria Math" w:cs="Arial"/>
+                  <w:sz w:val="22"/>
+                  <w:szCs w:val="22"/>
                 </w:rPr>
                 <m:t xml:space="preserve">=1- </m:t>
               </m:r>
@@ -1343,6 +1572,8 @@
                     <w:rPr>
                       <w:rFonts w:ascii="Cambria Math" w:hAnsi="Cambria Math" w:cs="Arial"/>
                       <w:i/>
+                      <w:sz w:val="22"/>
+                      <w:szCs w:val="22"/>
                     </w:rPr>
                   </m:ctrlPr>
                 </m:fPr>
@@ -1350,6 +1581,8 @@
                   <m:r>
                     <w:rPr>
                       <w:rFonts w:ascii="Cambria Math" w:hAnsi="Cambria Math" w:cs="Arial"/>
+                      <w:sz w:val="22"/>
+                      <w:szCs w:val="22"/>
                     </w:rPr>
                     <m:t>1</m:t>
                   </m:r>
@@ -1361,6 +1594,8 @@
                         <w:rPr>
                           <w:rFonts w:ascii="Cambria Math" w:hAnsi="Cambria Math" w:cs="Arial"/>
                           <w:i/>
+                          <w:sz w:val="22"/>
+                          <w:szCs w:val="22"/>
                         </w:rPr>
                       </m:ctrlPr>
                     </m:sSupPr>
@@ -1368,6 +1603,8 @@
                       <m:r>
                         <w:rPr>
                           <w:rFonts w:ascii="Cambria Math" w:hAnsi="Cambria Math" w:cs="Arial"/>
+                          <w:sz w:val="22"/>
+                          <w:szCs w:val="22"/>
                         </w:rPr>
                         <m:t>2</m:t>
                       </m:r>
@@ -1376,6 +1613,8 @@
                       <m:r>
                         <w:rPr>
                           <w:rFonts w:ascii="Cambria Math" w:hAnsi="Cambria Math" w:cs="Arial"/>
+                          <w:sz w:val="22"/>
+                          <w:szCs w:val="22"/>
                         </w:rPr>
                         <m:t>10</m:t>
                       </m:r>
@@ -1386,6 +1625,8 @@
               <m:r>
                 <w:rPr>
                   <w:rFonts w:ascii="Cambria Math" w:hAnsi="Cambria Math" w:cs="Arial"/>
+                  <w:sz w:val="22"/>
+                  <w:szCs w:val="22"/>
                 </w:rPr>
                 <m:t>&lt;1</m:t>
               </m:r>
@@ -1398,24 +1639,32 @@
       <w:pPr>
         <w:rPr>
           <w:rFonts w:ascii="Arial" w:hAnsi="Arial" w:cs="Arial"/>
-        </w:rPr>
-      </w:pPr>
-    </w:p>
-    <w:p>
-      <w:pPr>
-        <w:rPr>
-          <w:rFonts w:ascii="Arial" w:hAnsi="Arial" w:cs="Arial"/>
-        </w:rPr>
-      </w:pPr>
-      <w:r>
-        <w:rPr>
-          <w:rFonts w:ascii="Arial" w:hAnsi="Arial" w:cs="Arial"/>
+          <w:sz w:val="22"/>
+          <w:szCs w:val="22"/>
+        </w:rPr>
+      </w:pPr>
+    </w:p>
+    <w:p>
+      <w:pPr>
+        <w:rPr>
+          <w:rFonts w:ascii="Arial" w:hAnsi="Arial" w:cs="Arial"/>
+          <w:sz w:val="22"/>
+          <w:szCs w:val="22"/>
+        </w:rPr>
+      </w:pPr>
+      <w:r>
+        <w:rPr>
+          <w:rFonts w:ascii="Arial" w:hAnsi="Arial" w:cs="Arial"/>
+          <w:sz w:val="22"/>
+          <w:szCs w:val="22"/>
         </w:rPr>
         <w:t>Por lo tanto:</w:t>
       </w:r>
       <w:r>
         <w:rPr>
           <w:rFonts w:ascii="Arial" w:hAnsi="Arial" w:cs="Arial"/>
+          <w:sz w:val="22"/>
+          <w:szCs w:val="22"/>
         </w:rPr>
         <w:t xml:space="preserve"> </w:t>
       </w:r>
@@ -1426,6 +1675,8 @@
           </m:rPr>
           <w:rPr>
             <w:rFonts w:ascii="Cambria Math" w:hAnsi="Cambria Math" w:cs="Arial"/>
+            <w:sz w:val="22"/>
+            <w:szCs w:val="22"/>
           </w:rPr>
           <m:t xml:space="preserve">X ∈ </m:t>
         </m:r>
@@ -1436,6 +1687,8 @@
             <m:ctrlPr>
               <w:rPr>
                 <w:rFonts w:ascii="Cambria Math" w:hAnsi="Cambria Math" w:cs="Arial"/>
+                <w:sz w:val="22"/>
+                <w:szCs w:val="22"/>
               </w:rPr>
             </m:ctrlPr>
           </m:dPr>
@@ -1446,6 +1699,8 @@
               </m:rPr>
               <w:rPr>
                 <w:rFonts w:ascii="Cambria Math" w:hAnsi="Cambria Math" w:cs="Arial"/>
+                <w:sz w:val="22"/>
+                <w:szCs w:val="22"/>
               </w:rPr>
               <m:t>0, 1 -</m:t>
             </m:r>
@@ -1454,6 +1709,8 @@
                 <m:ctrlPr>
                   <w:rPr>
                     <w:rFonts w:ascii="Cambria Math" w:hAnsi="Cambria Math" w:cs="Arial"/>
+                    <w:sz w:val="22"/>
+                    <w:szCs w:val="22"/>
                   </w:rPr>
                 </m:ctrlPr>
               </m:fPr>
@@ -1461,6 +1718,8 @@
                 <m:r>
                   <w:rPr>
                     <w:rFonts w:ascii="Cambria Math" w:hAnsi="Cambria Math" w:cs="Arial"/>
+                    <w:sz w:val="22"/>
+                    <w:szCs w:val="22"/>
                   </w:rPr>
                   <m:t>1</m:t>
                 </m:r>
@@ -1472,6 +1731,8 @@
                   </m:rPr>
                   <w:rPr>
                     <w:rFonts w:ascii="Cambria Math" w:hAnsi="Cambria Math" w:cs="Arial"/>
+                    <w:sz w:val="22"/>
+                    <w:szCs w:val="22"/>
                   </w:rPr>
                   <m:t xml:space="preserve"> </m:t>
                 </m:r>
@@ -1480,6 +1741,8 @@
                     <m:ctrlPr>
                       <w:rPr>
                         <w:rFonts w:ascii="Cambria Math" w:hAnsi="Cambria Math" w:cs="Arial"/>
+                        <w:sz w:val="22"/>
+                        <w:szCs w:val="22"/>
                       </w:rPr>
                     </m:ctrlPr>
                   </m:sSupPr>
@@ -1487,6 +1750,8 @@
                     <m:r>
                       <w:rPr>
                         <w:rFonts w:ascii="Cambria Math" w:hAnsi="Cambria Math" w:cs="Arial"/>
+                        <w:sz w:val="22"/>
+                        <w:szCs w:val="22"/>
                       </w:rPr>
                       <m:t>2</m:t>
                     </m:r>
@@ -1495,6 +1760,8 @@
                     <m:r>
                       <w:rPr>
                         <w:rFonts w:ascii="Cambria Math" w:hAnsi="Cambria Math" w:cs="Arial"/>
+                        <w:sz w:val="22"/>
+                        <w:szCs w:val="22"/>
                       </w:rPr>
                       <m:t>-10</m:t>
                     </m:r>
@@ -1510,6 +1777,8 @@
           </m:rPr>
           <w:rPr>
             <w:rFonts w:ascii="Cambria Math" w:hAnsi="Cambria Math" w:cs="Arial"/>
+            <w:sz w:val="22"/>
+            <w:szCs w:val="22"/>
           </w:rPr>
           <m:t xml:space="preserve"> ⊂ </m:t>
         </m:r>
@@ -1520,6 +1789,8 @@
             <m:ctrlPr>
               <w:rPr>
                 <w:rFonts w:ascii="Cambria Math" w:hAnsi="Cambria Math" w:cs="Arial"/>
+                <w:sz w:val="22"/>
+                <w:szCs w:val="22"/>
               </w:rPr>
             </m:ctrlPr>
           </m:dPr>
@@ -1530,6 +1801,8 @@
               </m:rPr>
               <w:rPr>
                 <w:rFonts w:ascii="Cambria Math" w:hAnsi="Cambria Math" w:cs="Arial"/>
+                <w:sz w:val="22"/>
+                <w:szCs w:val="22"/>
               </w:rPr>
               <m:t>0,1</m:t>
             </m:r>
@@ -1539,12 +1812,16 @@
       <w:r>
         <w:rPr>
           <w:rFonts w:ascii="Arial" w:eastAsiaTheme="minorEastAsia" w:hAnsi="Arial" w:cs="Arial"/>
+          <w:sz w:val="22"/>
+          <w:szCs w:val="22"/>
         </w:rPr>
         <w:t xml:space="preserve">. </w:t>
       </w:r>
       <w:r>
         <w:rPr>
           <w:rFonts w:ascii="Arial" w:hAnsi="Arial" w:cs="Arial"/>
+          <w:sz w:val="22"/>
+          <w:szCs w:val="22"/>
         </w:rPr>
         <w:t>El valor 1 no es alcanzable con un número finito de monedas, pero el intervalo queda acotado en [0,1].</w:t>
       </w:r>
@@ -1560,18 +1837,27 @@
           <w:rFonts w:ascii="Arial" w:hAnsi="Arial" w:cs="Arial"/>
         </w:rPr>
         <w:pict w14:anchorId="13341197">
-          <v:rect id="_x0000_i1027" style="width:0;height:1.5pt" o:hralign="center" o:hrstd="t" o:hr="t" fillcolor="#a0a0a0" stroked="f"/>
+          <v:rect id="_x0000_i1026" style="width:0;height:1.5pt" o:hralign="center" o:hrstd="t" o:hr="t" fillcolor="#a0a0a0" stroked="f"/>
         </w:pict>
       </w:r>
     </w:p>
     <w:p>
       <w:pPr>
         <w:pStyle w:val="Heading1"/>
-      </w:pPr>
-      <w:r>
+        <w:rPr>
+          <w:rFonts w:ascii="Arial" w:hAnsi="Arial" w:cs="Arial"/>
+        </w:rPr>
+      </w:pPr>
+      <w:r>
+        <w:rPr>
+          <w:rFonts w:ascii="Arial" w:hAnsi="Arial" w:cs="Arial"/>
+        </w:rPr>
         <w:t>3</w:t>
       </w:r>
       <w:r>
+        <w:rPr>
+          <w:rFonts w:ascii="Arial" w:hAnsi="Arial" w:cs="Arial"/>
+        </w:rPr>
         <w:t>. Cantidad de valores posibles</w:t>
       </w:r>
     </w:p>
@@ -1579,11 +1865,15 @@
       <w:pPr>
         <w:rPr>
           <w:rFonts w:ascii="Arial" w:hAnsi="Arial" w:cs="Arial"/>
-        </w:rPr>
-      </w:pPr>
-      <w:r>
-        <w:rPr>
-          <w:rFonts w:ascii="Arial" w:hAnsi="Arial" w:cs="Arial"/>
+          <w:sz w:val="22"/>
+          <w:szCs w:val="22"/>
+        </w:rPr>
+      </w:pPr>
+      <w:r>
+        <w:rPr>
+          <w:rFonts w:ascii="Arial" w:hAnsi="Arial" w:cs="Arial"/>
+          <w:sz w:val="22"/>
+          <w:szCs w:val="22"/>
         </w:rPr>
         <w:t xml:space="preserve">Se implementó una función en Python que recibe como entrada una lista de 10 valores binarios (0 o 1), correspondientes a los resultados de las monedas, y devuelve el valor de la variable aleatoria </w:t>
       </w:r>
@@ -1591,6 +1881,8 @@
         <m:r>
           <w:rPr>
             <w:rFonts w:ascii="Cambria Math" w:hAnsi="Cambria Math" w:cs="Arial"/>
+            <w:sz w:val="22"/>
+            <w:szCs w:val="22"/>
           </w:rPr>
           <m:t>X</m:t>
         </m:r>
@@ -1598,6 +1890,8 @@
       <w:r>
         <w:rPr>
           <w:rFonts w:ascii="Arial" w:hAnsi="Arial" w:cs="Arial"/>
+          <w:sz w:val="22"/>
+          <w:szCs w:val="22"/>
         </w:rPr>
         <w:t>según su definición.</w:t>
       </w:r>
@@ -1606,11 +1900,15 @@
       <w:pPr>
         <w:rPr>
           <w:rFonts w:ascii="Arial" w:hAnsi="Arial" w:cs="Arial"/>
-        </w:rPr>
-      </w:pPr>
-      <w:r>
-        <w:rPr>
-          <w:rFonts w:ascii="Arial" w:hAnsi="Arial" w:cs="Arial"/>
+          <w:sz w:val="22"/>
+          <w:szCs w:val="22"/>
+        </w:rPr>
+      </w:pPr>
+      <w:r>
+        <w:rPr>
+          <w:rFonts w:ascii="Arial" w:hAnsi="Arial" w:cs="Arial"/>
+          <w:sz w:val="22"/>
+          <w:szCs w:val="22"/>
         </w:rPr>
         <w:t>El código correspondiente se encuentra en el archivo adjunto.</w:t>
       </w:r>
@@ -1626,19 +1924,28 @@
           <w:rFonts w:ascii="Arial" w:hAnsi="Arial" w:cs="Arial"/>
         </w:rPr>
         <w:pict w14:anchorId="4F937EC8">
-          <v:rect id="_x0000_i1028" style="width:0;height:1.5pt" o:hralign="center" o:hrstd="t" o:hr="t" fillcolor="#a0a0a0" stroked="f"/>
+          <v:rect id="_x0000_i1027" style="width:0;height:1.5pt" o:hralign="center" o:hrstd="t" o:hr="t" fillcolor="#a0a0a0" stroked="f"/>
         </w:pict>
       </w:r>
     </w:p>
     <w:p>
       <w:pPr>
         <w:pStyle w:val="Heading1"/>
-      </w:pPr>
-      <w:r>
+        <w:rPr>
+          <w:rFonts w:ascii="Arial" w:hAnsi="Arial" w:cs="Arial"/>
+        </w:rPr>
+      </w:pPr>
+      <w:r>
+        <w:rPr>
+          <w:rFonts w:ascii="Arial" w:hAnsi="Arial" w:cs="Arial"/>
+        </w:rPr>
         <w:lastRenderedPageBreak/>
         <w:t>4</w:t>
       </w:r>
       <w:r>
+        <w:rPr>
+          <w:rFonts w:ascii="Arial" w:hAnsi="Arial" w:cs="Arial"/>
+        </w:rPr>
         <w:t>. Función de masa de probabilidad</w:t>
       </w:r>
     </w:p>
@@ -1646,11 +1953,15 @@
       <w:pPr>
         <w:rPr>
           <w:rFonts w:ascii="Arial" w:hAnsi="Arial" w:cs="Arial"/>
-        </w:rPr>
-      </w:pPr>
-      <w:r>
-        <w:rPr>
-          <w:rFonts w:ascii="Arial" w:hAnsi="Arial" w:cs="Arial"/>
+          <w:sz w:val="22"/>
+          <w:szCs w:val="22"/>
+        </w:rPr>
+      </w:pPr>
+      <w:r>
+        <w:rPr>
+          <w:rFonts w:ascii="Arial" w:hAnsi="Arial" w:cs="Arial"/>
+          <w:sz w:val="22"/>
+          <w:szCs w:val="22"/>
         </w:rPr>
         <w:t xml:space="preserve">Se utilizó Python para generar todas las posibles combinaciones de 10 monedas y calcular los valores de </w:t>
       </w:r>
@@ -1658,6 +1969,8 @@
         <m:r>
           <w:rPr>
             <w:rFonts w:ascii="Cambria Math" w:hAnsi="Cambria Math" w:cs="Arial"/>
+            <w:sz w:val="22"/>
+            <w:szCs w:val="22"/>
           </w:rPr>
           <m:t>X</m:t>
         </m:r>
@@ -1665,6 +1978,8 @@
       <w:r>
         <w:rPr>
           <w:rFonts w:ascii="Arial" w:hAnsi="Arial" w:cs="Arial"/>
+          <w:sz w:val="22"/>
+          <w:szCs w:val="22"/>
         </w:rPr>
         <w:t xml:space="preserve">. Se verificó que la cantidad de valores distintos obtenidos es </w:t>
       </w:r>
@@ -1674,6 +1989,8 @@
             <m:ctrlPr>
               <w:rPr>
                 <w:rFonts w:ascii="Cambria Math" w:hAnsi="Cambria Math" w:cs="Arial"/>
+                <w:sz w:val="22"/>
+                <w:szCs w:val="22"/>
               </w:rPr>
             </m:ctrlPr>
           </m:sSupPr>
@@ -1681,6 +1998,8 @@
             <m:r>
               <w:rPr>
                 <w:rFonts w:ascii="Cambria Math" w:hAnsi="Cambria Math" w:cs="Arial"/>
+                <w:sz w:val="22"/>
+                <w:szCs w:val="22"/>
               </w:rPr>
               <m:t>2</m:t>
             </m:r>
@@ -1689,6 +2008,8 @@
             <m:r>
               <w:rPr>
                 <w:rFonts w:ascii="Cambria Math" w:hAnsi="Cambria Math" w:cs="Arial"/>
+                <w:sz w:val="22"/>
+                <w:szCs w:val="22"/>
               </w:rPr>
               <m:t>10</m:t>
             </m:r>
@@ -1697,6 +2018,8 @@
         <m:r>
           <w:rPr>
             <w:rFonts w:ascii="Cambria Math" w:hAnsi="Cambria Math" w:cs="Arial"/>
+            <w:sz w:val="22"/>
+            <w:szCs w:val="22"/>
           </w:rPr>
           <m:t>=1024</m:t>
         </m:r>
@@ -1704,6 +2027,8 @@
       <w:r>
         <w:rPr>
           <w:rFonts w:ascii="Arial" w:hAnsi="Arial" w:cs="Arial"/>
+          <w:sz w:val="22"/>
+          <w:szCs w:val="22"/>
         </w:rPr>
         <w:t>, coincidiendo con el resultado teórico.</w:t>
       </w:r>
@@ -1712,11 +2037,15 @@
       <w:pPr>
         <w:rPr>
           <w:rFonts w:ascii="Arial" w:hAnsi="Arial" w:cs="Arial"/>
-        </w:rPr>
-      </w:pPr>
-      <w:r>
-        <w:rPr>
-          <w:rFonts w:ascii="Arial" w:hAnsi="Arial" w:cs="Arial"/>
+          <w:sz w:val="22"/>
+          <w:szCs w:val="22"/>
+        </w:rPr>
+      </w:pPr>
+      <w:r>
+        <w:rPr>
+          <w:rFonts w:ascii="Arial" w:hAnsi="Arial" w:cs="Arial"/>
+          <w:sz w:val="22"/>
+          <w:szCs w:val="22"/>
         </w:rPr>
         <w:t>La implementación se incluye en el archivo de código entregado.</w:t>
       </w:r>
@@ -1732,33 +2061,29 @@
           <w:rFonts w:ascii="Arial" w:hAnsi="Arial" w:cs="Arial"/>
         </w:rPr>
         <w:pict w14:anchorId="6873AFF2">
-          <v:rect id="_x0000_i1029" style="width:0;height:1.5pt" o:hralign="center" o:hrstd="t" o:hr="t" fillcolor="#a0a0a0" stroked="f"/>
+          <v:rect id="_x0000_i1028" style="width:0;height:1.5pt" o:hralign="center" o:hrstd="t" o:hr="t" fillcolor="#a0a0a0" stroked="f"/>
         </w:pict>
       </w:r>
     </w:p>
     <w:p>
       <w:pPr>
         <w:pStyle w:val="Heading1"/>
-      </w:pPr>
-      <w:r>
+        <w:rPr>
+          <w:rFonts w:ascii="Arial" w:hAnsi="Arial" w:cs="Arial"/>
+        </w:rPr>
+      </w:pPr>
+      <w:r>
+        <w:rPr>
+          <w:rFonts w:ascii="Arial" w:hAnsi="Arial" w:cs="Arial"/>
+        </w:rPr>
         <w:t>5</w:t>
       </w:r>
       <w:r>
-        <w:t xml:space="preserve">. Esperanza </w:t>
-      </w:r>
-      <w:proofErr w:type="gramStart"/>
-      <w:r>
-        <w:t>( E</w:t>
-      </w:r>
-      <w:proofErr w:type="gramEnd"/>
-      <w:r>
-        <w:t>[X</w:t>
-      </w:r>
-      <w:proofErr w:type="gramStart"/>
-      <w:r>
-        <w:t>] )</w:t>
-      </w:r>
-      <w:proofErr w:type="gramEnd"/>
+        <w:rPr>
+          <w:rFonts w:ascii="Arial" w:hAnsi="Arial" w:cs="Arial"/>
+        </w:rPr>
+        <w:t>. Esperanza ( E[X] )</w:t>
+      </w:r>
     </w:p>
     <w:p>
       <w:pPr>
@@ -2163,33 +2488,29 @@
           <w:rFonts w:ascii="Arial" w:hAnsi="Arial" w:cs="Arial"/>
         </w:rPr>
         <w:pict w14:anchorId="3931C955">
-          <v:rect id="_x0000_i1030" style="width:0;height:1.5pt" o:hralign="center" o:hrstd="t" o:hr="t" fillcolor="#a0a0a0" stroked="f"/>
+          <v:rect id="_x0000_i1029" style="width:0;height:1.5pt" o:hralign="center" o:hrstd="t" o:hr="t" fillcolor="#a0a0a0" stroked="f"/>
         </w:pict>
       </w:r>
     </w:p>
     <w:p>
       <w:pPr>
         <w:pStyle w:val="Heading1"/>
-      </w:pPr>
-      <w:r>
+        <w:rPr>
+          <w:rFonts w:ascii="Arial" w:hAnsi="Arial" w:cs="Arial"/>
+        </w:rPr>
+      </w:pPr>
+      <w:r>
+        <w:rPr>
+          <w:rFonts w:ascii="Arial" w:hAnsi="Arial" w:cs="Arial"/>
+        </w:rPr>
         <w:t>6</w:t>
       </w:r>
       <w:r>
-        <w:t xml:space="preserve">. Varianza </w:t>
-      </w:r>
-      <w:proofErr w:type="gramStart"/>
-      <w:r>
-        <w:t>( Var</w:t>
-      </w:r>
-      <w:proofErr w:type="gramEnd"/>
-      <w:r>
-        <w:t>(X</w:t>
-      </w:r>
-      <w:proofErr w:type="gramStart"/>
-      <w:r>
-        <w:t>) )</w:t>
-      </w:r>
-      <w:proofErr w:type="gramEnd"/>
+        <w:rPr>
+          <w:rFonts w:ascii="Arial" w:hAnsi="Arial" w:cs="Arial"/>
+        </w:rPr>
+        <w:t>. Varianza ( Var(X) )</w:t>
+      </w:r>
     </w:p>
     <w:p>
       <w:pPr>
@@ -2604,18 +2925,27 @@
           <w:rFonts w:ascii="Arial" w:hAnsi="Arial" w:cs="Arial"/>
         </w:rPr>
         <w:pict w14:anchorId="4605835E">
-          <v:rect id="_x0000_i1031" style="width:0;height:1.5pt" o:hralign="center" o:hrstd="t" o:hr="t" fillcolor="#a0a0a0" stroked="f"/>
+          <v:rect id="_x0000_i1030" style="width:0;height:1.5pt" o:hralign="center" o:hrstd="t" o:hr="t" fillcolor="#a0a0a0" stroked="f"/>
         </w:pict>
       </w:r>
     </w:p>
     <w:p>
       <w:pPr>
         <w:pStyle w:val="Heading1"/>
-      </w:pPr>
-      <w:r>
+        <w:rPr>
+          <w:rFonts w:ascii="Arial" w:hAnsi="Arial" w:cs="Arial"/>
+        </w:rPr>
+      </w:pPr>
+      <w:r>
+        <w:rPr>
+          <w:rFonts w:ascii="Arial" w:hAnsi="Arial" w:cs="Arial"/>
+        </w:rPr>
         <w:t>7</w:t>
       </w:r>
       <w:r>
+        <w:rPr>
+          <w:rFonts w:ascii="Arial" w:hAnsi="Arial" w:cs="Arial"/>
+        </w:rPr>
         <w:t>. Distribución uniforme continua en ([0,1])</w:t>
       </w:r>
     </w:p>
@@ -3137,19 +3467,28 @@
           <w:rFonts w:ascii="Arial" w:hAnsi="Arial" w:cs="Arial"/>
         </w:rPr>
         <w:pict w14:anchorId="5C8D7D8C">
-          <v:rect id="_x0000_i1032" style="width:0;height:1.5pt" o:hralign="center" o:hrstd="t" o:hr="t" fillcolor="#a0a0a0" stroked="f"/>
+          <v:rect id="_x0000_i1031" style="width:0;height:1.5pt" o:hralign="center" o:hrstd="t" o:hr="t" fillcolor="#a0a0a0" stroked="f"/>
         </w:pict>
       </w:r>
     </w:p>
     <w:p>
       <w:pPr>
         <w:pStyle w:val="Heading1"/>
-      </w:pPr>
-      <w:r>
+        <w:rPr>
+          <w:rFonts w:ascii="Arial" w:hAnsi="Arial" w:cs="Arial"/>
+        </w:rPr>
+      </w:pPr>
+      <w:r>
+        <w:rPr>
+          <w:rFonts w:ascii="Arial" w:hAnsi="Arial" w:cs="Arial"/>
+        </w:rPr>
         <w:lastRenderedPageBreak/>
         <w:t>8</w:t>
       </w:r>
       <w:r>
+        <w:rPr>
+          <w:rFonts w:ascii="Arial" w:hAnsi="Arial" w:cs="Arial"/>
+        </w:rPr>
         <w:t>. Convergencia a la uniforme continua</w:t>
       </w:r>
     </w:p>
@@ -3157,11 +3496,15 @@
       <w:pPr>
         <w:rPr>
           <w:rFonts w:ascii="Arial" w:hAnsi="Arial" w:cs="Arial"/>
-        </w:rPr>
-      </w:pPr>
-      <w:r>
-        <w:rPr>
-          <w:rFonts w:ascii="Arial" w:hAnsi="Arial" w:cs="Arial"/>
+          <w:sz w:val="22"/>
+          <w:szCs w:val="22"/>
+        </w:rPr>
+      </w:pPr>
+      <w:r>
+        <w:rPr>
+          <w:rFonts w:ascii="Arial" w:hAnsi="Arial" w:cs="Arial"/>
+          <w:sz w:val="22"/>
+          <w:szCs w:val="22"/>
         </w:rPr>
         <w:t xml:space="preserve">Se realizaron simulaciones en Python utilizando distintas cantidades de monedas (por ejemplo, 5, 10, 15, 20, 25, 30, 35, 40), calculando los valores de </w:t>
       </w:r>
@@ -3169,6 +3512,8 @@
         <m:r>
           <w:rPr>
             <w:rFonts w:ascii="Cambria Math" w:hAnsi="Cambria Math" w:cs="Arial"/>
+            <w:sz w:val="22"/>
+            <w:szCs w:val="22"/>
           </w:rPr>
           <m:t>E(X)</m:t>
         </m:r>
@@ -3176,12 +3521,16 @@
       <w:r>
         <w:rPr>
           <w:rFonts w:ascii="Arial" w:eastAsiaTheme="minorEastAsia" w:hAnsi="Arial" w:cs="Arial"/>
+          <w:sz w:val="22"/>
+          <w:szCs w:val="22"/>
         </w:rPr>
         <w:t xml:space="preserve"> </w:t>
       </w:r>
       <w:r>
         <w:rPr>
           <w:rFonts w:ascii="Arial" w:hAnsi="Arial" w:cs="Arial"/>
+          <w:sz w:val="22"/>
+          <w:szCs w:val="22"/>
         </w:rPr>
         <w:t xml:space="preserve">y </w:t>
       </w:r>
@@ -3189,6 +3538,8 @@
         <m:r>
           <w:rPr>
             <w:rFonts w:ascii="Cambria Math" w:hAnsi="Cambria Math" w:cs="Arial"/>
+            <w:sz w:val="22"/>
+            <w:szCs w:val="22"/>
           </w:rPr>
           <m:t>Var</m:t>
         </m:r>
@@ -3198,6 +3549,8 @@
               <w:rPr>
                 <w:rFonts w:ascii="Cambria Math" w:hAnsi="Cambria Math" w:cs="Arial"/>
                 <w:i/>
+                <w:sz w:val="22"/>
+                <w:szCs w:val="22"/>
               </w:rPr>
             </m:ctrlPr>
           </m:dPr>
@@ -3205,6 +3558,8 @@
             <m:r>
               <w:rPr>
                 <w:rFonts w:ascii="Cambria Math" w:hAnsi="Cambria Math" w:cs="Arial"/>
+                <w:sz w:val="22"/>
+                <w:szCs w:val="22"/>
               </w:rPr>
               <m:t>X</m:t>
             </m:r>
@@ -3214,12 +3569,16 @@
       <w:r>
         <w:rPr>
           <w:rFonts w:ascii="Arial" w:eastAsiaTheme="minorEastAsia" w:hAnsi="Arial" w:cs="Arial"/>
+          <w:sz w:val="22"/>
+          <w:szCs w:val="22"/>
         </w:rPr>
         <w:t xml:space="preserve"> </w:t>
       </w:r>
       <w:r>
         <w:rPr>
           <w:rFonts w:ascii="Arial" w:hAnsi="Arial" w:cs="Arial"/>
+          <w:sz w:val="22"/>
+          <w:szCs w:val="22"/>
         </w:rPr>
         <w:t>en cada caso.</w:t>
       </w:r>
@@ -3228,11 +3587,15 @@
       <w:pPr>
         <w:rPr>
           <w:rFonts w:ascii="Arial" w:hAnsi="Arial" w:cs="Arial"/>
-        </w:rPr>
-      </w:pPr>
-      <w:r>
-        <w:rPr>
-          <w:rFonts w:ascii="Arial" w:hAnsi="Arial" w:cs="Arial"/>
+          <w:sz w:val="22"/>
+          <w:szCs w:val="22"/>
+        </w:rPr>
+      </w:pPr>
+      <w:r>
+        <w:rPr>
+          <w:rFonts w:ascii="Arial" w:hAnsi="Arial" w:cs="Arial"/>
+          <w:sz w:val="22"/>
+          <w:szCs w:val="22"/>
         </w:rPr>
         <w:t xml:space="preserve">Se observó que, a medida que aumenta la cantidad de monedas, estos valores se aproximan a </w:t>
       </w:r>
@@ -3240,6 +3603,8 @@
         <m:r>
           <w:rPr>
             <w:rFonts w:ascii="Cambria Math" w:hAnsi="Cambria Math" w:cs="Arial"/>
+            <w:sz w:val="22"/>
+            <w:szCs w:val="22"/>
           </w:rPr>
           <m:t>1</m:t>
         </m:r>
@@ -3249,12 +3614,16 @@
           </m:rPr>
           <w:rPr>
             <w:rFonts w:ascii="Cambria Math" w:hAnsi="Cambria Math" w:cs="Arial"/>
+            <w:sz w:val="22"/>
+            <w:szCs w:val="22"/>
           </w:rPr>
           <m:t>/</m:t>
         </m:r>
         <m:r>
           <w:rPr>
             <w:rFonts w:ascii="Cambria Math" w:hAnsi="Cambria Math" w:cs="Arial"/>
+            <w:sz w:val="22"/>
+            <w:szCs w:val="22"/>
           </w:rPr>
           <m:t>2</m:t>
         </m:r>
@@ -3262,6 +3631,8 @@
       <w:r>
         <w:rPr>
           <w:rFonts w:ascii="Arial" w:hAnsi="Arial" w:cs="Arial"/>
+          <w:sz w:val="22"/>
+          <w:szCs w:val="22"/>
         </w:rPr>
         <w:t xml:space="preserve">y </w:t>
       </w:r>
@@ -3269,6 +3640,8 @@
         <m:r>
           <w:rPr>
             <w:rFonts w:ascii="Cambria Math" w:hAnsi="Cambria Math" w:cs="Arial"/>
+            <w:sz w:val="22"/>
+            <w:szCs w:val="22"/>
           </w:rPr>
           <m:t>1</m:t>
         </m:r>
@@ -3278,12 +3651,16 @@
           </m:rPr>
           <w:rPr>
             <w:rFonts w:ascii="Cambria Math" w:hAnsi="Cambria Math" w:cs="Arial"/>
+            <w:sz w:val="22"/>
+            <w:szCs w:val="22"/>
           </w:rPr>
           <m:t>/</m:t>
         </m:r>
         <m:r>
           <w:rPr>
             <w:rFonts w:ascii="Cambria Math" w:hAnsi="Cambria Math" w:cs="Arial"/>
+            <w:sz w:val="22"/>
+            <w:szCs w:val="22"/>
           </w:rPr>
           <m:t>12</m:t>
         </m:r>
@@ -3291,6 +3668,8 @@
       <w:r>
         <w:rPr>
           <w:rFonts w:ascii="Arial" w:hAnsi="Arial" w:cs="Arial"/>
+          <w:sz w:val="22"/>
+          <w:szCs w:val="22"/>
         </w:rPr>
         <w:t xml:space="preserve">, respectivamente, coincidiendo con la distribución uniforme continua en </w:t>
       </w:r>
@@ -3303,6 +3682,8 @@
             <m:ctrlPr>
               <w:rPr>
                 <w:rFonts w:ascii="Cambria Math" w:hAnsi="Cambria Math" w:cs="Arial"/>
+                <w:sz w:val="22"/>
+                <w:szCs w:val="22"/>
               </w:rPr>
             </m:ctrlPr>
           </m:dPr>
@@ -3310,6 +3691,8 @@
             <m:r>
               <w:rPr>
                 <w:rFonts w:ascii="Cambria Math" w:hAnsi="Cambria Math" w:cs="Arial"/>
+                <w:sz w:val="22"/>
+                <w:szCs w:val="22"/>
               </w:rPr>
               <m:t>0</m:t>
             </m:r>
@@ -3318,6 +3701,8 @@
             <m:r>
               <w:rPr>
                 <w:rFonts w:ascii="Cambria Math" w:hAnsi="Cambria Math" w:cs="Arial"/>
+                <w:sz w:val="22"/>
+                <w:szCs w:val="22"/>
               </w:rPr>
               <m:t>1</m:t>
             </m:r>
@@ -3327,6 +3712,8 @@
       <w:r>
         <w:rPr>
           <w:rFonts w:ascii="Arial" w:hAnsi="Arial" w:cs="Arial"/>
+          <w:sz w:val="22"/>
+          <w:szCs w:val="22"/>
         </w:rPr>
         <w:t>.</w:t>
       </w:r>
@@ -3335,11 +3722,15 @@
       <w:pPr>
         <w:rPr>
           <w:rFonts w:ascii="Arial" w:hAnsi="Arial" w:cs="Arial"/>
-        </w:rPr>
-      </w:pPr>
-      <w:r>
-        <w:rPr>
-          <w:rFonts w:ascii="Arial" w:hAnsi="Arial" w:cs="Arial"/>
+          <w:sz w:val="22"/>
+          <w:szCs w:val="22"/>
+        </w:rPr>
+      </w:pPr>
+      <w:r>
+        <w:rPr>
+          <w:rFonts w:ascii="Arial" w:hAnsi="Arial" w:cs="Arial"/>
+          <w:sz w:val="22"/>
+          <w:szCs w:val="22"/>
         </w:rPr>
         <w:t>Los detalles de la simulación se encuentran en el archivo de código adjunto.</w:t>
       </w:r>
@@ -3369,24 +3760,22 @@
           <w:rFonts w:ascii="Arial" w:hAnsi="Arial" w:cs="Arial"/>
         </w:rPr>
         <w:lastRenderedPageBreak/>
-        <w:t xml:space="preserve">1. </w:t>
-      </w:r>
-      <w:r>
-        <w:rPr>
-          <w:rFonts w:ascii="Arial" w:hAnsi="Arial" w:cs="Arial"/>
-        </w:rPr>
-        <w:t>Parte 2</w:t>
-      </w:r>
-    </w:p>
-    <w:p>
-      <w:pPr>
-        <w:rPr>
-          <w:rFonts w:ascii="Arial" w:hAnsi="Arial" w:cs="Arial"/>
-        </w:rPr>
-      </w:pPr>
-      <w:r>
-        <w:rPr>
-          <w:rFonts w:ascii="Arial" w:eastAsia="Arial" w:hAnsi="Arial" w:cs="Arial"/>
+        <w:t>1. Parte 2</w:t>
+      </w:r>
+    </w:p>
+    <w:p>
+      <w:pPr>
+        <w:rPr>
+          <w:rFonts w:ascii="Arial" w:hAnsi="Arial" w:cs="Arial"/>
+          <w:sz w:val="22"/>
+          <w:szCs w:val="22"/>
+        </w:rPr>
+      </w:pPr>
+      <w:r>
+        <w:rPr>
+          <w:rFonts w:ascii="Arial" w:eastAsia="Arial" w:hAnsi="Arial" w:cs="Arial"/>
+          <w:sz w:val="22"/>
+          <w:szCs w:val="22"/>
         </w:rPr>
         <w:t xml:space="preserve">En esta parte usamos simulación para estimar la probabilidad de que la variable </w:t>
       </w:r>
@@ -3395,12 +3784,16 @@
           <w:rFonts w:ascii="Arial" w:eastAsia="Arial" w:hAnsi="Arial" w:cs="Arial"/>
           <w:i/>
           <w:iCs/>
+          <w:sz w:val="22"/>
+          <w:szCs w:val="22"/>
         </w:rPr>
         <w:t>X</w:t>
       </w:r>
       <w:r>
         <w:rPr>
           <w:rFonts w:ascii="Arial" w:eastAsia="Arial" w:hAnsi="Arial" w:cs="Arial"/>
+          <w:sz w:val="22"/>
+          <w:szCs w:val="22"/>
         </w:rPr>
         <w:t xml:space="preserve"> caiga en el intervalo [2/7, 6/7]. La idea es simple: si generamos muchas realizaciones de </w:t>
       </w:r>
@@ -3409,12 +3802,16 @@
           <w:rFonts w:ascii="Arial" w:eastAsia="Arial" w:hAnsi="Arial" w:cs="Arial"/>
           <w:i/>
           <w:iCs/>
+          <w:sz w:val="22"/>
+          <w:szCs w:val="22"/>
         </w:rPr>
         <w:t>X</w:t>
       </w:r>
       <w:r>
         <w:rPr>
           <w:rFonts w:ascii="Arial" w:eastAsia="Arial" w:hAnsi="Arial" w:cs="Arial"/>
+          <w:sz w:val="22"/>
+          <w:szCs w:val="22"/>
         </w:rPr>
         <w:t xml:space="preserve"> y contamos qué fracción cae en ese intervalo, esa frecuencia relativa debería aproximarse a la probabilidad verdadera. Esto es, en esencia, el </w:t>
       </w:r>
@@ -3423,12 +3820,16 @@
           <w:rFonts w:ascii="Arial" w:eastAsia="Arial" w:hAnsi="Arial" w:cs="Arial"/>
           <w:b/>
           <w:bCs/>
+          <w:sz w:val="22"/>
+          <w:szCs w:val="22"/>
         </w:rPr>
         <w:t>método de Monte Carlo</w:t>
       </w:r>
       <w:r>
         <w:rPr>
           <w:rFonts w:ascii="Arial" w:eastAsia="Arial" w:hAnsi="Arial" w:cs="Arial"/>
+          <w:sz w:val="22"/>
+          <w:szCs w:val="22"/>
         </w:rPr>
         <w:t>.</w:t>
       </w:r>
@@ -3437,11 +3838,15 @@
       <w:pPr>
         <w:rPr>
           <w:rFonts w:ascii="Arial" w:hAnsi="Arial" w:cs="Arial"/>
-        </w:rPr>
-      </w:pPr>
-      <w:r>
-        <w:rPr>
-          <w:rFonts w:ascii="Arial" w:eastAsia="Arial" w:hAnsi="Arial" w:cs="Arial"/>
+          <w:sz w:val="22"/>
+          <w:szCs w:val="22"/>
+        </w:rPr>
+      </w:pPr>
+      <w:r>
+        <w:rPr>
+          <w:rFonts w:ascii="Arial" w:eastAsia="Arial" w:hAnsi="Arial" w:cs="Arial"/>
+          <w:sz w:val="22"/>
+          <w:szCs w:val="22"/>
         </w:rPr>
         <w:t>La variable aleatoria está definida como:</w:t>
       </w:r>
@@ -3452,6 +3857,8 @@
         <w:jc w:val="center"/>
         <w:rPr>
           <w:rFonts w:ascii="Arial" w:hAnsi="Arial" w:cs="Arial"/>
+          <w:sz w:val="22"/>
+          <w:szCs w:val="22"/>
         </w:rPr>
       </w:pPr>
       <w:r>
@@ -3459,199 +3866,147 @@
           <w:rFonts w:ascii="Arial" w:eastAsia="Courier New" w:hAnsi="Arial" w:cs="Arial"/>
           <w:i/>
           <w:iCs/>
-        </w:rPr>
-        <w:t xml:space="preserve">X = </w:t>
-      </w:r>
-      <w:proofErr w:type="gramStart"/>
+          <w:sz w:val="22"/>
+          <w:szCs w:val="22"/>
+        </w:rPr>
+        <w:t>X = Σ(i=1 a 10)  Mᵢ / 2</w:t>
+      </w:r>
+      <w:r>
+        <w:rPr>
+          <w:rFonts w:ascii="Cambria Math" w:eastAsia="Courier New" w:hAnsi="Cambria Math" w:cs="Cambria Math"/>
+          <w:i/>
+          <w:iCs/>
+          <w:sz w:val="22"/>
+          <w:szCs w:val="22"/>
+        </w:rPr>
+        <w:t>ⁱ</w:t>
+      </w:r>
+    </w:p>
+    <w:p>
+      <w:pPr>
+        <w:rPr>
+          <w:rFonts w:ascii="Arial" w:hAnsi="Arial" w:cs="Arial"/>
+          <w:sz w:val="22"/>
+          <w:szCs w:val="22"/>
+        </w:rPr>
+      </w:pPr>
+      <w:r>
+        <w:rPr>
+          <w:rFonts w:ascii="Arial" w:eastAsia="Arial" w:hAnsi="Arial" w:cs="Arial"/>
+          <w:sz w:val="22"/>
+          <w:szCs w:val="22"/>
+        </w:rPr>
+        <w:t xml:space="preserve">donde cada </w:t>
+      </w:r>
+      <w:r>
+        <w:rPr>
+          <w:rFonts w:ascii="Arial" w:eastAsia="Arial" w:hAnsi="Arial" w:cs="Arial"/>
+          <w:i/>
+          <w:iCs/>
+          <w:sz w:val="22"/>
+          <w:szCs w:val="22"/>
+        </w:rPr>
+        <w:t>Mᵢ ~ Bernoulli(1/2)</w:t>
+      </w:r>
+      <w:r>
+        <w:rPr>
+          <w:rFonts w:ascii="Arial" w:eastAsia="Arial" w:hAnsi="Arial" w:cs="Arial"/>
+          <w:sz w:val="22"/>
+          <w:szCs w:val="22"/>
+        </w:rPr>
+        <w:t xml:space="preserve">, independientes. Como vimos en la Parte 1, </w:t>
+      </w:r>
+      <w:r>
+        <w:rPr>
+          <w:rFonts w:ascii="Arial" w:eastAsia="Arial" w:hAnsi="Arial" w:cs="Arial"/>
+          <w:i/>
+          <w:iCs/>
+          <w:sz w:val="22"/>
+          <w:szCs w:val="22"/>
+        </w:rPr>
+        <w:t>X</w:t>
+      </w:r>
+      <w:r>
+        <w:rPr>
+          <w:rFonts w:ascii="Arial" w:eastAsia="Arial" w:hAnsi="Arial" w:cs="Arial"/>
+          <w:sz w:val="22"/>
+          <w:szCs w:val="22"/>
+        </w:rPr>
+        <w:t xml:space="preserve"> se aproxima a una </w:t>
+      </w:r>
+      <w:r>
+        <w:rPr>
+          <w:rFonts w:ascii="Arial" w:eastAsia="Arial" w:hAnsi="Arial" w:cs="Arial"/>
+          <w:i/>
+          <w:iCs/>
+          <w:sz w:val="22"/>
+          <w:szCs w:val="22"/>
+        </w:rPr>
+        <w:t>U[0,1]</w:t>
+      </w:r>
+      <w:r>
+        <w:rPr>
+          <w:rFonts w:ascii="Arial" w:eastAsia="Arial" w:hAnsi="Arial" w:cs="Arial"/>
+          <w:sz w:val="22"/>
+          <w:szCs w:val="22"/>
+        </w:rPr>
+        <w:t xml:space="preserve"> cuando la cantidad de monedas crece.</w:t>
+      </w:r>
+    </w:p>
+    <w:p>
+      <w:pPr>
+        <w:rPr>
+          <w:rFonts w:ascii="Arial" w:hAnsi="Arial" w:cs="Arial"/>
+          <w:sz w:val="22"/>
+          <w:szCs w:val="22"/>
+        </w:rPr>
+      </w:pPr>
+      <w:r>
+        <w:rPr>
+          <w:rFonts w:ascii="Arial" w:eastAsia="Arial" w:hAnsi="Arial" w:cs="Arial"/>
+          <w:sz w:val="22"/>
+          <w:szCs w:val="22"/>
+        </w:rPr>
+        <w:t xml:space="preserve">El valor teórico de referencia es el que corresponde a una distribución </w:t>
+      </w:r>
+      <w:r>
+        <w:rPr>
+          <w:rFonts w:ascii="Arial" w:eastAsia="Arial" w:hAnsi="Arial" w:cs="Arial"/>
+          <w:i/>
+          <w:iCs/>
+          <w:sz w:val="22"/>
+          <w:szCs w:val="22"/>
+        </w:rPr>
+        <w:t>U[0,1]</w:t>
+      </w:r>
+      <w:r>
+        <w:rPr>
+          <w:rFonts w:ascii="Arial" w:eastAsia="Arial" w:hAnsi="Arial" w:cs="Arial"/>
+          <w:sz w:val="22"/>
+          <w:szCs w:val="22"/>
+        </w:rPr>
+        <w:t>:</w:t>
+      </w:r>
+    </w:p>
+    <w:p>
+      <w:pPr>
+        <w:spacing w:before="120"/>
+        <w:jc w:val="center"/>
+        <w:rPr>
+          <w:rFonts w:ascii="Arial" w:hAnsi="Arial" w:cs="Arial"/>
+          <w:sz w:val="22"/>
+          <w:szCs w:val="22"/>
+        </w:rPr>
+      </w:pPr>
       <w:r>
         <w:rPr>
           <w:rFonts w:ascii="Arial" w:eastAsia="Courier New" w:hAnsi="Arial" w:cs="Arial"/>
           <w:i/>
           <w:iCs/>
-        </w:rPr>
-        <w:t>Σ(</w:t>
-      </w:r>
-      <w:proofErr w:type="gramEnd"/>
-      <w:r>
-        <w:rPr>
-          <w:rFonts w:ascii="Arial" w:eastAsia="Courier New" w:hAnsi="Arial" w:cs="Arial"/>
-          <w:i/>
-          <w:iCs/>
-        </w:rPr>
-        <w:t>i=1 a 10</w:t>
-      </w:r>
-      <w:proofErr w:type="gramStart"/>
-      <w:r>
-        <w:rPr>
-          <w:rFonts w:ascii="Arial" w:eastAsia="Courier New" w:hAnsi="Arial" w:cs="Arial"/>
-          <w:i/>
-          <w:iCs/>
-        </w:rPr>
-        <w:t>)  Mᵢ</w:t>
-      </w:r>
-      <w:proofErr w:type="gramEnd"/>
-      <w:r>
-        <w:rPr>
-          <w:rFonts w:ascii="Arial" w:eastAsia="Courier New" w:hAnsi="Arial" w:cs="Arial"/>
-          <w:i/>
-          <w:iCs/>
-        </w:rPr>
-        <w:t xml:space="preserve"> / 2</w:t>
-      </w:r>
-      <w:r>
-        <w:rPr>
-          <w:rFonts w:ascii="Cambria Math" w:eastAsia="Courier New" w:hAnsi="Cambria Math" w:cs="Cambria Math"/>
-          <w:i/>
-          <w:iCs/>
-        </w:rPr>
-        <w:t>ⁱ</w:t>
-      </w:r>
-    </w:p>
-    <w:p>
-      <w:pPr>
-        <w:rPr>
-          <w:rFonts w:ascii="Arial" w:hAnsi="Arial" w:cs="Arial"/>
-        </w:rPr>
-      </w:pPr>
-      <w:r>
-        <w:rPr>
-          <w:rFonts w:ascii="Arial" w:eastAsia="Arial" w:hAnsi="Arial" w:cs="Arial"/>
-        </w:rPr>
-        <w:t xml:space="preserve">donde cada </w:t>
-      </w:r>
-      <w:r>
-        <w:rPr>
-          <w:rFonts w:ascii="Arial" w:eastAsia="Arial" w:hAnsi="Arial" w:cs="Arial"/>
-          <w:i/>
-          <w:iCs/>
-        </w:rPr>
-        <w:t xml:space="preserve">Mᵢ ~ </w:t>
-      </w:r>
-      <w:proofErr w:type="gramStart"/>
-      <w:r>
-        <w:rPr>
-          <w:rFonts w:ascii="Arial" w:eastAsia="Arial" w:hAnsi="Arial" w:cs="Arial"/>
-          <w:i/>
-          <w:iCs/>
-        </w:rPr>
-        <w:t>Bernoulli(</w:t>
-      </w:r>
-      <w:proofErr w:type="gramEnd"/>
-      <w:r>
-        <w:rPr>
-          <w:rFonts w:ascii="Arial" w:eastAsia="Arial" w:hAnsi="Arial" w:cs="Arial"/>
-          <w:i/>
-          <w:iCs/>
-        </w:rPr>
-        <w:t>1/2)</w:t>
-      </w:r>
-      <w:r>
-        <w:rPr>
-          <w:rFonts w:ascii="Arial" w:eastAsia="Arial" w:hAnsi="Arial" w:cs="Arial"/>
-        </w:rPr>
-        <w:t xml:space="preserve">, independientes. Como vimos en la Parte 1, </w:t>
-      </w:r>
-      <w:r>
-        <w:rPr>
-          <w:rFonts w:ascii="Arial" w:eastAsia="Arial" w:hAnsi="Arial" w:cs="Arial"/>
-          <w:i/>
-          <w:iCs/>
-        </w:rPr>
-        <w:t>X</w:t>
-      </w:r>
-      <w:r>
-        <w:rPr>
-          <w:rFonts w:ascii="Arial" w:eastAsia="Arial" w:hAnsi="Arial" w:cs="Arial"/>
-        </w:rPr>
-        <w:t xml:space="preserve"> se aproxima a una </w:t>
-      </w:r>
-      <w:proofErr w:type="gramStart"/>
-      <w:r>
-        <w:rPr>
-          <w:rFonts w:ascii="Arial" w:eastAsia="Arial" w:hAnsi="Arial" w:cs="Arial"/>
-          <w:i/>
-          <w:iCs/>
-        </w:rPr>
-        <w:t>U[</w:t>
-      </w:r>
-      <w:proofErr w:type="gramEnd"/>
-      <w:r>
-        <w:rPr>
-          <w:rFonts w:ascii="Arial" w:eastAsia="Arial" w:hAnsi="Arial" w:cs="Arial"/>
-          <w:i/>
-          <w:iCs/>
-        </w:rPr>
-        <w:t>0,1]</w:t>
-      </w:r>
-      <w:r>
-        <w:rPr>
-          <w:rFonts w:ascii="Arial" w:eastAsia="Arial" w:hAnsi="Arial" w:cs="Arial"/>
-        </w:rPr>
-        <w:t xml:space="preserve"> cuando la cantidad de monedas crece.</w:t>
-      </w:r>
-    </w:p>
-    <w:p>
-      <w:pPr>
-        <w:rPr>
-          <w:rFonts w:ascii="Arial" w:hAnsi="Arial" w:cs="Arial"/>
-        </w:rPr>
-      </w:pPr>
-      <w:r>
-        <w:rPr>
-          <w:rFonts w:ascii="Arial" w:eastAsia="Arial" w:hAnsi="Arial" w:cs="Arial"/>
-        </w:rPr>
-        <w:t xml:space="preserve">El valor teórico de referencia es el que corresponde a una distribución </w:t>
-      </w:r>
-      <w:proofErr w:type="gramStart"/>
-      <w:r>
-        <w:rPr>
-          <w:rFonts w:ascii="Arial" w:eastAsia="Arial" w:hAnsi="Arial" w:cs="Arial"/>
-          <w:i/>
-          <w:iCs/>
-        </w:rPr>
-        <w:t>U[</w:t>
-      </w:r>
-      <w:proofErr w:type="gramEnd"/>
-      <w:r>
-        <w:rPr>
-          <w:rFonts w:ascii="Arial" w:eastAsia="Arial" w:hAnsi="Arial" w:cs="Arial"/>
-          <w:i/>
-          <w:iCs/>
-        </w:rPr>
-        <w:t>0,1]</w:t>
-      </w:r>
-      <w:r>
-        <w:rPr>
-          <w:rFonts w:ascii="Arial" w:eastAsia="Arial" w:hAnsi="Arial" w:cs="Arial"/>
-        </w:rPr>
-        <w:t>:</w:t>
-      </w:r>
-    </w:p>
-    <w:p>
-      <w:pPr>
-        <w:spacing w:before="120"/>
-        <w:jc w:val="center"/>
-        <w:rPr>
-          <w:rFonts w:ascii="Arial" w:hAnsi="Arial" w:cs="Arial"/>
-        </w:rPr>
-      </w:pPr>
-      <w:proofErr w:type="gramStart"/>
-      <w:r>
-        <w:rPr>
-          <w:rFonts w:ascii="Arial" w:eastAsia="Courier New" w:hAnsi="Arial" w:cs="Arial"/>
-          <w:i/>
-          <w:iCs/>
-        </w:rPr>
-        <w:t>P(</w:t>
-      </w:r>
-      <w:proofErr w:type="gramEnd"/>
-      <w:r>
-        <w:rPr>
-          <w:rFonts w:ascii="Arial" w:eastAsia="Courier New" w:hAnsi="Arial" w:cs="Arial"/>
-          <w:i/>
-          <w:iCs/>
-        </w:rPr>
-        <w:t>2/7 ≤ U ≤ 6/7) = 6/7 − 2/7 = 4/7 ≈ 0,571429</w:t>
+          <w:sz w:val="22"/>
+          <w:szCs w:val="22"/>
+        </w:rPr>
+        <w:t>P(2/7 ≤ U ≤ 6/7) = 6/7 − 2/7 = 4/7 ≈ 0,571429</w:t>
       </w:r>
     </w:p>
     <w:p>
@@ -3680,11 +4035,15 @@
       <w:pPr>
         <w:rPr>
           <w:rFonts w:ascii="Arial" w:hAnsi="Arial" w:cs="Arial"/>
-        </w:rPr>
-      </w:pPr>
-      <w:r>
-        <w:rPr>
-          <w:rFonts w:ascii="Arial" w:eastAsia="Arial" w:hAnsi="Arial" w:cs="Arial"/>
+          <w:sz w:val="22"/>
+          <w:szCs w:val="22"/>
+        </w:rPr>
+      </w:pPr>
+      <w:r>
+        <w:rPr>
+          <w:rFonts w:ascii="Arial" w:eastAsia="Arial" w:hAnsi="Arial" w:cs="Arial"/>
+          <w:sz w:val="22"/>
+          <w:szCs w:val="22"/>
         </w:rPr>
         <w:t>El código está organizado en cuatro funciones con responsabilidades claramente separadas:</w:t>
       </w:r>
@@ -3700,6 +4059,8 @@
         <w:contextualSpacing w:val="0"/>
         <w:rPr>
           <w:rFonts w:ascii="Arial" w:hAnsi="Arial" w:cs="Arial"/>
+          <w:sz w:val="22"/>
+          <w:szCs w:val="22"/>
         </w:rPr>
       </w:pPr>
       <w:proofErr w:type="spellStart"/>
@@ -3708,52 +4069,80 @@
           <w:rFonts w:ascii="Arial" w:eastAsia="Arial" w:hAnsi="Arial" w:cs="Arial"/>
           <w:b/>
           <w:bCs/>
-        </w:rPr>
-        <w:t>simular_</w:t>
-      </w:r>
-      <w:proofErr w:type="gramStart"/>
+          <w:sz w:val="22"/>
+          <w:szCs w:val="22"/>
+        </w:rPr>
+        <w:t>simular_muestra</w:t>
+      </w:r>
+      <w:proofErr w:type="spellEnd"/>
       <w:r>
         <w:rPr>
           <w:rFonts w:ascii="Arial" w:eastAsia="Arial" w:hAnsi="Arial" w:cs="Arial"/>
           <w:b/>
           <w:bCs/>
-        </w:rPr>
-        <w:t>muestra</w:t>
-      </w:r>
-      <w:proofErr w:type="spellEnd"/>
+          <w:sz w:val="22"/>
+          <w:szCs w:val="22"/>
+        </w:rPr>
+        <w:t>(</w:t>
+      </w:r>
+      <w:proofErr w:type="spellStart"/>
       <w:r>
         <w:rPr>
           <w:rFonts w:ascii="Arial" w:eastAsia="Arial" w:hAnsi="Arial" w:cs="Arial"/>
           <w:b/>
           <w:bCs/>
-        </w:rPr>
-        <w:t>(</w:t>
-      </w:r>
-      <w:proofErr w:type="spellStart"/>
-      <w:proofErr w:type="gramEnd"/>
+          <w:sz w:val="22"/>
+          <w:szCs w:val="22"/>
+        </w:rPr>
+        <w:t>n_monedas</w:t>
+      </w:r>
+      <w:proofErr w:type="spellEnd"/>
       <w:r>
         <w:rPr>
           <w:rFonts w:ascii="Arial" w:eastAsia="Arial" w:hAnsi="Arial" w:cs="Arial"/>
           <w:b/>
           <w:bCs/>
-        </w:rPr>
-        <w:t>n_monedas</w:t>
-      </w:r>
-      <w:proofErr w:type="spellEnd"/>
+          <w:sz w:val="22"/>
+          <w:szCs w:val="22"/>
+        </w:rPr>
+        <w:t xml:space="preserve">, </w:t>
+      </w:r>
+      <w:proofErr w:type="spellStart"/>
       <w:r>
         <w:rPr>
           <w:rFonts w:ascii="Arial" w:eastAsia="Arial" w:hAnsi="Arial" w:cs="Arial"/>
           <w:b/>
           <w:bCs/>
-        </w:rPr>
-        <w:t xml:space="preserve">, </w:t>
-      </w:r>
-      <w:proofErr w:type="spellStart"/>
+          <w:sz w:val="22"/>
+          <w:szCs w:val="22"/>
+        </w:rPr>
+        <w:t>n_muestras</w:t>
+      </w:r>
+      <w:proofErr w:type="spellEnd"/>
       <w:r>
         <w:rPr>
           <w:rFonts w:ascii="Arial" w:eastAsia="Arial" w:hAnsi="Arial" w:cs="Arial"/>
           <w:b/>
           <w:bCs/>
+          <w:sz w:val="22"/>
+          <w:szCs w:val="22"/>
+        </w:rPr>
+        <w:t xml:space="preserve">): </w:t>
+      </w:r>
+      <w:r>
+        <w:rPr>
+          <w:rFonts w:ascii="Arial" w:eastAsia="Arial" w:hAnsi="Arial" w:cs="Arial"/>
+          <w:sz w:val="22"/>
+          <w:szCs w:val="22"/>
+        </w:rPr>
+        <w:t>genera una matriz de bits de tamaño (</w:t>
+      </w:r>
+      <w:proofErr w:type="spellStart"/>
+      <w:r>
+        <w:rPr>
+          <w:rFonts w:ascii="Arial" w:eastAsia="Arial" w:hAnsi="Arial" w:cs="Arial"/>
+          <w:sz w:val="22"/>
+          <w:szCs w:val="22"/>
         </w:rPr>
         <w:t>n_muestras</w:t>
       </w:r>
@@ -3761,56 +4150,44 @@
       <w:r>
         <w:rPr>
           <w:rFonts w:ascii="Arial" w:eastAsia="Arial" w:hAnsi="Arial" w:cs="Arial"/>
-          <w:b/>
-          <w:bCs/>
-        </w:rPr>
-        <w:t xml:space="preserve">): </w:t>
-      </w:r>
-      <w:r>
-        <w:rPr>
-          <w:rFonts w:ascii="Arial" w:eastAsia="Arial" w:hAnsi="Arial" w:cs="Arial"/>
-        </w:rPr>
-        <w:t>genera una matriz de bits de tamaño (</w:t>
+          <w:sz w:val="22"/>
+          <w:szCs w:val="22"/>
+        </w:rPr>
+        <w:t xml:space="preserve"> × </w:t>
       </w:r>
       <w:proofErr w:type="spellStart"/>
       <w:r>
         <w:rPr>
           <w:rFonts w:ascii="Arial" w:eastAsia="Arial" w:hAnsi="Arial" w:cs="Arial"/>
-        </w:rPr>
-        <w:t>n_muestras</w:t>
+          <w:sz w:val="22"/>
+          <w:szCs w:val="22"/>
+        </w:rPr>
+        <w:t>n_monedas</w:t>
       </w:r>
       <w:proofErr w:type="spellEnd"/>
       <w:r>
         <w:rPr>
           <w:rFonts w:ascii="Arial" w:eastAsia="Arial" w:hAnsi="Arial" w:cs="Arial"/>
-        </w:rPr>
-        <w:t xml:space="preserve"> × </w:t>
+          <w:sz w:val="22"/>
+          <w:szCs w:val="22"/>
+        </w:rPr>
+        <w:t xml:space="preserve">) y calcula X para cada fila mediante un producto vectorial con [1/2, 1/4, ..., 1/2ⁿ]. Completamente vectorizado con </w:t>
       </w:r>
       <w:proofErr w:type="spellStart"/>
       <w:r>
         <w:rPr>
           <w:rFonts w:ascii="Arial" w:eastAsia="Arial" w:hAnsi="Arial" w:cs="Arial"/>
-        </w:rPr>
-        <w:t>n_monedas</w:t>
+          <w:sz w:val="22"/>
+          <w:szCs w:val="22"/>
+        </w:rPr>
+        <w:t>NumPy</w:t>
       </w:r>
       <w:proofErr w:type="spellEnd"/>
       <w:r>
         <w:rPr>
           <w:rFonts w:ascii="Arial" w:eastAsia="Arial" w:hAnsi="Arial" w:cs="Arial"/>
-        </w:rPr>
-        <w:t xml:space="preserve">) y calcula X para cada fila mediante un producto vectorial con [1/2, 1/4, ..., 1/2ⁿ]. Completamente vectorizado con </w:t>
-      </w:r>
-      <w:proofErr w:type="spellStart"/>
-      <w:r>
-        <w:rPr>
-          <w:rFonts w:ascii="Arial" w:eastAsia="Arial" w:hAnsi="Arial" w:cs="Arial"/>
-        </w:rPr>
-        <w:t>NumPy</w:t>
-      </w:r>
-      <w:proofErr w:type="spellEnd"/>
-      <w:r>
-        <w:rPr>
-          <w:rFonts w:ascii="Arial" w:eastAsia="Arial" w:hAnsi="Arial" w:cs="Arial"/>
+          <w:sz w:val="22"/>
+          <w:szCs w:val="22"/>
         </w:rPr>
         <w:t>.</w:t>
       </w:r>
@@ -3826,6 +4203,8 @@
         <w:contextualSpacing w:val="0"/>
         <w:rPr>
           <w:rFonts w:ascii="Arial" w:hAnsi="Arial" w:cs="Arial"/>
+          <w:sz w:val="22"/>
+          <w:szCs w:val="22"/>
         </w:rPr>
       </w:pPr>
       <w:proofErr w:type="spellStart"/>
@@ -3834,6 +4213,8 @@
           <w:rFonts w:ascii="Arial" w:eastAsia="Arial" w:hAnsi="Arial" w:cs="Arial"/>
           <w:b/>
           <w:bCs/>
+          <w:sz w:val="22"/>
+          <w:szCs w:val="22"/>
         </w:rPr>
         <w:t>frecuencia_intervalo</w:t>
       </w:r>
@@ -3843,28 +4224,34 @@
           <w:rFonts w:ascii="Arial" w:eastAsia="Arial" w:hAnsi="Arial" w:cs="Arial"/>
           <w:b/>
           <w:bCs/>
+          <w:sz w:val="22"/>
+          <w:szCs w:val="22"/>
         </w:rPr>
         <w:t xml:space="preserve">(muestras): </w:t>
       </w:r>
       <w:r>
         <w:rPr>
           <w:rFonts w:ascii="Arial" w:eastAsia="Arial" w:hAnsi="Arial" w:cs="Arial"/>
+          <w:sz w:val="22"/>
+          <w:szCs w:val="22"/>
         </w:rPr>
         <w:t xml:space="preserve">toma ese array y calcula qué proporción de valores cae en [2/7, 6/7] usando una máscara booleana y </w:t>
       </w:r>
       <w:proofErr w:type="spellStart"/>
-      <w:proofErr w:type="gramStart"/>
-      <w:r>
-        <w:rPr>
-          <w:rFonts w:ascii="Arial" w:eastAsia="Arial" w:hAnsi="Arial" w:cs="Arial"/>
+      <w:r>
+        <w:rPr>
+          <w:rFonts w:ascii="Arial" w:eastAsia="Arial" w:hAnsi="Arial" w:cs="Arial"/>
+          <w:sz w:val="22"/>
+          <w:szCs w:val="22"/>
         </w:rPr>
         <w:t>np.mean</w:t>
       </w:r>
       <w:proofErr w:type="spellEnd"/>
-      <w:proofErr w:type="gramEnd"/>
-      <w:r>
-        <w:rPr>
-          <w:rFonts w:ascii="Arial" w:eastAsia="Arial" w:hAnsi="Arial" w:cs="Arial"/>
+      <w:r>
+        <w:rPr>
+          <w:rFonts w:ascii="Arial" w:eastAsia="Arial" w:hAnsi="Arial" w:cs="Arial"/>
+          <w:sz w:val="22"/>
+          <w:szCs w:val="22"/>
         </w:rPr>
         <w:t>.</w:t>
       </w:r>
@@ -3880,24 +4267,28 @@
         <w:contextualSpacing w:val="0"/>
         <w:rPr>
           <w:rFonts w:ascii="Arial" w:hAnsi="Arial" w:cs="Arial"/>
-        </w:rPr>
-      </w:pPr>
-      <w:proofErr w:type="gramStart"/>
+          <w:sz w:val="22"/>
+          <w:szCs w:val="22"/>
+        </w:rPr>
+      </w:pPr>
       <w:r>
         <w:rPr>
           <w:rFonts w:ascii="Arial" w:eastAsia="Arial" w:hAnsi="Arial" w:cs="Arial"/>
           <w:b/>
           <w:bCs/>
+          <w:sz w:val="22"/>
+          <w:szCs w:val="22"/>
         </w:rPr>
         <w:t>experimento(</w:t>
       </w:r>
       <w:proofErr w:type="spellStart"/>
-      <w:proofErr w:type="gramEnd"/>
       <w:r>
         <w:rPr>
           <w:rFonts w:ascii="Arial" w:eastAsia="Arial" w:hAnsi="Arial" w:cs="Arial"/>
           <w:b/>
           <w:bCs/>
+          <w:sz w:val="22"/>
+          <w:szCs w:val="22"/>
         </w:rPr>
         <w:t>n_monedas</w:t>
       </w:r>
@@ -3907,6 +4298,8 @@
           <w:rFonts w:ascii="Arial" w:eastAsia="Arial" w:hAnsi="Arial" w:cs="Arial"/>
           <w:b/>
           <w:bCs/>
+          <w:sz w:val="22"/>
+          <w:szCs w:val="22"/>
         </w:rPr>
         <w:t xml:space="preserve">, </w:t>
       </w:r>
@@ -3916,6 +4309,8 @@
           <w:rFonts w:ascii="Arial" w:eastAsia="Arial" w:hAnsi="Arial" w:cs="Arial"/>
           <w:b/>
           <w:bCs/>
+          <w:sz w:val="22"/>
+          <w:szCs w:val="22"/>
         </w:rPr>
         <w:t>n_muestras</w:t>
       </w:r>
@@ -3925,12 +4320,16 @@
           <w:rFonts w:ascii="Arial" w:eastAsia="Arial" w:hAnsi="Arial" w:cs="Arial"/>
           <w:b/>
           <w:bCs/>
+          <w:sz w:val="22"/>
+          <w:szCs w:val="22"/>
         </w:rPr>
         <w:t xml:space="preserve">): </w:t>
       </w:r>
       <w:r>
         <w:rPr>
           <w:rFonts w:ascii="Arial" w:eastAsia="Arial" w:hAnsi="Arial" w:cs="Arial"/>
+          <w:sz w:val="22"/>
+          <w:szCs w:val="22"/>
         </w:rPr>
         <w:t>combina las dos anteriores: simula y calcula la frecuencia en una sola llamada.</w:t>
       </w:r>
@@ -3946,6 +4345,8 @@
         <w:contextualSpacing w:val="0"/>
         <w:rPr>
           <w:rFonts w:ascii="Arial" w:hAnsi="Arial" w:cs="Arial"/>
+          <w:sz w:val="22"/>
+          <w:szCs w:val="22"/>
         </w:rPr>
       </w:pPr>
       <w:proofErr w:type="spellStart"/>
@@ -3954,6 +4355,8 @@
           <w:rFonts w:ascii="Arial" w:eastAsia="Arial" w:hAnsi="Arial" w:cs="Arial"/>
           <w:b/>
           <w:bCs/>
+          <w:sz w:val="22"/>
+          <w:szCs w:val="22"/>
         </w:rPr>
         <w:t>ejecutar_experimentos</w:t>
       </w:r>
@@ -3961,6 +4364,8 @@
       <w:r>
         <w:rPr>
           <w:rFonts w:ascii="Arial" w:eastAsia="Arial" w:hAnsi="Arial" w:cs="Arial"/>
+          <w:sz w:val="22"/>
+          <w:szCs w:val="22"/>
         </w:rPr>
         <w:t xml:space="preserve"> y </w:t>
       </w:r>
@@ -3970,6 +4375,8 @@
           <w:rFonts w:ascii="Arial" w:eastAsia="Arial" w:hAnsi="Arial" w:cs="Arial"/>
           <w:b/>
           <w:bCs/>
+          <w:sz w:val="22"/>
+          <w:szCs w:val="22"/>
         </w:rPr>
         <w:t>experimento_con_monedas</w:t>
       </w:r>
@@ -3979,12 +4386,16 @@
           <w:rFonts w:ascii="Arial" w:eastAsia="Arial" w:hAnsi="Arial" w:cs="Arial"/>
           <w:b/>
           <w:bCs/>
+          <w:sz w:val="22"/>
+          <w:szCs w:val="22"/>
         </w:rPr>
         <w:t xml:space="preserve">: </w:t>
       </w:r>
       <w:r>
         <w:rPr>
           <w:rFonts w:ascii="Arial" w:eastAsia="Arial" w:hAnsi="Arial" w:cs="Arial"/>
+          <w:sz w:val="22"/>
+          <w:szCs w:val="22"/>
         </w:rPr>
         <w:t>funciones de análisis que varían el tamaño de muestra y la cantidad de monedas respectivamente.</w:t>
       </w:r>
@@ -4021,11 +4432,15 @@
       <w:pPr>
         <w:rPr>
           <w:rFonts w:ascii="Arial" w:hAnsi="Arial" w:cs="Arial"/>
-        </w:rPr>
-      </w:pPr>
-      <w:r>
-        <w:rPr>
-          <w:rFonts w:ascii="Arial" w:eastAsia="Arial" w:hAnsi="Arial" w:cs="Arial"/>
+          <w:sz w:val="22"/>
+          <w:szCs w:val="22"/>
+        </w:rPr>
+      </w:pPr>
+      <w:r>
+        <w:rPr>
+          <w:rFonts w:ascii="Arial" w:eastAsia="Arial" w:hAnsi="Arial" w:cs="Arial"/>
+          <w:sz w:val="22"/>
+          <w:szCs w:val="22"/>
         </w:rPr>
         <w:t xml:space="preserve">Se fijó </w:t>
       </w:r>
@@ -4035,6 +4450,8 @@
           <w:rFonts w:ascii="Arial" w:eastAsia="Arial" w:hAnsi="Arial" w:cs="Arial"/>
           <w:b/>
           <w:bCs/>
+          <w:sz w:val="22"/>
+          <w:szCs w:val="22"/>
         </w:rPr>
         <w:t>n_monedas</w:t>
       </w:r>
@@ -4044,12 +4461,16 @@
           <w:rFonts w:ascii="Arial" w:eastAsia="Arial" w:hAnsi="Arial" w:cs="Arial"/>
           <w:b/>
           <w:bCs/>
+          <w:sz w:val="22"/>
+          <w:szCs w:val="22"/>
         </w:rPr>
         <w:t xml:space="preserve"> = 10</w:t>
       </w:r>
       <w:r>
         <w:rPr>
           <w:rFonts w:ascii="Arial" w:eastAsia="Arial" w:hAnsi="Arial" w:cs="Arial"/>
+          <w:sz w:val="22"/>
+          <w:szCs w:val="22"/>
         </w:rPr>
         <w:t xml:space="preserve"> y se varió el tamaño de muestra entre 10³ y 10⁶. La función </w:t>
       </w:r>
@@ -4059,39 +4480,27 @@
           <w:rFonts w:ascii="Arial" w:eastAsia="Arial" w:hAnsi="Arial" w:cs="Arial"/>
           <w:i/>
           <w:iCs/>
-        </w:rPr>
-        <w:t>ejecutar_</w:t>
-      </w:r>
-      <w:proofErr w:type="gramStart"/>
+          <w:sz w:val="22"/>
+          <w:szCs w:val="22"/>
+        </w:rPr>
+        <w:t>ejecutar_experimentos</w:t>
+      </w:r>
+      <w:proofErr w:type="spellEnd"/>
       <w:r>
         <w:rPr>
           <w:rFonts w:ascii="Arial" w:eastAsia="Arial" w:hAnsi="Arial" w:cs="Arial"/>
           <w:i/>
           <w:iCs/>
-        </w:rPr>
-        <w:t>experimentos</w:t>
-      </w:r>
-      <w:proofErr w:type="spellEnd"/>
-      <w:r>
-        <w:rPr>
-          <w:rFonts w:ascii="Arial" w:eastAsia="Arial" w:hAnsi="Arial" w:cs="Arial"/>
-          <w:i/>
-          <w:iCs/>
-        </w:rPr>
-        <w:t>(</w:t>
-      </w:r>
-      <w:proofErr w:type="gramEnd"/>
-      <w:r>
-        <w:rPr>
-          <w:rFonts w:ascii="Arial" w:eastAsia="Arial" w:hAnsi="Arial" w:cs="Arial"/>
-          <w:i/>
-          <w:iCs/>
-        </w:rPr>
-        <w:t>)</w:t>
-      </w:r>
-      <w:r>
-        <w:rPr>
-          <w:rFonts w:ascii="Arial" w:eastAsia="Arial" w:hAnsi="Arial" w:cs="Arial"/>
+          <w:sz w:val="22"/>
+          <w:szCs w:val="22"/>
+        </w:rPr>
+        <w:t>()</w:t>
+      </w:r>
+      <w:r>
+        <w:rPr>
+          <w:rFonts w:ascii="Arial" w:eastAsia="Arial" w:hAnsi="Arial" w:cs="Arial"/>
+          <w:sz w:val="22"/>
+          <w:szCs w:val="22"/>
         </w:rPr>
         <w:t xml:space="preserve"> ejecuta los cuatro casos y muestra la frecuencia relativa junto con el error absoluto respecto a 4/7.</w:t>
       </w:r>
@@ -4107,7 +4516,6 @@
         <w:rPr>
           <w:rFonts w:ascii="Arial" w:hAnsi="Arial" w:cs="Arial"/>
         </w:rPr>
-        <w:lastRenderedPageBreak/>
         <w:t>Resultados</w:t>
       </w:r>
     </w:p>
@@ -4142,12 +4550,6 @@
         <w:gridCol w:w="2800"/>
       </w:tblGrid>
       <w:tr>
-        <w:tblPrEx>
-          <w:tblCellMar>
-            <w:top w:w="0" w:type="dxa"/>
-            <w:bottom w:w="0" w:type="dxa"/>
-          </w:tblCellMar>
-        </w:tblPrEx>
         <w:trPr>
           <w:tblHeader/>
         </w:trPr>
@@ -4184,6 +4586,7 @@
                 <w:sz w:val="22"/>
                 <w:szCs w:val="22"/>
               </w:rPr>
+              <w:lastRenderedPageBreak/>
               <w:t>Muestras (n)</w:t>
             </w:r>
           </w:p>
@@ -4264,12 +4667,6 @@
         </w:tc>
       </w:tr>
       <w:tr>
-        <w:tblPrEx>
-          <w:tblCellMar>
-            <w:top w:w="0" w:type="dxa"/>
-            <w:bottom w:w="0" w:type="dxa"/>
-          </w:tblCellMar>
-        </w:tblPrEx>
         <w:tc>
           <w:tcPr>
             <w:tcW w:w="2800" w:type="dxa"/>
@@ -4392,12 +4789,6 @@
         </w:tc>
       </w:tr>
       <w:tr>
-        <w:tblPrEx>
-          <w:tblCellMar>
-            <w:top w:w="0" w:type="dxa"/>
-            <w:bottom w:w="0" w:type="dxa"/>
-          </w:tblCellMar>
-        </w:tblPrEx>
         <w:tc>
           <w:tcPr>
             <w:tcW w:w="2800" w:type="dxa"/>
@@ -4520,12 +4911,6 @@
         </w:tc>
       </w:tr>
       <w:tr>
-        <w:tblPrEx>
-          <w:tblCellMar>
-            <w:top w:w="0" w:type="dxa"/>
-            <w:bottom w:w="0" w:type="dxa"/>
-          </w:tblCellMar>
-        </w:tblPrEx>
         <w:tc>
           <w:tcPr>
             <w:tcW w:w="2800" w:type="dxa"/>
@@ -4648,12 +5033,6 @@
         </w:tc>
       </w:tr>
       <w:tr>
-        <w:tblPrEx>
-          <w:tblCellMar>
-            <w:top w:w="0" w:type="dxa"/>
-            <w:bottom w:w="0" w:type="dxa"/>
-          </w:tblCellMar>
-        </w:tblPrEx>
         <w:tc>
           <w:tcPr>
             <w:tcW w:w="2800" w:type="dxa"/>
@@ -4829,11 +5208,15 @@
       <w:pPr>
         <w:rPr>
           <w:rFonts w:ascii="Arial" w:hAnsi="Arial" w:cs="Arial"/>
-        </w:rPr>
-      </w:pPr>
-      <w:r>
-        <w:rPr>
-          <w:rFonts w:ascii="Arial" w:eastAsia="Arial" w:hAnsi="Arial" w:cs="Arial"/>
+          <w:sz w:val="22"/>
+          <w:szCs w:val="22"/>
+        </w:rPr>
+      </w:pPr>
+      <w:r>
+        <w:rPr>
+          <w:rFonts w:ascii="Arial" w:eastAsia="Arial" w:hAnsi="Arial" w:cs="Arial"/>
+          <w:sz w:val="22"/>
+          <w:szCs w:val="22"/>
         </w:rPr>
         <w:t xml:space="preserve">Lo primero que se observa es que la frecuencia relativa </w:t>
       </w:r>
@@ -4842,12 +5225,16 @@
           <w:rFonts w:ascii="Arial" w:eastAsia="Arial" w:hAnsi="Arial" w:cs="Arial"/>
           <w:b/>
           <w:bCs/>
+          <w:sz w:val="22"/>
+          <w:szCs w:val="22"/>
         </w:rPr>
         <w:t>converge hacia 4/7</w:t>
       </w:r>
       <w:r>
         <w:rPr>
           <w:rFonts w:ascii="Arial" w:eastAsia="Arial" w:hAnsi="Arial" w:cs="Arial"/>
+          <w:sz w:val="22"/>
+          <w:szCs w:val="22"/>
         </w:rPr>
         <w:t xml:space="preserve"> a medida que </w:t>
       </w:r>
@@ -4856,12 +5243,16 @@
           <w:rFonts w:ascii="Arial" w:eastAsia="Arial" w:hAnsi="Arial" w:cs="Arial"/>
           <w:i/>
           <w:iCs/>
+          <w:sz w:val="22"/>
+          <w:szCs w:val="22"/>
         </w:rPr>
         <w:t>n</w:t>
       </w:r>
       <w:r>
         <w:rPr>
           <w:rFonts w:ascii="Arial" w:eastAsia="Arial" w:hAnsi="Arial" w:cs="Arial"/>
+          <w:sz w:val="22"/>
+          <w:szCs w:val="22"/>
         </w:rPr>
         <w:t xml:space="preserve"> crece. Esto es exactamente lo que predice la </w:t>
       </w:r>
@@ -4870,12 +5261,16 @@
           <w:rFonts w:ascii="Arial" w:eastAsia="Arial" w:hAnsi="Arial" w:cs="Arial"/>
           <w:b/>
           <w:bCs/>
+          <w:sz w:val="22"/>
+          <w:szCs w:val="22"/>
         </w:rPr>
         <w:t>Ley de los Grandes Números</w:t>
       </w:r>
       <w:r>
         <w:rPr>
           <w:rFonts w:ascii="Arial" w:eastAsia="Arial" w:hAnsi="Arial" w:cs="Arial"/>
+          <w:sz w:val="22"/>
+          <w:szCs w:val="22"/>
         </w:rPr>
         <w:t>: la frecuencia relativa de cualquier evento converge en probabilidad a la probabilidad verdadera cuando el número de repeticiones tiende a infinito.</w:t>
       </w:r>
@@ -4884,103 +5279,115 @@
       <w:pPr>
         <w:rPr>
           <w:rFonts w:ascii="Arial" w:hAnsi="Arial" w:cs="Arial"/>
-        </w:rPr>
-      </w:pPr>
-      <w:r>
-        <w:rPr>
-          <w:rFonts w:ascii="Arial" w:eastAsia="Arial" w:hAnsi="Arial" w:cs="Arial"/>
+          <w:sz w:val="22"/>
+          <w:szCs w:val="22"/>
+        </w:rPr>
+      </w:pPr>
+      <w:r>
+        <w:rPr>
+          <w:rFonts w:ascii="Arial" w:eastAsia="Arial" w:hAnsi="Arial" w:cs="Arial"/>
+          <w:sz w:val="22"/>
+          <w:szCs w:val="22"/>
         </w:rPr>
         <w:t>La velocidad de convergencia también es la esperada. El estimador de frecuencia relativa p̂ = (1/n) Σ 1[X</w:t>
       </w:r>
       <w:r>
         <w:rPr>
           <w:rFonts w:ascii="Cambria Math" w:eastAsia="Arial" w:hAnsi="Cambria Math" w:cs="Cambria Math"/>
+          <w:sz w:val="22"/>
+          <w:szCs w:val="22"/>
         </w:rPr>
         <w:t>ₖ</w:t>
       </w:r>
       <w:r>
         <w:rPr>
           <w:rFonts w:ascii="Arial" w:eastAsia="Arial" w:hAnsi="Arial" w:cs="Arial"/>
+          <w:sz w:val="22"/>
+          <w:szCs w:val="22"/>
         </w:rPr>
         <w:t xml:space="preserve"> </w:t>
       </w:r>
       <w:r>
         <w:rPr>
           <w:rFonts w:ascii="Cambria Math" w:eastAsia="Arial" w:hAnsi="Cambria Math" w:cs="Cambria Math"/>
+          <w:sz w:val="22"/>
+          <w:szCs w:val="22"/>
         </w:rPr>
         <w:t>∈</w:t>
       </w:r>
       <w:r>
         <w:rPr>
           <w:rFonts w:ascii="Arial" w:eastAsia="Arial" w:hAnsi="Arial" w:cs="Arial"/>
+          <w:sz w:val="22"/>
+          <w:szCs w:val="22"/>
         </w:rPr>
         <w:t xml:space="preserve"> [</w:t>
       </w:r>
       <w:proofErr w:type="spellStart"/>
-      <w:proofErr w:type="gramStart"/>
-      <w:r>
-        <w:rPr>
-          <w:rFonts w:ascii="Arial" w:eastAsia="Arial" w:hAnsi="Arial" w:cs="Arial"/>
+      <w:r>
+        <w:rPr>
+          <w:rFonts w:ascii="Arial" w:eastAsia="Arial" w:hAnsi="Arial" w:cs="Arial"/>
+          <w:sz w:val="22"/>
+          <w:szCs w:val="22"/>
         </w:rPr>
         <w:t>a,b</w:t>
       </w:r>
       <w:proofErr w:type="spellEnd"/>
-      <w:proofErr w:type="gramEnd"/>
-      <w:r>
-        <w:rPr>
-          <w:rFonts w:ascii="Arial" w:eastAsia="Arial" w:hAnsi="Arial" w:cs="Arial"/>
-        </w:rPr>
-        <w:t>]] tiene desviación estándar √(p(1−</w:t>
-      </w:r>
-      <w:proofErr w:type="gramStart"/>
-      <w:r>
-        <w:rPr>
-          <w:rFonts w:ascii="Arial" w:eastAsia="Arial" w:hAnsi="Arial" w:cs="Arial"/>
-        </w:rPr>
-        <w:t>p)/</w:t>
-      </w:r>
-      <w:proofErr w:type="gramEnd"/>
-      <w:r>
-        <w:rPr>
-          <w:rFonts w:ascii="Arial" w:eastAsia="Arial" w:hAnsi="Arial" w:cs="Arial"/>
-        </w:rPr>
-        <w:t xml:space="preserve">n). Con p ≈ 4/7, esto implica que </w:t>
+      <w:r>
+        <w:rPr>
+          <w:rFonts w:ascii="Arial" w:eastAsia="Arial" w:hAnsi="Arial" w:cs="Arial"/>
+          <w:sz w:val="22"/>
+          <w:szCs w:val="22"/>
+        </w:rPr>
+        <w:t xml:space="preserve">]] tiene desviación estándar √(p(1−p)/n). Con p ≈ 4/7, esto implica que </w:t>
       </w:r>
       <w:r>
         <w:rPr>
           <w:rFonts w:ascii="Arial" w:eastAsia="Arial" w:hAnsi="Arial" w:cs="Arial"/>
           <w:b/>
           <w:bCs/>
+          <w:sz w:val="22"/>
+          <w:szCs w:val="22"/>
         </w:rPr>
         <w:t>multiplicar n por 100 divide el error esperado por 10</w:t>
       </w:r>
       <w:r>
         <w:rPr>
           <w:rFonts w:ascii="Arial" w:eastAsia="Arial" w:hAnsi="Arial" w:cs="Arial"/>
+          <w:sz w:val="22"/>
+          <w:szCs w:val="22"/>
         </w:rPr>
         <w:t>. En los resultados se ve ese patrón: pasar de 10³ a 10⁵ redujo el error de 6,43 × 10</w:t>
       </w:r>
       <w:r>
         <w:rPr>
           <w:rFonts w:ascii="Cambria Math" w:eastAsia="Arial" w:hAnsi="Cambria Math" w:cs="Cambria Math"/>
+          <w:sz w:val="22"/>
+          <w:szCs w:val="22"/>
         </w:rPr>
         <w:t>⁻</w:t>
       </w:r>
       <w:r>
         <w:rPr>
           <w:rFonts w:ascii="Arial" w:eastAsia="Arial" w:hAnsi="Arial" w:cs="Arial"/>
+          <w:sz w:val="22"/>
+          <w:szCs w:val="22"/>
         </w:rPr>
         <w:t>³ a 5,61 × 10</w:t>
       </w:r>
       <w:r>
         <w:rPr>
           <w:rFonts w:ascii="Cambria Math" w:eastAsia="Arial" w:hAnsi="Cambria Math" w:cs="Cambria Math"/>
+          <w:sz w:val="22"/>
+          <w:szCs w:val="22"/>
         </w:rPr>
         <w:t>⁻</w:t>
       </w:r>
       <w:r>
         <w:rPr>
           <w:rFonts w:ascii="Arial" w:eastAsia="Arial" w:hAnsi="Arial" w:cs="Arial"/>
+          <w:sz w:val="22"/>
+          <w:szCs w:val="22"/>
         </w:rPr>
         <w:t>⁴.</w:t>
       </w:r>
@@ -4989,55 +5396,55 @@
       <w:pPr>
         <w:rPr>
           <w:rFonts w:ascii="Arial" w:eastAsia="Arial" w:hAnsi="Arial" w:cs="Arial"/>
-        </w:rPr>
-      </w:pPr>
-      <w:r>
-        <w:rPr>
-          <w:rFonts w:ascii="Arial" w:eastAsia="Arial" w:hAnsi="Arial" w:cs="Arial"/>
+          <w:sz w:val="22"/>
+          <w:szCs w:val="22"/>
+        </w:rPr>
+      </w:pPr>
+      <w:r>
+        <w:rPr>
+          <w:rFonts w:ascii="Arial" w:eastAsia="Arial" w:hAnsi="Arial" w:cs="Arial"/>
+          <w:sz w:val="22"/>
+          <w:szCs w:val="22"/>
         </w:rPr>
         <w:t>Sin embargo, hay un techo visible: con n = 10⁶ el error es 5,04 × 10</w:t>
       </w:r>
       <w:r>
         <w:rPr>
           <w:rFonts w:ascii="Cambria Math" w:eastAsia="Arial" w:hAnsi="Cambria Math" w:cs="Cambria Math"/>
+          <w:sz w:val="22"/>
+          <w:szCs w:val="22"/>
         </w:rPr>
         <w:t>⁻</w:t>
       </w:r>
       <w:r>
         <w:rPr>
           <w:rFonts w:ascii="Arial" w:eastAsia="Arial" w:hAnsi="Arial" w:cs="Arial"/>
-        </w:rPr>
-        <w:t xml:space="preserve">⁴, apenas mejor que con n = 10⁵. Esto se debe a que con solo 10 monedas X es todavía una variable discreta con 1024 valores posibles. La frecuencia converge, pero no exactamente a 4/7 sino a </w:t>
-      </w:r>
-      <w:proofErr w:type="gramStart"/>
-      <w:r>
-        <w:rPr>
-          <w:rFonts w:ascii="Arial" w:eastAsia="Arial" w:hAnsi="Arial" w:cs="Arial"/>
-        </w:rPr>
-        <w:t>P(</w:t>
-      </w:r>
-      <w:proofErr w:type="gramEnd"/>
-      <w:r>
-        <w:rPr>
-          <w:rFonts w:ascii="Arial" w:eastAsia="Arial" w:hAnsi="Arial" w:cs="Arial"/>
-        </w:rPr>
-        <w:t>2/7 ≤ X</w:t>
+          <w:sz w:val="22"/>
+          <w:szCs w:val="22"/>
+        </w:rPr>
+        <w:t>⁴, apenas mejor que con n = 10⁵. Esto se debe a que con solo 10 monedas X es todavía una variable discreta con 1024 valores posibles. La frecuencia converge, pero no exactamente a 4/7 sino a P(2/7 ≤ X</w:t>
       </w:r>
       <w:r>
         <w:rPr>
           <w:rFonts w:ascii="Cambria Math" w:eastAsia="Arial" w:hAnsi="Cambria Math" w:cs="Cambria Math"/>
+          <w:sz w:val="22"/>
+          <w:szCs w:val="22"/>
         </w:rPr>
         <w:t>₁₀</w:t>
       </w:r>
       <w:r>
         <w:rPr>
           <w:rFonts w:ascii="Arial" w:eastAsia="Arial" w:hAnsi="Arial" w:cs="Arial"/>
+          <w:sz w:val="22"/>
+          <w:szCs w:val="22"/>
         </w:rPr>
         <w:t xml:space="preserve"> ≤ 6/7)</w:t>
       </w:r>
       <w:r>
         <w:rPr>
           <w:rFonts w:ascii="Arial" w:eastAsia="Arial" w:hAnsi="Arial" w:cs="Arial"/>
+          <w:sz w:val="22"/>
+          <w:szCs w:val="22"/>
         </w:rPr>
         <w:t>.</w:t>
       </w:r>
@@ -5068,7 +5475,6 @@
         <w:rPr>
           <w:rFonts w:ascii="Arial" w:hAnsi="Arial" w:cs="Arial"/>
         </w:rPr>
-        <w:lastRenderedPageBreak/>
         <w:t>4. Experimento 2: variando la cantidad de monedas</w:t>
       </w:r>
     </w:p>
@@ -5090,11 +5496,15 @@
       <w:pPr>
         <w:rPr>
           <w:rFonts w:ascii="Arial" w:hAnsi="Arial" w:cs="Arial"/>
-        </w:rPr>
-      </w:pPr>
-      <w:r>
-        <w:rPr>
-          <w:rFonts w:ascii="Arial" w:eastAsia="Arial" w:hAnsi="Arial" w:cs="Arial"/>
+          <w:sz w:val="22"/>
+          <w:szCs w:val="22"/>
+        </w:rPr>
+      </w:pPr>
+      <w:r>
+        <w:rPr>
+          <w:rFonts w:ascii="Arial" w:eastAsia="Arial" w:hAnsi="Arial" w:cs="Arial"/>
+          <w:sz w:val="22"/>
+          <w:szCs w:val="22"/>
         </w:rPr>
         <w:t xml:space="preserve">Se fijó </w:t>
       </w:r>
@@ -5104,6 +5514,8 @@
           <w:rFonts w:ascii="Arial" w:eastAsia="Arial" w:hAnsi="Arial" w:cs="Arial"/>
           <w:b/>
           <w:bCs/>
+          <w:sz w:val="22"/>
+          <w:szCs w:val="22"/>
         </w:rPr>
         <w:t>n_muestras</w:t>
       </w:r>
@@ -5113,12 +5525,16 @@
           <w:rFonts w:ascii="Arial" w:eastAsia="Arial" w:hAnsi="Arial" w:cs="Arial"/>
           <w:b/>
           <w:bCs/>
+          <w:sz w:val="22"/>
+          <w:szCs w:val="22"/>
         </w:rPr>
         <w:t xml:space="preserve"> = 100.000</w:t>
       </w:r>
       <w:r>
         <w:rPr>
           <w:rFonts w:ascii="Arial" w:eastAsia="Arial" w:hAnsi="Arial" w:cs="Arial"/>
+          <w:sz w:val="22"/>
+          <w:szCs w:val="22"/>
         </w:rPr>
         <w:t xml:space="preserve"> y se varió la cantidad de monedas entre 5 y 50 (diez valores: 5, 10, 15, 20, 25, 30, 35, 40). La función </w:t>
       </w:r>
@@ -5128,39 +5544,27 @@
           <w:rFonts w:ascii="Arial" w:eastAsia="Arial" w:hAnsi="Arial" w:cs="Arial"/>
           <w:i/>
           <w:iCs/>
-        </w:rPr>
-        <w:t>experimento_con_</w:t>
-      </w:r>
-      <w:proofErr w:type="gramStart"/>
+          <w:sz w:val="22"/>
+          <w:szCs w:val="22"/>
+        </w:rPr>
+        <w:t>experimento_con_monedas</w:t>
+      </w:r>
+      <w:proofErr w:type="spellEnd"/>
       <w:r>
         <w:rPr>
           <w:rFonts w:ascii="Arial" w:eastAsia="Arial" w:hAnsi="Arial" w:cs="Arial"/>
           <w:i/>
           <w:iCs/>
-        </w:rPr>
-        <w:t>monedas</w:t>
-      </w:r>
-      <w:proofErr w:type="spellEnd"/>
-      <w:r>
-        <w:rPr>
-          <w:rFonts w:ascii="Arial" w:eastAsia="Arial" w:hAnsi="Arial" w:cs="Arial"/>
-          <w:i/>
-          <w:iCs/>
-        </w:rPr>
-        <w:t>(</w:t>
-      </w:r>
-      <w:proofErr w:type="gramEnd"/>
-      <w:r>
-        <w:rPr>
-          <w:rFonts w:ascii="Arial" w:eastAsia="Arial" w:hAnsi="Arial" w:cs="Arial"/>
-          <w:i/>
-          <w:iCs/>
-        </w:rPr>
-        <w:t>)</w:t>
-      </w:r>
-      <w:r>
-        <w:rPr>
-          <w:rFonts w:ascii="Arial" w:eastAsia="Arial" w:hAnsi="Arial" w:cs="Arial"/>
+          <w:sz w:val="22"/>
+          <w:szCs w:val="22"/>
+        </w:rPr>
+        <w:t>()</w:t>
+      </w:r>
+      <w:r>
+        <w:rPr>
+          <w:rFonts w:ascii="Arial" w:eastAsia="Arial" w:hAnsi="Arial" w:cs="Arial"/>
+          <w:sz w:val="22"/>
+          <w:szCs w:val="22"/>
         </w:rPr>
         <w:t xml:space="preserve"> ejecuta todos los casos.</w:t>
       </w:r>
@@ -5210,12 +5614,6 @@
         <w:gridCol w:w="2800"/>
       </w:tblGrid>
       <w:tr>
-        <w:tblPrEx>
-          <w:tblCellMar>
-            <w:top w:w="0" w:type="dxa"/>
-            <w:bottom w:w="0" w:type="dxa"/>
-          </w:tblCellMar>
-        </w:tblPrEx>
         <w:trPr>
           <w:tblHeader/>
         </w:trPr>
@@ -5252,6 +5650,7 @@
                 <w:sz w:val="22"/>
                 <w:szCs w:val="22"/>
               </w:rPr>
+              <w:lastRenderedPageBreak/>
               <w:t>Monedas</w:t>
             </w:r>
           </w:p>
@@ -5332,12 +5731,6 @@
         </w:tc>
       </w:tr>
       <w:tr>
-        <w:tblPrEx>
-          <w:tblCellMar>
-            <w:top w:w="0" w:type="dxa"/>
-            <w:bottom w:w="0" w:type="dxa"/>
-          </w:tblCellMar>
-        </w:tblPrEx>
         <w:tc>
           <w:tcPr>
             <w:tcW w:w="2800" w:type="dxa"/>
@@ -5460,12 +5853,6 @@
         </w:tc>
       </w:tr>
       <w:tr>
-        <w:tblPrEx>
-          <w:tblCellMar>
-            <w:top w:w="0" w:type="dxa"/>
-            <w:bottom w:w="0" w:type="dxa"/>
-          </w:tblCellMar>
-        </w:tblPrEx>
         <w:tc>
           <w:tcPr>
             <w:tcW w:w="2800" w:type="dxa"/>
@@ -5588,12 +5975,6 @@
         </w:tc>
       </w:tr>
       <w:tr>
-        <w:tblPrEx>
-          <w:tblCellMar>
-            <w:top w:w="0" w:type="dxa"/>
-            <w:bottom w:w="0" w:type="dxa"/>
-          </w:tblCellMar>
-        </w:tblPrEx>
         <w:tc>
           <w:tcPr>
             <w:tcW w:w="2800" w:type="dxa"/>
@@ -5716,12 +6097,6 @@
         </w:tc>
       </w:tr>
       <w:tr>
-        <w:tblPrEx>
-          <w:tblCellMar>
-            <w:top w:w="0" w:type="dxa"/>
-            <w:bottom w:w="0" w:type="dxa"/>
-          </w:tblCellMar>
-        </w:tblPrEx>
         <w:tc>
           <w:tcPr>
             <w:tcW w:w="2800" w:type="dxa"/>
@@ -5844,12 +6219,6 @@
         </w:tc>
       </w:tr>
       <w:tr>
-        <w:tblPrEx>
-          <w:tblCellMar>
-            <w:top w:w="0" w:type="dxa"/>
-            <w:bottom w:w="0" w:type="dxa"/>
-          </w:tblCellMar>
-        </w:tblPrEx>
         <w:tc>
           <w:tcPr>
             <w:tcW w:w="2800" w:type="dxa"/>
@@ -5972,12 +6341,6 @@
         </w:tc>
       </w:tr>
       <w:tr>
-        <w:tblPrEx>
-          <w:tblCellMar>
-            <w:top w:w="0" w:type="dxa"/>
-            <w:bottom w:w="0" w:type="dxa"/>
-          </w:tblCellMar>
-        </w:tblPrEx>
         <w:tc>
           <w:tcPr>
             <w:tcW w:w="2800" w:type="dxa"/>
@@ -6100,12 +6463,6 @@
         </w:tc>
       </w:tr>
       <w:tr>
-        <w:tblPrEx>
-          <w:tblCellMar>
-            <w:top w:w="0" w:type="dxa"/>
-            <w:bottom w:w="0" w:type="dxa"/>
-          </w:tblCellMar>
-        </w:tblPrEx>
         <w:tc>
           <w:tcPr>
             <w:tcW w:w="2800" w:type="dxa"/>
@@ -6228,12 +6585,6 @@
         </w:tc>
       </w:tr>
       <w:tr>
-        <w:tblPrEx>
-          <w:tblCellMar>
-            <w:top w:w="0" w:type="dxa"/>
-            <w:bottom w:w="0" w:type="dxa"/>
-          </w:tblCellMar>
-        </w:tblPrEx>
         <w:tc>
           <w:tcPr>
             <w:tcW w:w="2800" w:type="dxa"/>
@@ -6356,12 +6707,6 @@
         </w:tc>
       </w:tr>
       <w:tr>
-        <w:tblPrEx>
-          <w:tblCellMar>
-            <w:top w:w="0" w:type="dxa"/>
-            <w:bottom w:w="0" w:type="dxa"/>
-          </w:tblCellMar>
-        </w:tblPrEx>
         <w:tc>
           <w:tcPr>
             <w:tcW w:w="2800" w:type="dxa"/>
@@ -6484,12 +6829,6 @@
         </w:tc>
       </w:tr>
       <w:tr>
-        <w:tblPrEx>
-          <w:tblCellMar>
-            <w:top w:w="0" w:type="dxa"/>
-            <w:bottom w:w="0" w:type="dxa"/>
-          </w:tblCellMar>
-        </w:tblPrEx>
         <w:tc>
           <w:tcPr>
             <w:tcW w:w="2800" w:type="dxa"/>
@@ -6665,11 +7004,15 @@
       <w:pPr>
         <w:rPr>
           <w:rFonts w:ascii="Arial" w:hAnsi="Arial" w:cs="Arial"/>
-        </w:rPr>
-      </w:pPr>
-      <w:r>
-        <w:rPr>
-          <w:rFonts w:ascii="Arial" w:eastAsia="Arial" w:hAnsi="Arial" w:cs="Arial"/>
+          <w:sz w:val="22"/>
+          <w:szCs w:val="22"/>
+        </w:rPr>
+      </w:pPr>
+      <w:r>
+        <w:rPr>
+          <w:rFonts w:ascii="Arial" w:eastAsia="Arial" w:hAnsi="Arial" w:cs="Arial"/>
+          <w:sz w:val="22"/>
+          <w:szCs w:val="22"/>
         </w:rPr>
         <w:t xml:space="preserve">Acá el panorama es diferente al anterior. Los errores </w:t>
       </w:r>
@@ -6678,36 +7021,48 @@
           <w:rFonts w:ascii="Arial" w:eastAsia="Arial" w:hAnsi="Arial" w:cs="Arial"/>
           <w:b/>
           <w:bCs/>
+          <w:sz w:val="22"/>
+          <w:szCs w:val="22"/>
         </w:rPr>
         <w:t>no muestran una tendencia monótonamente decreciente</w:t>
       </w:r>
       <w:r>
         <w:rPr>
           <w:rFonts w:ascii="Arial" w:eastAsia="Arial" w:hAnsi="Arial" w:cs="Arial"/>
+          <w:sz w:val="22"/>
+          <w:szCs w:val="22"/>
         </w:rPr>
         <w:t>: hay valores con pocas monedas que dan error bajo (10 monedas: 2,21 × 10</w:t>
       </w:r>
       <w:r>
         <w:rPr>
           <w:rFonts w:ascii="Cambria Math" w:eastAsia="Arial" w:hAnsi="Cambria Math" w:cs="Cambria Math"/>
+          <w:sz w:val="22"/>
+          <w:szCs w:val="22"/>
         </w:rPr>
         <w:t>⁻</w:t>
       </w:r>
       <w:r>
         <w:rPr>
           <w:rFonts w:ascii="Arial" w:eastAsia="Arial" w:hAnsi="Arial" w:cs="Arial"/>
+          <w:sz w:val="22"/>
+          <w:szCs w:val="22"/>
         </w:rPr>
         <w:t>⁴) y valores con más monedas que dan error mayor (35 monedas: 3,22 × 10</w:t>
       </w:r>
       <w:r>
         <w:rPr>
           <w:rFonts w:ascii="Cambria Math" w:eastAsia="Arial" w:hAnsi="Cambria Math" w:cs="Cambria Math"/>
+          <w:sz w:val="22"/>
+          <w:szCs w:val="22"/>
         </w:rPr>
         <w:t>⁻</w:t>
       </w:r>
       <w:r>
         <w:rPr>
           <w:rFonts w:ascii="Arial" w:eastAsia="Arial" w:hAnsi="Arial" w:cs="Arial"/>
+          <w:sz w:val="22"/>
+          <w:szCs w:val="22"/>
         </w:rPr>
         <w:t>³). Esto no es una contradicción, sino variabilidad estadística normal con n = 100.000 muestras.</w:t>
       </w:r>
@@ -6716,13 +7071,16 @@
       <w:pPr>
         <w:rPr>
           <w:rFonts w:ascii="Arial" w:hAnsi="Arial" w:cs="Arial"/>
-        </w:rPr>
-      </w:pPr>
-      <w:r>
-        <w:rPr>
-          <w:rFonts w:ascii="Arial" w:eastAsia="Arial" w:hAnsi="Arial" w:cs="Arial"/>
-        </w:rPr>
-        <w:lastRenderedPageBreak/>
+          <w:sz w:val="22"/>
+          <w:szCs w:val="22"/>
+        </w:rPr>
+      </w:pPr>
+      <w:r>
+        <w:rPr>
+          <w:rFonts w:ascii="Arial" w:eastAsia="Arial" w:hAnsi="Arial" w:cs="Arial"/>
+          <w:sz w:val="22"/>
+          <w:szCs w:val="22"/>
+        </w:rPr>
         <w:t xml:space="preserve">Lo que sí se puede afirmar es que </w:t>
       </w:r>
       <w:r>
@@ -6730,12 +7088,16 @@
           <w:rFonts w:ascii="Arial" w:eastAsia="Arial" w:hAnsi="Arial" w:cs="Arial"/>
           <w:b/>
           <w:bCs/>
+          <w:sz w:val="22"/>
+          <w:szCs w:val="22"/>
         </w:rPr>
         <w:t>con 5 monedas el error es sistemáticamente mayor</w:t>
       </w:r>
       <w:r>
         <w:rPr>
           <w:rFonts w:ascii="Arial" w:eastAsia="Arial" w:hAnsi="Arial" w:cs="Arial"/>
+          <w:sz w:val="22"/>
+          <w:szCs w:val="22"/>
         </w:rPr>
         <w:t xml:space="preserve"> porque la variable discreta gruesa (solo 32 valores posibles) no puede aproximar bien el intervalo continuo [2/7, 6/7]. A partir de 10–15 monedas, el sesgo de discretización ya es tan pequeño que queda dominado por la fluctuación aleatoria de la muestra. En ese rango, agregar más monedas tiene impacto marginal.</w:t>
       </w:r>
@@ -6766,11 +7128,15 @@
       <w:pPr>
         <w:rPr>
           <w:rFonts w:ascii="Arial" w:hAnsi="Arial" w:cs="Arial"/>
-        </w:rPr>
-      </w:pPr>
-      <w:r>
-        <w:rPr>
-          <w:rFonts w:ascii="Arial" w:eastAsia="Arial" w:hAnsi="Arial" w:cs="Arial"/>
+          <w:sz w:val="22"/>
+          <w:szCs w:val="22"/>
+        </w:rPr>
+      </w:pPr>
+      <w:r>
+        <w:rPr>
+          <w:rFonts w:ascii="Arial" w:eastAsia="Arial" w:hAnsi="Arial" w:cs="Arial"/>
+          <w:sz w:val="22"/>
+          <w:szCs w:val="22"/>
         </w:rPr>
         <w:t>Para responder esta pregunta hay que distinguir dos fuentes de error distintas:</w:t>
       </w:r>
@@ -6786,6 +7152,8 @@
         <w:contextualSpacing w:val="0"/>
         <w:rPr>
           <w:rFonts w:ascii="Arial" w:hAnsi="Arial" w:cs="Arial"/>
+          <w:sz w:val="22"/>
+          <w:szCs w:val="22"/>
         </w:rPr>
       </w:pPr>
       <w:r>
@@ -6793,12 +7161,17 @@
           <w:rFonts w:ascii="Arial" w:eastAsia="Arial" w:hAnsi="Arial" w:cs="Arial"/>
           <w:b/>
           <w:bCs/>
-        </w:rPr>
+          <w:sz w:val="22"/>
+          <w:szCs w:val="22"/>
+        </w:rPr>
+        <w:lastRenderedPageBreak/>
         <w:t xml:space="preserve">Error estadístico (varianza muestral): </w:t>
       </w:r>
       <w:r>
         <w:rPr>
           <w:rFonts w:ascii="Arial" w:eastAsia="Arial" w:hAnsi="Arial" w:cs="Arial"/>
+          <w:sz w:val="22"/>
+          <w:szCs w:val="22"/>
         </w:rPr>
         <w:t xml:space="preserve">viene de tener una muestra finita. Se reduce aumentando </w:t>
       </w:r>
@@ -6806,6 +7179,8 @@
       <w:r>
         <w:rPr>
           <w:rFonts w:ascii="Arial" w:eastAsia="Arial" w:hAnsi="Arial" w:cs="Arial"/>
+          <w:sz w:val="22"/>
+          <w:szCs w:val="22"/>
         </w:rPr>
         <w:t>n_muestras</w:t>
       </w:r>
@@ -6813,6 +7188,8 @@
       <w:r>
         <w:rPr>
           <w:rFonts w:ascii="Arial" w:eastAsia="Arial" w:hAnsi="Arial" w:cs="Arial"/>
+          <w:sz w:val="22"/>
+          <w:szCs w:val="22"/>
         </w:rPr>
         <w:t xml:space="preserve">, a razón de 1/√n. No importa cuántas monedas tengamos, con </w:t>
       </w:r>
@@ -6820,6 +7197,8 @@
       <w:r>
         <w:rPr>
           <w:rFonts w:ascii="Arial" w:eastAsia="Arial" w:hAnsi="Arial" w:cs="Arial"/>
+          <w:sz w:val="22"/>
+          <w:szCs w:val="22"/>
         </w:rPr>
         <w:t>n</w:t>
       </w:r>
@@ -6827,6 +7206,8 @@
       <w:r>
         <w:rPr>
           <w:rFonts w:ascii="Arial" w:eastAsia="Arial" w:hAnsi="Arial" w:cs="Arial"/>
+          <w:sz w:val="22"/>
+          <w:szCs w:val="22"/>
         </w:rPr>
         <w:t xml:space="preserve"> chico el estimador fluctúa.</w:t>
       </w:r>
@@ -6842,6 +7223,8 @@
         <w:contextualSpacing w:val="0"/>
         <w:rPr>
           <w:rFonts w:ascii="Arial" w:hAnsi="Arial" w:cs="Arial"/>
+          <w:sz w:val="22"/>
+          <w:szCs w:val="22"/>
         </w:rPr>
       </w:pPr>
       <w:r>
@@ -6849,33 +7232,25 @@
           <w:rFonts w:ascii="Arial" w:eastAsia="Arial" w:hAnsi="Arial" w:cs="Arial"/>
           <w:b/>
           <w:bCs/>
+          <w:sz w:val="22"/>
+          <w:szCs w:val="22"/>
         </w:rPr>
         <w:t xml:space="preserve">Error de discretización (sesgo): </w:t>
       </w:r>
       <w:r>
         <w:rPr>
           <w:rFonts w:ascii="Arial" w:eastAsia="Arial" w:hAnsi="Arial" w:cs="Arial"/>
-        </w:rPr>
-        <w:t xml:space="preserve">viene de que X con pocas monedas no es exactamente </w:t>
-      </w:r>
-      <w:proofErr w:type="gramStart"/>
-      <w:r>
-        <w:rPr>
-          <w:rFonts w:ascii="Arial" w:eastAsia="Arial" w:hAnsi="Arial" w:cs="Arial"/>
-        </w:rPr>
-        <w:t>U[</w:t>
-      </w:r>
-      <w:proofErr w:type="gramEnd"/>
-      <w:r>
-        <w:rPr>
-          <w:rFonts w:ascii="Arial" w:eastAsia="Arial" w:hAnsi="Arial" w:cs="Arial"/>
-        </w:rPr>
-        <w:t xml:space="preserve">0,1]. Se reduce aumentando </w:t>
+          <w:sz w:val="22"/>
+          <w:szCs w:val="22"/>
+        </w:rPr>
+        <w:t xml:space="preserve">viene de que X con pocas monedas no es exactamente U[0,1]. Se reduce aumentando </w:t>
       </w:r>
       <w:proofErr w:type="spellStart"/>
       <w:r>
         <w:rPr>
           <w:rFonts w:ascii="Arial" w:eastAsia="Arial" w:hAnsi="Arial" w:cs="Arial"/>
+          <w:sz w:val="22"/>
+          <w:szCs w:val="22"/>
         </w:rPr>
         <w:t>n_monedas</w:t>
       </w:r>
@@ -6883,6 +7258,8 @@
       <w:r>
         <w:rPr>
           <w:rFonts w:ascii="Arial" w:eastAsia="Arial" w:hAnsi="Arial" w:cs="Arial"/>
+          <w:sz w:val="22"/>
+          <w:szCs w:val="22"/>
         </w:rPr>
         <w:t xml:space="preserve"> y desaparece prácticamente a partir de 15–20 monedas.</w:t>
       </w:r>
@@ -6891,11 +7268,15 @@
       <w:pPr>
         <w:rPr>
           <w:rFonts w:ascii="Arial" w:hAnsi="Arial" w:cs="Arial"/>
-        </w:rPr>
-      </w:pPr>
-      <w:r>
-        <w:rPr>
-          <w:rFonts w:ascii="Arial" w:eastAsia="Arial" w:hAnsi="Arial" w:cs="Arial"/>
+          <w:sz w:val="22"/>
+          <w:szCs w:val="22"/>
+        </w:rPr>
+      </w:pPr>
+      <w:r>
+        <w:rPr>
+          <w:rFonts w:ascii="Arial" w:eastAsia="Arial" w:hAnsi="Arial" w:cs="Arial"/>
+          <w:sz w:val="22"/>
+          <w:szCs w:val="22"/>
         </w:rPr>
         <w:t xml:space="preserve">La conclusión práctica es que </w:t>
       </w:r>
@@ -6904,12 +7285,16 @@
           <w:rFonts w:ascii="Arial" w:eastAsia="Arial" w:hAnsi="Arial" w:cs="Arial"/>
           <w:b/>
           <w:bCs/>
+          <w:sz w:val="22"/>
+          <w:szCs w:val="22"/>
         </w:rPr>
         <w:t>ambos ejes son necesarios, pero tienen roles distintos</w:t>
       </w:r>
       <w:r>
         <w:rPr>
           <w:rFonts w:ascii="Arial" w:eastAsia="Arial" w:hAnsi="Arial" w:cs="Arial"/>
+          <w:sz w:val="22"/>
+          <w:szCs w:val="22"/>
         </w:rPr>
         <w:t>. Usar pocas monedas introduce un sesgo que ninguna cantidad de muestras puede eliminar. A partir de 10–15 monedas ese sesgo es despreciable, y seguir agregando monedas tiene un costo computacional creciente (la matriz es más ancha) sin mejora apreciable.</w:t>
       </w:r>
@@ -6917,12 +7302,16 @@
     <w:p>
       <w:pPr>
         <w:rPr>
-          <w:rFonts w:ascii="Arial" w:hAnsi="Arial" w:cs="Arial"/>
-        </w:rPr>
-      </w:pPr>
-      <w:r>
-        <w:rPr>
-          <w:rFonts w:ascii="Arial" w:eastAsia="Arial" w:hAnsi="Arial" w:cs="Arial"/>
+          <w:rFonts w:ascii="Arial" w:eastAsia="Arial" w:hAnsi="Arial" w:cs="Arial"/>
+          <w:sz w:val="22"/>
+          <w:szCs w:val="22"/>
+        </w:rPr>
+      </w:pPr>
+      <w:r>
+        <w:rPr>
+          <w:rFonts w:ascii="Arial" w:eastAsia="Arial" w:hAnsi="Arial" w:cs="Arial"/>
+          <w:sz w:val="22"/>
+          <w:szCs w:val="22"/>
         </w:rPr>
         <w:t xml:space="preserve">La estrategia óptima es: </w:t>
       </w:r>
@@ -6931,12 +7320,16 @@
           <w:rFonts w:ascii="Arial" w:eastAsia="Arial" w:hAnsi="Arial" w:cs="Arial"/>
           <w:b/>
           <w:bCs/>
+          <w:sz w:val="22"/>
+          <w:szCs w:val="22"/>
         </w:rPr>
         <w:t>fijar un número razonable de monedas (15–20) para eliminar el sesgo, y luego aumentar el tamaño de muestra</w:t>
       </w:r>
       <w:r>
         <w:rPr>
           <w:rFonts w:ascii="Arial" w:eastAsia="Arial" w:hAnsi="Arial" w:cs="Arial"/>
+          <w:sz w:val="22"/>
+          <w:szCs w:val="22"/>
         </w:rPr>
         <w:t xml:space="preserve"> para controlar el error estadístico según la precisión requerida.</w:t>
       </w:r>
@@ -6944,9 +7337,778 @@
     <w:p>
       <w:pPr>
         <w:rPr>
-          <w:rFonts w:ascii="Arial" w:hAnsi="Arial" w:cs="Arial"/>
-        </w:rPr>
-      </w:pPr>
+          <w:rFonts w:ascii="Arial" w:eastAsia="Arial" w:hAnsi="Arial" w:cs="Arial"/>
+        </w:rPr>
+      </w:pPr>
+      <w:r>
+        <w:rPr>
+          <w:rFonts w:ascii="Arial" w:eastAsia="Arial" w:hAnsi="Arial" w:cs="Arial"/>
+        </w:rPr>
+        <w:br w:type="page"/>
+      </w:r>
+    </w:p>
+    <w:p>
+      <w:pPr>
+        <w:pStyle w:val="Heading1"/>
+        <w:rPr>
+          <w:rFonts w:eastAsia="Aptos"/>
+        </w:rPr>
+      </w:pPr>
+      <w:r>
+        <w:rPr>
+          <w:rFonts w:eastAsia="Aptos"/>
+        </w:rPr>
+        <w:lastRenderedPageBreak/>
+        <w:t xml:space="preserve">Parte 3: </w:t>
+      </w:r>
+    </w:p>
+    <w:p>
+      <w:pPr>
+        <w:pStyle w:val="Heading1"/>
+        <w:rPr>
+          <w:rFonts w:eastAsia="Aptos"/>
+        </w:rPr>
+      </w:pPr>
+      <w:r>
+        <w:rPr>
+          <w:rFonts w:eastAsia="Aptos"/>
+        </w:rPr>
+        <w:t>1-Función para simular pares (X,Y):</w:t>
+      </w:r>
+    </w:p>
+    <w:p>
+      <w:pPr>
+        <w:rPr>
+          <w:rFonts w:ascii="Arial" w:eastAsia="Aptos" w:hAnsi="Arial" w:cs="Arial"/>
+          <w:sz w:val="22"/>
+          <w:szCs w:val="22"/>
+        </w:rPr>
+      </w:pPr>
+      <w:r>
+        <w:rPr>
+          <w:rFonts w:ascii="Arial" w:eastAsia="Aptos" w:hAnsi="Arial" w:cs="Arial"/>
+          <w:sz w:val="22"/>
+          <w:szCs w:val="22"/>
+        </w:rPr>
+        <w:t xml:space="preserve">Se implementó la </w:t>
+      </w:r>
+      <w:r>
+        <w:rPr>
+          <w:rFonts w:ascii="Arial" w:eastAsia="Aptos" w:hAnsi="Arial" w:cs="Arial"/>
+          <w:sz w:val="22"/>
+          <w:szCs w:val="22"/>
+        </w:rPr>
+        <w:t>función</w:t>
+      </w:r>
+      <w:r>
+        <w:rPr>
+          <w:rFonts w:ascii="Arial" w:eastAsia="Aptos" w:hAnsi="Arial" w:cs="Arial"/>
+          <w:sz w:val="22"/>
+          <w:szCs w:val="22"/>
+        </w:rPr>
+        <w:t xml:space="preserve"> </w:t>
+      </w:r>
+      <w:proofErr w:type="spellStart"/>
+      <w:r>
+        <w:rPr>
+          <w:rFonts w:ascii="Arial" w:eastAsia="Aptos" w:hAnsi="Arial" w:cs="Arial"/>
+          <w:sz w:val="22"/>
+          <w:szCs w:val="22"/>
+        </w:rPr>
+        <w:t>simular_par_monedas</w:t>
+      </w:r>
+      <w:proofErr w:type="spellEnd"/>
+      <w:r>
+        <w:rPr>
+          <w:rFonts w:ascii="Arial" w:eastAsia="Aptos" w:hAnsi="Arial" w:cs="Arial"/>
+          <w:sz w:val="22"/>
+          <w:szCs w:val="22"/>
+        </w:rPr>
+        <w:t>(K) que genera dos valores independientes X e Y utilizando n monedas equilibradas cada uno. La función retorna la dupla (X, Y)</w:t>
+      </w:r>
+    </w:p>
+    <w:p>
+      <w:pPr>
+        <w:spacing w:line="240" w:lineRule="auto"/>
+        <w:rPr>
+          <w:rFonts w:ascii="Arial" w:eastAsia="Aptos" w:hAnsi="Arial" w:cs="Arial"/>
+        </w:rPr>
+      </w:pPr>
+      <w:r>
+        <w:rPr>
+          <w:rFonts w:ascii="Arial" w:hAnsi="Arial" w:cs="Arial"/>
+        </w:rPr>
+        <w:object w:dxaOrig="4140" w:dyaOrig="720" w14:anchorId="5B1D3110">
+          <v:rect id="rectole0000000000" o:spid="_x0000_i1032" style="width:207pt;height:36pt" o:ole="" o:preferrelative="t" stroked="f">
+            <v:imagedata r:id="rId7" o:title=""/>
+          </v:rect>
+          <o:OLEObject Type="Embed" ProgID="StaticDib" ShapeID="rectole0000000000" DrawAspect="Content" ObjectID="_1839761092" r:id="rId8"/>
+        </w:object>
+      </w:r>
+    </w:p>
+    <w:p>
+      <w:pPr>
+        <w:rPr>
+          <w:rFonts w:ascii="Arial" w:eastAsia="Aptos" w:hAnsi="Arial" w:cs="Arial"/>
+        </w:rPr>
+      </w:pPr>
+    </w:p>
+    <w:p>
+      <w:pPr>
+        <w:pStyle w:val="Heading1"/>
+        <w:rPr>
+          <w:rFonts w:eastAsia="Aptos"/>
+        </w:rPr>
+      </w:pPr>
+      <w:r>
+        <w:rPr>
+          <w:rFonts w:eastAsia="Aptos"/>
+        </w:rPr>
+        <w:t>2- Simulación de muestras de pares:</w:t>
+      </w:r>
+    </w:p>
+    <w:p>
+      <w:pPr>
+        <w:rPr>
+          <w:rFonts w:ascii="Arial" w:eastAsia="Aptos" w:hAnsi="Arial" w:cs="Arial"/>
+          <w:sz w:val="22"/>
+          <w:szCs w:val="22"/>
+        </w:rPr>
+      </w:pPr>
+      <w:r>
+        <w:rPr>
+          <w:rFonts w:ascii="Arial" w:eastAsia="Aptos" w:hAnsi="Arial" w:cs="Arial"/>
+          <w:sz w:val="22"/>
+          <w:szCs w:val="22"/>
+        </w:rPr>
+        <w:t>Para tamaños de muestra n = 10³, 10</w:t>
+      </w:r>
+      <w:r>
+        <w:rPr>
+          <w:rFonts w:ascii="Arial" w:eastAsia="Arial" w:hAnsi="Arial" w:cs="Arial"/>
+          <w:sz w:val="22"/>
+          <w:szCs w:val="22"/>
+        </w:rPr>
+        <w:t>⁴</w:t>
+      </w:r>
+      <w:r>
+        <w:rPr>
+          <w:rFonts w:ascii="Arial" w:eastAsia="Cambria Math" w:hAnsi="Arial" w:cs="Arial"/>
+          <w:sz w:val="22"/>
+          <w:szCs w:val="22"/>
+        </w:rPr>
+        <w:t>, 10⁵ y 10⁶, se generaron muestras aleatorias simples de duplas (</w:t>
+      </w:r>
+      <w:proofErr w:type="spellStart"/>
+      <w:r>
+        <w:rPr>
+          <w:rFonts w:ascii="Arial" w:eastAsia="Cambria Math" w:hAnsi="Arial" w:cs="Arial"/>
+          <w:sz w:val="22"/>
+          <w:szCs w:val="22"/>
+        </w:rPr>
+        <w:t>X_i</w:t>
+      </w:r>
+      <w:proofErr w:type="spellEnd"/>
+      <w:r>
+        <w:rPr>
+          <w:rFonts w:ascii="Arial" w:eastAsia="Cambria Math" w:hAnsi="Arial" w:cs="Arial"/>
+          <w:sz w:val="22"/>
+          <w:szCs w:val="22"/>
+        </w:rPr>
+        <w:t xml:space="preserve">, </w:t>
+      </w:r>
+      <w:proofErr w:type="spellStart"/>
+      <w:r>
+        <w:rPr>
+          <w:rFonts w:ascii="Arial" w:eastAsia="Cambria Math" w:hAnsi="Arial" w:cs="Arial"/>
+          <w:sz w:val="22"/>
+          <w:szCs w:val="22"/>
+        </w:rPr>
+        <w:t>Y_i</w:t>
+      </w:r>
+      <w:proofErr w:type="spellEnd"/>
+      <w:r>
+        <w:rPr>
+          <w:rFonts w:ascii="Arial" w:eastAsia="Cambria Math" w:hAnsi="Arial" w:cs="Arial"/>
+          <w:sz w:val="22"/>
+          <w:szCs w:val="22"/>
+        </w:rPr>
+        <w:t>) independientes e idénticamente distribuidas, utilizando 10 monedas por variable.</w:t>
+      </w:r>
+    </w:p>
+    <w:p>
+      <w:pPr>
+        <w:pStyle w:val="Heading1"/>
+        <w:rPr>
+          <w:rFonts w:eastAsia="Cambria Math"/>
+        </w:rPr>
+      </w:pPr>
+      <w:r>
+        <w:rPr>
+          <w:rFonts w:eastAsia="Aptos"/>
+        </w:rPr>
+        <w:t xml:space="preserve">3- Frecuencia del evento {X²+Y² </w:t>
+      </w:r>
+      <w:r>
+        <w:rPr>
+          <w:rFonts w:eastAsia="Cambria Math"/>
+        </w:rPr>
+        <w:t>≤ 1}:</w:t>
+      </w:r>
+    </w:p>
+    <w:p>
+      <w:pPr>
+        <w:rPr>
+          <w:rFonts w:ascii="Arial" w:eastAsia="Aptos" w:hAnsi="Arial" w:cs="Arial"/>
+          <w:sz w:val="22"/>
+          <w:szCs w:val="22"/>
+        </w:rPr>
+      </w:pPr>
+      <w:r>
+        <w:rPr>
+          <w:rFonts w:ascii="Arial" w:eastAsia="Aptos" w:hAnsi="Arial" w:cs="Arial"/>
+          <w:sz w:val="22"/>
+          <w:szCs w:val="22"/>
+        </w:rPr>
+        <w:t xml:space="preserve">Para cada muestra se calculó la frecuencia relativa del evento X²+Y² </w:t>
+      </w:r>
+      <w:r>
+        <w:rPr>
+          <w:rFonts w:ascii="Arial" w:eastAsia="Cambria Math" w:hAnsi="Arial" w:cs="Arial"/>
+          <w:sz w:val="22"/>
+          <w:szCs w:val="22"/>
+        </w:rPr>
+        <w:t>≤ 1 y se multiplico por 4 para aproximar el valor de Pi. Los resultado obtenidos fueron</w:t>
+      </w:r>
+    </w:p>
+    <w:p>
+      <w:pPr>
+        <w:rPr>
+          <w:rFonts w:ascii="Arial" w:eastAsia="Aptos" w:hAnsi="Arial" w:cs="Arial"/>
+        </w:rPr>
+      </w:pPr>
+    </w:p>
+    <w:p>
+      <w:pPr>
+        <w:spacing w:line="240" w:lineRule="auto"/>
+        <w:rPr>
+          <w:rFonts w:ascii="Arial" w:hAnsi="Arial" w:cs="Arial"/>
+        </w:rPr>
+      </w:pPr>
+      <w:r>
+        <w:rPr>
+          <w:rFonts w:ascii="Arial" w:hAnsi="Arial" w:cs="Arial"/>
+        </w:rPr>
+        <w:object w:dxaOrig="8640" w:dyaOrig="3060" w14:anchorId="09F0289A">
+          <v:rect id="rectole0000000001" o:spid="_x0000_i1033" style="width:6in;height:153pt" o:ole="" o:preferrelative="t" stroked="f">
+            <v:imagedata r:id="rId9" o:title=""/>
+          </v:rect>
+          <o:OLEObject Type="Embed" ProgID="StaticDib" ShapeID="rectole0000000001" DrawAspect="Content" ObjectID="_1839761093" r:id="rId10"/>
+        </w:object>
+      </w:r>
+    </w:p>
+    <w:p>
+      <w:pPr>
+        <w:spacing w:line="240" w:lineRule="auto"/>
+        <w:rPr>
+          <w:rFonts w:ascii="Arial" w:hAnsi="Arial" w:cs="Arial"/>
+        </w:rPr>
+      </w:pPr>
+    </w:p>
+    <w:p>
+      <w:pPr>
+        <w:spacing w:line="240" w:lineRule="auto"/>
+        <w:rPr>
+          <w:rFonts w:ascii="Arial" w:hAnsi="Arial" w:cs="Arial"/>
+        </w:rPr>
+      </w:pPr>
+    </w:p>
+    <w:p>
+      <w:pPr>
+        <w:spacing w:line="240" w:lineRule="auto"/>
+        <w:rPr>
+          <w:rFonts w:ascii="Arial" w:hAnsi="Arial" w:cs="Arial"/>
+        </w:rPr>
+      </w:pPr>
+    </w:p>
+    <w:p>
+      <w:pPr>
+        <w:spacing w:line="240" w:lineRule="auto"/>
+        <w:rPr>
+          <w:rFonts w:ascii="Arial" w:hAnsi="Arial" w:cs="Arial"/>
+        </w:rPr>
+      </w:pPr>
+    </w:p>
+    <w:p>
+      <w:pPr>
+        <w:spacing w:line="240" w:lineRule="auto"/>
+        <w:rPr>
+          <w:rFonts w:ascii="Arial" w:eastAsia="Aptos" w:hAnsi="Arial" w:cs="Arial"/>
+        </w:rPr>
+      </w:pPr>
+    </w:p>
+    <w:p>
+      <w:pPr>
+        <w:pStyle w:val="Heading1"/>
+        <w:rPr>
+          <w:rFonts w:eastAsia="Aptos"/>
+        </w:rPr>
+      </w:pPr>
+      <w:r>
+        <w:rPr>
+          <w:rFonts w:eastAsia="Aptos"/>
+        </w:rPr>
+        <w:lastRenderedPageBreak/>
+        <w:t xml:space="preserve">4- </w:t>
+      </w:r>
+      <w:r>
+        <w:rPr>
+          <w:rFonts w:eastAsia="Aptos"/>
+        </w:rPr>
+        <w:t>Dígitos</w:t>
+      </w:r>
+      <w:r>
+        <w:rPr>
+          <w:rFonts w:eastAsia="Aptos"/>
+        </w:rPr>
+        <w:t xml:space="preserve"> correctos en la aproximación de Pi:</w:t>
+      </w:r>
+    </w:p>
+    <w:p>
+      <w:pPr>
+        <w:rPr>
+          <w:rFonts w:ascii="Arial" w:eastAsia="Aptos" w:hAnsi="Arial" w:cs="Arial"/>
+          <w:sz w:val="22"/>
+          <w:szCs w:val="22"/>
+        </w:rPr>
+      </w:pPr>
+      <w:r>
+        <w:rPr>
+          <w:rFonts w:ascii="Arial" w:eastAsia="Aptos" w:hAnsi="Arial" w:cs="Arial"/>
+          <w:sz w:val="22"/>
+          <w:szCs w:val="22"/>
+        </w:rPr>
+        <w:t>Se contaron cuántos dígitos decimales correctos se obtenían en cada aproximación:</w:t>
+      </w:r>
+    </w:p>
+    <w:p>
+      <w:pPr>
+        <w:spacing w:line="240" w:lineRule="auto"/>
+        <w:rPr>
+          <w:rFonts w:ascii="Arial" w:hAnsi="Arial" w:cs="Arial"/>
+        </w:rPr>
+      </w:pPr>
+      <w:r>
+        <w:rPr>
+          <w:rFonts w:ascii="Arial" w:hAnsi="Arial" w:cs="Arial"/>
+        </w:rPr>
+        <w:object w:dxaOrig="8640" w:dyaOrig="2880" w14:anchorId="5D52641A">
+          <v:rect id="rectole0000000002" o:spid="_x0000_i1034" style="width:6in;height:2in" o:ole="" o:preferrelative="t" stroked="f">
+            <v:imagedata r:id="rId11" o:title=""/>
+          </v:rect>
+          <o:OLEObject Type="Embed" ProgID="StaticDib" ShapeID="rectole0000000002" DrawAspect="Content" ObjectID="_1839761094" r:id="rId12"/>
+        </w:object>
+      </w:r>
+    </w:p>
+    <w:p>
+      <w:pPr>
+        <w:spacing w:line="240" w:lineRule="auto"/>
+        <w:rPr>
+          <w:rFonts w:ascii="Arial" w:eastAsia="Aptos" w:hAnsi="Arial" w:cs="Arial"/>
+        </w:rPr>
+      </w:pPr>
+    </w:p>
+    <w:p>
+      <w:pPr>
+        <w:pStyle w:val="Heading1"/>
+        <w:rPr>
+          <w:rFonts w:eastAsia="Aptos"/>
+        </w:rPr>
+      </w:pPr>
+      <w:r>
+        <w:rPr>
+          <w:rFonts w:eastAsia="Aptos"/>
+        </w:rPr>
+        <w:t>5- Simulación con más de 10 monedas:</w:t>
+      </w:r>
+    </w:p>
+    <w:p>
+      <w:pPr>
+        <w:spacing w:line="240" w:lineRule="auto"/>
+        <w:rPr>
+          <w:rFonts w:ascii="Arial" w:eastAsia="Aptos" w:hAnsi="Arial" w:cs="Arial"/>
+          <w:sz w:val="22"/>
+          <w:szCs w:val="22"/>
+        </w:rPr>
+      </w:pPr>
+      <w:r>
+        <w:rPr>
+          <w:rFonts w:ascii="Arial" w:eastAsia="Aptos" w:hAnsi="Arial" w:cs="Arial"/>
+          <w:sz w:val="22"/>
+          <w:szCs w:val="22"/>
+        </w:rPr>
+        <w:t xml:space="preserve">Se repitió el </w:t>
+      </w:r>
+      <w:r>
+        <w:rPr>
+          <w:rFonts w:ascii="Arial" w:eastAsia="Aptos" w:hAnsi="Arial" w:cs="Arial"/>
+          <w:sz w:val="22"/>
+          <w:szCs w:val="22"/>
+        </w:rPr>
+        <w:t>análisis</w:t>
+      </w:r>
+      <w:r>
+        <w:rPr>
+          <w:rFonts w:ascii="Arial" w:eastAsia="Aptos" w:hAnsi="Arial" w:cs="Arial"/>
+          <w:sz w:val="22"/>
+          <w:szCs w:val="22"/>
+        </w:rPr>
+        <w:t xml:space="preserve"> utilizando 12, 14 ,16 ,18 ,20 monedas, manteniendo fijo el tamaño de muestra en n = 100,000. Los resultados fueron:</w:t>
+      </w:r>
+    </w:p>
+    <w:p>
+      <w:pPr>
+        <w:spacing w:line="240" w:lineRule="auto"/>
+        <w:rPr>
+          <w:rFonts w:ascii="Arial" w:eastAsia="Aptos" w:hAnsi="Arial" w:cs="Arial"/>
+        </w:rPr>
+      </w:pPr>
+      <w:r>
+        <w:rPr>
+          <w:rFonts w:ascii="Arial" w:hAnsi="Arial" w:cs="Arial"/>
+        </w:rPr>
+        <w:object w:dxaOrig="8640" w:dyaOrig="3936" w14:anchorId="3CD71036">
+          <v:rect id="rectole0000000003" o:spid="_x0000_i1035" style="width:6in;height:196.8pt" o:ole="" o:preferrelative="t" stroked="f">
+            <v:imagedata r:id="rId13" o:title=""/>
+          </v:rect>
+          <o:OLEObject Type="Embed" ProgID="StaticDib" ShapeID="rectole0000000003" DrawAspect="Content" ObjectID="_1839761095" r:id="rId14"/>
+        </w:object>
+      </w:r>
+    </w:p>
+    <w:p>
+      <w:pPr>
+        <w:spacing w:line="240" w:lineRule="auto"/>
+        <w:rPr>
+          <w:rFonts w:ascii="Arial" w:eastAsia="Aptos" w:hAnsi="Arial" w:cs="Arial"/>
+          <w:sz w:val="22"/>
+          <w:szCs w:val="22"/>
+        </w:rPr>
+      </w:pPr>
+      <w:r>
+        <w:rPr>
+          <w:rFonts w:ascii="Arial" w:eastAsia="Aptos" w:hAnsi="Arial" w:cs="Arial"/>
+          <w:sz w:val="22"/>
+          <w:szCs w:val="22"/>
+        </w:rPr>
+        <w:t xml:space="preserve">Se observa </w:t>
+      </w:r>
+      <w:r>
+        <w:rPr>
+          <w:rFonts w:ascii="Arial" w:eastAsia="Aptos" w:hAnsi="Arial" w:cs="Arial"/>
+          <w:sz w:val="22"/>
+          <w:szCs w:val="22"/>
+        </w:rPr>
+        <w:t>que,</w:t>
+      </w:r>
+      <w:r>
+        <w:rPr>
+          <w:rFonts w:ascii="Arial" w:eastAsia="Aptos" w:hAnsi="Arial" w:cs="Arial"/>
+          <w:sz w:val="22"/>
+          <w:szCs w:val="22"/>
+        </w:rPr>
+        <w:t xml:space="preserve"> al aumentar el número de monedas, la aproximación mejora significativamente y se obtienen más dígitos correctos de Pi, con un costo computacional moderado.</w:t>
+      </w:r>
+    </w:p>
+    <w:p>
+      <w:pPr>
+        <w:spacing w:line="240" w:lineRule="auto"/>
+        <w:rPr>
+          <w:rFonts w:ascii="Arial" w:eastAsia="Aptos" w:hAnsi="Arial" w:cs="Arial"/>
+          <w:sz w:val="22"/>
+          <w:szCs w:val="22"/>
+        </w:rPr>
+      </w:pPr>
+    </w:p>
+    <w:p>
+      <w:pPr>
+        <w:pStyle w:val="Heading1"/>
+        <w:rPr>
+          <w:rFonts w:eastAsia="Aptos"/>
+        </w:rPr>
+      </w:pPr>
+      <w:r>
+        <w:rPr>
+          <w:rFonts w:eastAsia="Aptos"/>
+        </w:rPr>
+        <w:t>6- Análisis de eficiencia:</w:t>
+      </w:r>
+    </w:p>
+    <w:p>
+      <w:pPr>
+        <w:spacing w:line="240" w:lineRule="auto"/>
+        <w:rPr>
+          <w:rFonts w:ascii="Arial" w:eastAsia="Aptos" w:hAnsi="Arial" w:cs="Arial"/>
+          <w:sz w:val="22"/>
+          <w:szCs w:val="22"/>
+        </w:rPr>
+      </w:pPr>
+      <w:r>
+        <w:rPr>
+          <w:rFonts w:ascii="Arial" w:eastAsia="Aptos" w:hAnsi="Arial" w:cs="Arial"/>
+          <w:sz w:val="22"/>
+          <w:szCs w:val="22"/>
+        </w:rPr>
+        <w:t>Se compararon dos estrategias para mejorar la aproximación de Pi:</w:t>
+      </w:r>
+    </w:p>
+    <w:p>
+      <w:pPr>
+        <w:spacing w:line="240" w:lineRule="auto"/>
+        <w:rPr>
+          <w:rFonts w:ascii="Arial" w:eastAsia="Aptos" w:hAnsi="Arial" w:cs="Arial"/>
+          <w:sz w:val="22"/>
+          <w:szCs w:val="22"/>
+        </w:rPr>
+      </w:pPr>
+      <w:r>
+        <w:rPr>
+          <w:rFonts w:ascii="Arial" w:eastAsia="Aptos" w:hAnsi="Arial" w:cs="Arial"/>
+          <w:sz w:val="22"/>
+          <w:szCs w:val="22"/>
+        </w:rPr>
+        <w:t>-Estrategia A: aumentar el tamaño de muestra (n) con 10 monedas fijo</w:t>
+      </w:r>
+    </w:p>
+    <w:p>
+      <w:pPr>
+        <w:spacing w:line="240" w:lineRule="auto"/>
+        <w:rPr>
+          <w:rFonts w:ascii="Arial" w:eastAsia="Aptos" w:hAnsi="Arial" w:cs="Arial"/>
+          <w:sz w:val="22"/>
+          <w:szCs w:val="22"/>
+        </w:rPr>
+      </w:pPr>
+      <w:r>
+        <w:rPr>
+          <w:rFonts w:ascii="Arial" w:eastAsia="Aptos" w:hAnsi="Arial" w:cs="Arial"/>
+          <w:sz w:val="22"/>
+          <w:szCs w:val="22"/>
+        </w:rPr>
+        <w:t>-Estrategia B: aumentar el número de monedas (K) con n = 100,000 fijo</w:t>
+      </w:r>
+    </w:p>
+    <w:p>
+      <w:pPr>
+        <w:spacing w:line="240" w:lineRule="auto"/>
+        <w:rPr>
+          <w:rFonts w:ascii="Arial" w:eastAsia="Aptos" w:hAnsi="Arial" w:cs="Arial"/>
+        </w:rPr>
+      </w:pPr>
+      <w:r>
+        <w:rPr>
+          <w:rFonts w:ascii="Arial" w:hAnsi="Arial" w:cs="Arial"/>
+        </w:rPr>
+        <w:object w:dxaOrig="8640" w:dyaOrig="1679" w14:anchorId="2195CE7F">
+          <v:rect id="rectole0000000004" o:spid="_x0000_i1036" style="width:6in;height:84pt" o:ole="" o:preferrelative="t" stroked="f">
+            <v:imagedata r:id="rId15" o:title=""/>
+          </v:rect>
+          <o:OLEObject Type="Embed" ProgID="StaticDib" ShapeID="rectole0000000004" DrawAspect="Content" ObjectID="_1839761096" r:id="rId16"/>
+        </w:object>
+      </w:r>
+    </w:p>
+    <w:p>
+      <w:pPr>
+        <w:spacing w:line="240" w:lineRule="auto"/>
+        <w:rPr>
+          <w:rStyle w:val="Heading1Char"/>
+        </w:rPr>
+      </w:pPr>
+    </w:p>
+    <w:p>
+      <w:pPr>
+        <w:spacing w:line="240" w:lineRule="auto"/>
+        <w:rPr>
+          <w:rFonts w:ascii="Arial" w:eastAsia="Aptos" w:hAnsi="Arial" w:cs="Arial"/>
+          <w:sz w:val="22"/>
+          <w:szCs w:val="22"/>
+        </w:rPr>
+      </w:pPr>
+      <w:r>
+        <w:rPr>
+          <w:rStyle w:val="Heading1Char"/>
+        </w:rPr>
+        <w:t>Conclusión :</w:t>
+      </w:r>
+      <w:r>
+        <w:rPr>
+          <w:rFonts w:ascii="Arial" w:eastAsia="Aptos" w:hAnsi="Arial" w:cs="Arial"/>
+          <w:sz w:val="22"/>
+          <w:szCs w:val="22"/>
+        </w:rPr>
+        <w:t xml:space="preserve"> </w:t>
+      </w:r>
+    </w:p>
+    <w:p>
+      <w:pPr>
+        <w:spacing w:line="240" w:lineRule="auto"/>
+        <w:rPr>
+          <w:rFonts w:ascii="Arial" w:eastAsia="Aptos" w:hAnsi="Arial" w:cs="Arial"/>
+          <w:sz w:val="22"/>
+          <w:szCs w:val="22"/>
+        </w:rPr>
+      </w:pPr>
+      <w:r>
+        <w:rPr>
+          <w:rFonts w:ascii="Arial" w:eastAsia="Aptos" w:hAnsi="Arial" w:cs="Arial"/>
+          <w:sz w:val="22"/>
+          <w:szCs w:val="22"/>
+        </w:rPr>
+        <w:t xml:space="preserve">Es </w:t>
+      </w:r>
+      <w:r>
+        <w:rPr>
+          <w:rFonts w:ascii="Arial" w:eastAsia="Aptos" w:hAnsi="Arial" w:cs="Arial"/>
+          <w:sz w:val="22"/>
+          <w:szCs w:val="22"/>
+        </w:rPr>
+        <w:t>más</w:t>
+      </w:r>
+      <w:r>
+        <w:rPr>
+          <w:rFonts w:ascii="Arial" w:eastAsia="Aptos" w:hAnsi="Arial" w:cs="Arial"/>
+          <w:sz w:val="22"/>
+          <w:szCs w:val="22"/>
+        </w:rPr>
+        <w:t xml:space="preserve"> eficiente aumentar el </w:t>
+      </w:r>
+      <w:r>
+        <w:rPr>
+          <w:rFonts w:ascii="Arial" w:eastAsia="Aptos" w:hAnsi="Arial" w:cs="Arial"/>
+          <w:sz w:val="22"/>
+          <w:szCs w:val="22"/>
+        </w:rPr>
+        <w:t>número</w:t>
+      </w:r>
+      <w:r>
+        <w:rPr>
+          <w:rFonts w:ascii="Arial" w:eastAsia="Aptos" w:hAnsi="Arial" w:cs="Arial"/>
+          <w:sz w:val="22"/>
+          <w:szCs w:val="22"/>
+        </w:rPr>
+        <w:t xml:space="preserve"> de monedas que aumentar el tamaño de </w:t>
+      </w:r>
+      <w:r>
+        <w:rPr>
+          <w:rFonts w:ascii="Arial" w:eastAsia="Aptos" w:hAnsi="Arial" w:cs="Arial"/>
+          <w:sz w:val="22"/>
+          <w:szCs w:val="22"/>
+        </w:rPr>
+        <w:t>muestra. El</w:t>
+      </w:r>
+      <w:r>
+        <w:rPr>
+          <w:rFonts w:ascii="Arial" w:eastAsia="Aptos" w:hAnsi="Arial" w:cs="Arial"/>
+          <w:sz w:val="22"/>
+          <w:szCs w:val="22"/>
+        </w:rPr>
+        <w:t xml:space="preserve"> error de </w:t>
+      </w:r>
+      <w:r>
+        <w:rPr>
+          <w:rFonts w:ascii="Arial" w:eastAsia="Aptos" w:hAnsi="Arial" w:cs="Arial"/>
+          <w:sz w:val="22"/>
+          <w:szCs w:val="22"/>
+        </w:rPr>
+        <w:t>discretización</w:t>
+      </w:r>
+      <w:r>
+        <w:rPr>
+          <w:rFonts w:ascii="Arial" w:eastAsia="Aptos" w:hAnsi="Arial" w:cs="Arial"/>
+          <w:sz w:val="22"/>
+          <w:szCs w:val="22"/>
+        </w:rPr>
+        <w:t xml:space="preserve"> paso de (paso = 1/2 k) se reduce </w:t>
+      </w:r>
+      <w:r>
+        <w:rPr>
+          <w:rFonts w:ascii="Arial" w:eastAsia="Aptos" w:hAnsi="Arial" w:cs="Arial"/>
+          <w:sz w:val="22"/>
+          <w:szCs w:val="22"/>
+        </w:rPr>
+        <w:t>exponencialmente</w:t>
+      </w:r>
+      <w:r>
+        <w:rPr>
+          <w:rFonts w:ascii="Arial" w:eastAsia="Aptos" w:hAnsi="Arial" w:cs="Arial"/>
+          <w:sz w:val="22"/>
+          <w:szCs w:val="22"/>
+        </w:rPr>
+        <w:t xml:space="preserve"> al agregar </w:t>
+      </w:r>
+      <w:r>
+        <w:rPr>
+          <w:rFonts w:ascii="Arial" w:eastAsia="Aptos" w:hAnsi="Arial" w:cs="Arial"/>
+          <w:sz w:val="22"/>
+          <w:szCs w:val="22"/>
+        </w:rPr>
+        <w:t>más</w:t>
+      </w:r>
+      <w:r>
+        <w:rPr>
+          <w:rFonts w:ascii="Arial" w:eastAsia="Aptos" w:hAnsi="Arial" w:cs="Arial"/>
+          <w:sz w:val="22"/>
+          <w:szCs w:val="22"/>
+        </w:rPr>
+        <w:t xml:space="preserve"> monedas, mientras que el error </w:t>
+      </w:r>
+      <w:r>
+        <w:rPr>
+          <w:rFonts w:ascii="Arial" w:eastAsia="Aptos" w:hAnsi="Arial" w:cs="Arial"/>
+          <w:sz w:val="22"/>
+          <w:szCs w:val="22"/>
+        </w:rPr>
+        <w:t>estadístico</w:t>
+      </w:r>
+      <w:r>
+        <w:rPr>
+          <w:rFonts w:ascii="Arial" w:eastAsia="Aptos" w:hAnsi="Arial" w:cs="Arial"/>
+          <w:sz w:val="22"/>
+          <w:szCs w:val="22"/>
+        </w:rPr>
+        <w:t xml:space="preserve"> solo se reduce como 1/ </w:t>
+      </w:r>
+      <w:r>
+        <w:rPr>
+          <w:rFonts w:ascii="Arial" w:eastAsia="Aptos" w:hAnsi="Arial" w:cs="Arial"/>
+          <w:sz w:val="22"/>
+          <w:szCs w:val="22"/>
+        </w:rPr>
+        <w:t>raíz</w:t>
+      </w:r>
+      <w:r>
+        <w:rPr>
+          <w:rFonts w:ascii="Arial" w:eastAsia="Aptos" w:hAnsi="Arial" w:cs="Arial"/>
+          <w:sz w:val="22"/>
+          <w:szCs w:val="22"/>
+        </w:rPr>
+        <w:t xml:space="preserve"> de n. Además, el </w:t>
+      </w:r>
+      <w:r>
+        <w:rPr>
+          <w:rFonts w:ascii="Arial" w:eastAsia="Aptos" w:hAnsi="Arial" w:cs="Arial"/>
+          <w:sz w:val="22"/>
+          <w:szCs w:val="22"/>
+        </w:rPr>
+        <w:t>costo computacional</w:t>
+      </w:r>
+      <w:r>
+        <w:rPr>
+          <w:rFonts w:ascii="Arial" w:eastAsia="Aptos" w:hAnsi="Arial" w:cs="Arial"/>
+          <w:sz w:val="22"/>
+          <w:szCs w:val="22"/>
+        </w:rPr>
+        <w:t xml:space="preserve"> de aumentar monedas es lineal, mientras que aumentar la muestra es lineal en n pero requiere órdenes de magnitud más tiempo para lograr mejoras similares en precisión.</w:t>
+      </w:r>
     </w:p>
     <w:sectPr>
       <w:pgSz w:w="11906" w:h="16838"/>
@@ -7684,6 +8846,7 @@
   <w:style w:type="character" w:default="1" w:styleId="DefaultParagraphFont">
     <w:name w:val="Default Paragraph Font"/>
     <w:uiPriority w:val="1"/>
+    <w:semiHidden/>
     <w:unhideWhenUsed/>
   </w:style>
   <w:style w:type="table" w:default="1" w:styleId="TableNormal">
